--- a/docs/tech/ezEKP/ezEKP 패키지 설치 매뉴얼.docx
+++ b/docs/tech/ezEKP/ezEKP 패키지 설치 매뉴얼.docx
@@ -1,6 +1,6 @@
 
 <file path=word/document.xml><?xml version="1.0" encoding="utf-8"?>
-<w:document xmlns:wpc="http://schemas.microsoft.com/office/word/2010/wordprocessingCanvas" xmlns:cx="http://schemas.microsoft.com/office/drawing/2014/chartex" xmlns:mc="http://schemas.openxmlformats.org/markup-compatibility/2006" xmlns:o="urn:schemas-microsoft-com:office:office" xmlns:r="http://schemas.openxmlformats.org/officeDocument/2006/relationships" xmlns:m="http://schemas.openxmlformats.org/officeDocument/2006/math" xmlns:v="urn:schemas-microsoft-com:vml" xmlns:wp14="http://schemas.microsoft.com/office/word/2010/wordprocessingDrawing" xmlns:wp="http://schemas.openxmlformats.org/drawingml/2006/wordprocessingDrawing" xmlns:w10="urn:schemas-microsoft-com:office:word" xmlns:w="http://schemas.openxmlformats.org/wordprocessingml/2006/main" xmlns:w14="http://schemas.microsoft.com/office/word/2010/wordml" xmlns:w15="http://schemas.microsoft.com/office/word/2012/wordml" xmlns:w16se="http://schemas.microsoft.com/office/word/2015/wordml/symex" xmlns:wpg="http://schemas.microsoft.com/office/word/2010/wordprocessingGroup" xmlns:wpi="http://schemas.microsoft.com/office/word/2010/wordprocessingInk" xmlns:wne="http://schemas.microsoft.com/office/word/2006/wordml" xmlns:wps="http://schemas.microsoft.com/office/word/2010/wordprocessingShape" mc:Ignorable="w14 w15 w16se wp14">
+<w:document xmlns:wpc="http://schemas.microsoft.com/office/word/2010/wordprocessingCanvas" xmlns:mc="http://schemas.openxmlformats.org/markup-compatibility/2006" xmlns:o="urn:schemas-microsoft-com:office:office" xmlns:r="http://schemas.openxmlformats.org/officeDocument/2006/relationships" xmlns:m="http://schemas.openxmlformats.org/officeDocument/2006/math" xmlns:v="urn:schemas-microsoft-com:vml" xmlns:wp14="http://schemas.microsoft.com/office/word/2010/wordprocessingDrawing" xmlns:wp="http://schemas.openxmlformats.org/drawingml/2006/wordprocessingDrawing" xmlns:w10="urn:schemas-microsoft-com:office:word" xmlns:w="http://schemas.openxmlformats.org/wordprocessingml/2006/main" xmlns:w14="http://schemas.microsoft.com/office/word/2010/wordml" xmlns:w15="http://schemas.microsoft.com/office/word/2012/wordml" xmlns:wpg="http://schemas.microsoft.com/office/word/2010/wordprocessingGroup" xmlns:wpi="http://schemas.microsoft.com/office/word/2010/wordprocessingInk" xmlns:wne="http://schemas.microsoft.com/office/word/2006/wordml" xmlns:wps="http://schemas.microsoft.com/office/word/2010/wordprocessingShape" mc:Ignorable="w14 w15 wp14">
   <w:body>
     <w:p/>
     <w:p>
@@ -237,7 +237,7 @@
                   <v:stroke joinstyle="miter"/>
                   <v:path gradientshapeok="t" o:connecttype="rect"/>
                 </v:shapetype>
-                <v:shape id="Text Box 9" o:spid="_x0000_s1028" type="#_x0000_t202" style="position:absolute;left:1143;top:2222;width:29718;height:3556;visibility:visible;mso-wrap-style:square;v-text-anchor:top" o:gfxdata="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" filled="f" stroked="f">
+                <v:shape id="Text Box 9" o:spid="_x0000_s1028" type="#_x0000_t202" style="position:absolute;left:1143;top:2222;width:29718;height:3556;visibility:visible;mso-wrap-style:square;v-text-anchor:top" o:gfxdata="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" filled="f" stroked="f">
                   <v:textbox style="mso-fit-shape-to-text:t" inset="0,0,0,0">
                     <w:txbxContent>
                       <w:p>
@@ -327,7 +327,7 @@
                     </w:txbxContent>
                   </v:textbox>
                 </v:shape>
-                <v:shape id="Picture 10" o:spid="_x0000_s1029" type="#_x0000_t75" alt="logo_ezEKP" style="position:absolute;left:31851;top:1790;width:14764;height:3334;visibility:visible;mso-wrap-style:square" o:gfxdata="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">
+                <v:shape id="Picture 10" o:spid="_x0000_s1029" type="#_x0000_t75" alt="logo_ezEKP" style="position:absolute;left:31851;top:1790;width:14764;height:3334;visibility:visible;mso-wrap-style:square" o:gfxdata="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">
                   <v:imagedata r:id="rId9" o:title="logo_ezEKP"/>
                 </v:shape>
                 <w10:anchorlock/>
@@ -1443,7 +1443,6 @@
           <w:pPr>
             <w:pStyle w:val="10"/>
             <w:rPr>
-              <w:rFonts w:hint="eastAsia"/>
               <w:b w:val="0"/>
             </w:rPr>
           </w:pPr>
@@ -1930,7 +1929,6 @@
           <w:pPr>
             <w:pStyle w:val="10"/>
             <w:rPr>
-              <w:rFonts w:hint="eastAsia"/>
               <w:b w:val="0"/>
             </w:rPr>
           </w:pPr>
@@ -2345,11 +2343,6 @@
           </w:hyperlink>
         </w:p>
         <w:p>
-          <w:pPr>
-            <w:rPr>
-              <w:rFonts w:hint="eastAsia"/>
-            </w:rPr>
-          </w:pPr>
           <w:r>
             <w:rPr>
               <w:b/>
@@ -2365,9 +2358,6 @@
       <w:pPr>
         <w:pStyle w:val="ae"/>
         <w:ind w:right="720"/>
-        <w:rPr>
-          <w:rFonts w:hint="eastAsia"/>
-        </w:rPr>
       </w:pPr>
     </w:p>
     <w:bookmarkStart w:id="5" w:name="_Toc342675505"/>
@@ -2506,7 +2496,7 @@
               </wp:anchor>
             </w:drawing>
           </mc:Choice>
-          <mc:Fallback xmlns:w16cid="http://schemas.microsoft.com/office/word/2016/wordml/cid" xmlns:am3d="http://schemas.microsoft.com/office/drawing/2017/model3d" xmlns:aink="http://schemas.microsoft.com/office/drawing/2016/ink" xmlns:cx8="http://schemas.microsoft.com/office/drawing/2016/5/14/chartex" xmlns:cx7="http://schemas.microsoft.com/office/drawing/2016/5/13/chartex" xmlns:cx6="http://schemas.microsoft.com/office/drawing/2016/5/12/chartex" xmlns:cx5="http://schemas.microsoft.com/office/drawing/2016/5/11/chartex" xmlns:cx4="http://schemas.microsoft.com/office/drawing/2016/5/10/chartex" xmlns:cx3="http://schemas.microsoft.com/office/drawing/2016/5/9/chartex" xmlns:cx2="http://schemas.microsoft.com/office/drawing/2015/10/21/chartex" xmlns:cx1="http://schemas.microsoft.com/office/drawing/2015/9/8/chartex">
+          <mc:Fallback xmlns:cx1="http://schemas.microsoft.com/office/drawing/2015/9/8/chartex" xmlns:cx2="http://schemas.microsoft.com/office/drawing/2015/10/21/chartex" xmlns:cx3="http://schemas.microsoft.com/office/drawing/2016/5/9/chartex" xmlns:cx4="http://schemas.microsoft.com/office/drawing/2016/5/10/chartex" xmlns:cx5="http://schemas.microsoft.com/office/drawing/2016/5/11/chartex" xmlns:cx6="http://schemas.microsoft.com/office/drawing/2016/5/12/chartex" xmlns:cx7="http://schemas.microsoft.com/office/drawing/2016/5/13/chartex" xmlns:cx8="http://schemas.microsoft.com/office/drawing/2016/5/14/chartex" xmlns:aink="http://schemas.microsoft.com/office/drawing/2016/ink" xmlns:am3d="http://schemas.microsoft.com/office/drawing/2017/model3d" xmlns:w16cid="http://schemas.microsoft.com/office/word/2016/wordml/cid" xmlns:w16se="http://schemas.microsoft.com/office/word/2015/wordml/symex" xmlns:cx="http://schemas.microsoft.com/office/drawing/2014/chartex">
             <w:pict>
               <v:rect w14:anchorId="5BFEA1CD" id="직사각형 31" o:spid="_x0000_s1026" style="position:absolute;left:0;text-align:left;margin-left:35.7pt;margin-top:34.75pt;width:6in;height:9pt;z-index:251665408;visibility:visible;mso-wrap-style:square;mso-width-percent:0;mso-height-percent:0;mso-wrap-distance-left:9pt;mso-wrap-distance-top:0;mso-wrap-distance-right:9pt;mso-wrap-distance-bottom:0;mso-position-horizontal:absolute;mso-position-horizontal-relative:margin;mso-position-vertical:absolute;mso-position-vertical-relative:text;mso-width-percent:0;mso-height-percent:0;mso-width-relative:page;mso-height-relative:page;v-text-anchor:top" o:gfxdata="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" stroked="f">
                 <v:fill color2="navy" angle="90" focus="100%" type="gradient"/>
@@ -2672,7 +2662,7 @@
               </wp:anchor>
             </w:drawing>
           </mc:Choice>
-          <mc:Fallback xmlns:w16cid="http://schemas.microsoft.com/office/word/2016/wordml/cid" xmlns:am3d="http://schemas.microsoft.com/office/drawing/2017/model3d" xmlns:aink="http://schemas.microsoft.com/office/drawing/2016/ink" xmlns:cx8="http://schemas.microsoft.com/office/drawing/2016/5/14/chartex" xmlns:cx7="http://schemas.microsoft.com/office/drawing/2016/5/13/chartex" xmlns:cx6="http://schemas.microsoft.com/office/drawing/2016/5/12/chartex" xmlns:cx5="http://schemas.microsoft.com/office/drawing/2016/5/11/chartex" xmlns:cx4="http://schemas.microsoft.com/office/drawing/2016/5/10/chartex" xmlns:cx3="http://schemas.microsoft.com/office/drawing/2016/5/9/chartex" xmlns:cx2="http://schemas.microsoft.com/office/drawing/2015/10/21/chartex" xmlns:cx1="http://schemas.microsoft.com/office/drawing/2015/9/8/chartex">
+          <mc:Fallback xmlns:cx1="http://schemas.microsoft.com/office/drawing/2015/9/8/chartex" xmlns:cx2="http://schemas.microsoft.com/office/drawing/2015/10/21/chartex" xmlns:cx3="http://schemas.microsoft.com/office/drawing/2016/5/9/chartex" xmlns:cx4="http://schemas.microsoft.com/office/drawing/2016/5/10/chartex" xmlns:cx5="http://schemas.microsoft.com/office/drawing/2016/5/11/chartex" xmlns:cx6="http://schemas.microsoft.com/office/drawing/2016/5/12/chartex" xmlns:cx7="http://schemas.microsoft.com/office/drawing/2016/5/13/chartex" xmlns:cx8="http://schemas.microsoft.com/office/drawing/2016/5/14/chartex" xmlns:aink="http://schemas.microsoft.com/office/drawing/2016/ink" xmlns:am3d="http://schemas.microsoft.com/office/drawing/2017/model3d" xmlns:w16cid="http://schemas.microsoft.com/office/word/2016/wordml/cid" xmlns:w16se="http://schemas.microsoft.com/office/word/2015/wordml/symex" xmlns:cx="http://schemas.microsoft.com/office/drawing/2014/chartex">
             <w:pict>
               <v:rect w14:anchorId="037F4BF9" id="직사각형 30" o:spid="_x0000_s1026" style="position:absolute;left:0;text-align:left;margin-left:380.8pt;margin-top:.75pt;width:6in;height:9pt;z-index:251664384;visibility:visible;mso-wrap-style:square;mso-width-percent:0;mso-height-percent:0;mso-wrap-distance-left:9pt;mso-wrap-distance-top:0;mso-wrap-distance-right:9pt;mso-wrap-distance-bottom:0;mso-position-horizontal:right;mso-position-horizontal-relative:margin;mso-position-vertical:absolute;mso-position-vertical-relative:text;mso-width-percent:0;mso-height-percent:0;mso-width-relative:page;mso-height-relative:page;v-text-anchor:top" o:gfxdata="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" stroked="f">
                 <v:fill color2="navy" angle="90" focus="100%" type="gradient"/>
@@ -2884,7 +2874,7 @@
       </w:pPr>
       <w:r>
         <w:pict>
-          <v:shape id="그림 29" o:spid="_x0000_i1052" type="#_x0000_t75" alt="BD21312_" style="width:12pt;height:12pt;visibility:visible;mso-wrap-style:square" o:bullet="t">
+          <v:shape id="그림 29" o:spid="_x0000_i1026" type="#_x0000_t75" alt="BD21312_" style="width:11.85pt;height:11.85pt;visibility:visible;mso-wrap-style:square" o:bullet="t">
             <v:imagedata r:id="rId14" o:title="BD21312_"/>
           </v:shape>
         </w:pict>
@@ -3150,7 +3140,7 @@
       </w:pPr>
       <w:r>
         <w:pict>
-          <v:shape id="그림 27" o:spid="_x0000_i1053" type="#_x0000_t75" alt="BD21312_" style="width:12pt;height:12pt;visibility:visible;mso-wrap-style:square">
+          <v:shape id="그림 27" o:spid="_x0000_i1027" type="#_x0000_t75" alt="BD21312_" style="width:11.85pt;height:11.85pt;visibility:visible;mso-wrap-style:square">
             <v:imagedata r:id="rId14" o:title="BD21312_"/>
           </v:shape>
         </w:pict>
@@ -3273,7 +3263,7 @@
       </w:pPr>
       <w:r>
         <w:pict>
-          <v:shape id="그림 25" o:spid="_x0000_i1054" type="#_x0000_t75" alt="BD21312_" style="width:12pt;height:12pt;visibility:visible;mso-wrap-style:square" o:bullet="t">
+          <v:shape id="그림 25" o:spid="_x0000_i1028" type="#_x0000_t75" alt="BD21312_" style="width:11.85pt;height:11.85pt;visibility:visible;mso-wrap-style:square" o:bullet="t">
             <v:imagedata r:id="rId14" o:title="BD21312_"/>
           </v:shape>
         </w:pict>
@@ -3467,7 +3457,7 @@
       </w:pPr>
       <w:r>
         <w:pict>
-          <v:shape id="그림 22" o:spid="_x0000_i1055" type="#_x0000_t75" alt="BD21312_" style="width:12pt;height:12pt;visibility:visible;mso-wrap-style:square">
+          <v:shape id="그림 22" o:spid="_x0000_i1029" type="#_x0000_t75" alt="BD21312_" style="width:11.85pt;height:11.85pt;visibility:visible;mso-wrap-style:square">
             <v:imagedata r:id="rId14" o:title="BD21312_"/>
           </v:shape>
         </w:pict>
@@ -3476,10 +3466,12 @@
         <w:tab/>
       </w:r>
       <w:proofErr w:type="spellStart"/>
+      <w:proofErr w:type="gramStart"/>
       <w:r>
         <w:t>iptables</w:t>
       </w:r>
       <w:proofErr w:type="spellEnd"/>
+      <w:proofErr w:type="gramEnd"/>
       <w:r>
         <w:t xml:space="preserve"> flush</w:t>
       </w:r>
@@ -3490,7 +3482,7 @@
       </w:pPr>
       <w:r>
         <w:pict>
-          <v:shape id="그림 21" o:spid="_x0000_i1056" type="#_x0000_t75" alt="BD21312_" style="width:12pt;height:12pt;visibility:visible;mso-wrap-style:square">
+          <v:shape id="그림 21" o:spid="_x0000_i1030" type="#_x0000_t75" alt="BD21312_" style="width:11.85pt;height:11.85pt;visibility:visible;mso-wrap-style:square">
             <v:imagedata r:id="rId14" o:title="BD21312_"/>
           </v:shape>
         </w:pict>
@@ -3499,10 +3491,12 @@
         <w:tab/>
       </w:r>
       <w:proofErr w:type="spellStart"/>
+      <w:proofErr w:type="gramStart"/>
       <w:r>
         <w:t>firewalld</w:t>
       </w:r>
       <w:proofErr w:type="spellEnd"/>
+      <w:proofErr w:type="gramEnd"/>
       <w:r>
         <w:t xml:space="preserve"> stop &amp; disable</w:t>
       </w:r>
@@ -3583,9 +3577,6 @@
     <w:p>
       <w:pPr>
         <w:pStyle w:val="ad"/>
-        <w:rPr>
-          <w:rFonts w:hint="eastAsia"/>
-        </w:rPr>
       </w:pPr>
       <w:r>
         <w:rPr>
@@ -3675,14 +3666,9 @@
         </w:rPr>
         <w:t>변경</w:t>
       </w:r>
-      <w:bookmarkStart w:id="46" w:name="_GoBack"/>
-      <w:bookmarkEnd w:id="46"/>
     </w:p>
     <w:p>
       <w:pPr>
-        <w:rPr>
-          <w:rFonts w:hint="eastAsia"/>
-        </w:rPr>
         <w:sectPr>
           <w:headerReference w:type="default" r:id="rId16"/>
           <w:footerReference w:type="default" r:id="rId17"/>
@@ -3701,14 +3687,14 @@
           <w:numId w:val="35"/>
         </w:numPr>
       </w:pPr>
-      <w:bookmarkStart w:id="47" w:name="_Toc488328259"/>
-      <w:bookmarkStart w:id="48" w:name="_Toc65143259"/>
+      <w:bookmarkStart w:id="46" w:name="_Toc488328259"/>
+      <w:bookmarkStart w:id="47" w:name="_Toc65143259"/>
       <w:r>
         <w:lastRenderedPageBreak/>
         <w:t>컴퓨터 기본정보 확인</w:t>
       </w:r>
+      <w:bookmarkEnd w:id="46"/>
       <w:bookmarkEnd w:id="47"/>
-      <w:bookmarkEnd w:id="48"/>
     </w:p>
     <w:p>
       <w:pPr>
@@ -3743,33 +3729,7 @@
           <w:sz w:val="18"/>
           <w:szCs w:val="18"/>
         </w:rPr>
-        <w:t>cat /</w:t>
-      </w:r>
-      <w:proofErr w:type="spellStart"/>
-      <w:r>
-        <w:rPr>
-          <w:rFonts w:ascii="Verdana" w:eastAsia="굴림" w:hAnsi="Verdana" w:cs="굴림"/>
-          <w:b/>
-          <w:bCs/>
-          <w:color w:val="333333"/>
-          <w:kern w:val="0"/>
-          <w:sz w:val="18"/>
-          <w:szCs w:val="18"/>
-        </w:rPr>
-        <w:t>proc</w:t>
-      </w:r>
-      <w:proofErr w:type="spellEnd"/>
-      <w:r>
-        <w:rPr>
-          <w:rFonts w:ascii="Verdana" w:eastAsia="굴림" w:hAnsi="Verdana" w:cs="굴림"/>
-          <w:b/>
-          <w:bCs/>
-          <w:color w:val="333333"/>
-          <w:kern w:val="0"/>
-          <w:sz w:val="18"/>
-          <w:szCs w:val="18"/>
-        </w:rPr>
-        <w:t>/</w:t>
+        <w:t>cat /proc/</w:t>
       </w:r>
       <w:proofErr w:type="spellStart"/>
       <w:proofErr w:type="gramStart"/>
@@ -4297,14 +4257,14 @@
           <w:numId w:val="35"/>
         </w:numPr>
       </w:pPr>
-      <w:bookmarkStart w:id="49" w:name="_Toc65143260"/>
+      <w:bookmarkStart w:id="48" w:name="_Toc65143260"/>
       <w:r>
         <w:rPr>
           <w:rFonts w:hint="eastAsia"/>
         </w:rPr>
         <w:t>부팅 시 자동으로 네트워크가 잡히도록 설정</w:t>
       </w:r>
-      <w:bookmarkEnd w:id="49"/>
+      <w:bookmarkEnd w:id="48"/>
     </w:p>
     <w:p>
       <w:pPr>
@@ -4738,13 +4698,13 @@
           <w:numId w:val="35"/>
         </w:numPr>
       </w:pPr>
-      <w:bookmarkStart w:id="50" w:name="_Toc488328260"/>
-      <w:bookmarkStart w:id="51" w:name="_Toc65143261"/>
+      <w:bookmarkStart w:id="49" w:name="_Toc488328260"/>
+      <w:bookmarkStart w:id="50" w:name="_Toc65143261"/>
       <w:r>
         <w:t>date 확인 및 설정</w:t>
       </w:r>
+      <w:bookmarkEnd w:id="49"/>
       <w:bookmarkEnd w:id="50"/>
-      <w:bookmarkEnd w:id="51"/>
     </w:p>
     <w:p>
       <w:pPr>
@@ -5747,13 +5707,13 @@
           <w:numId w:val="35"/>
         </w:numPr>
       </w:pPr>
-      <w:bookmarkStart w:id="52" w:name="_Toc488328261"/>
-      <w:bookmarkStart w:id="53" w:name="_Toc65143262"/>
+      <w:bookmarkStart w:id="51" w:name="_Toc488328261"/>
+      <w:bookmarkStart w:id="52" w:name="_Toc65143262"/>
       <w:r>
         <w:t>hostname 등록</w:t>
       </w:r>
+      <w:bookmarkEnd w:id="51"/>
       <w:bookmarkEnd w:id="52"/>
-      <w:bookmarkEnd w:id="53"/>
     </w:p>
     <w:p>
       <w:pPr>
@@ -5804,7 +5764,6 @@
         </w:rPr>
         <w:t xml:space="preserve"> set-hostname </w:t>
       </w:r>
-      <w:proofErr w:type="spellStart"/>
       <w:r>
         <w:rPr>
           <w:rFonts w:ascii="Verdana" w:eastAsia="굴림" w:hAnsi="Verdana" w:cs="굴림"/>
@@ -5817,7 +5776,6 @@
         </w:rPr>
         <w:t>호스트네임</w:t>
       </w:r>
-      <w:proofErr w:type="spellEnd"/>
     </w:p>
     <w:p>
       <w:pPr>
@@ -5992,7 +5950,6 @@
         </w:rPr>
         <w:t xml:space="preserve"> </w:t>
       </w:r>
-      <w:proofErr w:type="spellStart"/>
       <w:r>
         <w:rPr>
           <w:rFonts w:ascii="Verdana" w:eastAsia="굴림" w:hAnsi="Verdana" w:cs="굴림"/>
@@ -6003,7 +5960,6 @@
         </w:rPr>
         <w:t>호스트네임</w:t>
       </w:r>
-      <w:proofErr w:type="spellEnd"/>
       <w:r>
         <w:rPr>
           <w:rFonts w:ascii="Verdana" w:eastAsia="굴림" w:hAnsi="Verdana" w:cs="굴림"/>
@@ -6044,8 +6000,8 @@
           <w:numId w:val="35"/>
         </w:numPr>
       </w:pPr>
-      <w:bookmarkStart w:id="54" w:name="_Toc488328262"/>
-      <w:bookmarkStart w:id="55" w:name="_Toc65143263"/>
+      <w:bookmarkStart w:id="53" w:name="_Toc488328262"/>
+      <w:bookmarkStart w:id="54" w:name="_Toc65143263"/>
       <w:proofErr w:type="spellStart"/>
       <w:r>
         <w:t>jmocha</w:t>
@@ -6054,8 +6010,8 @@
       <w:r>
         <w:t xml:space="preserve"> 계정 생성</w:t>
       </w:r>
+      <w:bookmarkEnd w:id="53"/>
       <w:bookmarkEnd w:id="54"/>
-      <w:bookmarkEnd w:id="55"/>
     </w:p>
     <w:p>
       <w:pPr>
@@ -6328,7 +6284,6 @@
         </w:rPr>
         <w:t xml:space="preserve"> </w:t>
       </w:r>
-      <w:proofErr w:type="spellStart"/>
       <w:r>
         <w:rPr>
           <w:rFonts w:ascii="Verdana" w:eastAsia="굴림" w:hAnsi="Verdana" w:cs="굴림"/>
@@ -6339,7 +6294,6 @@
         </w:rPr>
         <w:t>계정생성</w:t>
       </w:r>
-      <w:proofErr w:type="spellEnd"/>
       <w:r>
         <w:rPr>
           <w:rFonts w:ascii="Verdana" w:eastAsia="굴림" w:hAnsi="Verdana" w:cs="굴림"/>
@@ -6746,6 +6700,26 @@
         </w:rPr>
         <w:t xml:space="preserve"> </w:t>
       </w:r>
+      <w:r>
+        <w:rPr>
+          <w:rFonts w:ascii="Verdana" w:eastAsia="굴림" w:hAnsi="Verdana" w:cs="굴림"/>
+          <w:color w:val="333333"/>
+          <w:kern w:val="0"/>
+          <w:sz w:val="18"/>
+          <w:szCs w:val="18"/>
+        </w:rPr>
+        <w:t>계정에게</w:t>
+      </w:r>
+      <w:r>
+        <w:rPr>
+          <w:rFonts w:ascii="Verdana" w:eastAsia="굴림" w:hAnsi="Verdana" w:cs="굴림"/>
+          <w:color w:val="333333"/>
+          <w:kern w:val="0"/>
+          <w:sz w:val="18"/>
+          <w:szCs w:val="18"/>
+        </w:rPr>
+        <w:t xml:space="preserve"> </w:t>
+      </w:r>
       <w:proofErr w:type="spellStart"/>
       <w:r>
         <w:rPr>
@@ -6755,7 +6729,7 @@
           <w:sz w:val="18"/>
           <w:szCs w:val="18"/>
         </w:rPr>
-        <w:t>계정에게</w:t>
+        <w:t>sudo</w:t>
       </w:r>
       <w:proofErr w:type="spellEnd"/>
       <w:r>
@@ -6768,28 +6742,6 @@
         </w:rPr>
         <w:t xml:space="preserve"> </w:t>
       </w:r>
-      <w:proofErr w:type="spellStart"/>
-      <w:r>
-        <w:rPr>
-          <w:rFonts w:ascii="Verdana" w:eastAsia="굴림" w:hAnsi="Verdana" w:cs="굴림"/>
-          <w:color w:val="333333"/>
-          <w:kern w:val="0"/>
-          <w:sz w:val="18"/>
-          <w:szCs w:val="18"/>
-        </w:rPr>
-        <w:t>sudo</w:t>
-      </w:r>
-      <w:proofErr w:type="spellEnd"/>
-      <w:r>
-        <w:rPr>
-          <w:rFonts w:ascii="Verdana" w:eastAsia="굴림" w:hAnsi="Verdana" w:cs="굴림"/>
-          <w:color w:val="333333"/>
-          <w:kern w:val="0"/>
-          <w:sz w:val="18"/>
-          <w:szCs w:val="18"/>
-        </w:rPr>
-        <w:t xml:space="preserve"> </w:t>
-      </w:r>
       <w:r>
         <w:rPr>
           <w:rFonts w:ascii="Verdana" w:eastAsia="굴림" w:hAnsi="Verdana" w:cs="굴림"/>
@@ -6880,7 +6832,6 @@
         </w:rPr>
         <w:t xml:space="preserve"> </w:t>
       </w:r>
-      <w:proofErr w:type="spellStart"/>
       <w:r>
         <w:rPr>
           <w:rFonts w:ascii="Verdana" w:eastAsia="굴림" w:hAnsi="Verdana" w:cs="굴림"/>
@@ -6891,7 +6842,6 @@
         </w:rPr>
         <w:t>강제저장</w:t>
       </w:r>
-      <w:proofErr w:type="spellEnd"/>
       <w:r>
         <w:rPr>
           <w:rFonts w:ascii="Verdana" w:eastAsia="굴림" w:hAnsi="Verdana" w:cs="굴림"/>
@@ -7007,14 +6957,14 @@
           <w:numId w:val="35"/>
         </w:numPr>
       </w:pPr>
-      <w:bookmarkStart w:id="56" w:name="_Toc488328263"/>
-      <w:bookmarkStart w:id="57" w:name="_Toc65143264"/>
+      <w:bookmarkStart w:id="55" w:name="_Toc488328263"/>
+      <w:bookmarkStart w:id="56" w:name="_Toc65143264"/>
       <w:r>
         <w:lastRenderedPageBreak/>
         <w:t>alias 추가</w:t>
       </w:r>
+      <w:bookmarkEnd w:id="55"/>
       <w:bookmarkEnd w:id="56"/>
-      <w:bookmarkEnd w:id="57"/>
     </w:p>
     <w:p>
       <w:pPr>
@@ -8059,8 +8009,8 @@
           <w:numId w:val="35"/>
         </w:numPr>
       </w:pPr>
-      <w:bookmarkStart w:id="58" w:name="_Toc488328264"/>
-      <w:bookmarkStart w:id="59" w:name="_Toc65143265"/>
+      <w:bookmarkStart w:id="57" w:name="_Toc488328264"/>
+      <w:bookmarkStart w:id="58" w:name="_Toc65143265"/>
       <w:r>
         <w:t>/</w:t>
       </w:r>
@@ -8096,8 +8046,8 @@
       <w:r>
         <w:t>/ 삭제</w:t>
       </w:r>
+      <w:bookmarkEnd w:id="57"/>
       <w:bookmarkEnd w:id="58"/>
-      <w:bookmarkEnd w:id="59"/>
     </w:p>
     <w:p>
       <w:pPr>
@@ -8174,11 +8124,19 @@
       <w:r>
         <w:t xml:space="preserve">/ </w:t>
       </w:r>
+      <w:proofErr w:type="spellStart"/>
       <w:r>
         <w:rPr>
           <w:rFonts w:hint="eastAsia"/>
         </w:rPr>
-        <w:t xml:space="preserve">디렉토리가 있다면 </w:t>
+        <w:t>디렉토리가</w:t>
+      </w:r>
+      <w:proofErr w:type="spellEnd"/>
+      <w:r>
+        <w:rPr>
+          <w:rFonts w:hint="eastAsia"/>
+        </w:rPr>
+        <w:t xml:space="preserve"> 있다면 </w:t>
       </w:r>
       <w:proofErr w:type="spellStart"/>
       <w:r>
@@ -8262,13 +8220,13 @@
           <w:numId w:val="35"/>
         </w:numPr>
       </w:pPr>
-      <w:bookmarkStart w:id="60" w:name="_Toc488328265"/>
-      <w:bookmarkStart w:id="61" w:name="_Toc65143266"/>
+      <w:bookmarkStart w:id="59" w:name="_Toc488328265"/>
+      <w:bookmarkStart w:id="60" w:name="_Toc65143266"/>
       <w:r>
         <w:t>postfix stop &amp; disable</w:t>
       </w:r>
+      <w:bookmarkEnd w:id="59"/>
       <w:bookmarkEnd w:id="60"/>
-      <w:bookmarkEnd w:id="61"/>
     </w:p>
     <w:p>
       <w:pPr>
@@ -8431,33 +8389,7 @@
           <w:sz w:val="18"/>
           <w:szCs w:val="18"/>
         </w:rPr>
-        <w:t xml:space="preserve"> aux | </w:t>
-      </w:r>
-      <w:proofErr w:type="spellStart"/>
-      <w:r>
-        <w:rPr>
-          <w:rFonts w:ascii="Verdana" w:eastAsia="굴림" w:hAnsi="Verdana" w:cs="굴림"/>
-          <w:b/>
-          <w:bCs/>
-          <w:color w:val="333333"/>
-          <w:kern w:val="0"/>
-          <w:sz w:val="18"/>
-          <w:szCs w:val="18"/>
-        </w:rPr>
-        <w:t>grep</w:t>
-      </w:r>
-      <w:proofErr w:type="spellEnd"/>
-      <w:r>
-        <w:rPr>
-          <w:rFonts w:ascii="Verdana" w:eastAsia="굴림" w:hAnsi="Verdana" w:cs="굴림"/>
-          <w:b/>
-          <w:bCs/>
-          <w:color w:val="333333"/>
-          <w:kern w:val="0"/>
-          <w:sz w:val="18"/>
-          <w:szCs w:val="18"/>
-        </w:rPr>
-        <w:t xml:space="preserve"> </w:t>
+        <w:t xml:space="preserve"> aux | grep </w:t>
       </w:r>
       <w:proofErr w:type="gramStart"/>
       <w:r>
@@ -8766,33 +8698,7 @@
           <w:sz w:val="18"/>
           <w:szCs w:val="18"/>
         </w:rPr>
-        <w:t xml:space="preserve"> list-unit-files | </w:t>
-      </w:r>
-      <w:proofErr w:type="spellStart"/>
-      <w:r>
-        <w:rPr>
-          <w:rFonts w:ascii="Verdana" w:eastAsia="굴림" w:hAnsi="Verdana" w:cs="굴림"/>
-          <w:b/>
-          <w:bCs/>
-          <w:color w:val="333333"/>
-          <w:kern w:val="0"/>
-          <w:sz w:val="18"/>
-          <w:szCs w:val="18"/>
-        </w:rPr>
-        <w:t>grep</w:t>
-      </w:r>
-      <w:proofErr w:type="spellEnd"/>
-      <w:r>
-        <w:rPr>
-          <w:rFonts w:ascii="Verdana" w:eastAsia="굴림" w:hAnsi="Verdana" w:cs="굴림"/>
-          <w:b/>
-          <w:bCs/>
-          <w:color w:val="333333"/>
-          <w:kern w:val="0"/>
-          <w:sz w:val="18"/>
-          <w:szCs w:val="18"/>
-        </w:rPr>
-        <w:t xml:space="preserve"> </w:t>
+        <w:t xml:space="preserve"> list-unit-files | grep </w:t>
       </w:r>
       <w:proofErr w:type="gramStart"/>
       <w:r>
@@ -8941,13 +8847,13 @@
           <w:numId w:val="35"/>
         </w:numPr>
       </w:pPr>
-      <w:bookmarkStart w:id="62" w:name="_Toc488328266"/>
-      <w:bookmarkStart w:id="63" w:name="_Toc65143267"/>
+      <w:bookmarkStart w:id="61" w:name="_Toc488328266"/>
+      <w:bookmarkStart w:id="62" w:name="_Toc65143267"/>
       <w:r>
         <w:t>iptables flush</w:t>
       </w:r>
+      <w:bookmarkEnd w:id="61"/>
       <w:bookmarkEnd w:id="62"/>
-      <w:bookmarkEnd w:id="63"/>
     </w:p>
     <w:p>
       <w:pPr>
@@ -9244,8 +9150,8 @@
           <w:numId w:val="35"/>
         </w:numPr>
       </w:pPr>
-      <w:bookmarkStart w:id="64" w:name="_Toc488328267"/>
-      <w:bookmarkStart w:id="65" w:name="_Toc65143268"/>
+      <w:bookmarkStart w:id="63" w:name="_Toc488328267"/>
+      <w:bookmarkStart w:id="64" w:name="_Toc65143268"/>
       <w:proofErr w:type="spellStart"/>
       <w:r>
         <w:t>firewalld</w:t>
@@ -9254,8 +9160,8 @@
       <w:r>
         <w:t xml:space="preserve"> stop &amp; disable</w:t>
       </w:r>
+      <w:bookmarkEnd w:id="63"/>
       <w:bookmarkEnd w:id="64"/>
-      <w:bookmarkEnd w:id="65"/>
     </w:p>
     <w:p>
       <w:pPr>
@@ -9616,33 +9522,7 @@
           <w:sz w:val="18"/>
           <w:szCs w:val="18"/>
         </w:rPr>
-        <w:t xml:space="preserve"> list-unit-files | </w:t>
-      </w:r>
-      <w:proofErr w:type="spellStart"/>
-      <w:r>
-        <w:rPr>
-          <w:rFonts w:ascii="Verdana" w:eastAsia="굴림" w:hAnsi="Verdana" w:cs="굴림"/>
-          <w:b/>
-          <w:bCs/>
-          <w:color w:val="333333"/>
-          <w:kern w:val="0"/>
-          <w:sz w:val="18"/>
-          <w:szCs w:val="18"/>
-        </w:rPr>
-        <w:t>grep</w:t>
-      </w:r>
-      <w:proofErr w:type="spellEnd"/>
-      <w:r>
-        <w:rPr>
-          <w:rFonts w:ascii="Verdana" w:eastAsia="굴림" w:hAnsi="Verdana" w:cs="굴림"/>
-          <w:b/>
-          <w:bCs/>
-          <w:color w:val="333333"/>
-          <w:kern w:val="0"/>
-          <w:sz w:val="18"/>
-          <w:szCs w:val="18"/>
-        </w:rPr>
-        <w:t xml:space="preserve"> </w:t>
+        <w:t xml:space="preserve"> list-unit-files | grep </w:t>
       </w:r>
       <w:proofErr w:type="spellStart"/>
       <w:proofErr w:type="gramStart"/>
@@ -9815,14 +9695,14 @@
           <w:numId w:val="35"/>
         </w:numPr>
       </w:pPr>
-      <w:bookmarkStart w:id="66" w:name="_Toc65143269"/>
+      <w:bookmarkStart w:id="65" w:name="_Toc65143269"/>
       <w:r>
         <w:rPr>
           <w:rFonts w:hint="eastAsia"/>
         </w:rPr>
         <w:t>telnet 설치</w:t>
       </w:r>
-      <w:bookmarkEnd w:id="66"/>
+      <w:bookmarkEnd w:id="65"/>
     </w:p>
     <w:p>
       <w:pPr>
@@ -9886,7 +9766,7 @@
           <w:numId w:val="35"/>
         </w:numPr>
       </w:pPr>
-      <w:bookmarkStart w:id="67" w:name="_Toc65143270"/>
+      <w:bookmarkStart w:id="66" w:name="_Toc65143270"/>
       <w:proofErr w:type="spellStart"/>
       <w:r>
         <w:rPr>
@@ -9905,7 +9785,7 @@
         </w:rPr>
         <w:t>주기 변경</w:t>
       </w:r>
-      <w:bookmarkEnd w:id="67"/>
+      <w:bookmarkEnd w:id="66"/>
     </w:p>
     <w:p>
       <w:pPr>
@@ -10030,9 +9910,6 @@
           <w:numId w:val="41"/>
         </w:numPr>
         <w:ind w:leftChars="0"/>
-        <w:rPr>
-          <w:rFonts w:hint="eastAsia"/>
-        </w:rPr>
       </w:pPr>
       <w:r>
         <w:rPr>
@@ -10151,7 +10028,6 @@
     <w:p>
       <w:pPr>
         <w:rPr>
-          <w:rFonts w:hint="eastAsia"/>
           <w:b/>
         </w:rPr>
       </w:pPr>
@@ -10472,7 +10348,7 @@
         <w:spacing w:before="100" w:beforeAutospacing="1" w:after="100" w:afterAutospacing="1" w:line="240" w:lineRule="auto"/>
         <w:jc w:val="left"/>
         <w:rPr>
-          <w:rFonts w:ascii="Verdana" w:eastAsia="굴림" w:hAnsi="Verdana" w:cs="굴림" w:hint="eastAsia"/>
+          <w:rFonts w:ascii="Verdana" w:eastAsia="굴림" w:hAnsi="Verdana" w:cs="굴림"/>
           <w:color w:val="333333"/>
           <w:kern w:val="0"/>
           <w:sz w:val="18"/>
@@ -10486,10 +10362,10 @@
         <w:ind w:right="200"/>
       </w:pPr>
     </w:p>
-    <w:bookmarkStart w:id="68" w:name="_Toc488328268"/>
-    <w:bookmarkStart w:id="69" w:name="_Toc488328303"/>
-    <w:bookmarkStart w:id="70" w:name="_Toc496545314"/>
-    <w:bookmarkStart w:id="71" w:name="_Toc65143271"/>
+    <w:bookmarkStart w:id="67" w:name="_Toc488328268"/>
+    <w:bookmarkStart w:id="68" w:name="_Toc488328303"/>
+    <w:bookmarkStart w:id="69" w:name="_Toc496545314"/>
+    <w:bookmarkStart w:id="70" w:name="_Toc65143271"/>
     <w:p>
       <w:pPr>
         <w:pStyle w:val="ae"/>
@@ -10588,7 +10464,7 @@
               </wp:anchor>
             </w:drawing>
           </mc:Choice>
-          <mc:Fallback xmlns:w16cid="http://schemas.microsoft.com/office/word/2016/wordml/cid" xmlns:am3d="http://schemas.microsoft.com/office/drawing/2017/model3d" xmlns:aink="http://schemas.microsoft.com/office/drawing/2016/ink" xmlns:cx8="http://schemas.microsoft.com/office/drawing/2016/5/14/chartex" xmlns:cx7="http://schemas.microsoft.com/office/drawing/2016/5/13/chartex" xmlns:cx6="http://schemas.microsoft.com/office/drawing/2016/5/12/chartex" xmlns:cx5="http://schemas.microsoft.com/office/drawing/2016/5/11/chartex" xmlns:cx4="http://schemas.microsoft.com/office/drawing/2016/5/10/chartex" xmlns:cx3="http://schemas.microsoft.com/office/drawing/2016/5/9/chartex" xmlns:cx2="http://schemas.microsoft.com/office/drawing/2015/10/21/chartex" xmlns:cx1="http://schemas.microsoft.com/office/drawing/2015/9/8/chartex">
+          <mc:Fallback xmlns:cx1="http://schemas.microsoft.com/office/drawing/2015/9/8/chartex" xmlns:cx2="http://schemas.microsoft.com/office/drawing/2015/10/21/chartex" xmlns:cx3="http://schemas.microsoft.com/office/drawing/2016/5/9/chartex" xmlns:cx4="http://schemas.microsoft.com/office/drawing/2016/5/10/chartex" xmlns:cx5="http://schemas.microsoft.com/office/drawing/2016/5/11/chartex" xmlns:cx6="http://schemas.microsoft.com/office/drawing/2016/5/12/chartex" xmlns:cx7="http://schemas.microsoft.com/office/drawing/2016/5/13/chartex" xmlns:cx8="http://schemas.microsoft.com/office/drawing/2016/5/14/chartex" xmlns:aink="http://schemas.microsoft.com/office/drawing/2016/ink" xmlns:am3d="http://schemas.microsoft.com/office/drawing/2017/model3d" xmlns:w16cid="http://schemas.microsoft.com/office/word/2016/wordml/cid" xmlns:w16se="http://schemas.microsoft.com/office/word/2015/wordml/symex" xmlns:cx="http://schemas.microsoft.com/office/drawing/2014/chartex">
             <w:pict>
               <v:rect w14:anchorId="6A06D5D6" id="직사각형 64" o:spid="_x0000_s1026" style="position:absolute;left:0;text-align:left;margin-left:35.7pt;margin-top:34.75pt;width:6in;height:9pt;z-index:251668480;visibility:visible;mso-wrap-style:square;mso-width-percent:0;mso-height-percent:0;mso-wrap-distance-left:9pt;mso-wrap-distance-top:0;mso-wrap-distance-right:9pt;mso-wrap-distance-bottom:0;mso-position-horizontal:absolute;mso-position-horizontal-relative:margin;mso-position-vertical:absolute;mso-position-vertical-relative:text;mso-width-percent:0;mso-height-percent:0;mso-width-relative:page;mso-height-relative:page;v-text-anchor:top" o:gfxdata="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" stroked="f">
                 <v:fill color2="navy" angle="90" focus="100%" type="gradient"/>
@@ -10598,10 +10474,10 @@
           </mc:Fallback>
         </mc:AlternateContent>
       </w:r>
+      <w:bookmarkEnd w:id="67"/>
       <w:bookmarkEnd w:id="68"/>
       <w:bookmarkEnd w:id="69"/>
       <w:bookmarkEnd w:id="70"/>
-      <w:bookmarkEnd w:id="71"/>
     </w:p>
     <w:p>
       <w:pPr>
@@ -10612,16 +10488,16 @@
         </w:numPr>
         <w:ind w:left="200" w:right="200"/>
       </w:pPr>
-      <w:bookmarkStart w:id="72" w:name="_Toc488328269"/>
-      <w:bookmarkStart w:id="73" w:name="_Toc65143272"/>
+      <w:bookmarkStart w:id="71" w:name="_Toc488328269"/>
+      <w:bookmarkStart w:id="72" w:name="_Toc65143272"/>
       <w:r>
         <w:rPr>
           <w:rFonts w:hint="eastAsia"/>
         </w:rPr>
         <w:t>설치</w:t>
       </w:r>
+      <w:bookmarkEnd w:id="71"/>
       <w:bookmarkEnd w:id="72"/>
-      <w:bookmarkEnd w:id="73"/>
     </w:p>
     <w:p>
       <w:pPr>
@@ -10719,7 +10595,7 @@
               </wp:anchor>
             </w:drawing>
           </mc:Choice>
-          <mc:Fallback xmlns:w16cid="http://schemas.microsoft.com/office/word/2016/wordml/cid" xmlns:am3d="http://schemas.microsoft.com/office/drawing/2017/model3d" xmlns:aink="http://schemas.microsoft.com/office/drawing/2016/ink" xmlns:cx8="http://schemas.microsoft.com/office/drawing/2016/5/14/chartex" xmlns:cx7="http://schemas.microsoft.com/office/drawing/2016/5/13/chartex" xmlns:cx6="http://schemas.microsoft.com/office/drawing/2016/5/12/chartex" xmlns:cx5="http://schemas.microsoft.com/office/drawing/2016/5/11/chartex" xmlns:cx4="http://schemas.microsoft.com/office/drawing/2016/5/10/chartex" xmlns:cx3="http://schemas.microsoft.com/office/drawing/2016/5/9/chartex" xmlns:cx2="http://schemas.microsoft.com/office/drawing/2015/10/21/chartex" xmlns:cx1="http://schemas.microsoft.com/office/drawing/2015/9/8/chartex">
+          <mc:Fallback xmlns:cx1="http://schemas.microsoft.com/office/drawing/2015/9/8/chartex" xmlns:cx2="http://schemas.microsoft.com/office/drawing/2015/10/21/chartex" xmlns:cx3="http://schemas.microsoft.com/office/drawing/2016/5/9/chartex" xmlns:cx4="http://schemas.microsoft.com/office/drawing/2016/5/10/chartex" xmlns:cx5="http://schemas.microsoft.com/office/drawing/2016/5/11/chartex" xmlns:cx6="http://schemas.microsoft.com/office/drawing/2016/5/12/chartex" xmlns:cx7="http://schemas.microsoft.com/office/drawing/2016/5/13/chartex" xmlns:cx8="http://schemas.microsoft.com/office/drawing/2016/5/14/chartex" xmlns:aink="http://schemas.microsoft.com/office/drawing/2016/ink" xmlns:am3d="http://schemas.microsoft.com/office/drawing/2017/model3d" xmlns:w16cid="http://schemas.microsoft.com/office/word/2016/wordml/cid" xmlns:w16se="http://schemas.microsoft.com/office/word/2015/wordml/symex" xmlns:cx="http://schemas.microsoft.com/office/drawing/2014/chartex">
             <w:pict>
               <v:rect w14:anchorId="7A22AAB4" id="직사각형 65" o:spid="_x0000_s1026" style="position:absolute;left:0;text-align:left;margin-left:380.8pt;margin-top:.75pt;width:6in;height:9pt;z-index:251667456;visibility:visible;mso-wrap-style:square;mso-width-percent:0;mso-height-percent:0;mso-wrap-distance-left:9pt;mso-wrap-distance-top:0;mso-wrap-distance-right:9pt;mso-wrap-distance-bottom:0;mso-position-horizontal:right;mso-position-horizontal-relative:margin;mso-position-vertical:absolute;mso-position-vertical-relative:text;mso-width-percent:0;mso-height-percent:0;mso-width-relative:page;mso-height-relative:page;v-text-anchor:top" o:gfxdata="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" stroked="f">
                 <v:fill color2="navy" angle="90" focus="100%" type="gradient"/>
@@ -11062,6 +10938,7 @@
       <w:r>
         <w:t xml:space="preserve"> </w:t>
       </w:r>
+      <w:proofErr w:type="spellStart"/>
       <w:r>
         <w:t>디렉토리</w:t>
       </w:r>
@@ -11071,6 +10948,7 @@
         </w:rPr>
         <w:t>를</w:t>
       </w:r>
+      <w:proofErr w:type="spellEnd"/>
       <w:r>
         <w:t xml:space="preserve"> </w:t>
       </w:r>
@@ -11091,6 +10969,216 @@
       <w:r>
         <w:t>변경</w:t>
       </w:r>
+    </w:p>
+    <w:p>
+      <w:pPr>
+        <w:pStyle w:val="ad"/>
+        <w:rPr>
+          <w:rFonts w:hint="eastAsia"/>
+        </w:rPr>
+      </w:pPr>
+      <w:r>
+        <w:rPr>
+          <w:noProof/>
+        </w:rPr>
+        <w:drawing>
+          <wp:inline distT="0" distB="0" distL="0" distR="0" wp14:anchorId="3FF4D381" wp14:editId="2E62C00D">
+            <wp:extent cx="142875" cy="142875"/>
+            <wp:effectExtent l="0" t="0" r="9525" b="9525"/>
+            <wp:docPr id="7" name="그림 7" descr="BD21312_"/>
+            <wp:cNvGraphicFramePr>
+              <a:graphicFrameLocks xmlns:a="http://schemas.openxmlformats.org/drawingml/2006/main" noChangeAspect="1"/>
+            </wp:cNvGraphicFramePr>
+            <a:graphic xmlns:a="http://schemas.openxmlformats.org/drawingml/2006/main">
+              <a:graphicData uri="http://schemas.openxmlformats.org/drawingml/2006/picture">
+                <pic:pic xmlns:pic="http://schemas.openxmlformats.org/drawingml/2006/picture">
+                  <pic:nvPicPr>
+                    <pic:cNvPr id="0" name="그림 28" descr="BD21312_"/>
+                    <pic:cNvPicPr>
+                      <a:picLocks noChangeAspect="1" noChangeArrowheads="1"/>
+                    </pic:cNvPicPr>
+                  </pic:nvPicPr>
+                  <pic:blipFill>
+                    <a:blip r:embed="rId15">
+                      <a:extLst>
+                        <a:ext uri="{28A0092B-C50C-407E-A947-70E740481C1C}">
+                          <a14:useLocalDpi xmlns:a14="http://schemas.microsoft.com/office/drawing/2010/main" val="0"/>
+                        </a:ext>
+                      </a:extLst>
+                    </a:blip>
+                    <a:srcRect/>
+                    <a:stretch>
+                      <a:fillRect/>
+                    </a:stretch>
+                  </pic:blipFill>
+                  <pic:spPr bwMode="auto">
+                    <a:xfrm>
+                      <a:off x="0" y="0"/>
+                      <a:ext cx="142875" cy="142875"/>
+                    </a:xfrm>
+                    <a:prstGeom prst="rect">
+                      <a:avLst/>
+                    </a:prstGeom>
+                    <a:noFill/>
+                    <a:ln>
+                      <a:noFill/>
+                    </a:ln>
+                  </pic:spPr>
+                </pic:pic>
+              </a:graphicData>
+            </a:graphic>
+          </wp:inline>
+        </w:drawing>
+      </w:r>
+      <w:r>
+        <w:tab/>
+      </w:r>
+      <w:r>
+        <w:rPr>
+          <w:rFonts w:hint="eastAsia"/>
+        </w:rPr>
+        <w:t>각</w:t>
+      </w:r>
+      <w:r>
+        <w:t xml:space="preserve"> </w:t>
+      </w:r>
+      <w:r>
+        <w:t>서버들의</w:t>
+      </w:r>
+      <w:r>
+        <w:t xml:space="preserve"> </w:t>
+      </w:r>
+      <w:r>
+        <w:t>메모리</w:t>
+      </w:r>
+      <w:r>
+        <w:t xml:space="preserve"> </w:t>
+      </w:r>
+      <w:r>
+        <w:t>최대</w:t>
+      </w:r>
+      <w:r>
+        <w:t xml:space="preserve"> </w:t>
+      </w:r>
+      <w:r>
+        <w:t>사이즈를</w:t>
+      </w:r>
+      <w:r>
+        <w:t xml:space="preserve"> </w:t>
+      </w:r>
+      <w:r>
+        <w:t>설정</w:t>
+      </w:r>
+    </w:p>
+    <w:p>
+      <w:pPr>
+        <w:pStyle w:val="ad"/>
+        <w:rPr>
+          <w:rFonts w:hint="eastAsia"/>
+        </w:rPr>
+      </w:pPr>
+      <w:r>
+        <w:rPr>
+          <w:noProof/>
+        </w:rPr>
+        <w:drawing>
+          <wp:inline distT="0" distB="0" distL="0" distR="0" wp14:anchorId="3FF4D381" wp14:editId="2E62C00D">
+            <wp:extent cx="142875" cy="142875"/>
+            <wp:effectExtent l="0" t="0" r="9525" b="9525"/>
+            <wp:docPr id="8" name="그림 8" descr="BD21312_"/>
+            <wp:cNvGraphicFramePr>
+              <a:graphicFrameLocks xmlns:a="http://schemas.openxmlformats.org/drawingml/2006/main" noChangeAspect="1"/>
+            </wp:cNvGraphicFramePr>
+            <a:graphic xmlns:a="http://schemas.openxmlformats.org/drawingml/2006/main">
+              <a:graphicData uri="http://schemas.openxmlformats.org/drawingml/2006/picture">
+                <pic:pic xmlns:pic="http://schemas.openxmlformats.org/drawingml/2006/picture">
+                  <pic:nvPicPr>
+                    <pic:cNvPr id="0" name="그림 28" descr="BD21312_"/>
+                    <pic:cNvPicPr>
+                      <a:picLocks noChangeAspect="1" noChangeArrowheads="1"/>
+                    </pic:cNvPicPr>
+                  </pic:nvPicPr>
+                  <pic:blipFill>
+                    <a:blip r:embed="rId15">
+                      <a:extLst>
+                        <a:ext uri="{28A0092B-C50C-407E-A947-70E740481C1C}">
+                          <a14:useLocalDpi xmlns:a14="http://schemas.microsoft.com/office/drawing/2010/main" val="0"/>
+                        </a:ext>
+                      </a:extLst>
+                    </a:blip>
+                    <a:srcRect/>
+                    <a:stretch>
+                      <a:fillRect/>
+                    </a:stretch>
+                  </pic:blipFill>
+                  <pic:spPr bwMode="auto">
+                    <a:xfrm>
+                      <a:off x="0" y="0"/>
+                      <a:ext cx="142875" cy="142875"/>
+                    </a:xfrm>
+                    <a:prstGeom prst="rect">
+                      <a:avLst/>
+                    </a:prstGeom>
+                    <a:noFill/>
+                    <a:ln>
+                      <a:noFill/>
+                    </a:ln>
+                  </pic:spPr>
+                </pic:pic>
+              </a:graphicData>
+            </a:graphic>
+          </wp:inline>
+        </w:drawing>
+      </w:r>
+      <w:r>
+        <w:tab/>
+      </w:r>
+      <w:r>
+        <w:t xml:space="preserve">root </w:t>
+      </w:r>
+      <w:r>
+        <w:t>계정이</w:t>
+      </w:r>
+      <w:r>
+        <w:t xml:space="preserve"> </w:t>
+      </w:r>
+      <w:r>
+        <w:t>아닌</w:t>
+      </w:r>
+      <w:r>
+        <w:t xml:space="preserve"> </w:t>
+      </w:r>
+      <w:r>
+        <w:t>일반</w:t>
+      </w:r>
+      <w:r>
+        <w:t xml:space="preserve"> </w:t>
+      </w:r>
+      <w:proofErr w:type="spellStart"/>
+      <w:r>
+        <w:t>리눅스</w:t>
+      </w:r>
+      <w:proofErr w:type="spellEnd"/>
+      <w:r>
+        <w:t xml:space="preserve"> </w:t>
+      </w:r>
+      <w:r>
+        <w:t>계정으로</w:t>
+      </w:r>
+      <w:r>
+        <w:t xml:space="preserve"> </w:t>
+      </w:r>
+      <w:r>
+        <w:t>전환해</w:t>
+      </w:r>
+      <w:r>
+        <w:t xml:space="preserve"> </w:t>
+      </w:r>
+      <w:r>
+        <w:t>실행</w:t>
+      </w:r>
+      <w:bookmarkStart w:id="73" w:name="_GoBack"/>
+      <w:bookmarkEnd w:id="73"/>
     </w:p>
     <w:p>
       <w:pPr>
@@ -11569,6 +11657,7 @@
         </w:rPr>
         <w:t xml:space="preserve"> </w:t>
       </w:r>
+      <w:proofErr w:type="spellStart"/>
       <w:r>
         <w:rPr>
           <w:rFonts w:ascii="Verdana" w:eastAsia="굴림" w:hAnsi="Verdana" w:cs="굴림"/>
@@ -11579,6 +11668,7 @@
         </w:rPr>
         <w:t>디렉토리에서</w:t>
       </w:r>
+      <w:proofErr w:type="spellEnd"/>
       <w:r>
         <w:rPr>
           <w:rFonts w:ascii="Verdana" w:eastAsia="굴림" w:hAnsi="Verdana" w:cs="굴림"/>
@@ -17709,6 +17799,7 @@
         </w:rPr>
         <w:t xml:space="preserve"> </w:t>
       </w:r>
+      <w:proofErr w:type="spellStart"/>
       <w:r>
         <w:rPr>
           <w:rFonts w:ascii="Verdana" w:eastAsia="굴림" w:hAnsi="Verdana" w:cs="굴림"/>
@@ -17719,6 +17810,7 @@
         </w:rPr>
         <w:t>심볼릭링크에</w:t>
       </w:r>
+      <w:proofErr w:type="spellEnd"/>
       <w:r>
         <w:rPr>
           <w:rFonts w:ascii="Verdana" w:eastAsia="굴림" w:hAnsi="Verdana" w:cs="굴림"/>
@@ -18053,6 +18145,7 @@
         </w:rPr>
         <w:t xml:space="preserve"> </w:t>
       </w:r>
+      <w:proofErr w:type="spellStart"/>
       <w:r>
         <w:rPr>
           <w:rFonts w:ascii="Verdana" w:eastAsia="굴림" w:hAnsi="Verdana" w:cs="굴림" w:hint="eastAsia"/>
@@ -18073,6 +18166,7 @@
         </w:rPr>
         <w:t>는</w:t>
       </w:r>
+      <w:proofErr w:type="spellEnd"/>
       <w:r>
         <w:rPr>
           <w:rFonts w:ascii="Verdana" w:eastAsia="굴림" w:hAnsi="Verdana" w:cs="굴림"/>
@@ -18589,6 +18683,7 @@
         </w:rPr>
         <w:t xml:space="preserve"> </w:t>
       </w:r>
+      <w:proofErr w:type="spellStart"/>
       <w:r>
         <w:rPr>
           <w:rFonts w:ascii="Verdana" w:eastAsia="굴림" w:hAnsi="Verdana" w:cs="굴림"/>
@@ -18599,6 +18694,7 @@
         </w:rPr>
         <w:t>디렉토리에는</w:t>
       </w:r>
+      <w:proofErr w:type="spellEnd"/>
       <w:r>
         <w:rPr>
           <w:rFonts w:ascii="Verdana" w:eastAsia="굴림" w:hAnsi="Verdana" w:cs="굴림"/>
@@ -18641,6 +18737,7 @@
         </w:rPr>
         <w:t> </w:t>
       </w:r>
+      <w:proofErr w:type="spellStart"/>
       <w:r>
         <w:rPr>
           <w:rFonts w:ascii="Verdana" w:eastAsia="굴림" w:hAnsi="Verdana" w:cs="굴림"/>
@@ -18651,6 +18748,7 @@
         </w:rPr>
         <w:t>업로드한</w:t>
       </w:r>
+      <w:proofErr w:type="spellEnd"/>
       <w:r>
         <w:rPr>
           <w:rFonts w:ascii="Verdana" w:eastAsia="굴림" w:hAnsi="Verdana" w:cs="굴림"/>
@@ -18841,6 +18939,7 @@
         </w:rPr>
         <w:t xml:space="preserve"> </w:t>
       </w:r>
+      <w:proofErr w:type="spellStart"/>
       <w:r>
         <w:rPr>
           <w:rFonts w:ascii="Verdana" w:eastAsia="굴림" w:hAnsi="Verdana" w:cs="굴림"/>
@@ -18851,6 +18950,7 @@
         </w:rPr>
         <w:t>심볼릭링크와</w:t>
       </w:r>
+      <w:proofErr w:type="spellEnd"/>
       <w:r>
         <w:rPr>
           <w:rFonts w:ascii="Verdana" w:eastAsia="굴림" w:hAnsi="Verdana" w:cs="굴림"/>
@@ -19030,33 +19130,7 @@
           <w:sz w:val="18"/>
           <w:szCs w:val="18"/>
         </w:rPr>
-        <w:t xml:space="preserve"> aux | </w:t>
-      </w:r>
-      <w:proofErr w:type="spellStart"/>
-      <w:r>
-        <w:rPr>
-          <w:rFonts w:ascii="Verdana" w:eastAsia="굴림" w:hAnsi="Verdana" w:cs="굴림"/>
-          <w:b/>
-          <w:bCs/>
-          <w:color w:val="333333"/>
-          <w:kern w:val="0"/>
-          <w:sz w:val="18"/>
-          <w:szCs w:val="18"/>
-        </w:rPr>
-        <w:t>grep</w:t>
-      </w:r>
-      <w:proofErr w:type="spellEnd"/>
-      <w:r>
-        <w:rPr>
-          <w:rFonts w:ascii="Verdana" w:eastAsia="굴림" w:hAnsi="Verdana" w:cs="굴림"/>
-          <w:b/>
-          <w:bCs/>
-          <w:color w:val="333333"/>
-          <w:kern w:val="0"/>
-          <w:sz w:val="18"/>
-          <w:szCs w:val="18"/>
-        </w:rPr>
-        <w:t xml:space="preserve"> </w:t>
+        <w:t xml:space="preserve"> aux | grep </w:t>
       </w:r>
       <w:proofErr w:type="spellStart"/>
       <w:proofErr w:type="gramStart"/>
@@ -19206,33 +19280,7 @@
           <w:sz w:val="18"/>
           <w:szCs w:val="18"/>
         </w:rPr>
-        <w:t xml:space="preserve"> aux | </w:t>
-      </w:r>
-      <w:proofErr w:type="spellStart"/>
-      <w:r>
-        <w:rPr>
-          <w:rFonts w:ascii="Verdana" w:eastAsia="굴림" w:hAnsi="Verdana" w:cs="굴림"/>
-          <w:b/>
-          <w:bCs/>
-          <w:color w:val="333333"/>
-          <w:kern w:val="0"/>
-          <w:sz w:val="18"/>
-          <w:szCs w:val="18"/>
-        </w:rPr>
-        <w:t>grep</w:t>
-      </w:r>
-      <w:proofErr w:type="spellEnd"/>
-      <w:r>
-        <w:rPr>
-          <w:rFonts w:ascii="Verdana" w:eastAsia="굴림" w:hAnsi="Verdana" w:cs="굴림"/>
-          <w:b/>
-          <w:bCs/>
-          <w:color w:val="333333"/>
-          <w:kern w:val="0"/>
-          <w:sz w:val="18"/>
-          <w:szCs w:val="18"/>
-        </w:rPr>
-        <w:t xml:space="preserve"> </w:t>
+        <w:t xml:space="preserve"> aux | grep </w:t>
       </w:r>
       <w:proofErr w:type="spellStart"/>
       <w:proofErr w:type="gramStart"/>
@@ -19482,33 +19530,7 @@
           <w:sz w:val="18"/>
           <w:szCs w:val="18"/>
         </w:rPr>
-        <w:t xml:space="preserve"> aux | </w:t>
-      </w:r>
-      <w:proofErr w:type="spellStart"/>
-      <w:r>
-        <w:rPr>
-          <w:rFonts w:ascii="Verdana" w:eastAsia="굴림" w:hAnsi="Verdana" w:cs="굴림"/>
-          <w:b/>
-          <w:bCs/>
-          <w:color w:val="333333"/>
-          <w:kern w:val="0"/>
-          <w:sz w:val="18"/>
-          <w:szCs w:val="18"/>
-        </w:rPr>
-        <w:t>grep</w:t>
-      </w:r>
-      <w:proofErr w:type="spellEnd"/>
-      <w:r>
-        <w:rPr>
-          <w:rFonts w:ascii="Verdana" w:eastAsia="굴림" w:hAnsi="Verdana" w:cs="굴림"/>
-          <w:b/>
-          <w:bCs/>
-          <w:color w:val="333333"/>
-          <w:kern w:val="0"/>
-          <w:sz w:val="18"/>
-          <w:szCs w:val="18"/>
-        </w:rPr>
-        <w:t xml:space="preserve"> </w:t>
+        <w:t xml:space="preserve"> aux | grep </w:t>
       </w:r>
       <w:proofErr w:type="spellStart"/>
       <w:proofErr w:type="gramStart"/>
@@ -19758,33 +19780,7 @@
           <w:sz w:val="18"/>
           <w:szCs w:val="18"/>
         </w:rPr>
-        <w:t xml:space="preserve"> aux | </w:t>
-      </w:r>
-      <w:proofErr w:type="spellStart"/>
-      <w:r>
-        <w:rPr>
-          <w:rFonts w:ascii="Verdana" w:eastAsia="굴림" w:hAnsi="Verdana" w:cs="굴림"/>
-          <w:b/>
-          <w:bCs/>
-          <w:color w:val="333333"/>
-          <w:kern w:val="0"/>
-          <w:sz w:val="18"/>
-          <w:szCs w:val="18"/>
-        </w:rPr>
-        <w:t>grep</w:t>
-      </w:r>
-      <w:proofErr w:type="spellEnd"/>
-      <w:r>
-        <w:rPr>
-          <w:rFonts w:ascii="Verdana" w:eastAsia="굴림" w:hAnsi="Verdana" w:cs="굴림"/>
-          <w:b/>
-          <w:bCs/>
-          <w:color w:val="333333"/>
-          <w:kern w:val="0"/>
-          <w:sz w:val="18"/>
-          <w:szCs w:val="18"/>
-        </w:rPr>
-        <w:t xml:space="preserve"> </w:t>
+        <w:t xml:space="preserve"> aux | grep </w:t>
       </w:r>
       <w:proofErr w:type="spellStart"/>
       <w:r>
@@ -20038,7 +20034,11 @@
       </w:r>
       <w:proofErr w:type="spellEnd"/>
       <w:r>
-        <w:t xml:space="preserve"> 디렉토리</w:t>
+        <w:t xml:space="preserve"> </w:t>
+      </w:r>
+      <w:proofErr w:type="spellStart"/>
+      <w:r>
+        <w:t>디렉토리</w:t>
       </w:r>
       <w:r>
         <w:rPr>
@@ -20046,6 +20046,7 @@
         </w:rPr>
         <w:t>를</w:t>
       </w:r>
+      <w:proofErr w:type="spellEnd"/>
       <w:r>
         <w:t xml:space="preserve"> </w:t>
       </w:r>
@@ -20061,7 +20062,21 @@
         <w:rPr>
           <w:color w:val="FF0000"/>
         </w:rPr>
-        <w:t>(하위 디렉토리도 모두)</w:t>
+        <w:t xml:space="preserve">(하위 </w:t>
+      </w:r>
+      <w:proofErr w:type="spellStart"/>
+      <w:r>
+        <w:rPr>
+          <w:color w:val="FF0000"/>
+        </w:rPr>
+        <w:t>디렉토리도</w:t>
+      </w:r>
+      <w:proofErr w:type="spellEnd"/>
+      <w:r>
+        <w:rPr>
+          <w:color w:val="FF0000"/>
+        </w:rPr>
+        <w:t xml:space="preserve"> 모두)</w:t>
       </w:r>
       <w:bookmarkEnd w:id="80"/>
       <w:bookmarkEnd w:id="81"/>
@@ -20165,6 +20180,571 @@
         </w:rPr>
         <w:br/>
         <w:t> </w:t>
+      </w:r>
+    </w:p>
+    <w:p>
+      <w:pPr>
+        <w:pStyle w:val="1"/>
+        <w:numPr>
+          <w:ilvl w:val="1"/>
+          <w:numId w:val="14"/>
+        </w:numPr>
+      </w:pPr>
+      <w:r>
+        <w:rPr>
+          <w:rFonts w:hint="eastAsia"/>
+        </w:rPr>
+        <w:t>각 서버들의 메모리 최대 사이즈를 설정</w:t>
+      </w:r>
+    </w:p>
+    <w:p>
+      <w:pPr>
+        <w:pStyle w:val="a6"/>
+        <w:numPr>
+          <w:ilvl w:val="0"/>
+          <w:numId w:val="18"/>
+        </w:numPr>
+        <w:ind w:leftChars="0"/>
+      </w:pPr>
+      <w:r>
+        <w:rPr>
+          <w:rFonts w:ascii="Verdana" w:eastAsia="굴림" w:hAnsi="Verdana" w:cs="굴림"/>
+          <w:b/>
+          <w:bCs/>
+          <w:color w:val="333333"/>
+          <w:kern w:val="0"/>
+          <w:sz w:val="18"/>
+          <w:szCs w:val="18"/>
+        </w:rPr>
+        <w:t>‘</w:t>
+      </w:r>
+      <w:proofErr w:type="spellStart"/>
+      <w:r>
+        <w:rPr>
+          <w:rFonts w:ascii="Verdana" w:eastAsia="굴림" w:hAnsi="Verdana" w:cs="굴림"/>
+          <w:b/>
+          <w:bCs/>
+          <w:color w:val="333333"/>
+          <w:kern w:val="0"/>
+          <w:sz w:val="18"/>
+          <w:szCs w:val="18"/>
+        </w:rPr>
+        <w:t>ezEKP</w:t>
+      </w:r>
+      <w:proofErr w:type="spellEnd"/>
+      <w:r>
+        <w:rPr>
+          <w:rFonts w:ascii="Verdana" w:eastAsia="굴림" w:hAnsi="Verdana" w:cs="굴림"/>
+          <w:b/>
+          <w:bCs/>
+          <w:color w:val="333333"/>
+          <w:kern w:val="0"/>
+          <w:sz w:val="18"/>
+          <w:szCs w:val="18"/>
+        </w:rPr>
+        <w:t xml:space="preserve"> </w:t>
+      </w:r>
+      <w:r>
+        <w:rPr>
+          <w:rFonts w:ascii="Verdana" w:eastAsia="굴림" w:hAnsi="Verdana" w:cs="굴림"/>
+          <w:b/>
+          <w:bCs/>
+          <w:color w:val="333333"/>
+          <w:kern w:val="0"/>
+          <w:sz w:val="18"/>
+          <w:szCs w:val="18"/>
+        </w:rPr>
+        <w:t>서브모듈</w:t>
+      </w:r>
+      <w:r>
+        <w:rPr>
+          <w:rFonts w:ascii="Verdana" w:eastAsia="굴림" w:hAnsi="Verdana" w:cs="굴림"/>
+          <w:b/>
+          <w:bCs/>
+          <w:color w:val="333333"/>
+          <w:kern w:val="0"/>
+          <w:sz w:val="18"/>
+          <w:szCs w:val="18"/>
+        </w:rPr>
+        <w:t xml:space="preserve"> </w:t>
+      </w:r>
+      <w:r>
+        <w:rPr>
+          <w:rFonts w:ascii="Verdana" w:eastAsia="굴림" w:hAnsi="Verdana" w:cs="굴림"/>
+          <w:b/>
+          <w:bCs/>
+          <w:color w:val="333333"/>
+          <w:kern w:val="0"/>
+          <w:sz w:val="18"/>
+          <w:szCs w:val="18"/>
+        </w:rPr>
+        <w:t>메모리</w:t>
+      </w:r>
+      <w:r>
+        <w:rPr>
+          <w:rFonts w:ascii="Verdana" w:eastAsia="굴림" w:hAnsi="Verdana" w:cs="굴림"/>
+          <w:b/>
+          <w:bCs/>
+          <w:color w:val="333333"/>
+          <w:kern w:val="0"/>
+          <w:sz w:val="18"/>
+          <w:szCs w:val="18"/>
+        </w:rPr>
+        <w:t xml:space="preserve"> </w:t>
+      </w:r>
+      <w:r>
+        <w:rPr>
+          <w:rFonts w:ascii="Verdana" w:eastAsia="굴림" w:hAnsi="Verdana" w:cs="굴림"/>
+          <w:b/>
+          <w:bCs/>
+          <w:color w:val="333333"/>
+          <w:kern w:val="0"/>
+          <w:sz w:val="18"/>
+          <w:szCs w:val="18"/>
+        </w:rPr>
+        <w:t>크기</w:t>
+      </w:r>
+      <w:r>
+        <w:rPr>
+          <w:rFonts w:ascii="Verdana" w:eastAsia="굴림" w:hAnsi="Verdana" w:cs="굴림"/>
+          <w:b/>
+          <w:bCs/>
+          <w:color w:val="333333"/>
+          <w:kern w:val="0"/>
+          <w:sz w:val="18"/>
+          <w:szCs w:val="18"/>
+        </w:rPr>
+        <w:t xml:space="preserve"> </w:t>
+      </w:r>
+      <w:r>
+        <w:rPr>
+          <w:rFonts w:ascii="Verdana" w:eastAsia="굴림" w:hAnsi="Verdana" w:cs="굴림"/>
+          <w:b/>
+          <w:bCs/>
+          <w:color w:val="333333"/>
+          <w:kern w:val="0"/>
+          <w:sz w:val="18"/>
+          <w:szCs w:val="18"/>
+        </w:rPr>
+        <w:t>설정</w:t>
+      </w:r>
+      <w:r>
+        <w:rPr>
+          <w:rFonts w:ascii="Verdana" w:eastAsia="굴림" w:hAnsi="Verdana" w:cs="굴림"/>
+          <w:b/>
+          <w:bCs/>
+          <w:color w:val="333333"/>
+          <w:kern w:val="0"/>
+          <w:sz w:val="18"/>
+          <w:szCs w:val="18"/>
+        </w:rPr>
+        <w:t xml:space="preserve"> </w:t>
+      </w:r>
+      <w:r>
+        <w:rPr>
+          <w:rFonts w:ascii="Verdana" w:eastAsia="굴림" w:hAnsi="Verdana" w:cs="굴림"/>
+          <w:b/>
+          <w:bCs/>
+          <w:color w:val="333333"/>
+          <w:kern w:val="0"/>
+          <w:sz w:val="18"/>
+          <w:szCs w:val="18"/>
+        </w:rPr>
+        <w:t>방법</w:t>
+      </w:r>
+      <w:r>
+        <w:rPr>
+          <w:rFonts w:ascii="Verdana" w:eastAsia="굴림" w:hAnsi="Verdana" w:cs="굴림"/>
+          <w:b/>
+          <w:bCs/>
+          <w:color w:val="333333"/>
+          <w:kern w:val="0"/>
+          <w:sz w:val="18"/>
+          <w:szCs w:val="18"/>
+        </w:rPr>
+        <w:t>.</w:t>
+      </w:r>
+      <w:proofErr w:type="spellStart"/>
+      <w:r>
+        <w:rPr>
+          <w:rFonts w:ascii="Verdana" w:eastAsia="굴림" w:hAnsi="Verdana" w:cs="굴림"/>
+          <w:b/>
+          <w:bCs/>
+          <w:color w:val="333333"/>
+          <w:kern w:val="0"/>
+          <w:sz w:val="18"/>
+          <w:szCs w:val="18"/>
+        </w:rPr>
+        <w:t>docx</w:t>
+      </w:r>
+      <w:proofErr w:type="spellEnd"/>
+      <w:r>
+        <w:rPr>
+          <w:rFonts w:ascii="Verdana" w:eastAsia="굴림" w:hAnsi="Verdana" w:cs="굴림"/>
+          <w:b/>
+          <w:bCs/>
+          <w:color w:val="333333"/>
+          <w:kern w:val="0"/>
+          <w:sz w:val="18"/>
+          <w:szCs w:val="18"/>
+        </w:rPr>
+        <w:t xml:space="preserve">’ </w:t>
+      </w:r>
+      <w:r>
+        <w:rPr>
+          <w:rFonts w:ascii="Verdana" w:eastAsia="굴림" w:hAnsi="Verdana" w:cs="굴림" w:hint="eastAsia"/>
+          <w:b/>
+          <w:bCs/>
+          <w:color w:val="333333"/>
+          <w:kern w:val="0"/>
+          <w:sz w:val="18"/>
+          <w:szCs w:val="18"/>
+        </w:rPr>
+        <w:t>문서를</w:t>
+      </w:r>
+      <w:r>
+        <w:rPr>
+          <w:rFonts w:ascii="Verdana" w:eastAsia="굴림" w:hAnsi="Verdana" w:cs="굴림" w:hint="eastAsia"/>
+          <w:b/>
+          <w:bCs/>
+          <w:color w:val="333333"/>
+          <w:kern w:val="0"/>
+          <w:sz w:val="18"/>
+          <w:szCs w:val="18"/>
+        </w:rPr>
+        <w:t xml:space="preserve"> </w:t>
+      </w:r>
+      <w:r>
+        <w:rPr>
+          <w:rFonts w:ascii="Verdana" w:eastAsia="굴림" w:hAnsi="Verdana" w:cs="굴림" w:hint="eastAsia"/>
+          <w:b/>
+          <w:bCs/>
+          <w:color w:val="333333"/>
+          <w:kern w:val="0"/>
+          <w:sz w:val="18"/>
+          <w:szCs w:val="18"/>
+        </w:rPr>
+        <w:t>참고하여</w:t>
+      </w:r>
+      <w:r>
+        <w:rPr>
+          <w:rFonts w:ascii="Verdana" w:eastAsia="굴림" w:hAnsi="Verdana" w:cs="굴림" w:hint="eastAsia"/>
+          <w:b/>
+          <w:bCs/>
+          <w:color w:val="333333"/>
+          <w:kern w:val="0"/>
+          <w:sz w:val="18"/>
+          <w:szCs w:val="18"/>
+        </w:rPr>
+        <w:t xml:space="preserve"> </w:t>
+      </w:r>
+      <w:r>
+        <w:rPr>
+          <w:rFonts w:ascii="Verdana" w:eastAsia="굴림" w:hAnsi="Verdana" w:cs="굴림" w:hint="eastAsia"/>
+          <w:b/>
+          <w:bCs/>
+          <w:color w:val="333333"/>
+          <w:kern w:val="0"/>
+          <w:sz w:val="18"/>
+          <w:szCs w:val="18"/>
+        </w:rPr>
+        <w:t>설정</w:t>
+      </w:r>
+      <w:r>
+        <w:rPr>
+          <w:rFonts w:ascii="Verdana" w:eastAsia="굴림" w:hAnsi="Verdana" w:cs="굴림"/>
+          <w:color w:val="333333"/>
+          <w:kern w:val="0"/>
+          <w:sz w:val="18"/>
+          <w:szCs w:val="18"/>
+        </w:rPr>
+        <w:br/>
+      </w:r>
+    </w:p>
+    <w:p>
+      <w:pPr>
+        <w:pStyle w:val="1"/>
+        <w:numPr>
+          <w:ilvl w:val="1"/>
+          <w:numId w:val="14"/>
+        </w:numPr>
+      </w:pPr>
+      <w:r>
+        <w:t xml:space="preserve">root </w:t>
+      </w:r>
+      <w:r>
+        <w:rPr>
+          <w:rFonts w:hint="eastAsia"/>
+        </w:rPr>
+        <w:t xml:space="preserve">계정이 아닌 일반 </w:t>
+      </w:r>
+      <w:proofErr w:type="spellStart"/>
+      <w:r>
+        <w:rPr>
+          <w:rFonts w:hint="eastAsia"/>
+        </w:rPr>
+        <w:t>리눅스</w:t>
+      </w:r>
+      <w:proofErr w:type="spellEnd"/>
+      <w:r>
+        <w:rPr>
+          <w:rFonts w:hint="eastAsia"/>
+        </w:rPr>
+        <w:t xml:space="preserve"> 계정으로 전환해 실행</w:t>
+      </w:r>
+    </w:p>
+    <w:p>
+      <w:pPr>
+        <w:pStyle w:val="a6"/>
+        <w:numPr>
+          <w:ilvl w:val="0"/>
+          <w:numId w:val="18"/>
+        </w:numPr>
+        <w:ind w:leftChars="0"/>
+      </w:pPr>
+      <w:r>
+        <w:rPr>
+          <w:rFonts w:ascii="Verdana" w:eastAsia="굴림" w:hAnsi="Verdana" w:cs="굴림"/>
+          <w:b/>
+          <w:bCs/>
+          <w:color w:val="333333"/>
+          <w:kern w:val="0"/>
+          <w:sz w:val="18"/>
+          <w:szCs w:val="18"/>
+        </w:rPr>
+        <w:t>‘</w:t>
+      </w:r>
+      <w:proofErr w:type="spellStart"/>
+      <w:r>
+        <w:rPr>
+          <w:rFonts w:ascii="Verdana" w:eastAsia="굴림" w:hAnsi="Verdana" w:cs="굴림"/>
+          <w:b/>
+          <w:bCs/>
+          <w:color w:val="333333"/>
+          <w:kern w:val="0"/>
+          <w:sz w:val="18"/>
+          <w:szCs w:val="18"/>
+        </w:rPr>
+        <w:t>ezEKP</w:t>
+      </w:r>
+      <w:proofErr w:type="spellEnd"/>
+      <w:r>
+        <w:rPr>
+          <w:rFonts w:ascii="Verdana" w:eastAsia="굴림" w:hAnsi="Verdana" w:cs="굴림"/>
+          <w:b/>
+          <w:bCs/>
+          <w:color w:val="333333"/>
+          <w:kern w:val="0"/>
+          <w:sz w:val="18"/>
+          <w:szCs w:val="18"/>
+        </w:rPr>
+        <w:t>를</w:t>
+      </w:r>
+      <w:r>
+        <w:rPr>
+          <w:rFonts w:ascii="Verdana" w:eastAsia="굴림" w:hAnsi="Verdana" w:cs="굴림"/>
+          <w:b/>
+          <w:bCs/>
+          <w:color w:val="333333"/>
+          <w:kern w:val="0"/>
+          <w:sz w:val="18"/>
+          <w:szCs w:val="18"/>
+        </w:rPr>
+        <w:t xml:space="preserve"> </w:t>
+      </w:r>
+      <w:r>
+        <w:rPr>
+          <w:rFonts w:ascii="Verdana" w:eastAsia="굴림" w:hAnsi="Verdana" w:cs="굴림"/>
+          <w:b/>
+          <w:bCs/>
+          <w:color w:val="333333"/>
+          <w:kern w:val="0"/>
+          <w:sz w:val="18"/>
+          <w:szCs w:val="18"/>
+        </w:rPr>
+        <w:t>일반</w:t>
+      </w:r>
+      <w:r>
+        <w:rPr>
+          <w:rFonts w:ascii="Verdana" w:eastAsia="굴림" w:hAnsi="Verdana" w:cs="굴림"/>
+          <w:b/>
+          <w:bCs/>
+          <w:color w:val="333333"/>
+          <w:kern w:val="0"/>
+          <w:sz w:val="18"/>
+          <w:szCs w:val="18"/>
+        </w:rPr>
+        <w:t xml:space="preserve"> </w:t>
+      </w:r>
+      <w:proofErr w:type="spellStart"/>
+      <w:r>
+        <w:rPr>
+          <w:rFonts w:ascii="Verdana" w:eastAsia="굴림" w:hAnsi="Verdana" w:cs="굴림"/>
+          <w:b/>
+          <w:bCs/>
+          <w:color w:val="333333"/>
+          <w:kern w:val="0"/>
+          <w:sz w:val="18"/>
+          <w:szCs w:val="18"/>
+        </w:rPr>
+        <w:t>리눅스계정으로</w:t>
+      </w:r>
+      <w:proofErr w:type="spellEnd"/>
+      <w:r>
+        <w:rPr>
+          <w:rFonts w:ascii="Verdana" w:eastAsia="굴림" w:hAnsi="Verdana" w:cs="굴림"/>
+          <w:b/>
+          <w:bCs/>
+          <w:color w:val="333333"/>
+          <w:kern w:val="0"/>
+          <w:sz w:val="18"/>
+          <w:szCs w:val="18"/>
+        </w:rPr>
+        <w:t xml:space="preserve"> </w:t>
+      </w:r>
+      <w:r>
+        <w:rPr>
+          <w:rFonts w:ascii="Verdana" w:eastAsia="굴림" w:hAnsi="Verdana" w:cs="굴림"/>
+          <w:b/>
+          <w:bCs/>
+          <w:color w:val="333333"/>
+          <w:kern w:val="0"/>
+          <w:sz w:val="18"/>
+          <w:szCs w:val="18"/>
+        </w:rPr>
+        <w:t>실행하는</w:t>
+      </w:r>
+      <w:r>
+        <w:rPr>
+          <w:rFonts w:ascii="Verdana" w:eastAsia="굴림" w:hAnsi="Verdana" w:cs="굴림"/>
+          <w:b/>
+          <w:bCs/>
+          <w:color w:val="333333"/>
+          <w:kern w:val="0"/>
+          <w:sz w:val="18"/>
+          <w:szCs w:val="18"/>
+        </w:rPr>
+        <w:t xml:space="preserve"> </w:t>
+      </w:r>
+      <w:r>
+        <w:rPr>
+          <w:rFonts w:ascii="Verdana" w:eastAsia="굴림" w:hAnsi="Verdana" w:cs="굴림"/>
+          <w:b/>
+          <w:bCs/>
+          <w:color w:val="333333"/>
+          <w:kern w:val="0"/>
+          <w:sz w:val="18"/>
+          <w:szCs w:val="18"/>
+        </w:rPr>
+        <w:t>방법</w:t>
+      </w:r>
+      <w:r>
+        <w:rPr>
+          <w:rFonts w:ascii="Verdana" w:eastAsia="굴림" w:hAnsi="Verdana" w:cs="굴림"/>
+          <w:b/>
+          <w:bCs/>
+          <w:color w:val="333333"/>
+          <w:kern w:val="0"/>
+          <w:sz w:val="18"/>
+          <w:szCs w:val="18"/>
+        </w:rPr>
+        <w:t>.</w:t>
+      </w:r>
+      <w:proofErr w:type="spellStart"/>
+      <w:r>
+        <w:rPr>
+          <w:rFonts w:ascii="Verdana" w:eastAsia="굴림" w:hAnsi="Verdana" w:cs="굴림"/>
+          <w:b/>
+          <w:bCs/>
+          <w:color w:val="333333"/>
+          <w:kern w:val="0"/>
+          <w:sz w:val="18"/>
+          <w:szCs w:val="18"/>
+        </w:rPr>
+        <w:t>docx</w:t>
+      </w:r>
+      <w:proofErr w:type="spellEnd"/>
+      <w:r>
+        <w:rPr>
+          <w:rFonts w:ascii="Verdana" w:eastAsia="굴림" w:hAnsi="Verdana" w:cs="굴림"/>
+          <w:b/>
+          <w:bCs/>
+          <w:color w:val="333333"/>
+          <w:kern w:val="0"/>
+          <w:sz w:val="18"/>
+          <w:szCs w:val="18"/>
+        </w:rPr>
+        <w:t xml:space="preserve">’ </w:t>
+      </w:r>
+      <w:r>
+        <w:rPr>
+          <w:rFonts w:ascii="Verdana" w:eastAsia="굴림" w:hAnsi="Verdana" w:cs="굴림" w:hint="eastAsia"/>
+          <w:b/>
+          <w:bCs/>
+          <w:color w:val="333333"/>
+          <w:kern w:val="0"/>
+          <w:sz w:val="18"/>
+          <w:szCs w:val="18"/>
+        </w:rPr>
+        <w:t>문서를</w:t>
+      </w:r>
+      <w:r>
+        <w:rPr>
+          <w:rFonts w:ascii="Verdana" w:eastAsia="굴림" w:hAnsi="Verdana" w:cs="굴림" w:hint="eastAsia"/>
+          <w:b/>
+          <w:bCs/>
+          <w:color w:val="333333"/>
+          <w:kern w:val="0"/>
+          <w:sz w:val="18"/>
+          <w:szCs w:val="18"/>
+        </w:rPr>
+        <w:t xml:space="preserve"> </w:t>
+      </w:r>
+      <w:r>
+        <w:rPr>
+          <w:rFonts w:ascii="Verdana" w:eastAsia="굴림" w:hAnsi="Verdana" w:cs="굴림" w:hint="eastAsia"/>
+          <w:b/>
+          <w:bCs/>
+          <w:color w:val="333333"/>
+          <w:kern w:val="0"/>
+          <w:sz w:val="18"/>
+          <w:szCs w:val="18"/>
+        </w:rPr>
+        <w:t>참고하여</w:t>
+      </w:r>
+      <w:r>
+        <w:rPr>
+          <w:rFonts w:ascii="Verdana" w:eastAsia="굴림" w:hAnsi="Verdana" w:cs="굴림" w:hint="eastAsia"/>
+          <w:b/>
+          <w:bCs/>
+          <w:color w:val="333333"/>
+          <w:kern w:val="0"/>
+          <w:sz w:val="18"/>
+          <w:szCs w:val="18"/>
+        </w:rPr>
+        <w:t xml:space="preserve"> </w:t>
+      </w:r>
+      <w:r>
+        <w:rPr>
+          <w:rFonts w:ascii="Verdana" w:eastAsia="굴림" w:hAnsi="Verdana" w:cs="굴림" w:hint="eastAsia"/>
+          <w:b/>
+          <w:bCs/>
+          <w:color w:val="333333"/>
+          <w:kern w:val="0"/>
+          <w:sz w:val="18"/>
+          <w:szCs w:val="18"/>
+        </w:rPr>
+        <w:t>설정</w:t>
+      </w:r>
+      <w:r>
+        <w:rPr>
+          <w:rFonts w:ascii="Verdana" w:eastAsia="굴림" w:hAnsi="Verdana" w:cs="굴림"/>
+          <w:color w:val="333333"/>
+          <w:kern w:val="0"/>
+          <w:sz w:val="18"/>
+          <w:szCs w:val="18"/>
+        </w:rPr>
+        <w:br/>
       </w:r>
     </w:p>
     <w:p>
@@ -20794,7 +21374,7 @@
               </wp:anchor>
             </w:drawing>
           </mc:Choice>
-          <mc:Fallback xmlns:w16cid="http://schemas.microsoft.com/office/word/2016/wordml/cid" xmlns:am3d="http://schemas.microsoft.com/office/drawing/2017/model3d" xmlns:aink="http://schemas.microsoft.com/office/drawing/2016/ink" xmlns:cx8="http://schemas.microsoft.com/office/drawing/2016/5/14/chartex" xmlns:cx7="http://schemas.microsoft.com/office/drawing/2016/5/13/chartex" xmlns:cx6="http://schemas.microsoft.com/office/drawing/2016/5/12/chartex" xmlns:cx5="http://schemas.microsoft.com/office/drawing/2016/5/11/chartex" xmlns:cx4="http://schemas.microsoft.com/office/drawing/2016/5/10/chartex" xmlns:cx3="http://schemas.microsoft.com/office/drawing/2016/5/9/chartex" xmlns:cx2="http://schemas.microsoft.com/office/drawing/2015/10/21/chartex" xmlns:cx1="http://schemas.microsoft.com/office/drawing/2015/9/8/chartex">
+          <mc:Fallback xmlns:cx1="http://schemas.microsoft.com/office/drawing/2015/9/8/chartex" xmlns:cx2="http://schemas.microsoft.com/office/drawing/2015/10/21/chartex" xmlns:cx3="http://schemas.microsoft.com/office/drawing/2016/5/9/chartex" xmlns:cx4="http://schemas.microsoft.com/office/drawing/2016/5/10/chartex" xmlns:cx5="http://schemas.microsoft.com/office/drawing/2016/5/11/chartex" xmlns:cx6="http://schemas.microsoft.com/office/drawing/2016/5/12/chartex" xmlns:cx7="http://schemas.microsoft.com/office/drawing/2016/5/13/chartex" xmlns:cx8="http://schemas.microsoft.com/office/drawing/2016/5/14/chartex" xmlns:aink="http://schemas.microsoft.com/office/drawing/2016/ink" xmlns:am3d="http://schemas.microsoft.com/office/drawing/2017/model3d" xmlns:w16cid="http://schemas.microsoft.com/office/word/2016/wordml/cid" xmlns:w16se="http://schemas.microsoft.com/office/word/2015/wordml/symex" xmlns:cx="http://schemas.microsoft.com/office/drawing/2014/chartex">
             <w:pict>
               <v:rect w14:anchorId="1D61ED54" id="직사각형 99" o:spid="_x0000_s1026" style="position:absolute;left:0;text-align:left;margin-left:35.7pt;margin-top:34.75pt;width:6in;height:9pt;z-index:251671552;visibility:visible;mso-wrap-style:square;mso-width-percent:0;mso-height-percent:0;mso-wrap-distance-left:9pt;mso-wrap-distance-top:0;mso-wrap-distance-right:9pt;mso-wrap-distance-bottom:0;mso-position-horizontal:absolute;mso-position-horizontal-relative:margin;mso-position-vertical:absolute;mso-position-vertical-relative:text;mso-width-percent:0;mso-height-percent:0;mso-width-relative:page;mso-height-relative:page;v-text-anchor:top" o:gfxdata="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" stroked="f">
                 <v:fill color2="navy" angle="90" focus="100%" type="gradient"/>
@@ -20923,7 +21503,7 @@
               </wp:anchor>
             </w:drawing>
           </mc:Choice>
-          <mc:Fallback xmlns:w16cid="http://schemas.microsoft.com/office/word/2016/wordml/cid" xmlns:am3d="http://schemas.microsoft.com/office/drawing/2017/model3d" xmlns:aink="http://schemas.microsoft.com/office/drawing/2016/ink" xmlns:cx8="http://schemas.microsoft.com/office/drawing/2016/5/14/chartex" xmlns:cx7="http://schemas.microsoft.com/office/drawing/2016/5/13/chartex" xmlns:cx6="http://schemas.microsoft.com/office/drawing/2016/5/12/chartex" xmlns:cx5="http://schemas.microsoft.com/office/drawing/2016/5/11/chartex" xmlns:cx4="http://schemas.microsoft.com/office/drawing/2016/5/10/chartex" xmlns:cx3="http://schemas.microsoft.com/office/drawing/2016/5/9/chartex" xmlns:cx2="http://schemas.microsoft.com/office/drawing/2015/10/21/chartex" xmlns:cx1="http://schemas.microsoft.com/office/drawing/2015/9/8/chartex">
+          <mc:Fallback xmlns:cx1="http://schemas.microsoft.com/office/drawing/2015/9/8/chartex" xmlns:cx2="http://schemas.microsoft.com/office/drawing/2015/10/21/chartex" xmlns:cx3="http://schemas.microsoft.com/office/drawing/2016/5/9/chartex" xmlns:cx4="http://schemas.microsoft.com/office/drawing/2016/5/10/chartex" xmlns:cx5="http://schemas.microsoft.com/office/drawing/2016/5/11/chartex" xmlns:cx6="http://schemas.microsoft.com/office/drawing/2016/5/12/chartex" xmlns:cx7="http://schemas.microsoft.com/office/drawing/2016/5/13/chartex" xmlns:cx8="http://schemas.microsoft.com/office/drawing/2016/5/14/chartex" xmlns:aink="http://schemas.microsoft.com/office/drawing/2016/ink" xmlns:am3d="http://schemas.microsoft.com/office/drawing/2017/model3d" xmlns:w16cid="http://schemas.microsoft.com/office/word/2016/wordml/cid" xmlns:w16se="http://schemas.microsoft.com/office/word/2015/wordml/symex" xmlns:cx="http://schemas.microsoft.com/office/drawing/2014/chartex">
             <w:pict>
               <v:rect w14:anchorId="1D2CF6CE" id="직사각형 100" o:spid="_x0000_s1026" style="position:absolute;left:0;text-align:left;margin-left:380.8pt;margin-top:.75pt;width:6in;height:9pt;z-index:251670528;visibility:visible;mso-wrap-style:square;mso-width-percent:0;mso-height-percent:0;mso-wrap-distance-left:9pt;mso-wrap-distance-top:0;mso-wrap-distance-right:9pt;mso-wrap-distance-bottom:0;mso-position-horizontal:right;mso-position-horizontal-relative:margin;mso-position-vertical:absolute;mso-position-vertical-relative:text;mso-width-percent:0;mso-height-percent:0;mso-width-relative:page;mso-height-relative:page;v-text-anchor:top" o:gfxdata="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" stroked="f">
                 <v:fill color2="navy" angle="90" focus="100%" type="gradient"/>
@@ -21961,7 +22541,6 @@
           <w:szCs w:val="18"/>
         </w:rPr>
       </w:pPr>
-      <w:proofErr w:type="gramStart"/>
       <w:r>
         <w:rPr>
           <w:rFonts w:ascii="Verdana" w:eastAsia="굴림" w:hAnsi="Verdana" w:cs="굴림"/>
@@ -21982,18 +22561,7 @@
           <w:sz w:val="18"/>
           <w:szCs w:val="18"/>
         </w:rPr>
-        <w:t> :</w:t>
-      </w:r>
-      <w:proofErr w:type="gramEnd"/>
-      <w:r>
-        <w:rPr>
-          <w:rFonts w:ascii="Verdana" w:eastAsia="굴림" w:hAnsi="Verdana" w:cs="굴림"/>
-          <w:color w:val="333333"/>
-          <w:kern w:val="0"/>
-          <w:sz w:val="18"/>
-          <w:szCs w:val="18"/>
-        </w:rPr>
-        <w:t xml:space="preserve"> </w:t>
+        <w:t xml:space="preserve"> : </w:t>
       </w:r>
       <w:r>
         <w:rPr>
@@ -22117,6 +22685,7 @@
         </w:rPr>
         <w:t>-server(</w:t>
       </w:r>
+      <w:proofErr w:type="spellStart"/>
       <w:r>
         <w:rPr>
           <w:rFonts w:ascii="Verdana" w:eastAsia="굴림" w:hAnsi="Verdana" w:cs="굴림"/>
@@ -22127,6 +22696,7 @@
         </w:rPr>
         <w:t>게이트웨이</w:t>
       </w:r>
+      <w:proofErr w:type="spellEnd"/>
       <w:r>
         <w:rPr>
           <w:rFonts w:ascii="Verdana" w:eastAsia="굴림" w:hAnsi="Verdana" w:cs="굴림"/>
@@ -22371,7 +22941,6 @@
           <w:szCs w:val="18"/>
         </w:rPr>
       </w:pPr>
-      <w:proofErr w:type="gramStart"/>
       <w:r>
         <w:rPr>
           <w:rFonts w:ascii="Verdana" w:eastAsia="굴림" w:hAnsi="Verdana" w:cs="굴림"/>
@@ -22392,18 +22961,7 @@
           <w:sz w:val="18"/>
           <w:szCs w:val="18"/>
         </w:rPr>
-        <w:t> :</w:t>
-      </w:r>
-      <w:proofErr w:type="gramEnd"/>
-      <w:r>
-        <w:rPr>
-          <w:rFonts w:ascii="Verdana" w:eastAsia="굴림" w:hAnsi="Verdana" w:cs="굴림"/>
-          <w:color w:val="333333"/>
-          <w:kern w:val="0"/>
-          <w:sz w:val="18"/>
-          <w:szCs w:val="18"/>
-        </w:rPr>
-        <w:t xml:space="preserve"> </w:t>
+        <w:t xml:space="preserve"> : </w:t>
       </w:r>
       <w:r>
         <w:rPr>
@@ -22803,7 +23361,6 @@
           <w:szCs w:val="18"/>
         </w:rPr>
       </w:pPr>
-      <w:proofErr w:type="gramStart"/>
       <w:r>
         <w:rPr>
           <w:rFonts w:ascii="Verdana" w:eastAsia="굴림" w:hAnsi="Verdana" w:cs="굴림"/>
@@ -22817,7 +23374,6 @@
         <w:t>./</w:t>
       </w:r>
       <w:proofErr w:type="spellStart"/>
-      <w:proofErr w:type="gramEnd"/>
       <w:r>
         <w:rPr>
           <w:rFonts w:ascii="Verdana" w:eastAsia="굴림" w:hAnsi="Verdana" w:cs="굴림"/>
@@ -22887,7 +23443,6 @@
           <w:szCs w:val="18"/>
         </w:rPr>
       </w:pPr>
-      <w:proofErr w:type="gramStart"/>
       <w:r>
         <w:rPr>
           <w:rFonts w:ascii="Verdana" w:eastAsia="굴림" w:hAnsi="Verdana" w:cs="굴림"/>
@@ -22901,7 +23456,6 @@
         <w:t>./</w:t>
       </w:r>
       <w:proofErr w:type="spellStart"/>
-      <w:proofErr w:type="gramEnd"/>
       <w:r>
         <w:rPr>
           <w:rFonts w:ascii="Verdana" w:eastAsia="굴림" w:hAnsi="Verdana" w:cs="굴림"/>
@@ -23063,27 +23617,15 @@
           <w:szCs w:val="18"/>
         </w:rPr>
       </w:pPr>
-      <w:proofErr w:type="gramStart"/>
-      <w:r>
-        <w:rPr>
-          <w:rFonts w:ascii="Verdana" w:eastAsia="굴림" w:hAnsi="Verdana" w:cs="굴림"/>
-          <w:color w:val="333333"/>
-          <w:kern w:val="0"/>
-          <w:sz w:val="18"/>
-          <w:szCs w:val="18"/>
-        </w:rPr>
-        <w:t>MariaDB :</w:t>
-      </w:r>
-      <w:proofErr w:type="gramEnd"/>
-      <w:r>
-        <w:rPr>
-          <w:rFonts w:ascii="Verdana" w:eastAsia="굴림" w:hAnsi="Verdana" w:cs="굴림"/>
-          <w:color w:val="333333"/>
-          <w:kern w:val="0"/>
-          <w:sz w:val="18"/>
-          <w:szCs w:val="18"/>
-        </w:rPr>
-        <w:t> </w:t>
+      <w:r>
+        <w:rPr>
+          <w:rFonts w:ascii="Verdana" w:eastAsia="굴림" w:hAnsi="Verdana" w:cs="굴림"/>
+          <w:color w:val="333333"/>
+          <w:kern w:val="0"/>
+          <w:sz w:val="18"/>
+          <w:szCs w:val="18"/>
+        </w:rPr>
+        <w:t>MariaDB : </w:t>
       </w:r>
     </w:p>
     <w:p>
@@ -23349,41 +23891,17 @@
           <w:sz w:val="18"/>
           <w:szCs w:val="18"/>
         </w:rPr>
-        <w:t xml:space="preserve"> </w:t>
-      </w:r>
-      <w:proofErr w:type="gramStart"/>
-      <w:r>
-        <w:rPr>
-          <w:rFonts w:ascii="Verdana" w:eastAsia="굴림" w:hAnsi="Verdana" w:cs="굴림"/>
-          <w:b/>
-          <w:bCs/>
-          <w:color w:val="333333"/>
-          <w:kern w:val="0"/>
-          <w:sz w:val="18"/>
-          <w:szCs w:val="18"/>
-        </w:rPr>
-        <w:t>start</w:t>
-      </w:r>
-      <w:r>
-        <w:rPr>
-          <w:rFonts w:ascii="Verdana" w:eastAsia="굴림" w:hAnsi="Verdana" w:cs="굴림"/>
-          <w:color w:val="333333"/>
-          <w:kern w:val="0"/>
-          <w:sz w:val="18"/>
-          <w:szCs w:val="18"/>
-        </w:rPr>
-        <w:t> :</w:t>
-      </w:r>
-      <w:proofErr w:type="gramEnd"/>
-      <w:r>
-        <w:rPr>
-          <w:rFonts w:ascii="Verdana" w:eastAsia="굴림" w:hAnsi="Verdana" w:cs="굴림"/>
-          <w:color w:val="333333"/>
-          <w:kern w:val="0"/>
-          <w:sz w:val="18"/>
-          <w:szCs w:val="18"/>
-        </w:rPr>
-        <w:t xml:space="preserve"> </w:t>
+        <w:t xml:space="preserve"> start</w:t>
+      </w:r>
+      <w:r>
+        <w:rPr>
+          <w:rFonts w:ascii="Verdana" w:eastAsia="굴림" w:hAnsi="Verdana" w:cs="굴림"/>
+          <w:color w:val="333333"/>
+          <w:kern w:val="0"/>
+          <w:sz w:val="18"/>
+          <w:szCs w:val="18"/>
+        </w:rPr>
+        <w:t xml:space="preserve"> : </w:t>
       </w:r>
       <w:r>
         <w:rPr>
@@ -23455,41 +23973,17 @@
           <w:sz w:val="18"/>
           <w:szCs w:val="18"/>
         </w:rPr>
-        <w:t xml:space="preserve"> </w:t>
-      </w:r>
-      <w:proofErr w:type="gramStart"/>
-      <w:r>
-        <w:rPr>
-          <w:rFonts w:ascii="Verdana" w:eastAsia="굴림" w:hAnsi="Verdana" w:cs="굴림"/>
-          <w:b/>
-          <w:bCs/>
-          <w:color w:val="333333"/>
-          <w:kern w:val="0"/>
-          <w:sz w:val="18"/>
-          <w:szCs w:val="18"/>
-        </w:rPr>
-        <w:t>stop</w:t>
-      </w:r>
-      <w:r>
-        <w:rPr>
-          <w:rFonts w:ascii="Verdana" w:eastAsia="굴림" w:hAnsi="Verdana" w:cs="굴림"/>
-          <w:color w:val="333333"/>
-          <w:kern w:val="0"/>
-          <w:sz w:val="18"/>
-          <w:szCs w:val="18"/>
-        </w:rPr>
-        <w:t> :</w:t>
-      </w:r>
-      <w:proofErr w:type="gramEnd"/>
-      <w:r>
-        <w:rPr>
-          <w:rFonts w:ascii="Verdana" w:eastAsia="굴림" w:hAnsi="Verdana" w:cs="굴림"/>
-          <w:color w:val="333333"/>
-          <w:kern w:val="0"/>
-          <w:sz w:val="18"/>
-          <w:szCs w:val="18"/>
-        </w:rPr>
-        <w:t xml:space="preserve"> </w:t>
+        <w:t xml:space="preserve"> stop</w:t>
+      </w:r>
+      <w:r>
+        <w:rPr>
+          <w:rFonts w:ascii="Verdana" w:eastAsia="굴림" w:hAnsi="Verdana" w:cs="굴림"/>
+          <w:color w:val="333333"/>
+          <w:kern w:val="0"/>
+          <w:sz w:val="18"/>
+          <w:szCs w:val="18"/>
+        </w:rPr>
+        <w:t xml:space="preserve"> : </w:t>
       </w:r>
       <w:r>
         <w:rPr>
@@ -24367,6 +24861,7 @@
         </w:rPr>
         <w:t xml:space="preserve"> </w:t>
       </w:r>
+      <w:proofErr w:type="spellStart"/>
       <w:r>
         <w:rPr>
           <w:rFonts w:ascii="Verdana" w:eastAsia="굴림" w:hAnsi="Verdana" w:cs="굴림" w:hint="eastAsia"/>
@@ -24377,6 +24872,7 @@
         </w:rPr>
         <w:t>디렉토리에는</w:t>
       </w:r>
+      <w:proofErr w:type="spellEnd"/>
       <w:r>
         <w:rPr>
           <w:rFonts w:ascii="Verdana" w:eastAsia="굴림" w:hAnsi="Verdana" w:cs="굴림"/>
@@ -25574,6 +26070,7 @@
         </w:rPr>
         <w:t xml:space="preserve"> </w:t>
       </w:r>
+      <w:proofErr w:type="spellStart"/>
       <w:r>
         <w:rPr>
           <w:rFonts w:ascii="Verdana" w:eastAsia="굴림" w:hAnsi="Verdana" w:cs="굴림" w:hint="eastAsia"/>
@@ -25585,6 +26082,7 @@
         </w:rPr>
         <w:t>심볼릭링크에</w:t>
       </w:r>
+      <w:proofErr w:type="spellEnd"/>
       <w:r>
         <w:rPr>
           <w:rFonts w:ascii="Verdana" w:eastAsia="굴림" w:hAnsi="Verdana" w:cs="굴림" w:hint="eastAsia"/>
@@ -25820,6 +26318,7 @@
         </w:rPr>
         <w:t xml:space="preserve"> </w:t>
       </w:r>
+      <w:proofErr w:type="spellStart"/>
       <w:r>
         <w:rPr>
           <w:rFonts w:ascii="Verdana" w:eastAsia="굴림" w:hAnsi="Verdana" w:cs="굴림" w:hint="eastAsia"/>
@@ -25831,6 +26330,7 @@
         </w:rPr>
         <w:t>심볼링링크를</w:t>
       </w:r>
+      <w:proofErr w:type="spellEnd"/>
       <w:r>
         <w:rPr>
           <w:rFonts w:ascii="Verdana" w:eastAsia="굴림" w:hAnsi="Verdana" w:cs="굴림" w:hint="eastAsia"/>
@@ -26844,7 +27344,6 @@
           <w:szCs w:val="18"/>
         </w:rPr>
       </w:pPr>
-      <w:proofErr w:type="gramStart"/>
       <w:r>
         <w:rPr>
           <w:rFonts w:ascii="Verdana" w:eastAsia="굴림" w:hAnsi="Verdana" w:cs="굴림"/>
@@ -26865,18 +27364,7 @@
           <w:sz w:val="18"/>
           <w:szCs w:val="18"/>
         </w:rPr>
-        <w:t> :</w:t>
-      </w:r>
-      <w:proofErr w:type="gramEnd"/>
-      <w:r>
-        <w:rPr>
-          <w:rFonts w:ascii="Verdana" w:eastAsia="굴림" w:hAnsi="Verdana" w:cs="굴림"/>
-          <w:color w:val="333333"/>
-          <w:kern w:val="0"/>
-          <w:sz w:val="18"/>
-          <w:szCs w:val="18"/>
-        </w:rPr>
-        <w:t xml:space="preserve"> Secure Shell</w:t>
+        <w:t> : Secure Shell</w:t>
       </w:r>
     </w:p>
     <w:p>
@@ -26902,7 +27390,6 @@
           <w:szCs w:val="18"/>
         </w:rPr>
       </w:pPr>
-      <w:proofErr w:type="gramStart"/>
       <w:r>
         <w:rPr>
           <w:rFonts w:ascii="Verdana" w:eastAsia="굴림" w:hAnsi="Verdana" w:cs="굴림"/>
@@ -26923,18 +27410,7 @@
           <w:sz w:val="18"/>
           <w:szCs w:val="18"/>
         </w:rPr>
-        <w:t> :</w:t>
-      </w:r>
-      <w:proofErr w:type="gramEnd"/>
-      <w:r>
-        <w:rPr>
-          <w:rFonts w:ascii="Verdana" w:eastAsia="굴림" w:hAnsi="Verdana" w:cs="굴림"/>
-          <w:color w:val="333333"/>
-          <w:kern w:val="0"/>
-          <w:sz w:val="18"/>
-          <w:szCs w:val="18"/>
-        </w:rPr>
-        <w:t xml:space="preserve"> SMTP</w:t>
+        <w:t> : SMTP</w:t>
       </w:r>
     </w:p>
     <w:p>
@@ -26960,7 +27436,6 @@
           <w:szCs w:val="18"/>
         </w:rPr>
       </w:pPr>
-      <w:proofErr w:type="gramStart"/>
       <w:r>
         <w:rPr>
           <w:rFonts w:ascii="Verdana" w:eastAsia="굴림" w:hAnsi="Verdana" w:cs="굴림"/>
@@ -26981,18 +27456,7 @@
           <w:sz w:val="18"/>
           <w:szCs w:val="18"/>
         </w:rPr>
-        <w:t> :</w:t>
-      </w:r>
-      <w:proofErr w:type="gramEnd"/>
-      <w:r>
-        <w:rPr>
-          <w:rFonts w:ascii="Verdana" w:eastAsia="굴림" w:hAnsi="Verdana" w:cs="굴림"/>
-          <w:color w:val="333333"/>
-          <w:kern w:val="0"/>
-          <w:sz w:val="18"/>
-          <w:szCs w:val="18"/>
-        </w:rPr>
-        <w:t xml:space="preserve"> HTTP</w:t>
+        <w:t> : HTTP</w:t>
       </w:r>
     </w:p>
     <w:p>
@@ -27018,7 +27482,6 @@
           <w:szCs w:val="18"/>
         </w:rPr>
       </w:pPr>
-      <w:proofErr w:type="gramStart"/>
       <w:r>
         <w:rPr>
           <w:rFonts w:ascii="Verdana" w:eastAsia="굴림" w:hAnsi="Verdana" w:cs="굴림"/>
@@ -27039,18 +27502,7 @@
           <w:sz w:val="18"/>
           <w:szCs w:val="18"/>
         </w:rPr>
-        <w:t> :</w:t>
-      </w:r>
-      <w:proofErr w:type="gramEnd"/>
-      <w:r>
-        <w:rPr>
-          <w:rFonts w:ascii="Verdana" w:eastAsia="굴림" w:hAnsi="Verdana" w:cs="굴림"/>
-          <w:color w:val="333333"/>
-          <w:kern w:val="0"/>
-          <w:sz w:val="18"/>
-          <w:szCs w:val="18"/>
-        </w:rPr>
-        <w:t xml:space="preserve"> POP3</w:t>
+        <w:t> : POP3</w:t>
       </w:r>
     </w:p>
     <w:p>
@@ -27076,7 +27528,6 @@
           <w:szCs w:val="18"/>
         </w:rPr>
       </w:pPr>
-      <w:proofErr w:type="gramStart"/>
       <w:r>
         <w:rPr>
           <w:rFonts w:ascii="Verdana" w:eastAsia="굴림" w:hAnsi="Verdana" w:cs="굴림"/>
@@ -27097,18 +27548,7 @@
           <w:sz w:val="18"/>
           <w:szCs w:val="18"/>
         </w:rPr>
-        <w:t> :</w:t>
-      </w:r>
-      <w:proofErr w:type="gramEnd"/>
-      <w:r>
-        <w:rPr>
-          <w:rFonts w:ascii="Verdana" w:eastAsia="굴림" w:hAnsi="Verdana" w:cs="굴림"/>
-          <w:color w:val="333333"/>
-          <w:kern w:val="0"/>
-          <w:sz w:val="18"/>
-          <w:szCs w:val="18"/>
-        </w:rPr>
-        <w:t xml:space="preserve"> IMAP</w:t>
+        <w:t> : IMAP</w:t>
       </w:r>
     </w:p>
     <w:p>
@@ -27407,6 +27847,7 @@
         </w:rPr>
         <w:t xml:space="preserve"> </w:t>
       </w:r>
+      <w:proofErr w:type="spellStart"/>
       <w:r>
         <w:rPr>
           <w:rFonts w:ascii="Verdana" w:eastAsia="굴림" w:hAnsi="Verdana" w:cs="굴림" w:hint="eastAsia"/>
@@ -27417,16 +27858,18 @@
         </w:rPr>
         <w:t>심볼릭링크와</w:t>
       </w:r>
-      <w:r>
-        <w:rPr>
-          <w:rFonts w:ascii="Verdana" w:eastAsia="굴림" w:hAnsi="Verdana" w:cs="굴림" w:hint="eastAsia"/>
-          <w:color w:val="333333"/>
-          <w:kern w:val="0"/>
-          <w:sz w:val="18"/>
-          <w:szCs w:val="18"/>
-        </w:rPr>
-        <w:t xml:space="preserve"> </w:t>
-      </w:r>
+      <w:proofErr w:type="spellEnd"/>
+      <w:r>
+        <w:rPr>
+          <w:rFonts w:ascii="Verdana" w:eastAsia="굴림" w:hAnsi="Verdana" w:cs="굴림" w:hint="eastAsia"/>
+          <w:color w:val="333333"/>
+          <w:kern w:val="0"/>
+          <w:sz w:val="18"/>
+          <w:szCs w:val="18"/>
+        </w:rPr>
+        <w:t xml:space="preserve"> </w:t>
+      </w:r>
+      <w:proofErr w:type="spellStart"/>
       <w:r>
         <w:rPr>
           <w:rFonts w:ascii="Verdana" w:eastAsia="굴림" w:hAnsi="Verdana" w:cs="굴림" w:hint="eastAsia"/>
@@ -27437,6 +27880,7 @@
         </w:rPr>
         <w:t>심볼릭링크에</w:t>
       </w:r>
+      <w:proofErr w:type="spellEnd"/>
       <w:r>
         <w:rPr>
           <w:rFonts w:ascii="Verdana" w:eastAsia="굴림" w:hAnsi="Verdana" w:cs="굴림" w:hint="eastAsia"/>
@@ -27489,6 +27933,7 @@
         </w:rPr>
         <w:t xml:space="preserve"> </w:t>
       </w:r>
+      <w:proofErr w:type="spellStart"/>
       <w:r>
         <w:rPr>
           <w:rFonts w:ascii="Verdana" w:eastAsia="굴림" w:hAnsi="Verdana" w:cs="굴림" w:hint="eastAsia"/>
@@ -27499,6 +27944,7 @@
         </w:rPr>
         <w:t>디렉토리</w:t>
       </w:r>
+      <w:proofErr w:type="spellEnd"/>
       <w:r>
         <w:rPr>
           <w:rFonts w:ascii="Verdana" w:eastAsia="굴림" w:hAnsi="Verdana" w:cs="굴림" w:hint="eastAsia"/>
@@ -27931,6 +28377,7 @@
         </w:rPr>
         <w:t xml:space="preserve"> </w:t>
       </w:r>
+      <w:proofErr w:type="spellStart"/>
       <w:r>
         <w:rPr>
           <w:rFonts w:ascii="Verdana" w:eastAsia="굴림" w:hAnsi="Verdana" w:cs="굴림" w:hint="eastAsia"/>
@@ -27941,16 +28388,18 @@
         </w:rPr>
         <w:t>심볼릭링크와</w:t>
       </w:r>
-      <w:r>
-        <w:rPr>
-          <w:rFonts w:ascii="Verdana" w:eastAsia="굴림" w:hAnsi="Verdana" w:cs="굴림" w:hint="eastAsia"/>
-          <w:color w:val="333333"/>
-          <w:kern w:val="0"/>
-          <w:sz w:val="18"/>
-          <w:szCs w:val="18"/>
-        </w:rPr>
-        <w:t xml:space="preserve"> </w:t>
-      </w:r>
+      <w:proofErr w:type="spellEnd"/>
+      <w:r>
+        <w:rPr>
+          <w:rFonts w:ascii="Verdana" w:eastAsia="굴림" w:hAnsi="Verdana" w:cs="굴림" w:hint="eastAsia"/>
+          <w:color w:val="333333"/>
+          <w:kern w:val="0"/>
+          <w:sz w:val="18"/>
+          <w:szCs w:val="18"/>
+        </w:rPr>
+        <w:t xml:space="preserve"> </w:t>
+      </w:r>
+      <w:proofErr w:type="spellStart"/>
       <w:r>
         <w:rPr>
           <w:rFonts w:ascii="Verdana" w:eastAsia="굴림" w:hAnsi="Verdana" w:cs="굴림" w:hint="eastAsia"/>
@@ -27961,6 +28410,7 @@
         </w:rPr>
         <w:t>심볼릭링크에</w:t>
       </w:r>
+      <w:proofErr w:type="spellEnd"/>
       <w:r>
         <w:rPr>
           <w:rFonts w:ascii="Verdana" w:eastAsia="굴림" w:hAnsi="Verdana" w:cs="굴림" w:hint="eastAsia"/>
@@ -28013,6 +28463,7 @@
         </w:rPr>
         <w:t xml:space="preserve"> </w:t>
       </w:r>
+      <w:proofErr w:type="spellStart"/>
       <w:r>
         <w:rPr>
           <w:rFonts w:ascii="Verdana" w:eastAsia="굴림" w:hAnsi="Verdana" w:cs="굴림" w:hint="eastAsia"/>
@@ -28023,6 +28474,7 @@
         </w:rPr>
         <w:t>디렉토리</w:t>
       </w:r>
+      <w:proofErr w:type="spellEnd"/>
       <w:r>
         <w:rPr>
           <w:rFonts w:ascii="Verdana" w:eastAsia="굴림" w:hAnsi="Verdana" w:cs="굴림" w:hint="eastAsia"/>
@@ -28119,6 +28571,7 @@
         </w:rPr>
         <w:t xml:space="preserve"> </w:t>
       </w:r>
+      <w:proofErr w:type="spellStart"/>
       <w:r>
         <w:rPr>
           <w:rFonts w:ascii="Verdana" w:eastAsia="굴림" w:hAnsi="Verdana" w:cs="굴림" w:hint="eastAsia"/>
@@ -28129,6 +28582,7 @@
         </w:rPr>
         <w:t>디렉토리</w:t>
       </w:r>
+      <w:proofErr w:type="spellEnd"/>
       <w:r>
         <w:rPr>
           <w:rFonts w:ascii="Verdana" w:eastAsia="굴림" w:hAnsi="Verdana" w:cs="굴림" w:hint="eastAsia"/>
@@ -28427,6 +28881,7 @@
         </w:rPr>
         <w:t>(</w:t>
       </w:r>
+      <w:proofErr w:type="spellStart"/>
       <w:r>
         <w:rPr>
           <w:rFonts w:ascii="Verdana" w:eastAsia="굴림" w:hAnsi="Verdana" w:cs="굴림" w:hint="eastAsia"/>
@@ -28437,6 +28892,7 @@
         </w:rPr>
         <w:t>게이트웨이</w:t>
       </w:r>
+      <w:proofErr w:type="spellEnd"/>
       <w:r>
         <w:rPr>
           <w:rFonts w:ascii="Verdana" w:eastAsia="굴림" w:hAnsi="Verdana" w:cs="굴림" w:hint="eastAsia"/>
@@ -28785,6 +29241,7 @@
         </w:rPr>
         <w:t xml:space="preserve">-server </w:t>
       </w:r>
+      <w:proofErr w:type="spellStart"/>
       <w:r>
         <w:rPr>
           <w:rFonts w:ascii="Verdana" w:eastAsia="굴림" w:hAnsi="Verdana" w:cs="굴림" w:hint="eastAsia"/>
@@ -28795,16 +29252,18 @@
         </w:rPr>
         <w:t>심볼릭링크와</w:t>
       </w:r>
-      <w:r>
-        <w:rPr>
-          <w:rFonts w:ascii="Verdana" w:eastAsia="굴림" w:hAnsi="Verdana" w:cs="굴림" w:hint="eastAsia"/>
-          <w:color w:val="333333"/>
-          <w:kern w:val="0"/>
-          <w:sz w:val="18"/>
-          <w:szCs w:val="18"/>
-        </w:rPr>
-        <w:t xml:space="preserve"> </w:t>
-      </w:r>
+      <w:proofErr w:type="spellEnd"/>
+      <w:r>
+        <w:rPr>
+          <w:rFonts w:ascii="Verdana" w:eastAsia="굴림" w:hAnsi="Verdana" w:cs="굴림" w:hint="eastAsia"/>
+          <w:color w:val="333333"/>
+          <w:kern w:val="0"/>
+          <w:sz w:val="18"/>
+          <w:szCs w:val="18"/>
+        </w:rPr>
+        <w:t xml:space="preserve"> </w:t>
+      </w:r>
+      <w:proofErr w:type="spellStart"/>
       <w:r>
         <w:rPr>
           <w:rFonts w:ascii="Verdana" w:eastAsia="굴림" w:hAnsi="Verdana" w:cs="굴림" w:hint="eastAsia"/>
@@ -28815,6 +29274,7 @@
         </w:rPr>
         <w:t>심볼릭링크에</w:t>
       </w:r>
+      <w:proofErr w:type="spellEnd"/>
       <w:r>
         <w:rPr>
           <w:rFonts w:ascii="Verdana" w:eastAsia="굴림" w:hAnsi="Verdana" w:cs="굴림" w:hint="eastAsia"/>
@@ -28877,6 +29337,7 @@
         </w:rPr>
         <w:t xml:space="preserve">-server </w:t>
       </w:r>
+      <w:proofErr w:type="spellStart"/>
       <w:r>
         <w:rPr>
           <w:rFonts w:ascii="Verdana" w:eastAsia="굴림" w:hAnsi="Verdana" w:cs="굴림" w:hint="eastAsia"/>
@@ -28887,6 +29348,7 @@
         </w:rPr>
         <w:t>디렉토리</w:t>
       </w:r>
+      <w:proofErr w:type="spellEnd"/>
       <w:r>
         <w:rPr>
           <w:rFonts w:ascii="Verdana" w:eastAsia="굴림" w:hAnsi="Verdana" w:cs="굴림" w:hint="eastAsia"/>
@@ -29395,6 +29857,7 @@
         </w:rPr>
         <w:t xml:space="preserve">-server </w:t>
       </w:r>
+      <w:proofErr w:type="spellStart"/>
       <w:r>
         <w:rPr>
           <w:rFonts w:ascii="Verdana" w:eastAsia="굴림" w:hAnsi="Verdana" w:cs="굴림" w:hint="eastAsia"/>
@@ -29405,16 +29868,18 @@
         </w:rPr>
         <w:t>심볼릭링크와</w:t>
       </w:r>
-      <w:r>
-        <w:rPr>
-          <w:rFonts w:ascii="Verdana" w:eastAsia="굴림" w:hAnsi="Verdana" w:cs="굴림" w:hint="eastAsia"/>
-          <w:color w:val="333333"/>
-          <w:kern w:val="0"/>
-          <w:sz w:val="18"/>
-          <w:szCs w:val="18"/>
-        </w:rPr>
-        <w:t xml:space="preserve"> </w:t>
-      </w:r>
+      <w:proofErr w:type="spellEnd"/>
+      <w:r>
+        <w:rPr>
+          <w:rFonts w:ascii="Verdana" w:eastAsia="굴림" w:hAnsi="Verdana" w:cs="굴림" w:hint="eastAsia"/>
+          <w:color w:val="333333"/>
+          <w:kern w:val="0"/>
+          <w:sz w:val="18"/>
+          <w:szCs w:val="18"/>
+        </w:rPr>
+        <w:t xml:space="preserve"> </w:t>
+      </w:r>
+      <w:proofErr w:type="spellStart"/>
       <w:r>
         <w:rPr>
           <w:rFonts w:ascii="Verdana" w:eastAsia="굴림" w:hAnsi="Verdana" w:cs="굴림" w:hint="eastAsia"/>
@@ -29425,6 +29890,7 @@
         </w:rPr>
         <w:t>심볼릭링크에</w:t>
       </w:r>
+      <w:proofErr w:type="spellEnd"/>
       <w:r>
         <w:rPr>
           <w:rFonts w:ascii="Verdana" w:eastAsia="굴림" w:hAnsi="Verdana" w:cs="굴림" w:hint="eastAsia"/>
@@ -29487,6 +29953,7 @@
         </w:rPr>
         <w:t xml:space="preserve">-server </w:t>
       </w:r>
+      <w:proofErr w:type="spellStart"/>
       <w:r>
         <w:rPr>
           <w:rFonts w:ascii="Verdana" w:eastAsia="굴림" w:hAnsi="Verdana" w:cs="굴림" w:hint="eastAsia"/>
@@ -29497,6 +29964,7 @@
         </w:rPr>
         <w:t>디렉토리</w:t>
       </w:r>
+      <w:proofErr w:type="spellEnd"/>
       <w:r>
         <w:rPr>
           <w:rFonts w:ascii="Verdana" w:eastAsia="굴림" w:hAnsi="Verdana" w:cs="굴림" w:hint="eastAsia"/>
@@ -29985,6 +30453,7 @@
         </w:rPr>
         <w:t xml:space="preserve"> </w:t>
       </w:r>
+      <w:proofErr w:type="spellStart"/>
       <w:r>
         <w:rPr>
           <w:rFonts w:ascii="Verdana" w:eastAsia="굴림" w:hAnsi="Verdana" w:cs="굴림" w:hint="eastAsia"/>
@@ -29995,16 +30464,18 @@
         </w:rPr>
         <w:t>심볼릭링크와</w:t>
       </w:r>
-      <w:r>
-        <w:rPr>
-          <w:rFonts w:ascii="Verdana" w:eastAsia="굴림" w:hAnsi="Verdana" w:cs="굴림" w:hint="eastAsia"/>
-          <w:color w:val="333333"/>
-          <w:kern w:val="0"/>
-          <w:sz w:val="18"/>
-          <w:szCs w:val="18"/>
-        </w:rPr>
-        <w:t xml:space="preserve"> </w:t>
-      </w:r>
+      <w:proofErr w:type="spellEnd"/>
+      <w:r>
+        <w:rPr>
+          <w:rFonts w:ascii="Verdana" w:eastAsia="굴림" w:hAnsi="Verdana" w:cs="굴림" w:hint="eastAsia"/>
+          <w:color w:val="333333"/>
+          <w:kern w:val="0"/>
+          <w:sz w:val="18"/>
+          <w:szCs w:val="18"/>
+        </w:rPr>
+        <w:t xml:space="preserve"> </w:t>
+      </w:r>
+      <w:proofErr w:type="spellStart"/>
       <w:r>
         <w:rPr>
           <w:rFonts w:ascii="Verdana" w:eastAsia="굴림" w:hAnsi="Verdana" w:cs="굴림" w:hint="eastAsia"/>
@@ -30015,6 +30486,7 @@
         </w:rPr>
         <w:t>심볼릭링크에</w:t>
       </w:r>
+      <w:proofErr w:type="spellEnd"/>
       <w:r>
         <w:rPr>
           <w:rFonts w:ascii="Verdana" w:eastAsia="굴림" w:hAnsi="Verdana" w:cs="굴림" w:hint="eastAsia"/>
@@ -30067,6 +30539,7 @@
         </w:rPr>
         <w:t xml:space="preserve"> </w:t>
       </w:r>
+      <w:proofErr w:type="spellStart"/>
       <w:r>
         <w:rPr>
           <w:rFonts w:ascii="Verdana" w:eastAsia="굴림" w:hAnsi="Verdana" w:cs="굴림" w:hint="eastAsia"/>
@@ -30077,6 +30550,7 @@
         </w:rPr>
         <w:t>디렉토리</w:t>
       </w:r>
+      <w:proofErr w:type="spellEnd"/>
       <w:r>
         <w:rPr>
           <w:rFonts w:ascii="Verdana" w:eastAsia="굴림" w:hAnsi="Verdana" w:cs="굴림" w:hint="eastAsia"/>
@@ -30173,6 +30647,7 @@
         </w:rPr>
         <w:t xml:space="preserve"> </w:t>
       </w:r>
+      <w:proofErr w:type="spellStart"/>
       <w:r>
         <w:rPr>
           <w:rFonts w:ascii="Verdana" w:eastAsia="굴림" w:hAnsi="Verdana" w:cs="굴림" w:hint="eastAsia"/>
@@ -30183,6 +30658,7 @@
         </w:rPr>
         <w:t>디렉토리</w:t>
       </w:r>
+      <w:proofErr w:type="spellEnd"/>
       <w:r>
         <w:rPr>
           <w:rFonts w:ascii="Verdana" w:eastAsia="굴림" w:hAnsi="Verdana" w:cs="굴림" w:hint="eastAsia"/>
@@ -30319,7 +30795,7 @@
 </file>
 
 <file path=word/endnotes.xml><?xml version="1.0" encoding="utf-8"?>
-<w:endnotes xmlns:wpc="http://schemas.microsoft.com/office/word/2010/wordprocessingCanvas" xmlns:cx="http://schemas.microsoft.com/office/drawing/2014/chartex" xmlns:mc="http://schemas.openxmlformats.org/markup-compatibility/2006" xmlns:o="urn:schemas-microsoft-com:office:office" xmlns:r="http://schemas.openxmlformats.org/officeDocument/2006/relationships" xmlns:m="http://schemas.openxmlformats.org/officeDocument/2006/math" xmlns:v="urn:schemas-microsoft-com:vml" xmlns:wp14="http://schemas.microsoft.com/office/word/2010/wordprocessingDrawing" xmlns:wp="http://schemas.openxmlformats.org/drawingml/2006/wordprocessingDrawing" xmlns:w10="urn:schemas-microsoft-com:office:word" xmlns:w="http://schemas.openxmlformats.org/wordprocessingml/2006/main" xmlns:w14="http://schemas.microsoft.com/office/word/2010/wordml" xmlns:w15="http://schemas.microsoft.com/office/word/2012/wordml" xmlns:w16se="http://schemas.microsoft.com/office/word/2015/wordml/symex" xmlns:wpg="http://schemas.microsoft.com/office/word/2010/wordprocessingGroup" xmlns:wpi="http://schemas.microsoft.com/office/word/2010/wordprocessingInk" xmlns:wne="http://schemas.microsoft.com/office/word/2006/wordml" xmlns:wps="http://schemas.microsoft.com/office/word/2010/wordprocessingShape" mc:Ignorable="w14 w15 w16se wp14">
+<w:endnotes xmlns:wpc="http://schemas.microsoft.com/office/word/2010/wordprocessingCanvas" xmlns:mc="http://schemas.openxmlformats.org/markup-compatibility/2006" xmlns:o="urn:schemas-microsoft-com:office:office" xmlns:r="http://schemas.openxmlformats.org/officeDocument/2006/relationships" xmlns:m="http://schemas.openxmlformats.org/officeDocument/2006/math" xmlns:v="urn:schemas-microsoft-com:vml" xmlns:wp14="http://schemas.microsoft.com/office/word/2010/wordprocessingDrawing" xmlns:wp="http://schemas.openxmlformats.org/drawingml/2006/wordprocessingDrawing" xmlns:w10="urn:schemas-microsoft-com:office:word" xmlns:w="http://schemas.openxmlformats.org/wordprocessingml/2006/main" xmlns:w14="http://schemas.microsoft.com/office/word/2010/wordml" xmlns:w15="http://schemas.microsoft.com/office/word/2012/wordml" xmlns:wpg="http://schemas.microsoft.com/office/word/2010/wordprocessingGroup" xmlns:wpi="http://schemas.microsoft.com/office/word/2010/wordprocessingInk" xmlns:wne="http://schemas.microsoft.com/office/word/2006/wordml" xmlns:wps="http://schemas.microsoft.com/office/word/2010/wordprocessingShape" mc:Ignorable="w14 w15 wp14">
   <w:endnote w:type="separator" w:id="-1">
     <w:p>
       <w:pPr>
@@ -30344,7 +30820,7 @@
 </file>
 
 <file path=word/footer1.xml><?xml version="1.0" encoding="utf-8"?>
-<w:ftr xmlns:wpc="http://schemas.microsoft.com/office/word/2010/wordprocessingCanvas" xmlns:cx="http://schemas.microsoft.com/office/drawing/2014/chartex" xmlns:mc="http://schemas.openxmlformats.org/markup-compatibility/2006" xmlns:o="urn:schemas-microsoft-com:office:office" xmlns:r="http://schemas.openxmlformats.org/officeDocument/2006/relationships" xmlns:m="http://schemas.openxmlformats.org/officeDocument/2006/math" xmlns:v="urn:schemas-microsoft-com:vml" xmlns:wp14="http://schemas.microsoft.com/office/word/2010/wordprocessingDrawing" xmlns:wp="http://schemas.openxmlformats.org/drawingml/2006/wordprocessingDrawing" xmlns:w10="urn:schemas-microsoft-com:office:word" xmlns:w="http://schemas.openxmlformats.org/wordprocessingml/2006/main" xmlns:w14="http://schemas.microsoft.com/office/word/2010/wordml" xmlns:w15="http://schemas.microsoft.com/office/word/2012/wordml" xmlns:w16se="http://schemas.microsoft.com/office/word/2015/wordml/symex" xmlns:wpg="http://schemas.microsoft.com/office/word/2010/wordprocessingGroup" xmlns:wpi="http://schemas.microsoft.com/office/word/2010/wordprocessingInk" xmlns:wne="http://schemas.microsoft.com/office/word/2006/wordml" xmlns:wps="http://schemas.microsoft.com/office/word/2010/wordprocessingShape" mc:Ignorable="w14 w15 w16se wp14">
+<w:ftr xmlns:wpc="http://schemas.microsoft.com/office/word/2010/wordprocessingCanvas" xmlns:mc="http://schemas.openxmlformats.org/markup-compatibility/2006" xmlns:o="urn:schemas-microsoft-com:office:office" xmlns:r="http://schemas.openxmlformats.org/officeDocument/2006/relationships" xmlns:m="http://schemas.openxmlformats.org/officeDocument/2006/math" xmlns:v="urn:schemas-microsoft-com:vml" xmlns:wp14="http://schemas.microsoft.com/office/word/2010/wordprocessingDrawing" xmlns:wp="http://schemas.openxmlformats.org/drawingml/2006/wordprocessingDrawing" xmlns:w10="urn:schemas-microsoft-com:office:word" xmlns:w="http://schemas.openxmlformats.org/wordprocessingml/2006/main" xmlns:w14="http://schemas.microsoft.com/office/word/2010/wordml" xmlns:w15="http://schemas.microsoft.com/office/word/2012/wordml" xmlns:wpg="http://schemas.microsoft.com/office/word/2010/wordprocessingGroup" xmlns:wpi="http://schemas.microsoft.com/office/word/2010/wordprocessingInk" xmlns:wne="http://schemas.microsoft.com/office/word/2006/wordml" xmlns:wps="http://schemas.microsoft.com/office/word/2010/wordprocessingShape" mc:Ignorable="w14 w15 wp14">
   <w:p>
     <w:pPr>
       <w:pStyle w:val="a9"/>
@@ -30430,7 +30906,7 @@
 </file>
 
 <file path=word/footer2.xml><?xml version="1.0" encoding="utf-8"?>
-<w:ftr xmlns:wpc="http://schemas.microsoft.com/office/word/2010/wordprocessingCanvas" xmlns:cx="http://schemas.microsoft.com/office/drawing/2014/chartex" xmlns:mc="http://schemas.openxmlformats.org/markup-compatibility/2006" xmlns:o="urn:schemas-microsoft-com:office:office" xmlns:r="http://schemas.openxmlformats.org/officeDocument/2006/relationships" xmlns:m="http://schemas.openxmlformats.org/officeDocument/2006/math" xmlns:v="urn:schemas-microsoft-com:vml" xmlns:wp14="http://schemas.microsoft.com/office/word/2010/wordprocessingDrawing" xmlns:wp="http://schemas.openxmlformats.org/drawingml/2006/wordprocessingDrawing" xmlns:w10="urn:schemas-microsoft-com:office:word" xmlns:w="http://schemas.openxmlformats.org/wordprocessingml/2006/main" xmlns:w14="http://schemas.microsoft.com/office/word/2010/wordml" xmlns:w15="http://schemas.microsoft.com/office/word/2012/wordml" xmlns:w16se="http://schemas.microsoft.com/office/word/2015/wordml/symex" xmlns:wpg="http://schemas.microsoft.com/office/word/2010/wordprocessingGroup" xmlns:wpi="http://schemas.microsoft.com/office/word/2010/wordprocessingInk" xmlns:wne="http://schemas.microsoft.com/office/word/2006/wordml" xmlns:wps="http://schemas.microsoft.com/office/word/2010/wordprocessingShape" mc:Ignorable="w14 w15 w16se wp14">
+<w:ftr xmlns:wpc="http://schemas.microsoft.com/office/word/2010/wordprocessingCanvas" xmlns:mc="http://schemas.openxmlformats.org/markup-compatibility/2006" xmlns:o="urn:schemas-microsoft-com:office:office" xmlns:r="http://schemas.openxmlformats.org/officeDocument/2006/relationships" xmlns:m="http://schemas.openxmlformats.org/officeDocument/2006/math" xmlns:v="urn:schemas-microsoft-com:vml" xmlns:wp14="http://schemas.microsoft.com/office/word/2010/wordprocessingDrawing" xmlns:wp="http://schemas.openxmlformats.org/drawingml/2006/wordprocessingDrawing" xmlns:w10="urn:schemas-microsoft-com:office:word" xmlns:w="http://schemas.openxmlformats.org/wordprocessingml/2006/main" xmlns:w14="http://schemas.microsoft.com/office/word/2010/wordml" xmlns:w15="http://schemas.microsoft.com/office/word/2012/wordml" xmlns:wpg="http://schemas.microsoft.com/office/word/2010/wordprocessingGroup" xmlns:wpi="http://schemas.microsoft.com/office/word/2010/wordprocessingInk" xmlns:wne="http://schemas.microsoft.com/office/word/2006/wordml" xmlns:wps="http://schemas.microsoft.com/office/word/2010/wordprocessingShape" mc:Ignorable="w14 w15 wp14">
   <w:p>
     <w:pPr>
       <w:pStyle w:val="a9"/>
@@ -30474,7 +30950,7 @@
 </file>
 
 <file path=word/footer3.xml><?xml version="1.0" encoding="utf-8"?>
-<w:ftr xmlns:wpc="http://schemas.microsoft.com/office/word/2010/wordprocessingCanvas" xmlns:cx="http://schemas.microsoft.com/office/drawing/2014/chartex" xmlns:mc="http://schemas.openxmlformats.org/markup-compatibility/2006" xmlns:o="urn:schemas-microsoft-com:office:office" xmlns:r="http://schemas.openxmlformats.org/officeDocument/2006/relationships" xmlns:m="http://schemas.openxmlformats.org/officeDocument/2006/math" xmlns:v="urn:schemas-microsoft-com:vml" xmlns:wp14="http://schemas.microsoft.com/office/word/2010/wordprocessingDrawing" xmlns:wp="http://schemas.openxmlformats.org/drawingml/2006/wordprocessingDrawing" xmlns:w10="urn:schemas-microsoft-com:office:word" xmlns:w="http://schemas.openxmlformats.org/wordprocessingml/2006/main" xmlns:w14="http://schemas.microsoft.com/office/word/2010/wordml" xmlns:w15="http://schemas.microsoft.com/office/word/2012/wordml" xmlns:w16se="http://schemas.microsoft.com/office/word/2015/wordml/symex" xmlns:wpg="http://schemas.microsoft.com/office/word/2010/wordprocessingGroup" xmlns:wpi="http://schemas.microsoft.com/office/word/2010/wordprocessingInk" xmlns:wne="http://schemas.microsoft.com/office/word/2006/wordml" xmlns:wps="http://schemas.microsoft.com/office/word/2010/wordprocessingShape" mc:Ignorable="w14 w15 w16se wp14">
+<w:ftr xmlns:wpc="http://schemas.microsoft.com/office/word/2010/wordprocessingCanvas" xmlns:mc="http://schemas.openxmlformats.org/markup-compatibility/2006" xmlns:o="urn:schemas-microsoft-com:office:office" xmlns:r="http://schemas.openxmlformats.org/officeDocument/2006/relationships" xmlns:m="http://schemas.openxmlformats.org/officeDocument/2006/math" xmlns:v="urn:schemas-microsoft-com:vml" xmlns:wp14="http://schemas.microsoft.com/office/word/2010/wordprocessingDrawing" xmlns:wp="http://schemas.openxmlformats.org/drawingml/2006/wordprocessingDrawing" xmlns:w10="urn:schemas-microsoft-com:office:word" xmlns:w="http://schemas.openxmlformats.org/wordprocessingml/2006/main" xmlns:w14="http://schemas.microsoft.com/office/word/2010/wordml" xmlns:w15="http://schemas.microsoft.com/office/word/2012/wordml" xmlns:wpg="http://schemas.microsoft.com/office/word/2010/wordprocessingGroup" xmlns:wpi="http://schemas.microsoft.com/office/word/2010/wordprocessingInk" xmlns:wne="http://schemas.microsoft.com/office/word/2006/wordml" xmlns:wps="http://schemas.microsoft.com/office/word/2010/wordprocessingShape" mc:Ignorable="w14 w15 wp14">
   <w:p>
     <w:pPr>
       <w:pStyle w:val="a9"/>
@@ -30490,7 +30966,7 @@
 </file>
 
 <file path=word/footer4.xml><?xml version="1.0" encoding="utf-8"?>
-<w:ftr xmlns:wpc="http://schemas.microsoft.com/office/word/2010/wordprocessingCanvas" xmlns:cx="http://schemas.microsoft.com/office/drawing/2014/chartex" xmlns:mc="http://schemas.openxmlformats.org/markup-compatibility/2006" xmlns:o="urn:schemas-microsoft-com:office:office" xmlns:r="http://schemas.openxmlformats.org/officeDocument/2006/relationships" xmlns:m="http://schemas.openxmlformats.org/officeDocument/2006/math" xmlns:v="urn:schemas-microsoft-com:vml" xmlns:wp14="http://schemas.microsoft.com/office/word/2010/wordprocessingDrawing" xmlns:wp="http://schemas.openxmlformats.org/drawingml/2006/wordprocessingDrawing" xmlns:w10="urn:schemas-microsoft-com:office:word" xmlns:w="http://schemas.openxmlformats.org/wordprocessingml/2006/main" xmlns:w14="http://schemas.microsoft.com/office/word/2010/wordml" xmlns:w15="http://schemas.microsoft.com/office/word/2012/wordml" xmlns:w16se="http://schemas.microsoft.com/office/word/2015/wordml/symex" xmlns:wpg="http://schemas.microsoft.com/office/word/2010/wordprocessingGroup" xmlns:wpi="http://schemas.microsoft.com/office/word/2010/wordprocessingInk" xmlns:wne="http://schemas.microsoft.com/office/word/2006/wordml" xmlns:wps="http://schemas.microsoft.com/office/word/2010/wordprocessingShape" mc:Ignorable="w14 w15 w16se wp14">
+<w:ftr xmlns:wpc="http://schemas.microsoft.com/office/word/2010/wordprocessingCanvas" xmlns:mc="http://schemas.openxmlformats.org/markup-compatibility/2006" xmlns:o="urn:schemas-microsoft-com:office:office" xmlns:r="http://schemas.openxmlformats.org/officeDocument/2006/relationships" xmlns:m="http://schemas.openxmlformats.org/officeDocument/2006/math" xmlns:v="urn:schemas-microsoft-com:vml" xmlns:wp14="http://schemas.microsoft.com/office/word/2010/wordprocessingDrawing" xmlns:wp="http://schemas.openxmlformats.org/drawingml/2006/wordprocessingDrawing" xmlns:w10="urn:schemas-microsoft-com:office:word" xmlns:w="http://schemas.openxmlformats.org/wordprocessingml/2006/main" xmlns:w14="http://schemas.microsoft.com/office/word/2010/wordml" xmlns:w15="http://schemas.microsoft.com/office/word/2012/wordml" xmlns:wpg="http://schemas.microsoft.com/office/word/2010/wordprocessingGroup" xmlns:wpi="http://schemas.microsoft.com/office/word/2010/wordprocessingInk" xmlns:wne="http://schemas.microsoft.com/office/word/2006/wordml" xmlns:wps="http://schemas.microsoft.com/office/word/2010/wordprocessingShape" mc:Ignorable="w14 w15 wp14">
   <w:p>
     <w:pPr>
       <w:pStyle w:val="a9"/>
@@ -30506,7 +30982,7 @@
 </file>
 
 <file path=word/footer5.xml><?xml version="1.0" encoding="utf-8"?>
-<w:ftr xmlns:wpc="http://schemas.microsoft.com/office/word/2010/wordprocessingCanvas" xmlns:cx="http://schemas.microsoft.com/office/drawing/2014/chartex" xmlns:mc="http://schemas.openxmlformats.org/markup-compatibility/2006" xmlns:o="urn:schemas-microsoft-com:office:office" xmlns:r="http://schemas.openxmlformats.org/officeDocument/2006/relationships" xmlns:m="http://schemas.openxmlformats.org/officeDocument/2006/math" xmlns:v="urn:schemas-microsoft-com:vml" xmlns:wp14="http://schemas.microsoft.com/office/word/2010/wordprocessingDrawing" xmlns:wp="http://schemas.openxmlformats.org/drawingml/2006/wordprocessingDrawing" xmlns:w10="urn:schemas-microsoft-com:office:word" xmlns:w="http://schemas.openxmlformats.org/wordprocessingml/2006/main" xmlns:w14="http://schemas.microsoft.com/office/word/2010/wordml" xmlns:w15="http://schemas.microsoft.com/office/word/2012/wordml" xmlns:w16se="http://schemas.microsoft.com/office/word/2015/wordml/symex" xmlns:wpg="http://schemas.microsoft.com/office/word/2010/wordprocessingGroup" xmlns:wpi="http://schemas.microsoft.com/office/word/2010/wordprocessingInk" xmlns:wne="http://schemas.microsoft.com/office/word/2006/wordml" xmlns:wps="http://schemas.microsoft.com/office/word/2010/wordprocessingShape" mc:Ignorable="w14 w15 w16se wp14">
+<w:ftr xmlns:wpc="http://schemas.microsoft.com/office/word/2010/wordprocessingCanvas" xmlns:mc="http://schemas.openxmlformats.org/markup-compatibility/2006" xmlns:o="urn:schemas-microsoft-com:office:office" xmlns:r="http://schemas.openxmlformats.org/officeDocument/2006/relationships" xmlns:m="http://schemas.openxmlformats.org/officeDocument/2006/math" xmlns:v="urn:schemas-microsoft-com:vml" xmlns:wp14="http://schemas.microsoft.com/office/word/2010/wordprocessingDrawing" xmlns:wp="http://schemas.openxmlformats.org/drawingml/2006/wordprocessingDrawing" xmlns:w10="urn:schemas-microsoft-com:office:word" xmlns:w="http://schemas.openxmlformats.org/wordprocessingml/2006/main" xmlns:w14="http://schemas.microsoft.com/office/word/2010/wordml" xmlns:w15="http://schemas.microsoft.com/office/word/2012/wordml" xmlns:wpg="http://schemas.microsoft.com/office/word/2010/wordprocessingGroup" xmlns:wpi="http://schemas.microsoft.com/office/word/2010/wordprocessingInk" xmlns:wne="http://schemas.microsoft.com/office/word/2006/wordml" xmlns:wps="http://schemas.microsoft.com/office/word/2010/wordprocessingShape" mc:Ignorable="w14 w15 wp14">
   <w:p>
     <w:pPr>
       <w:pStyle w:val="a9"/>
@@ -30522,7 +30998,7 @@
 </file>
 
 <file path=word/footnotes.xml><?xml version="1.0" encoding="utf-8"?>
-<w:footnotes xmlns:wpc="http://schemas.microsoft.com/office/word/2010/wordprocessingCanvas" xmlns:cx="http://schemas.microsoft.com/office/drawing/2014/chartex" xmlns:mc="http://schemas.openxmlformats.org/markup-compatibility/2006" xmlns:o="urn:schemas-microsoft-com:office:office" xmlns:r="http://schemas.openxmlformats.org/officeDocument/2006/relationships" xmlns:m="http://schemas.openxmlformats.org/officeDocument/2006/math" xmlns:v="urn:schemas-microsoft-com:vml" xmlns:wp14="http://schemas.microsoft.com/office/word/2010/wordprocessingDrawing" xmlns:wp="http://schemas.openxmlformats.org/drawingml/2006/wordprocessingDrawing" xmlns:w10="urn:schemas-microsoft-com:office:word" xmlns:w="http://schemas.openxmlformats.org/wordprocessingml/2006/main" xmlns:w14="http://schemas.microsoft.com/office/word/2010/wordml" xmlns:w15="http://schemas.microsoft.com/office/word/2012/wordml" xmlns:w16se="http://schemas.microsoft.com/office/word/2015/wordml/symex" xmlns:wpg="http://schemas.microsoft.com/office/word/2010/wordprocessingGroup" xmlns:wpi="http://schemas.microsoft.com/office/word/2010/wordprocessingInk" xmlns:wne="http://schemas.microsoft.com/office/word/2006/wordml" xmlns:wps="http://schemas.microsoft.com/office/word/2010/wordprocessingShape" mc:Ignorable="w14 w15 w16se wp14">
+<w:footnotes xmlns:wpc="http://schemas.microsoft.com/office/word/2010/wordprocessingCanvas" xmlns:mc="http://schemas.openxmlformats.org/markup-compatibility/2006" xmlns:o="urn:schemas-microsoft-com:office:office" xmlns:r="http://schemas.openxmlformats.org/officeDocument/2006/relationships" xmlns:m="http://schemas.openxmlformats.org/officeDocument/2006/math" xmlns:v="urn:schemas-microsoft-com:vml" xmlns:wp14="http://schemas.microsoft.com/office/word/2010/wordprocessingDrawing" xmlns:wp="http://schemas.openxmlformats.org/drawingml/2006/wordprocessingDrawing" xmlns:w10="urn:schemas-microsoft-com:office:word" xmlns:w="http://schemas.openxmlformats.org/wordprocessingml/2006/main" xmlns:w14="http://schemas.microsoft.com/office/word/2010/wordml" xmlns:w15="http://schemas.microsoft.com/office/word/2012/wordml" xmlns:wpg="http://schemas.microsoft.com/office/word/2010/wordprocessingGroup" xmlns:wpi="http://schemas.microsoft.com/office/word/2010/wordprocessingInk" xmlns:wne="http://schemas.microsoft.com/office/word/2006/wordml" xmlns:wps="http://schemas.microsoft.com/office/word/2010/wordprocessingShape" mc:Ignorable="w14 w15 wp14">
   <w:footnote w:type="separator" w:id="-1">
     <w:p>
       <w:pPr>
@@ -30547,7 +31023,7 @@
 </file>
 
 <file path=word/header1.xml><?xml version="1.0" encoding="utf-8"?>
-<w:hdr xmlns:wpc="http://schemas.microsoft.com/office/word/2010/wordprocessingCanvas" xmlns:cx="http://schemas.microsoft.com/office/drawing/2014/chartex" xmlns:mc="http://schemas.openxmlformats.org/markup-compatibility/2006" xmlns:o="urn:schemas-microsoft-com:office:office" xmlns:r="http://schemas.openxmlformats.org/officeDocument/2006/relationships" xmlns:m="http://schemas.openxmlformats.org/officeDocument/2006/math" xmlns:v="urn:schemas-microsoft-com:vml" xmlns:wp14="http://schemas.microsoft.com/office/word/2010/wordprocessingDrawing" xmlns:wp="http://schemas.openxmlformats.org/drawingml/2006/wordprocessingDrawing" xmlns:w10="urn:schemas-microsoft-com:office:word" xmlns:w="http://schemas.openxmlformats.org/wordprocessingml/2006/main" xmlns:w14="http://schemas.microsoft.com/office/word/2010/wordml" xmlns:w15="http://schemas.microsoft.com/office/word/2012/wordml" xmlns:w16se="http://schemas.microsoft.com/office/word/2015/wordml/symex" xmlns:wpg="http://schemas.microsoft.com/office/word/2010/wordprocessingGroup" xmlns:wpi="http://schemas.microsoft.com/office/word/2010/wordprocessingInk" xmlns:wne="http://schemas.microsoft.com/office/word/2006/wordml" xmlns:wps="http://schemas.microsoft.com/office/word/2010/wordprocessingShape" mc:Ignorable="w14 w15 w16se wp14">
+<w:hdr xmlns:wpc="http://schemas.microsoft.com/office/word/2010/wordprocessingCanvas" xmlns:mc="http://schemas.openxmlformats.org/markup-compatibility/2006" xmlns:o="urn:schemas-microsoft-com:office:office" xmlns:r="http://schemas.openxmlformats.org/officeDocument/2006/relationships" xmlns:m="http://schemas.openxmlformats.org/officeDocument/2006/math" xmlns:v="urn:schemas-microsoft-com:vml" xmlns:wp14="http://schemas.microsoft.com/office/word/2010/wordprocessingDrawing" xmlns:wp="http://schemas.openxmlformats.org/drawingml/2006/wordprocessingDrawing" xmlns:w10="urn:schemas-microsoft-com:office:word" xmlns:w="http://schemas.openxmlformats.org/wordprocessingml/2006/main" xmlns:w14="http://schemas.microsoft.com/office/word/2010/wordml" xmlns:w15="http://schemas.microsoft.com/office/word/2012/wordml" xmlns:wpg="http://schemas.microsoft.com/office/word/2010/wordprocessingGroup" xmlns:wpi="http://schemas.microsoft.com/office/word/2010/wordprocessingInk" xmlns:wne="http://schemas.microsoft.com/office/word/2006/wordml" xmlns:wps="http://schemas.microsoft.com/office/word/2010/wordprocessingShape" mc:Ignorable="w14 w15 wp14">
   <w:p>
     <w:pPr>
       <w:pStyle w:val="a8"/>
@@ -30566,7 +31042,7 @@
 </file>
 
 <file path=word/header2.xml><?xml version="1.0" encoding="utf-8"?>
-<w:hdr xmlns:wpc="http://schemas.microsoft.com/office/word/2010/wordprocessingCanvas" xmlns:cx="http://schemas.microsoft.com/office/drawing/2014/chartex" xmlns:mc="http://schemas.openxmlformats.org/markup-compatibility/2006" xmlns:o="urn:schemas-microsoft-com:office:office" xmlns:r="http://schemas.openxmlformats.org/officeDocument/2006/relationships" xmlns:m="http://schemas.openxmlformats.org/officeDocument/2006/math" xmlns:v="urn:schemas-microsoft-com:vml" xmlns:wp14="http://schemas.microsoft.com/office/word/2010/wordprocessingDrawing" xmlns:wp="http://schemas.openxmlformats.org/drawingml/2006/wordprocessingDrawing" xmlns:w10="urn:schemas-microsoft-com:office:word" xmlns:w="http://schemas.openxmlformats.org/wordprocessingml/2006/main" xmlns:w14="http://schemas.microsoft.com/office/word/2010/wordml" xmlns:w15="http://schemas.microsoft.com/office/word/2012/wordml" xmlns:w16se="http://schemas.microsoft.com/office/word/2015/wordml/symex" xmlns:wpg="http://schemas.microsoft.com/office/word/2010/wordprocessingGroup" xmlns:wpi="http://schemas.microsoft.com/office/word/2010/wordprocessingInk" xmlns:wne="http://schemas.microsoft.com/office/word/2006/wordml" xmlns:wps="http://schemas.microsoft.com/office/word/2010/wordprocessingShape" mc:Ignorable="w14 w15 w16se wp14">
+<w:hdr xmlns:wpc="http://schemas.microsoft.com/office/word/2010/wordprocessingCanvas" xmlns:mc="http://schemas.openxmlformats.org/markup-compatibility/2006" xmlns:o="urn:schemas-microsoft-com:office:office" xmlns:r="http://schemas.openxmlformats.org/officeDocument/2006/relationships" xmlns:m="http://schemas.openxmlformats.org/officeDocument/2006/math" xmlns:v="urn:schemas-microsoft-com:vml" xmlns:wp14="http://schemas.microsoft.com/office/word/2010/wordprocessingDrawing" xmlns:wp="http://schemas.openxmlformats.org/drawingml/2006/wordprocessingDrawing" xmlns:w10="urn:schemas-microsoft-com:office:word" xmlns:w="http://schemas.openxmlformats.org/wordprocessingml/2006/main" xmlns:w14="http://schemas.microsoft.com/office/word/2010/wordml" xmlns:w15="http://schemas.microsoft.com/office/word/2012/wordml" xmlns:wpg="http://schemas.microsoft.com/office/word/2010/wordprocessingGroup" xmlns:wpi="http://schemas.microsoft.com/office/word/2010/wordprocessingInk" xmlns:wne="http://schemas.microsoft.com/office/word/2006/wordml" xmlns:wps="http://schemas.microsoft.com/office/word/2010/wordprocessingShape" mc:Ignorable="w14 w15 wp14">
   <w:p>
     <w:pPr>
       <w:pStyle w:val="a8"/>
@@ -30576,7 +31052,7 @@
 </file>
 
 <file path=word/header3.xml><?xml version="1.0" encoding="utf-8"?>
-<w:hdr xmlns:wpc="http://schemas.microsoft.com/office/word/2010/wordprocessingCanvas" xmlns:cx="http://schemas.microsoft.com/office/drawing/2014/chartex" xmlns:mc="http://schemas.openxmlformats.org/markup-compatibility/2006" xmlns:o="urn:schemas-microsoft-com:office:office" xmlns:r="http://schemas.openxmlformats.org/officeDocument/2006/relationships" xmlns:m="http://schemas.openxmlformats.org/officeDocument/2006/math" xmlns:v="urn:schemas-microsoft-com:vml" xmlns:wp14="http://schemas.microsoft.com/office/word/2010/wordprocessingDrawing" xmlns:wp="http://schemas.openxmlformats.org/drawingml/2006/wordprocessingDrawing" xmlns:w10="urn:schemas-microsoft-com:office:word" xmlns:w="http://schemas.openxmlformats.org/wordprocessingml/2006/main" xmlns:w14="http://schemas.microsoft.com/office/word/2010/wordml" xmlns:w15="http://schemas.microsoft.com/office/word/2012/wordml" xmlns:w16se="http://schemas.microsoft.com/office/word/2015/wordml/symex" xmlns:wpg="http://schemas.microsoft.com/office/word/2010/wordprocessingGroup" xmlns:wpi="http://schemas.microsoft.com/office/word/2010/wordprocessingInk" xmlns:wne="http://schemas.microsoft.com/office/word/2006/wordml" xmlns:wps="http://schemas.microsoft.com/office/word/2010/wordprocessingShape" mc:Ignorable="w14 w15 w16se wp14">
+<w:hdr xmlns:wpc="http://schemas.microsoft.com/office/word/2010/wordprocessingCanvas" xmlns:mc="http://schemas.openxmlformats.org/markup-compatibility/2006" xmlns:o="urn:schemas-microsoft-com:office:office" xmlns:r="http://schemas.openxmlformats.org/officeDocument/2006/relationships" xmlns:m="http://schemas.openxmlformats.org/officeDocument/2006/math" xmlns:v="urn:schemas-microsoft-com:vml" xmlns:wp14="http://schemas.microsoft.com/office/word/2010/wordprocessingDrawing" xmlns:wp="http://schemas.openxmlformats.org/drawingml/2006/wordprocessingDrawing" xmlns:w10="urn:schemas-microsoft-com:office:word" xmlns:w="http://schemas.openxmlformats.org/wordprocessingml/2006/main" xmlns:w14="http://schemas.microsoft.com/office/word/2010/wordml" xmlns:w15="http://schemas.microsoft.com/office/word/2012/wordml" xmlns:wpg="http://schemas.microsoft.com/office/word/2010/wordprocessingGroup" xmlns:wpi="http://schemas.microsoft.com/office/word/2010/wordprocessingInk" xmlns:wne="http://schemas.microsoft.com/office/word/2006/wordml" xmlns:wps="http://schemas.microsoft.com/office/word/2010/wordprocessingShape" mc:Ignorable="w14 w15 wp14">
   <w:p>
     <w:pPr>
       <w:pStyle w:val="a8"/>
@@ -30586,7 +31062,7 @@
 </file>
 
 <file path=word/header4.xml><?xml version="1.0" encoding="utf-8"?>
-<w:hdr xmlns:wpc="http://schemas.microsoft.com/office/word/2010/wordprocessingCanvas" xmlns:cx="http://schemas.microsoft.com/office/drawing/2014/chartex" xmlns:mc="http://schemas.openxmlformats.org/markup-compatibility/2006" xmlns:o="urn:schemas-microsoft-com:office:office" xmlns:r="http://schemas.openxmlformats.org/officeDocument/2006/relationships" xmlns:m="http://schemas.openxmlformats.org/officeDocument/2006/math" xmlns:v="urn:schemas-microsoft-com:vml" xmlns:wp14="http://schemas.microsoft.com/office/word/2010/wordprocessingDrawing" xmlns:wp="http://schemas.openxmlformats.org/drawingml/2006/wordprocessingDrawing" xmlns:w10="urn:schemas-microsoft-com:office:word" xmlns:w="http://schemas.openxmlformats.org/wordprocessingml/2006/main" xmlns:w14="http://schemas.microsoft.com/office/word/2010/wordml" xmlns:w15="http://schemas.microsoft.com/office/word/2012/wordml" xmlns:w16se="http://schemas.microsoft.com/office/word/2015/wordml/symex" xmlns:wpg="http://schemas.microsoft.com/office/word/2010/wordprocessingGroup" xmlns:wpi="http://schemas.microsoft.com/office/word/2010/wordprocessingInk" xmlns:wne="http://schemas.microsoft.com/office/word/2006/wordml" xmlns:wps="http://schemas.microsoft.com/office/word/2010/wordprocessingShape" mc:Ignorable="w14 w15 w16se wp14">
+<w:hdr xmlns:wpc="http://schemas.microsoft.com/office/word/2010/wordprocessingCanvas" xmlns:mc="http://schemas.openxmlformats.org/markup-compatibility/2006" xmlns:o="urn:schemas-microsoft-com:office:office" xmlns:r="http://schemas.openxmlformats.org/officeDocument/2006/relationships" xmlns:m="http://schemas.openxmlformats.org/officeDocument/2006/math" xmlns:v="urn:schemas-microsoft-com:vml" xmlns:wp14="http://schemas.microsoft.com/office/word/2010/wordprocessingDrawing" xmlns:wp="http://schemas.openxmlformats.org/drawingml/2006/wordprocessingDrawing" xmlns:w10="urn:schemas-microsoft-com:office:word" xmlns:w="http://schemas.openxmlformats.org/wordprocessingml/2006/main" xmlns:w14="http://schemas.microsoft.com/office/word/2010/wordml" xmlns:w15="http://schemas.microsoft.com/office/word/2012/wordml" xmlns:wpg="http://schemas.microsoft.com/office/word/2010/wordprocessingGroup" xmlns:wpi="http://schemas.microsoft.com/office/word/2010/wordprocessingInk" xmlns:wne="http://schemas.microsoft.com/office/word/2006/wordml" xmlns:wps="http://schemas.microsoft.com/office/word/2010/wordprocessingShape" mc:Ignorable="w14 w15 wp14">
   <w:p>
     <w:pPr>
       <w:pStyle w:val="a8"/>
@@ -30596,7 +31072,7 @@
 </file>
 
 <file path=word/numbering.xml><?xml version="1.0" encoding="utf-8"?>
-<w:numbering xmlns:wpc="http://schemas.microsoft.com/office/word/2010/wordprocessingCanvas" xmlns:cx="http://schemas.microsoft.com/office/drawing/2014/chartex" xmlns:mc="http://schemas.openxmlformats.org/markup-compatibility/2006" xmlns:o="urn:schemas-microsoft-com:office:office" xmlns:r="http://schemas.openxmlformats.org/officeDocument/2006/relationships" xmlns:m="http://schemas.openxmlformats.org/officeDocument/2006/math" xmlns:v="urn:schemas-microsoft-com:vml" xmlns:wp14="http://schemas.microsoft.com/office/word/2010/wordprocessingDrawing" xmlns:wp="http://schemas.openxmlformats.org/drawingml/2006/wordprocessingDrawing" xmlns:w10="urn:schemas-microsoft-com:office:word" xmlns:w="http://schemas.openxmlformats.org/wordprocessingml/2006/main" xmlns:w14="http://schemas.microsoft.com/office/word/2010/wordml" xmlns:w15="http://schemas.microsoft.com/office/word/2012/wordml" xmlns:w16se="http://schemas.microsoft.com/office/word/2015/wordml/symex" xmlns:wpg="http://schemas.microsoft.com/office/word/2010/wordprocessingGroup" xmlns:wpi="http://schemas.microsoft.com/office/word/2010/wordprocessingInk" xmlns:wne="http://schemas.microsoft.com/office/word/2006/wordml" xmlns:wps="http://schemas.microsoft.com/office/word/2010/wordprocessingShape" mc:Ignorable="w14 w15 w16se wp14">
+<w:numbering xmlns:wpc="http://schemas.microsoft.com/office/word/2010/wordprocessingCanvas" xmlns:mc="http://schemas.openxmlformats.org/markup-compatibility/2006" xmlns:o="urn:schemas-microsoft-com:office:office" xmlns:r="http://schemas.openxmlformats.org/officeDocument/2006/relationships" xmlns:m="http://schemas.openxmlformats.org/officeDocument/2006/math" xmlns:v="urn:schemas-microsoft-com:vml" xmlns:wp14="http://schemas.microsoft.com/office/word/2010/wordprocessingDrawing" xmlns:wp="http://schemas.openxmlformats.org/drawingml/2006/wordprocessingDrawing" xmlns:w10="urn:schemas-microsoft-com:office:word" xmlns:w="http://schemas.openxmlformats.org/wordprocessingml/2006/main" xmlns:w14="http://schemas.microsoft.com/office/word/2010/wordml" xmlns:w15="http://schemas.microsoft.com/office/word/2012/wordml" xmlns:wpg="http://schemas.microsoft.com/office/word/2010/wordprocessingGroup" xmlns:wpi="http://schemas.microsoft.com/office/word/2010/wordprocessingInk" xmlns:wne="http://schemas.microsoft.com/office/word/2006/wordml" xmlns:wps="http://schemas.microsoft.com/office/word/2010/wordprocessingShape" mc:Ignorable="w14 w15 wp14">
   <w:numPicBullet w:numPicBulletId="0">
     <w:pict>
       <v:shapetype id="_x0000_t75" coordsize="21600,21600" o:spt="75" o:preferrelative="t" path="m@4@5l@4@11@9@11@9@5xe" filled="f" stroked="f">
@@ -30618,7 +31094,7 @@
         <v:path o:extrusionok="f" gradientshapeok="t" o:connecttype="rect"/>
         <o:lock v:ext="edit" aspectratio="t"/>
       </v:shapetype>
-      <v:shape id="_x0000_i1043" type="#_x0000_t75" alt="BD21312_" style="width:12pt;height:12pt;visibility:visible;mso-wrap-style:square" o:bullet="t">
+      <v:shape id="_x0000_i1026" type="#_x0000_t75" alt="BD21312_" style="width:11.85pt;height:11.85pt;visibility:visible;mso-wrap-style:square" o:bullet="t">
         <v:imagedata r:id="rId1" o:title="BD21312_"/>
       </v:shape>
     </w:pict>
@@ -34640,7 +35116,7 @@
   <w:abstractNum w:abstractNumId="35" w15:restartNumberingAfterBreak="0">
     <w:nsid w:val="6FC06813"/>
     <w:multiLevelType w:val="hybridMultilevel"/>
-    <w:tmpl w:val="2BF6046E"/>
+    <w:tmpl w:val="DD965FE0"/>
     <w:lvl w:ilvl="0" w:tplc="04090001">
       <w:start w:val="1"/>
       <w:numFmt w:val="bullet"/>
@@ -35454,7 +35930,7 @@
 </file>
 
 <file path=word/styles.xml><?xml version="1.0" encoding="utf-8"?>
-<w:styles xmlns:mc="http://schemas.openxmlformats.org/markup-compatibility/2006" xmlns:r="http://schemas.openxmlformats.org/officeDocument/2006/relationships" xmlns:w="http://schemas.openxmlformats.org/wordprocessingml/2006/main" xmlns:w14="http://schemas.microsoft.com/office/word/2010/wordml" xmlns:w15="http://schemas.microsoft.com/office/word/2012/wordml" xmlns:w16se="http://schemas.microsoft.com/office/word/2015/wordml/symex" mc:Ignorable="w14 w15 w16se">
+<w:styles xmlns:mc="http://schemas.openxmlformats.org/markup-compatibility/2006" xmlns:r="http://schemas.openxmlformats.org/officeDocument/2006/relationships" xmlns:w="http://schemas.openxmlformats.org/wordprocessingml/2006/main" xmlns:w14="http://schemas.microsoft.com/office/word/2010/wordml" xmlns:w15="http://schemas.microsoft.com/office/word/2012/wordml" mc:Ignorable="w14 w15">
   <w:docDefaults>
     <w:rPrDefault>
       <w:rPr>
@@ -36445,7 +36921,7 @@
 </file>
 
 <file path=customXml/itemProps1.xml><?xml version="1.0" encoding="utf-8"?>
-<ds:datastoreItem xmlns:ds="http://schemas.openxmlformats.org/officeDocument/2006/customXml" ds:itemID="{B823501C-D7E4-46FF-B8DB-A405B78CDF20}">
+<ds:datastoreItem xmlns:ds="http://schemas.openxmlformats.org/officeDocument/2006/customXml" ds:itemID="{CFFBB5E2-DC9C-4104-A7A4-3FA057059364}">
   <ds:schemaRefs>
     <ds:schemaRef ds:uri="http://schemas.openxmlformats.org/officeDocument/2006/bibliography"/>
   </ds:schemaRefs>

--- a/docs/tech/ezEKP/ezEKP 패키지 설치 매뉴얼.docx
+++ b/docs/tech/ezEKP/ezEKP 패키지 설치 매뉴얼.docx
@@ -2496,7 +2496,7 @@
               </wp:anchor>
             </w:drawing>
           </mc:Choice>
-          <mc:Fallback xmlns:cx1="http://schemas.microsoft.com/office/drawing/2015/9/8/chartex" xmlns:cx2="http://schemas.microsoft.com/office/drawing/2015/10/21/chartex" xmlns:cx3="http://schemas.microsoft.com/office/drawing/2016/5/9/chartex" xmlns:cx4="http://schemas.microsoft.com/office/drawing/2016/5/10/chartex" xmlns:cx5="http://schemas.microsoft.com/office/drawing/2016/5/11/chartex" xmlns:cx6="http://schemas.microsoft.com/office/drawing/2016/5/12/chartex" xmlns:cx7="http://schemas.microsoft.com/office/drawing/2016/5/13/chartex" xmlns:cx8="http://schemas.microsoft.com/office/drawing/2016/5/14/chartex" xmlns:aink="http://schemas.microsoft.com/office/drawing/2016/ink" xmlns:am3d="http://schemas.microsoft.com/office/drawing/2017/model3d" xmlns:w16cid="http://schemas.microsoft.com/office/word/2016/wordml/cid" xmlns:w16se="http://schemas.microsoft.com/office/word/2015/wordml/symex" xmlns:cx="http://schemas.microsoft.com/office/drawing/2014/chartex">
+          <mc:Fallback xmlns:cx="http://schemas.microsoft.com/office/drawing/2014/chartex" xmlns:w16se="http://schemas.microsoft.com/office/word/2015/wordml/symex" xmlns:w16cid="http://schemas.microsoft.com/office/word/2016/wordml/cid" xmlns:am3d="http://schemas.microsoft.com/office/drawing/2017/model3d" xmlns:aink="http://schemas.microsoft.com/office/drawing/2016/ink" xmlns:cx8="http://schemas.microsoft.com/office/drawing/2016/5/14/chartex" xmlns:cx7="http://schemas.microsoft.com/office/drawing/2016/5/13/chartex" xmlns:cx6="http://schemas.microsoft.com/office/drawing/2016/5/12/chartex" xmlns:cx5="http://schemas.microsoft.com/office/drawing/2016/5/11/chartex" xmlns:cx4="http://schemas.microsoft.com/office/drawing/2016/5/10/chartex" xmlns:cx3="http://schemas.microsoft.com/office/drawing/2016/5/9/chartex" xmlns:cx2="http://schemas.microsoft.com/office/drawing/2015/10/21/chartex" xmlns:cx1="http://schemas.microsoft.com/office/drawing/2015/9/8/chartex">
             <w:pict>
               <v:rect w14:anchorId="5BFEA1CD" id="직사각형 31" o:spid="_x0000_s1026" style="position:absolute;left:0;text-align:left;margin-left:35.7pt;margin-top:34.75pt;width:6in;height:9pt;z-index:251665408;visibility:visible;mso-wrap-style:square;mso-width-percent:0;mso-height-percent:0;mso-wrap-distance-left:9pt;mso-wrap-distance-top:0;mso-wrap-distance-right:9pt;mso-wrap-distance-bottom:0;mso-position-horizontal:absolute;mso-position-horizontal-relative:margin;mso-position-vertical:absolute;mso-position-vertical-relative:text;mso-width-percent:0;mso-height-percent:0;mso-width-relative:page;mso-height-relative:page;v-text-anchor:top" o:gfxdata="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" stroked="f">
                 <v:fill color2="navy" angle="90" focus="100%" type="gradient"/>
@@ -2662,7 +2662,7 @@
               </wp:anchor>
             </w:drawing>
           </mc:Choice>
-          <mc:Fallback xmlns:cx1="http://schemas.microsoft.com/office/drawing/2015/9/8/chartex" xmlns:cx2="http://schemas.microsoft.com/office/drawing/2015/10/21/chartex" xmlns:cx3="http://schemas.microsoft.com/office/drawing/2016/5/9/chartex" xmlns:cx4="http://schemas.microsoft.com/office/drawing/2016/5/10/chartex" xmlns:cx5="http://schemas.microsoft.com/office/drawing/2016/5/11/chartex" xmlns:cx6="http://schemas.microsoft.com/office/drawing/2016/5/12/chartex" xmlns:cx7="http://schemas.microsoft.com/office/drawing/2016/5/13/chartex" xmlns:cx8="http://schemas.microsoft.com/office/drawing/2016/5/14/chartex" xmlns:aink="http://schemas.microsoft.com/office/drawing/2016/ink" xmlns:am3d="http://schemas.microsoft.com/office/drawing/2017/model3d" xmlns:w16cid="http://schemas.microsoft.com/office/word/2016/wordml/cid" xmlns:w16se="http://schemas.microsoft.com/office/word/2015/wordml/symex" xmlns:cx="http://schemas.microsoft.com/office/drawing/2014/chartex">
+          <mc:Fallback xmlns:cx="http://schemas.microsoft.com/office/drawing/2014/chartex" xmlns:w16se="http://schemas.microsoft.com/office/word/2015/wordml/symex" xmlns:w16cid="http://schemas.microsoft.com/office/word/2016/wordml/cid" xmlns:am3d="http://schemas.microsoft.com/office/drawing/2017/model3d" xmlns:aink="http://schemas.microsoft.com/office/drawing/2016/ink" xmlns:cx8="http://schemas.microsoft.com/office/drawing/2016/5/14/chartex" xmlns:cx7="http://schemas.microsoft.com/office/drawing/2016/5/13/chartex" xmlns:cx6="http://schemas.microsoft.com/office/drawing/2016/5/12/chartex" xmlns:cx5="http://schemas.microsoft.com/office/drawing/2016/5/11/chartex" xmlns:cx4="http://schemas.microsoft.com/office/drawing/2016/5/10/chartex" xmlns:cx3="http://schemas.microsoft.com/office/drawing/2016/5/9/chartex" xmlns:cx2="http://schemas.microsoft.com/office/drawing/2015/10/21/chartex" xmlns:cx1="http://schemas.microsoft.com/office/drawing/2015/9/8/chartex">
             <w:pict>
               <v:rect w14:anchorId="037F4BF9" id="직사각형 30" o:spid="_x0000_s1026" style="position:absolute;left:0;text-align:left;margin-left:380.8pt;margin-top:.75pt;width:6in;height:9pt;z-index:251664384;visibility:visible;mso-wrap-style:square;mso-width-percent:0;mso-height-percent:0;mso-wrap-distance-left:9pt;mso-wrap-distance-top:0;mso-wrap-distance-right:9pt;mso-wrap-distance-bottom:0;mso-position-horizontal:right;mso-position-horizontal-relative:margin;mso-position-vertical:absolute;mso-position-vertical-relative:text;mso-width-percent:0;mso-height-percent:0;mso-width-relative:page;mso-height-relative:page;v-text-anchor:top" o:gfxdata="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" stroked="f">
                 <v:fill color2="navy" angle="90" focus="100%" type="gradient"/>
@@ -2874,7 +2874,7 @@
       </w:pPr>
       <w:r>
         <w:pict>
-          <v:shape id="그림 29" o:spid="_x0000_i1026" type="#_x0000_t75" alt="BD21312_" style="width:11.85pt;height:11.85pt;visibility:visible;mso-wrap-style:square" o:bullet="t">
+          <v:shape id="_x0000_i1076" type="#_x0000_t75" alt="BD21312_" style="width:11.85pt;height:11.85pt;visibility:visible;mso-wrap-style:square" o:bullet="t">
             <v:imagedata r:id="rId14" o:title="BD21312_"/>
           </v:shape>
         </w:pict>
@@ -3140,7 +3140,7 @@
       </w:pPr>
       <w:r>
         <w:pict>
-          <v:shape id="그림 27" o:spid="_x0000_i1027" type="#_x0000_t75" alt="BD21312_" style="width:11.85pt;height:11.85pt;visibility:visible;mso-wrap-style:square">
+          <v:shape id="_x0000_i1077" type="#_x0000_t75" alt="BD21312_" style="width:11.85pt;height:11.85pt;visibility:visible;mso-wrap-style:square">
             <v:imagedata r:id="rId14" o:title="BD21312_"/>
           </v:shape>
         </w:pict>
@@ -3263,7 +3263,7 @@
       </w:pPr>
       <w:r>
         <w:pict>
-          <v:shape id="그림 25" o:spid="_x0000_i1028" type="#_x0000_t75" alt="BD21312_" style="width:11.85pt;height:11.85pt;visibility:visible;mso-wrap-style:square" o:bullet="t">
+          <v:shape id="_x0000_i1078" type="#_x0000_t75" alt="BD21312_" style="width:11.85pt;height:11.85pt;visibility:visible;mso-wrap-style:square" o:bullet="t">
             <v:imagedata r:id="rId14" o:title="BD21312_"/>
           </v:shape>
         </w:pict>
@@ -3457,7 +3457,7 @@
       </w:pPr>
       <w:r>
         <w:pict>
-          <v:shape id="그림 22" o:spid="_x0000_i1029" type="#_x0000_t75" alt="BD21312_" style="width:11.85pt;height:11.85pt;visibility:visible;mso-wrap-style:square">
+          <v:shape id="_x0000_i1079" type="#_x0000_t75" alt="BD21312_" style="width:11.85pt;height:11.85pt;visibility:visible;mso-wrap-style:square">
             <v:imagedata r:id="rId14" o:title="BD21312_"/>
           </v:shape>
         </w:pict>
@@ -3482,7 +3482,7 @@
       </w:pPr>
       <w:r>
         <w:pict>
-          <v:shape id="그림 21" o:spid="_x0000_i1030" type="#_x0000_t75" alt="BD21312_" style="width:11.85pt;height:11.85pt;visibility:visible;mso-wrap-style:square">
+          <v:shape id="_x0000_i1080" type="#_x0000_t75" alt="BD21312_" style="width:11.85pt;height:11.85pt;visibility:visible;mso-wrap-style:square">
             <v:imagedata r:id="rId14" o:title="BD21312_"/>
           </v:shape>
         </w:pict>
@@ -10464,7 +10464,7 @@
               </wp:anchor>
             </w:drawing>
           </mc:Choice>
-          <mc:Fallback xmlns:cx1="http://schemas.microsoft.com/office/drawing/2015/9/8/chartex" xmlns:cx2="http://schemas.microsoft.com/office/drawing/2015/10/21/chartex" xmlns:cx3="http://schemas.microsoft.com/office/drawing/2016/5/9/chartex" xmlns:cx4="http://schemas.microsoft.com/office/drawing/2016/5/10/chartex" xmlns:cx5="http://schemas.microsoft.com/office/drawing/2016/5/11/chartex" xmlns:cx6="http://schemas.microsoft.com/office/drawing/2016/5/12/chartex" xmlns:cx7="http://schemas.microsoft.com/office/drawing/2016/5/13/chartex" xmlns:cx8="http://schemas.microsoft.com/office/drawing/2016/5/14/chartex" xmlns:aink="http://schemas.microsoft.com/office/drawing/2016/ink" xmlns:am3d="http://schemas.microsoft.com/office/drawing/2017/model3d" xmlns:w16cid="http://schemas.microsoft.com/office/word/2016/wordml/cid" xmlns:w16se="http://schemas.microsoft.com/office/word/2015/wordml/symex" xmlns:cx="http://schemas.microsoft.com/office/drawing/2014/chartex">
+          <mc:Fallback xmlns:cx="http://schemas.microsoft.com/office/drawing/2014/chartex" xmlns:w16se="http://schemas.microsoft.com/office/word/2015/wordml/symex" xmlns:w16cid="http://schemas.microsoft.com/office/word/2016/wordml/cid" xmlns:am3d="http://schemas.microsoft.com/office/drawing/2017/model3d" xmlns:aink="http://schemas.microsoft.com/office/drawing/2016/ink" xmlns:cx8="http://schemas.microsoft.com/office/drawing/2016/5/14/chartex" xmlns:cx7="http://schemas.microsoft.com/office/drawing/2016/5/13/chartex" xmlns:cx6="http://schemas.microsoft.com/office/drawing/2016/5/12/chartex" xmlns:cx5="http://schemas.microsoft.com/office/drawing/2016/5/11/chartex" xmlns:cx4="http://schemas.microsoft.com/office/drawing/2016/5/10/chartex" xmlns:cx3="http://schemas.microsoft.com/office/drawing/2016/5/9/chartex" xmlns:cx2="http://schemas.microsoft.com/office/drawing/2015/10/21/chartex" xmlns:cx1="http://schemas.microsoft.com/office/drawing/2015/9/8/chartex">
             <w:pict>
               <v:rect w14:anchorId="6A06D5D6" id="직사각형 64" o:spid="_x0000_s1026" style="position:absolute;left:0;text-align:left;margin-left:35.7pt;margin-top:34.75pt;width:6in;height:9pt;z-index:251668480;visibility:visible;mso-wrap-style:square;mso-width-percent:0;mso-height-percent:0;mso-wrap-distance-left:9pt;mso-wrap-distance-top:0;mso-wrap-distance-right:9pt;mso-wrap-distance-bottom:0;mso-position-horizontal:absolute;mso-position-horizontal-relative:margin;mso-position-vertical:absolute;mso-position-vertical-relative:text;mso-width-percent:0;mso-height-percent:0;mso-width-relative:page;mso-height-relative:page;v-text-anchor:top" o:gfxdata="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" stroked="f">
                 <v:fill color2="navy" angle="90" focus="100%" type="gradient"/>
@@ -10595,7 +10595,7 @@
               </wp:anchor>
             </w:drawing>
           </mc:Choice>
-          <mc:Fallback xmlns:cx1="http://schemas.microsoft.com/office/drawing/2015/9/8/chartex" xmlns:cx2="http://schemas.microsoft.com/office/drawing/2015/10/21/chartex" xmlns:cx3="http://schemas.microsoft.com/office/drawing/2016/5/9/chartex" xmlns:cx4="http://schemas.microsoft.com/office/drawing/2016/5/10/chartex" xmlns:cx5="http://schemas.microsoft.com/office/drawing/2016/5/11/chartex" xmlns:cx6="http://schemas.microsoft.com/office/drawing/2016/5/12/chartex" xmlns:cx7="http://schemas.microsoft.com/office/drawing/2016/5/13/chartex" xmlns:cx8="http://schemas.microsoft.com/office/drawing/2016/5/14/chartex" xmlns:aink="http://schemas.microsoft.com/office/drawing/2016/ink" xmlns:am3d="http://schemas.microsoft.com/office/drawing/2017/model3d" xmlns:w16cid="http://schemas.microsoft.com/office/word/2016/wordml/cid" xmlns:w16se="http://schemas.microsoft.com/office/word/2015/wordml/symex" xmlns:cx="http://schemas.microsoft.com/office/drawing/2014/chartex">
+          <mc:Fallback xmlns:cx="http://schemas.microsoft.com/office/drawing/2014/chartex" xmlns:w16se="http://schemas.microsoft.com/office/word/2015/wordml/symex" xmlns:w16cid="http://schemas.microsoft.com/office/word/2016/wordml/cid" xmlns:am3d="http://schemas.microsoft.com/office/drawing/2017/model3d" xmlns:aink="http://schemas.microsoft.com/office/drawing/2016/ink" xmlns:cx8="http://schemas.microsoft.com/office/drawing/2016/5/14/chartex" xmlns:cx7="http://schemas.microsoft.com/office/drawing/2016/5/13/chartex" xmlns:cx6="http://schemas.microsoft.com/office/drawing/2016/5/12/chartex" xmlns:cx5="http://schemas.microsoft.com/office/drawing/2016/5/11/chartex" xmlns:cx4="http://schemas.microsoft.com/office/drawing/2016/5/10/chartex" xmlns:cx3="http://schemas.microsoft.com/office/drawing/2016/5/9/chartex" xmlns:cx2="http://schemas.microsoft.com/office/drawing/2015/10/21/chartex" xmlns:cx1="http://schemas.microsoft.com/office/drawing/2015/9/8/chartex">
             <w:pict>
               <v:rect w14:anchorId="7A22AAB4" id="직사각형 65" o:spid="_x0000_s1026" style="position:absolute;left:0;text-align:left;margin-left:380.8pt;margin-top:.75pt;width:6in;height:9pt;z-index:251667456;visibility:visible;mso-wrap-style:square;mso-width-percent:0;mso-height-percent:0;mso-wrap-distance-left:9pt;mso-wrap-distance-top:0;mso-wrap-distance-right:9pt;mso-wrap-distance-bottom:0;mso-position-horizontal:right;mso-position-horizontal-relative:margin;mso-position-vertical:absolute;mso-position-vertical-relative:text;mso-width-percent:0;mso-height-percent:0;mso-width-relative:page;mso-height-relative:page;v-text-anchor:top" o:gfxdata="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" stroked="f">
                 <v:fill color2="navy" angle="90" focus="100%" type="gradient"/>
@@ -10973,9 +10973,6 @@
     <w:p>
       <w:pPr>
         <w:pStyle w:val="ad"/>
-        <w:rPr>
-          <w:rFonts w:hint="eastAsia"/>
-        </w:rPr>
       </w:pPr>
       <w:r>
         <w:rPr>
@@ -11073,9 +11070,6 @@
     <w:p>
       <w:pPr>
         <w:pStyle w:val="ad"/>
-        <w:rPr>
-          <w:rFonts w:hint="eastAsia"/>
-        </w:rPr>
       </w:pPr>
       <w:r>
         <w:rPr>
@@ -11177,8 +11171,6 @@
       <w:r>
         <w:t>실행</w:t>
       </w:r>
-      <w:bookmarkStart w:id="73" w:name="_GoBack"/>
-      <w:bookmarkEnd w:id="73"/>
     </w:p>
     <w:p>
       <w:pPr>
@@ -11431,14 +11423,14 @@
           <w:numId w:val="14"/>
         </w:numPr>
       </w:pPr>
-      <w:bookmarkStart w:id="74" w:name="_Toc488328270"/>
-      <w:bookmarkStart w:id="75" w:name="_Toc65143273"/>
+      <w:bookmarkStart w:id="73" w:name="_Toc488328270"/>
+      <w:bookmarkStart w:id="74" w:name="_Toc65143273"/>
       <w:r>
         <w:lastRenderedPageBreak/>
         <w:t>설치 스크립트 실행</w:t>
       </w:r>
+      <w:bookmarkEnd w:id="73"/>
       <w:bookmarkEnd w:id="74"/>
-      <w:bookmarkEnd w:id="75"/>
     </w:p>
     <w:p>
       <w:pPr>
@@ -16930,8 +16922,8 @@
           <w:numId w:val="14"/>
         </w:numPr>
       </w:pPr>
-      <w:bookmarkStart w:id="76" w:name="_Toc488328271"/>
-      <w:bookmarkStart w:id="77" w:name="_Toc65143274"/>
+      <w:bookmarkStart w:id="75" w:name="_Toc488328271"/>
+      <w:bookmarkStart w:id="76" w:name="_Toc65143274"/>
       <w:r>
         <w:t xml:space="preserve">설치된 </w:t>
       </w:r>
@@ -16943,8 +16935,8 @@
       <w:r>
         <w:t xml:space="preserve"> 구조</w:t>
       </w:r>
+      <w:bookmarkEnd w:id="75"/>
       <w:bookmarkEnd w:id="76"/>
-      <w:bookmarkEnd w:id="77"/>
     </w:p>
     <w:p>
       <w:pPr>
@@ -19075,13 +19067,13 @@
           <w:numId w:val="14"/>
         </w:numPr>
       </w:pPr>
-      <w:bookmarkStart w:id="78" w:name="_Toc488328272"/>
-      <w:bookmarkStart w:id="79" w:name="_Toc65143275"/>
+      <w:bookmarkStart w:id="77" w:name="_Toc488328272"/>
+      <w:bookmarkStart w:id="78" w:name="_Toc65143275"/>
       <w:r>
         <w:t>설치된 서버들이 잘 돌아가는지 확인</w:t>
       </w:r>
+      <w:bookmarkEnd w:id="77"/>
       <w:bookmarkEnd w:id="78"/>
-      <w:bookmarkEnd w:id="79"/>
     </w:p>
     <w:p>
       <w:pPr>
@@ -20026,8 +20018,8 @@
           <w:numId w:val="14"/>
         </w:numPr>
       </w:pPr>
-      <w:bookmarkStart w:id="80" w:name="_Toc488328273"/>
-      <w:bookmarkStart w:id="81" w:name="_Toc65143276"/>
+      <w:bookmarkStart w:id="79" w:name="_Toc488328273"/>
+      <w:bookmarkStart w:id="80" w:name="_Toc65143276"/>
       <w:proofErr w:type="spellStart"/>
       <w:r>
         <w:t>ezEKP</w:t>
@@ -20078,8 +20070,8 @@
         </w:rPr>
         <w:t xml:space="preserve"> 모두)</w:t>
       </w:r>
+      <w:bookmarkEnd w:id="79"/>
       <w:bookmarkEnd w:id="80"/>
-      <w:bookmarkEnd w:id="81"/>
     </w:p>
     <w:p>
       <w:pPr>
@@ -20180,6 +20172,373 @@
         </w:rPr>
         <w:br/>
         <w:t> </w:t>
+      </w:r>
+    </w:p>
+    <w:p>
+      <w:pPr>
+        <w:pStyle w:val="1"/>
+        <w:numPr>
+          <w:ilvl w:val="1"/>
+          <w:numId w:val="14"/>
+        </w:numPr>
+      </w:pPr>
+      <w:proofErr w:type="spellStart"/>
+      <w:r>
+        <w:rPr>
+          <w:rFonts w:hint="eastAsia"/>
+        </w:rPr>
+        <w:t>모바일</w:t>
+      </w:r>
+      <w:proofErr w:type="spellEnd"/>
+      <w:r>
+        <w:rPr>
+          <w:rFonts w:hint="eastAsia"/>
+        </w:rPr>
+        <w:t xml:space="preserve"> 서버(</w:t>
+      </w:r>
+      <w:proofErr w:type="spellStart"/>
+      <w:r>
+        <w:t>ezMobile</w:t>
+      </w:r>
+      <w:proofErr w:type="spellEnd"/>
+      <w:r>
+        <w:t xml:space="preserve">) </w:t>
+      </w:r>
+      <w:r>
+        <w:rPr>
+          <w:rFonts w:hint="eastAsia"/>
+        </w:rPr>
+        <w:t>설치</w:t>
+      </w:r>
+    </w:p>
+    <w:p>
+      <w:pPr>
+        <w:pStyle w:val="a6"/>
+        <w:numPr>
+          <w:ilvl w:val="0"/>
+          <w:numId w:val="18"/>
+        </w:numPr>
+        <w:ind w:leftChars="0"/>
+      </w:pPr>
+      <w:proofErr w:type="spellStart"/>
+      <w:r>
+        <w:rPr>
+          <w:rFonts w:ascii="Verdana" w:eastAsia="굴림" w:hAnsi="Verdana" w:cs="굴림" w:hint="eastAsia"/>
+          <w:b/>
+          <w:bCs/>
+          <w:color w:val="333333"/>
+          <w:kern w:val="0"/>
+          <w:sz w:val="18"/>
+          <w:szCs w:val="18"/>
+        </w:rPr>
+        <w:t>모바일용</w:t>
+      </w:r>
+      <w:proofErr w:type="spellEnd"/>
+      <w:r>
+        <w:rPr>
+          <w:rFonts w:ascii="Verdana" w:eastAsia="굴림" w:hAnsi="Verdana" w:cs="굴림" w:hint="eastAsia"/>
+          <w:b/>
+          <w:bCs/>
+          <w:color w:val="333333"/>
+          <w:kern w:val="0"/>
+          <w:sz w:val="18"/>
+          <w:szCs w:val="18"/>
+        </w:rPr>
+        <w:t xml:space="preserve"> </w:t>
+      </w:r>
+      <w:r>
+        <w:rPr>
+          <w:rFonts w:ascii="Verdana" w:eastAsia="굴림" w:hAnsi="Verdana" w:cs="굴림"/>
+          <w:b/>
+          <w:bCs/>
+          <w:color w:val="333333"/>
+          <w:kern w:val="0"/>
+          <w:sz w:val="18"/>
+          <w:szCs w:val="18"/>
+        </w:rPr>
+        <w:t>UI</w:t>
+      </w:r>
+      <w:r>
+        <w:rPr>
+          <w:rFonts w:ascii="Verdana" w:eastAsia="굴림" w:hAnsi="Verdana" w:cs="굴림" w:hint="eastAsia"/>
+          <w:b/>
+          <w:bCs/>
+          <w:color w:val="333333"/>
+          <w:kern w:val="0"/>
+          <w:sz w:val="18"/>
+          <w:szCs w:val="18"/>
+        </w:rPr>
+        <w:t>를</w:t>
+      </w:r>
+      <w:r>
+        <w:rPr>
+          <w:rFonts w:ascii="Verdana" w:eastAsia="굴림" w:hAnsi="Verdana" w:cs="굴림" w:hint="eastAsia"/>
+          <w:b/>
+          <w:bCs/>
+          <w:color w:val="333333"/>
+          <w:kern w:val="0"/>
+          <w:sz w:val="18"/>
+          <w:szCs w:val="18"/>
+        </w:rPr>
+        <w:t xml:space="preserve"> </w:t>
+      </w:r>
+      <w:r>
+        <w:rPr>
+          <w:rFonts w:ascii="Verdana" w:eastAsia="굴림" w:hAnsi="Verdana" w:cs="굴림" w:hint="eastAsia"/>
+          <w:b/>
+          <w:bCs/>
+          <w:color w:val="333333"/>
+          <w:kern w:val="0"/>
+          <w:sz w:val="18"/>
+          <w:szCs w:val="18"/>
+        </w:rPr>
+        <w:t>제공하는</w:t>
+      </w:r>
+      <w:r>
+        <w:rPr>
+          <w:rFonts w:ascii="Verdana" w:eastAsia="굴림" w:hAnsi="Verdana" w:cs="굴림" w:hint="eastAsia"/>
+          <w:b/>
+          <w:bCs/>
+          <w:color w:val="333333"/>
+          <w:kern w:val="0"/>
+          <w:sz w:val="18"/>
+          <w:szCs w:val="18"/>
+        </w:rPr>
+        <w:t xml:space="preserve"> </w:t>
+      </w:r>
+      <w:proofErr w:type="spellStart"/>
+      <w:r>
+        <w:rPr>
+          <w:rFonts w:ascii="Verdana" w:eastAsia="굴림" w:hAnsi="Verdana" w:cs="굴림" w:hint="eastAsia"/>
+          <w:b/>
+          <w:bCs/>
+          <w:color w:val="333333"/>
+          <w:kern w:val="0"/>
+          <w:sz w:val="18"/>
+          <w:szCs w:val="18"/>
+        </w:rPr>
+        <w:t>모바일</w:t>
+      </w:r>
+      <w:proofErr w:type="spellEnd"/>
+      <w:r>
+        <w:rPr>
+          <w:rFonts w:ascii="Verdana" w:eastAsia="굴림" w:hAnsi="Verdana" w:cs="굴림" w:hint="eastAsia"/>
+          <w:b/>
+          <w:bCs/>
+          <w:color w:val="333333"/>
+          <w:kern w:val="0"/>
+          <w:sz w:val="18"/>
+          <w:szCs w:val="18"/>
+        </w:rPr>
+        <w:t xml:space="preserve"> </w:t>
+      </w:r>
+      <w:r>
+        <w:rPr>
+          <w:rFonts w:ascii="Verdana" w:eastAsia="굴림" w:hAnsi="Verdana" w:cs="굴림" w:hint="eastAsia"/>
+          <w:b/>
+          <w:bCs/>
+          <w:color w:val="333333"/>
+          <w:kern w:val="0"/>
+          <w:sz w:val="18"/>
+          <w:szCs w:val="18"/>
+        </w:rPr>
+        <w:t>서버</w:t>
+      </w:r>
+      <w:r>
+        <w:rPr>
+          <w:rFonts w:ascii="Verdana" w:eastAsia="굴림" w:hAnsi="Verdana" w:cs="굴림" w:hint="eastAsia"/>
+          <w:b/>
+          <w:bCs/>
+          <w:color w:val="333333"/>
+          <w:kern w:val="0"/>
+          <w:sz w:val="18"/>
+          <w:szCs w:val="18"/>
+        </w:rPr>
+        <w:t>(</w:t>
+      </w:r>
+      <w:proofErr w:type="spellStart"/>
+      <w:r>
+        <w:rPr>
+          <w:rFonts w:ascii="Verdana" w:eastAsia="굴림" w:hAnsi="Verdana" w:cs="굴림"/>
+          <w:b/>
+          <w:bCs/>
+          <w:color w:val="333333"/>
+          <w:kern w:val="0"/>
+          <w:sz w:val="18"/>
+          <w:szCs w:val="18"/>
+        </w:rPr>
+        <w:t>ezMobile</w:t>
+      </w:r>
+      <w:proofErr w:type="spellEnd"/>
+      <w:r>
+        <w:rPr>
+          <w:rFonts w:ascii="Verdana" w:eastAsia="굴림" w:hAnsi="Verdana" w:cs="굴림"/>
+          <w:b/>
+          <w:bCs/>
+          <w:color w:val="333333"/>
+          <w:kern w:val="0"/>
+          <w:sz w:val="18"/>
+          <w:szCs w:val="18"/>
+        </w:rPr>
+        <w:t>)</w:t>
+      </w:r>
+      <w:proofErr w:type="spellStart"/>
+      <w:r>
+        <w:rPr>
+          <w:rFonts w:ascii="Verdana" w:eastAsia="굴림" w:hAnsi="Verdana" w:cs="굴림" w:hint="eastAsia"/>
+          <w:b/>
+          <w:bCs/>
+          <w:color w:val="333333"/>
+          <w:kern w:val="0"/>
+          <w:sz w:val="18"/>
+          <w:szCs w:val="18"/>
+        </w:rPr>
+        <w:t>를</w:t>
+      </w:r>
+      <w:proofErr w:type="spellEnd"/>
+      <w:r>
+        <w:rPr>
+          <w:rFonts w:ascii="Verdana" w:eastAsia="굴림" w:hAnsi="Verdana" w:cs="굴림" w:hint="eastAsia"/>
+          <w:b/>
+          <w:bCs/>
+          <w:color w:val="333333"/>
+          <w:kern w:val="0"/>
+          <w:sz w:val="18"/>
+          <w:szCs w:val="18"/>
+        </w:rPr>
+        <w:t xml:space="preserve"> </w:t>
+      </w:r>
+      <w:bookmarkStart w:id="81" w:name="_GoBack"/>
+      <w:bookmarkEnd w:id="81"/>
+      <w:r>
+        <w:rPr>
+          <w:rFonts w:ascii="Verdana" w:eastAsia="굴림" w:hAnsi="Verdana" w:cs="굴림"/>
+          <w:b/>
+          <w:bCs/>
+          <w:color w:val="333333"/>
+          <w:kern w:val="0"/>
+          <w:sz w:val="18"/>
+          <w:szCs w:val="18"/>
+        </w:rPr>
+        <w:t>‘</w:t>
+      </w:r>
+      <w:r>
+        <w:rPr>
+          <w:rFonts w:ascii="Verdana" w:eastAsia="굴림" w:hAnsi="Verdana" w:cs="굴림"/>
+          <w:b/>
+          <w:bCs/>
+          <w:color w:val="333333"/>
+          <w:kern w:val="0"/>
+          <w:sz w:val="18"/>
+          <w:szCs w:val="18"/>
+        </w:rPr>
+        <w:t>ezMobile_</w:t>
+      </w:r>
+      <w:r>
+        <w:rPr>
+          <w:rFonts w:ascii="Verdana" w:eastAsia="굴림" w:hAnsi="Verdana" w:cs="굴림"/>
+          <w:b/>
+          <w:bCs/>
+          <w:color w:val="333333"/>
+          <w:kern w:val="0"/>
+          <w:sz w:val="18"/>
+          <w:szCs w:val="18"/>
+        </w:rPr>
+        <w:t>설치방법</w:t>
+      </w:r>
+      <w:r>
+        <w:rPr>
+          <w:rFonts w:ascii="Verdana" w:eastAsia="굴림" w:hAnsi="Verdana" w:cs="굴림"/>
+          <w:b/>
+          <w:bCs/>
+          <w:color w:val="333333"/>
+          <w:kern w:val="0"/>
+          <w:sz w:val="18"/>
+          <w:szCs w:val="18"/>
+        </w:rPr>
+        <w:t>.docx</w:t>
+      </w:r>
+      <w:r>
+        <w:rPr>
+          <w:rFonts w:ascii="Verdana" w:eastAsia="굴림" w:hAnsi="Verdana" w:cs="굴림"/>
+          <w:b/>
+          <w:bCs/>
+          <w:color w:val="333333"/>
+          <w:kern w:val="0"/>
+          <w:sz w:val="18"/>
+          <w:szCs w:val="18"/>
+        </w:rPr>
+        <w:t xml:space="preserve">’ </w:t>
+      </w:r>
+      <w:r>
+        <w:rPr>
+          <w:rFonts w:ascii="Verdana" w:eastAsia="굴림" w:hAnsi="Verdana" w:cs="굴림" w:hint="eastAsia"/>
+          <w:b/>
+          <w:bCs/>
+          <w:color w:val="333333"/>
+          <w:kern w:val="0"/>
+          <w:sz w:val="18"/>
+          <w:szCs w:val="18"/>
+        </w:rPr>
+        <w:t>문서를</w:t>
+      </w:r>
+      <w:r>
+        <w:rPr>
+          <w:rFonts w:ascii="Verdana" w:eastAsia="굴림" w:hAnsi="Verdana" w:cs="굴림" w:hint="eastAsia"/>
+          <w:b/>
+          <w:bCs/>
+          <w:color w:val="333333"/>
+          <w:kern w:val="0"/>
+          <w:sz w:val="18"/>
+          <w:szCs w:val="18"/>
+        </w:rPr>
+        <w:t xml:space="preserve"> </w:t>
+      </w:r>
+      <w:r>
+        <w:rPr>
+          <w:rFonts w:ascii="Verdana" w:eastAsia="굴림" w:hAnsi="Verdana" w:cs="굴림" w:hint="eastAsia"/>
+          <w:b/>
+          <w:bCs/>
+          <w:color w:val="333333"/>
+          <w:kern w:val="0"/>
+          <w:sz w:val="18"/>
+          <w:szCs w:val="18"/>
+        </w:rPr>
+        <w:t>참고하여</w:t>
+      </w:r>
+      <w:r>
+        <w:rPr>
+          <w:rFonts w:ascii="Verdana" w:eastAsia="굴림" w:hAnsi="Verdana" w:cs="굴림" w:hint="eastAsia"/>
+          <w:b/>
+          <w:bCs/>
+          <w:color w:val="333333"/>
+          <w:kern w:val="0"/>
+          <w:sz w:val="18"/>
+          <w:szCs w:val="18"/>
+        </w:rPr>
+        <w:t xml:space="preserve"> </w:t>
+      </w:r>
+      <w:r>
+        <w:rPr>
+          <w:rFonts w:ascii="Verdana" w:eastAsia="굴림" w:hAnsi="Verdana" w:cs="굴림" w:hint="eastAsia"/>
+          <w:b/>
+          <w:bCs/>
+          <w:color w:val="333333"/>
+          <w:kern w:val="0"/>
+          <w:sz w:val="18"/>
+          <w:szCs w:val="18"/>
+        </w:rPr>
+        <w:t>설치</w:t>
+      </w:r>
+      <w:r>
+        <w:rPr>
+          <w:rFonts w:ascii="Verdana" w:eastAsia="굴림" w:hAnsi="Verdana" w:cs="굴림"/>
+          <w:color w:val="333333"/>
+          <w:kern w:val="0"/>
+          <w:sz w:val="18"/>
+          <w:szCs w:val="18"/>
+        </w:rPr>
+        <w:br/>
       </w:r>
     </w:p>
     <w:p>
@@ -21374,7 +21733,7 @@
               </wp:anchor>
             </w:drawing>
           </mc:Choice>
-          <mc:Fallback xmlns:cx1="http://schemas.microsoft.com/office/drawing/2015/9/8/chartex" xmlns:cx2="http://schemas.microsoft.com/office/drawing/2015/10/21/chartex" xmlns:cx3="http://schemas.microsoft.com/office/drawing/2016/5/9/chartex" xmlns:cx4="http://schemas.microsoft.com/office/drawing/2016/5/10/chartex" xmlns:cx5="http://schemas.microsoft.com/office/drawing/2016/5/11/chartex" xmlns:cx6="http://schemas.microsoft.com/office/drawing/2016/5/12/chartex" xmlns:cx7="http://schemas.microsoft.com/office/drawing/2016/5/13/chartex" xmlns:cx8="http://schemas.microsoft.com/office/drawing/2016/5/14/chartex" xmlns:aink="http://schemas.microsoft.com/office/drawing/2016/ink" xmlns:am3d="http://schemas.microsoft.com/office/drawing/2017/model3d" xmlns:w16cid="http://schemas.microsoft.com/office/word/2016/wordml/cid" xmlns:w16se="http://schemas.microsoft.com/office/word/2015/wordml/symex" xmlns:cx="http://schemas.microsoft.com/office/drawing/2014/chartex">
+          <mc:Fallback xmlns:cx="http://schemas.microsoft.com/office/drawing/2014/chartex" xmlns:w16se="http://schemas.microsoft.com/office/word/2015/wordml/symex" xmlns:w16cid="http://schemas.microsoft.com/office/word/2016/wordml/cid" xmlns:am3d="http://schemas.microsoft.com/office/drawing/2017/model3d" xmlns:aink="http://schemas.microsoft.com/office/drawing/2016/ink" xmlns:cx8="http://schemas.microsoft.com/office/drawing/2016/5/14/chartex" xmlns:cx7="http://schemas.microsoft.com/office/drawing/2016/5/13/chartex" xmlns:cx6="http://schemas.microsoft.com/office/drawing/2016/5/12/chartex" xmlns:cx5="http://schemas.microsoft.com/office/drawing/2016/5/11/chartex" xmlns:cx4="http://schemas.microsoft.com/office/drawing/2016/5/10/chartex" xmlns:cx3="http://schemas.microsoft.com/office/drawing/2016/5/9/chartex" xmlns:cx2="http://schemas.microsoft.com/office/drawing/2015/10/21/chartex" xmlns:cx1="http://schemas.microsoft.com/office/drawing/2015/9/8/chartex">
             <w:pict>
               <v:rect w14:anchorId="1D61ED54" id="직사각형 99" o:spid="_x0000_s1026" style="position:absolute;left:0;text-align:left;margin-left:35.7pt;margin-top:34.75pt;width:6in;height:9pt;z-index:251671552;visibility:visible;mso-wrap-style:square;mso-width-percent:0;mso-height-percent:0;mso-wrap-distance-left:9pt;mso-wrap-distance-top:0;mso-wrap-distance-right:9pt;mso-wrap-distance-bottom:0;mso-position-horizontal:absolute;mso-position-horizontal-relative:margin;mso-position-vertical:absolute;mso-position-vertical-relative:text;mso-width-percent:0;mso-height-percent:0;mso-width-relative:page;mso-height-relative:page;v-text-anchor:top" o:gfxdata="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" stroked="f">
                 <v:fill color2="navy" angle="90" focus="100%" type="gradient"/>
@@ -21503,7 +21862,7 @@
               </wp:anchor>
             </w:drawing>
           </mc:Choice>
-          <mc:Fallback xmlns:cx1="http://schemas.microsoft.com/office/drawing/2015/9/8/chartex" xmlns:cx2="http://schemas.microsoft.com/office/drawing/2015/10/21/chartex" xmlns:cx3="http://schemas.microsoft.com/office/drawing/2016/5/9/chartex" xmlns:cx4="http://schemas.microsoft.com/office/drawing/2016/5/10/chartex" xmlns:cx5="http://schemas.microsoft.com/office/drawing/2016/5/11/chartex" xmlns:cx6="http://schemas.microsoft.com/office/drawing/2016/5/12/chartex" xmlns:cx7="http://schemas.microsoft.com/office/drawing/2016/5/13/chartex" xmlns:cx8="http://schemas.microsoft.com/office/drawing/2016/5/14/chartex" xmlns:aink="http://schemas.microsoft.com/office/drawing/2016/ink" xmlns:am3d="http://schemas.microsoft.com/office/drawing/2017/model3d" xmlns:w16cid="http://schemas.microsoft.com/office/word/2016/wordml/cid" xmlns:w16se="http://schemas.microsoft.com/office/word/2015/wordml/symex" xmlns:cx="http://schemas.microsoft.com/office/drawing/2014/chartex">
+          <mc:Fallback xmlns:cx="http://schemas.microsoft.com/office/drawing/2014/chartex" xmlns:w16se="http://schemas.microsoft.com/office/word/2015/wordml/symex" xmlns:w16cid="http://schemas.microsoft.com/office/word/2016/wordml/cid" xmlns:am3d="http://schemas.microsoft.com/office/drawing/2017/model3d" xmlns:aink="http://schemas.microsoft.com/office/drawing/2016/ink" xmlns:cx8="http://schemas.microsoft.com/office/drawing/2016/5/14/chartex" xmlns:cx7="http://schemas.microsoft.com/office/drawing/2016/5/13/chartex" xmlns:cx6="http://schemas.microsoft.com/office/drawing/2016/5/12/chartex" xmlns:cx5="http://schemas.microsoft.com/office/drawing/2016/5/11/chartex" xmlns:cx4="http://schemas.microsoft.com/office/drawing/2016/5/10/chartex" xmlns:cx3="http://schemas.microsoft.com/office/drawing/2016/5/9/chartex" xmlns:cx2="http://schemas.microsoft.com/office/drawing/2015/10/21/chartex" xmlns:cx1="http://schemas.microsoft.com/office/drawing/2015/9/8/chartex">
             <w:pict>
               <v:rect w14:anchorId="1D2CF6CE" id="직사각형 100" o:spid="_x0000_s1026" style="position:absolute;left:0;text-align:left;margin-left:380.8pt;margin-top:.75pt;width:6in;height:9pt;z-index:251670528;visibility:visible;mso-wrap-style:square;mso-width-percent:0;mso-height-percent:0;mso-wrap-distance-left:9pt;mso-wrap-distance-top:0;mso-wrap-distance-right:9pt;mso-wrap-distance-bottom:0;mso-position-horizontal:right;mso-position-horizontal-relative:margin;mso-position-vertical:absolute;mso-position-vertical-relative:text;mso-width-percent:0;mso-height-percent:0;mso-width-relative:page;mso-height-relative:page;v-text-anchor:top" o:gfxdata="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" stroked="f">
                 <v:fill color2="navy" angle="90" focus="100%" type="gradient"/>
@@ -36921,7 +37280,7 @@
 </file>
 
 <file path=customXml/itemProps1.xml><?xml version="1.0" encoding="utf-8"?>
-<ds:datastoreItem xmlns:ds="http://schemas.openxmlformats.org/officeDocument/2006/customXml" ds:itemID="{CFFBB5E2-DC9C-4104-A7A4-3FA057059364}">
+<ds:datastoreItem xmlns:ds="http://schemas.openxmlformats.org/officeDocument/2006/customXml" ds:itemID="{93851D29-2DB9-41B1-AB46-A957C24E15ED}">
   <ds:schemaRefs>
     <ds:schemaRef ds:uri="http://schemas.openxmlformats.org/officeDocument/2006/bibliography"/>
   </ds:schemaRefs>

--- a/docs/tech/ezEKP/ezEKP 패키지 설치 매뉴얼.docx
+++ b/docs/tech/ezEKP/ezEKP 패키지 설치 매뉴얼.docx
@@ -1,6 +1,6 @@
 
 <file path=word/document.xml><?xml version="1.0" encoding="utf-8"?>
-<w:document xmlns:wpc="http://schemas.microsoft.com/office/word/2010/wordprocessingCanvas" xmlns:mc="http://schemas.openxmlformats.org/markup-compatibility/2006" xmlns:o="urn:schemas-microsoft-com:office:office" xmlns:r="http://schemas.openxmlformats.org/officeDocument/2006/relationships" xmlns:m="http://schemas.openxmlformats.org/officeDocument/2006/math" xmlns:v="urn:schemas-microsoft-com:vml" xmlns:wp14="http://schemas.microsoft.com/office/word/2010/wordprocessingDrawing" xmlns:wp="http://schemas.openxmlformats.org/drawingml/2006/wordprocessingDrawing" xmlns:w10="urn:schemas-microsoft-com:office:word" xmlns:w="http://schemas.openxmlformats.org/wordprocessingml/2006/main" xmlns:w14="http://schemas.microsoft.com/office/word/2010/wordml" xmlns:w15="http://schemas.microsoft.com/office/word/2012/wordml" xmlns:wpg="http://schemas.microsoft.com/office/word/2010/wordprocessingGroup" xmlns:wpi="http://schemas.microsoft.com/office/word/2010/wordprocessingInk" xmlns:wne="http://schemas.microsoft.com/office/word/2006/wordml" xmlns:wps="http://schemas.microsoft.com/office/word/2010/wordprocessingShape" mc:Ignorable="w14 w15 wp14">
+<w:document xmlns:wpc="http://schemas.microsoft.com/office/word/2010/wordprocessingCanvas" xmlns:cx="http://schemas.microsoft.com/office/drawing/2014/chartex" xmlns:cx1="http://schemas.microsoft.com/office/drawing/2015/9/8/chartex" xmlns:cx2="http://schemas.microsoft.com/office/drawing/2015/10/21/chartex" xmlns:cx3="http://schemas.microsoft.com/office/drawing/2016/5/9/chartex" xmlns:cx4="http://schemas.microsoft.com/office/drawing/2016/5/10/chartex" xmlns:cx5="http://schemas.microsoft.com/office/drawing/2016/5/11/chartex" xmlns:cx6="http://schemas.microsoft.com/office/drawing/2016/5/12/chartex" xmlns:cx7="http://schemas.microsoft.com/office/drawing/2016/5/13/chartex" xmlns:cx8="http://schemas.microsoft.com/office/drawing/2016/5/14/chartex" xmlns:mc="http://schemas.openxmlformats.org/markup-compatibility/2006" xmlns:aink="http://schemas.microsoft.com/office/drawing/2016/ink" xmlns:am3d="http://schemas.microsoft.com/office/drawing/2017/model3d" xmlns:o="urn:schemas-microsoft-com:office:office" xmlns:r="http://schemas.openxmlformats.org/officeDocument/2006/relationships" xmlns:m="http://schemas.openxmlformats.org/officeDocument/2006/math" xmlns:v="urn:schemas-microsoft-com:vml" xmlns:wp14="http://schemas.microsoft.com/office/word/2010/wordprocessingDrawing" xmlns:wp="http://schemas.openxmlformats.org/drawingml/2006/wordprocessingDrawing" xmlns:w10="urn:schemas-microsoft-com:office:word" xmlns:w="http://schemas.openxmlformats.org/wordprocessingml/2006/main" xmlns:w14="http://schemas.microsoft.com/office/word/2010/wordml" xmlns:w15="http://schemas.microsoft.com/office/word/2012/wordml" xmlns:w16cid="http://schemas.microsoft.com/office/word/2016/wordml/cid" xmlns:w16se="http://schemas.microsoft.com/office/word/2015/wordml/symex" xmlns:wpg="http://schemas.microsoft.com/office/word/2010/wordprocessingGroup" xmlns:wpi="http://schemas.microsoft.com/office/word/2010/wordprocessingInk" xmlns:wne="http://schemas.microsoft.com/office/word/2006/wordml" xmlns:wps="http://schemas.microsoft.com/office/word/2010/wordprocessingShape" mc:Ignorable="w14 w15 w16se w16cid wp14">
   <w:body>
     <w:p/>
     <w:p>
@@ -237,7 +237,7 @@
                   <v:stroke joinstyle="miter"/>
                   <v:path gradientshapeok="t" o:connecttype="rect"/>
                 </v:shapetype>
-                <v:shape id="Text Box 9" o:spid="_x0000_s1028" type="#_x0000_t202" style="position:absolute;left:1143;top:2222;width:29718;height:3556;visibility:visible;mso-wrap-style:square;v-text-anchor:top" o:gfxdata="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" filled="f" stroked="f">
+                <v:shape id="Text Box 9" o:spid="_x0000_s1028" type="#_x0000_t202" style="position:absolute;left:1143;top:2222;width:29718;height:3556;visibility:visible;mso-wrap-style:square;v-text-anchor:top" o:gfxdata="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" filled="f" stroked="f">
                   <v:textbox style="mso-fit-shape-to-text:t" inset="0,0,0,0">
                     <w:txbxContent>
                       <w:p>
@@ -327,7 +327,7 @@
                     </w:txbxContent>
                   </v:textbox>
                 </v:shape>
-                <v:shape id="Picture 10" o:spid="_x0000_s1029" type="#_x0000_t75" alt="logo_ezEKP" style="position:absolute;left:31851;top:1790;width:14764;height:3334;visibility:visible;mso-wrap-style:square" o:gfxdata="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">
+                <v:shape id="Picture 10" o:spid="_x0000_s1029" type="#_x0000_t75" alt="logo_ezEKP" style="position:absolute;left:31851;top:1790;width:14764;height:3334;visibility:visible;mso-wrap-style:square" o:gfxdata="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">
                   <v:imagedata r:id="rId9" o:title="logo_ezEKP"/>
                 </v:shape>
                 <w10:anchorlock/>
@@ -437,7 +437,6 @@
           </wp:anchor>
         </w:drawing>
       </w:r>
-      <w:proofErr w:type="spellStart"/>
       <w:r>
         <w:rPr>
           <w:rFonts w:ascii="HY견고딕" w:eastAsia="HY견고딕" w:hAnsiTheme="majorHAnsi" w:hint="eastAsia"/>
@@ -445,17 +444,7 @@
           <w:sz w:val="56"/>
           <w:szCs w:val="72"/>
         </w:rPr>
-        <w:t>ezEKP</w:t>
-      </w:r>
-      <w:proofErr w:type="spellEnd"/>
-      <w:r>
-        <w:rPr>
-          <w:rFonts w:ascii="HY견고딕" w:eastAsia="HY견고딕" w:hAnsiTheme="majorHAnsi" w:hint="eastAsia"/>
-          <w:b/>
-          <w:sz w:val="56"/>
-          <w:szCs w:val="72"/>
-        </w:rPr>
-        <w:t xml:space="preserve"> 패키지 </w:t>
+        <w:t xml:space="preserve">ezEKP 패키지 </w:t>
       </w:r>
       <w:r>
         <w:rPr>
@@ -2496,7 +2485,7 @@
               </wp:anchor>
             </w:drawing>
           </mc:Choice>
-          <mc:Fallback xmlns:cx="http://schemas.microsoft.com/office/drawing/2014/chartex" xmlns:w16se="http://schemas.microsoft.com/office/word/2015/wordml/symex" xmlns:w16cid="http://schemas.microsoft.com/office/word/2016/wordml/cid" xmlns:am3d="http://schemas.microsoft.com/office/drawing/2017/model3d" xmlns:aink="http://schemas.microsoft.com/office/drawing/2016/ink" xmlns:cx8="http://schemas.microsoft.com/office/drawing/2016/5/14/chartex" xmlns:cx7="http://schemas.microsoft.com/office/drawing/2016/5/13/chartex" xmlns:cx6="http://schemas.microsoft.com/office/drawing/2016/5/12/chartex" xmlns:cx5="http://schemas.microsoft.com/office/drawing/2016/5/11/chartex" xmlns:cx4="http://schemas.microsoft.com/office/drawing/2016/5/10/chartex" xmlns:cx3="http://schemas.microsoft.com/office/drawing/2016/5/9/chartex" xmlns:cx2="http://schemas.microsoft.com/office/drawing/2015/10/21/chartex" xmlns:cx1="http://schemas.microsoft.com/office/drawing/2015/9/8/chartex">
+          <mc:Fallback>
             <w:pict>
               <v:rect w14:anchorId="5BFEA1CD" id="직사각형 31" o:spid="_x0000_s1026" style="position:absolute;left:0;text-align:left;margin-left:35.7pt;margin-top:34.75pt;width:6in;height:9pt;z-index:251665408;visibility:visible;mso-wrap-style:square;mso-width-percent:0;mso-height-percent:0;mso-wrap-distance-left:9pt;mso-wrap-distance-top:0;mso-wrap-distance-right:9pt;mso-wrap-distance-bottom:0;mso-position-horizontal:absolute;mso-position-horizontal-relative:margin;mso-position-vertical:absolute;mso-position-vertical-relative:text;mso-width-percent:0;mso-height-percent:0;mso-width-relative:page;mso-height-relative:page;v-text-anchor:top" o:gfxdata="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" stroked="f">
                 <v:fill color2="navy" angle="90" focus="100%" type="gradient"/>
@@ -2662,7 +2651,7 @@
               </wp:anchor>
             </w:drawing>
           </mc:Choice>
-          <mc:Fallback xmlns:cx="http://schemas.microsoft.com/office/drawing/2014/chartex" xmlns:w16se="http://schemas.microsoft.com/office/word/2015/wordml/symex" xmlns:w16cid="http://schemas.microsoft.com/office/word/2016/wordml/cid" xmlns:am3d="http://schemas.microsoft.com/office/drawing/2017/model3d" xmlns:aink="http://schemas.microsoft.com/office/drawing/2016/ink" xmlns:cx8="http://schemas.microsoft.com/office/drawing/2016/5/14/chartex" xmlns:cx7="http://schemas.microsoft.com/office/drawing/2016/5/13/chartex" xmlns:cx6="http://schemas.microsoft.com/office/drawing/2016/5/12/chartex" xmlns:cx5="http://schemas.microsoft.com/office/drawing/2016/5/11/chartex" xmlns:cx4="http://schemas.microsoft.com/office/drawing/2016/5/10/chartex" xmlns:cx3="http://schemas.microsoft.com/office/drawing/2016/5/9/chartex" xmlns:cx2="http://schemas.microsoft.com/office/drawing/2015/10/21/chartex" xmlns:cx1="http://schemas.microsoft.com/office/drawing/2015/9/8/chartex">
+          <mc:Fallback>
             <w:pict>
               <v:rect w14:anchorId="037F4BF9" id="직사각형 30" o:spid="_x0000_s1026" style="position:absolute;left:0;text-align:left;margin-left:380.8pt;margin-top:.75pt;width:6in;height:9pt;z-index:251664384;visibility:visible;mso-wrap-style:square;mso-width-percent:0;mso-height-percent:0;mso-wrap-distance-left:9pt;mso-wrap-distance-top:0;mso-wrap-distance-right:9pt;mso-wrap-distance-bottom:0;mso-position-horizontal:right;mso-position-horizontal-relative:margin;mso-position-vertical:absolute;mso-position-vertical-relative:text;mso-width-percent:0;mso-height-percent:0;mso-width-relative:page;mso-height-relative:page;v-text-anchor:top" o:gfxdata="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" stroked="f">
                 <v:fill color2="navy" angle="90" focus="100%" type="gradient"/>
@@ -2874,7 +2863,7 @@
       </w:pPr>
       <w:r>
         <w:pict>
-          <v:shape id="_x0000_i1076" type="#_x0000_t75" alt="BD21312_" style="width:11.85pt;height:11.85pt;visibility:visible;mso-wrap-style:square" o:bullet="t">
+          <v:shape id="_x0000_i1026" type="#_x0000_t75" alt="BD21312_" style="width:12pt;height:12pt;visibility:visible;mso-wrap-style:square" o:bullet="t">
             <v:imagedata r:id="rId14" o:title="BD21312_"/>
           </v:shape>
         </w:pict>
@@ -3140,7 +3129,7 @@
       </w:pPr>
       <w:r>
         <w:pict>
-          <v:shape id="_x0000_i1077" type="#_x0000_t75" alt="BD21312_" style="width:11.85pt;height:11.85pt;visibility:visible;mso-wrap-style:square">
+          <v:shape id="_x0000_i1027" type="#_x0000_t75" alt="BD21312_" style="width:12pt;height:12pt;visibility:visible;mso-wrap-style:square">
             <v:imagedata r:id="rId14" o:title="BD21312_"/>
           </v:shape>
         </w:pict>
@@ -3224,19 +3213,11 @@
       <w:r>
         <w:tab/>
       </w:r>
-      <w:proofErr w:type="spellStart"/>
       <w:r>
         <w:rPr>
           <w:rFonts w:hint="eastAsia"/>
         </w:rPr>
-        <w:t>jmocha</w:t>
-      </w:r>
-      <w:proofErr w:type="spellEnd"/>
-      <w:r>
-        <w:rPr>
-          <w:rFonts w:hint="eastAsia"/>
-        </w:rPr>
-        <w:t xml:space="preserve"> </w:t>
+        <w:t xml:space="preserve">jmocha </w:t>
       </w:r>
       <w:r>
         <w:rPr>
@@ -3263,7 +3244,7 @@
       </w:pPr>
       <w:r>
         <w:pict>
-          <v:shape id="_x0000_i1078" type="#_x0000_t75" alt="BD21312_" style="width:11.85pt;height:11.85pt;visibility:visible;mso-wrap-style:square" o:bullet="t">
+          <v:shape id="_x0000_i1028" type="#_x0000_t75" alt="BD21312_" style="width:12pt;height:12pt;visibility:visible;mso-wrap-style:square" o:bullet="t">
             <v:imagedata r:id="rId14" o:title="BD21312_"/>
           </v:shape>
         </w:pict>
@@ -3457,7 +3438,7 @@
       </w:pPr>
       <w:r>
         <w:pict>
-          <v:shape id="_x0000_i1079" type="#_x0000_t75" alt="BD21312_" style="width:11.85pt;height:11.85pt;visibility:visible;mso-wrap-style:square">
+          <v:shape id="_x0000_i1029" type="#_x0000_t75" alt="BD21312_" style="width:12pt;height:12pt;visibility:visible;mso-wrap-style:square">
             <v:imagedata r:id="rId14" o:title="BD21312_"/>
           </v:shape>
         </w:pict>
@@ -3465,15 +3446,8 @@
       <w:r>
         <w:tab/>
       </w:r>
-      <w:proofErr w:type="spellStart"/>
-      <w:proofErr w:type="gramStart"/>
-      <w:r>
-        <w:t>iptables</w:t>
-      </w:r>
-      <w:proofErr w:type="spellEnd"/>
-      <w:proofErr w:type="gramEnd"/>
-      <w:r>
-        <w:t xml:space="preserve"> flush</w:t>
+      <w:r>
+        <w:t>iptables flush</w:t>
       </w:r>
     </w:p>
     <w:p>
@@ -3482,7 +3456,7 @@
       </w:pPr>
       <w:r>
         <w:pict>
-          <v:shape id="_x0000_i1080" type="#_x0000_t75" alt="BD21312_" style="width:11.85pt;height:11.85pt;visibility:visible;mso-wrap-style:square">
+          <v:shape id="_x0000_i1030" type="#_x0000_t75" alt="BD21312_" style="width:12pt;height:12pt;visibility:visible;mso-wrap-style:square">
             <v:imagedata r:id="rId14" o:title="BD21312_"/>
           </v:shape>
         </w:pict>
@@ -3491,12 +3465,10 @@
         <w:tab/>
       </w:r>
       <w:proofErr w:type="spellStart"/>
-      <w:proofErr w:type="gramStart"/>
       <w:r>
         <w:t>firewalld</w:t>
       </w:r>
       <w:proofErr w:type="spellEnd"/>
-      <w:proofErr w:type="gramEnd"/>
       <w:r>
         <w:t xml:space="preserve"> stop &amp; disable</w:t>
       </w:r>
@@ -4379,6 +4351,7 @@
         </w:rPr>
         <w:t>-</w:t>
       </w:r>
+      <w:proofErr w:type="spellStart"/>
       <w:proofErr w:type="gramStart"/>
       <w:r>
         <w:rPr>
@@ -4392,6 +4365,7 @@
         </w:rPr>
         <w:t>네트워크인터페이스이름</w:t>
       </w:r>
+      <w:proofErr w:type="spellEnd"/>
       <w:r>
         <w:rPr>
           <w:rFonts w:ascii="Verdana" w:eastAsia="굴림" w:hAnsi="Verdana" w:cs="굴림"/>
@@ -5621,7 +5595,7 @@
           <w:sz w:val="18"/>
           <w:szCs w:val="18"/>
         </w:rPr>
-        <w:t xml:space="preserve">date -s '2017-07-11 </w:t>
+        <w:t>date -s '2017-07-11 22:47:00</w:t>
       </w:r>
       <w:proofErr w:type="gramStart"/>
       <w:r>
@@ -5634,7 +5608,7 @@
           <w:sz w:val="18"/>
           <w:szCs w:val="18"/>
         </w:rPr>
-        <w:t>22:47:00'</w:t>
+        <w:t>'</w:t>
       </w:r>
       <w:r>
         <w:rPr>
@@ -5738,7 +5712,6 @@
           <w:szCs w:val="18"/>
         </w:rPr>
       </w:pPr>
-      <w:proofErr w:type="spellStart"/>
       <w:r>
         <w:rPr>
           <w:rFonts w:ascii="Verdana" w:eastAsia="굴림" w:hAnsi="Verdana" w:cs="굴림"/>
@@ -5749,20 +5722,7 @@
           <w:sz w:val="18"/>
           <w:szCs w:val="18"/>
         </w:rPr>
-        <w:t>hostnamectl</w:t>
-      </w:r>
-      <w:proofErr w:type="spellEnd"/>
-      <w:r>
-        <w:rPr>
-          <w:rFonts w:ascii="Verdana" w:eastAsia="굴림" w:hAnsi="Verdana" w:cs="굴림"/>
-          <w:b/>
-          <w:bCs/>
-          <w:color w:val="333333"/>
-          <w:kern w:val="0"/>
-          <w:sz w:val="18"/>
-          <w:szCs w:val="18"/>
-        </w:rPr>
-        <w:t xml:space="preserve"> set-hostname </w:t>
+        <w:t xml:space="preserve">hostnamectl set-hostname </w:t>
       </w:r>
       <w:r>
         <w:rPr>
@@ -5810,33 +5770,7 @@
           <w:sz w:val="18"/>
           <w:szCs w:val="18"/>
         </w:rPr>
-        <w:t>/</w:t>
-      </w:r>
-      <w:proofErr w:type="spellStart"/>
-      <w:r>
-        <w:rPr>
-          <w:rFonts w:ascii="Verdana" w:eastAsia="굴림" w:hAnsi="Verdana" w:cs="굴림"/>
-          <w:b/>
-          <w:bCs/>
-          <w:color w:val="333333"/>
-          <w:kern w:val="0"/>
-          <w:sz w:val="18"/>
-          <w:szCs w:val="18"/>
-        </w:rPr>
-        <w:t>etc</w:t>
-      </w:r>
-      <w:proofErr w:type="spellEnd"/>
-      <w:r>
-        <w:rPr>
-          <w:rFonts w:ascii="Verdana" w:eastAsia="굴림" w:hAnsi="Verdana" w:cs="굴림"/>
-          <w:b/>
-          <w:bCs/>
-          <w:color w:val="333333"/>
-          <w:kern w:val="0"/>
-          <w:sz w:val="18"/>
-          <w:szCs w:val="18"/>
-        </w:rPr>
-        <w:t>/hosts</w:t>
+        <w:t>/etc/hosts</w:t>
       </w:r>
       <w:r>
         <w:rPr>
@@ -5886,29 +5820,7 @@
           <w:sz w:val="18"/>
           <w:szCs w:val="18"/>
         </w:rPr>
-        <w:t xml:space="preserve"> </w:t>
-      </w:r>
-      <w:proofErr w:type="spellStart"/>
-      <w:r>
-        <w:rPr>
-          <w:rFonts w:ascii="Verdana" w:eastAsia="굴림" w:hAnsi="Verdana" w:cs="굴림"/>
-          <w:color w:val="333333"/>
-          <w:kern w:val="0"/>
-          <w:sz w:val="18"/>
-          <w:szCs w:val="18"/>
-        </w:rPr>
-        <w:t>ip</w:t>
-      </w:r>
-      <w:proofErr w:type="spellEnd"/>
-      <w:r>
-        <w:rPr>
-          <w:rFonts w:ascii="Verdana" w:eastAsia="굴림" w:hAnsi="Verdana" w:cs="굴림"/>
-          <w:color w:val="333333"/>
-          <w:kern w:val="0"/>
-          <w:sz w:val="18"/>
-          <w:szCs w:val="18"/>
-        </w:rPr>
-        <w:t>(</w:t>
+        <w:t xml:space="preserve"> ip(</w:t>
       </w:r>
       <w:r>
         <w:rPr>
@@ -6002,13 +5914,8 @@
       </w:pPr>
       <w:bookmarkStart w:id="53" w:name="_Toc488328262"/>
       <w:bookmarkStart w:id="54" w:name="_Toc65143263"/>
-      <w:proofErr w:type="spellStart"/>
-      <w:r>
-        <w:t>jmocha</w:t>
-      </w:r>
-      <w:proofErr w:type="spellEnd"/>
-      <w:r>
-        <w:t xml:space="preserve"> 계정 생성</w:t>
+      <w:r>
+        <w:t>jmocha 계정 생성</w:t>
       </w:r>
       <w:bookmarkEnd w:id="53"/>
       <w:bookmarkEnd w:id="54"/>
@@ -6036,7 +5943,6 @@
           <w:szCs w:val="18"/>
         </w:rPr>
       </w:pPr>
-      <w:proofErr w:type="spellStart"/>
       <w:r>
         <w:rPr>
           <w:rFonts w:ascii="Verdana" w:eastAsia="굴림" w:hAnsi="Verdana" w:cs="굴림"/>
@@ -6047,9 +5953,9 @@
           <w:sz w:val="18"/>
           <w:szCs w:val="18"/>
         </w:rPr>
-        <w:t>groupadd</w:t>
-      </w:r>
-      <w:proofErr w:type="spellEnd"/>
+        <w:t xml:space="preserve">groupadd </w:t>
+      </w:r>
+      <w:proofErr w:type="gramStart"/>
       <w:r>
         <w:rPr>
           <w:rFonts w:ascii="Verdana" w:eastAsia="굴림" w:hAnsi="Verdana" w:cs="굴림"/>
@@ -6060,23 +5966,8 @@
           <w:sz w:val="18"/>
           <w:szCs w:val="18"/>
         </w:rPr>
-        <w:t xml:space="preserve"> </w:t>
-      </w:r>
-      <w:proofErr w:type="spellStart"/>
-      <w:proofErr w:type="gramStart"/>
-      <w:r>
-        <w:rPr>
-          <w:rFonts w:ascii="Verdana" w:eastAsia="굴림" w:hAnsi="Verdana" w:cs="굴림"/>
-          <w:b/>
-          <w:bCs/>
-          <w:color w:val="333333"/>
-          <w:kern w:val="0"/>
-          <w:sz w:val="18"/>
-          <w:szCs w:val="18"/>
-        </w:rPr>
         <w:t>jmocha</w:t>
       </w:r>
-      <w:proofErr w:type="spellEnd"/>
       <w:r>
         <w:rPr>
           <w:rFonts w:ascii="Verdana" w:eastAsia="굴림" w:hAnsi="Verdana" w:cs="굴림"/>
@@ -6096,29 +5987,7 @@
           <w:sz w:val="18"/>
           <w:szCs w:val="18"/>
         </w:rPr>
-        <w:t xml:space="preserve"> </w:t>
-      </w:r>
-      <w:proofErr w:type="spellStart"/>
-      <w:r>
-        <w:rPr>
-          <w:rFonts w:ascii="Verdana" w:eastAsia="굴림" w:hAnsi="Verdana" w:cs="굴림"/>
-          <w:color w:val="333333"/>
-          <w:kern w:val="0"/>
-          <w:sz w:val="18"/>
-          <w:szCs w:val="18"/>
-        </w:rPr>
-        <w:t>jmocha</w:t>
-      </w:r>
-      <w:proofErr w:type="spellEnd"/>
-      <w:r>
-        <w:rPr>
-          <w:rFonts w:ascii="Verdana" w:eastAsia="굴림" w:hAnsi="Verdana" w:cs="굴림"/>
-          <w:color w:val="333333"/>
-          <w:kern w:val="0"/>
-          <w:sz w:val="18"/>
-          <w:szCs w:val="18"/>
-        </w:rPr>
-        <w:t xml:space="preserve"> </w:t>
+        <w:t xml:space="preserve"> jmocha </w:t>
       </w:r>
       <w:r>
         <w:rPr>
@@ -6302,29 +6171,7 @@
           <w:sz w:val="18"/>
           <w:szCs w:val="18"/>
         </w:rPr>
-        <w:t>(</w:t>
-      </w:r>
-      <w:proofErr w:type="spellStart"/>
-      <w:r>
-        <w:rPr>
-          <w:rFonts w:ascii="Verdana" w:eastAsia="굴림" w:hAnsi="Verdana" w:cs="굴림"/>
-          <w:color w:val="333333"/>
-          <w:kern w:val="0"/>
-          <w:sz w:val="18"/>
-          <w:szCs w:val="18"/>
-        </w:rPr>
-        <w:t>jmocha</w:t>
-      </w:r>
-      <w:proofErr w:type="spellEnd"/>
-      <w:r>
-        <w:rPr>
-          <w:rFonts w:ascii="Verdana" w:eastAsia="굴림" w:hAnsi="Verdana" w:cs="굴림"/>
-          <w:color w:val="333333"/>
-          <w:kern w:val="0"/>
-          <w:sz w:val="18"/>
-          <w:szCs w:val="18"/>
-        </w:rPr>
-        <w:t xml:space="preserve"> </w:t>
+        <w:t xml:space="preserve">(jmocha </w:t>
       </w:r>
       <w:r>
         <w:rPr>
@@ -6370,7 +6217,6 @@
           <w:szCs w:val="18"/>
         </w:rPr>
       </w:pPr>
-      <w:proofErr w:type="spellStart"/>
       <w:r>
         <w:rPr>
           <w:rFonts w:ascii="Verdana" w:eastAsia="굴림" w:hAnsi="Verdana" w:cs="굴림"/>
@@ -6381,9 +6227,9 @@
           <w:sz w:val="18"/>
           <w:szCs w:val="18"/>
         </w:rPr>
-        <w:t>passwd</w:t>
-      </w:r>
-      <w:proofErr w:type="spellEnd"/>
+        <w:t xml:space="preserve">passwd </w:t>
+      </w:r>
+      <w:proofErr w:type="gramStart"/>
       <w:r>
         <w:rPr>
           <w:rFonts w:ascii="Verdana" w:eastAsia="굴림" w:hAnsi="Verdana" w:cs="굴림"/>
@@ -6394,23 +6240,8 @@
           <w:sz w:val="18"/>
           <w:szCs w:val="18"/>
         </w:rPr>
-        <w:t xml:space="preserve"> </w:t>
-      </w:r>
-      <w:proofErr w:type="spellStart"/>
-      <w:proofErr w:type="gramStart"/>
-      <w:r>
-        <w:rPr>
-          <w:rFonts w:ascii="Verdana" w:eastAsia="굴림" w:hAnsi="Verdana" w:cs="굴림"/>
-          <w:b/>
-          <w:bCs/>
-          <w:color w:val="333333"/>
-          <w:kern w:val="0"/>
-          <w:sz w:val="18"/>
-          <w:szCs w:val="18"/>
-        </w:rPr>
         <w:t>jmocha</w:t>
       </w:r>
-      <w:proofErr w:type="spellEnd"/>
       <w:r>
         <w:rPr>
           <w:rFonts w:ascii="Verdana" w:eastAsia="굴림" w:hAnsi="Verdana" w:cs="굴림"/>
@@ -6430,29 +6261,7 @@
           <w:sz w:val="18"/>
           <w:szCs w:val="18"/>
         </w:rPr>
-        <w:t xml:space="preserve"> </w:t>
-      </w:r>
-      <w:proofErr w:type="spellStart"/>
-      <w:r>
-        <w:rPr>
-          <w:rFonts w:ascii="Verdana" w:eastAsia="굴림" w:hAnsi="Verdana" w:cs="굴림"/>
-          <w:color w:val="333333"/>
-          <w:kern w:val="0"/>
-          <w:sz w:val="18"/>
-          <w:szCs w:val="18"/>
-        </w:rPr>
-        <w:t>jmocha</w:t>
-      </w:r>
-      <w:proofErr w:type="spellEnd"/>
-      <w:r>
-        <w:rPr>
-          <w:rFonts w:ascii="Verdana" w:eastAsia="굴림" w:hAnsi="Verdana" w:cs="굴림"/>
-          <w:color w:val="333333"/>
-          <w:kern w:val="0"/>
-          <w:sz w:val="18"/>
-          <w:szCs w:val="18"/>
-        </w:rPr>
-        <w:t xml:space="preserve"> </w:t>
+        <w:t xml:space="preserve"> jmocha </w:t>
       </w:r>
       <w:r>
         <w:rPr>
@@ -6508,27 +6317,12 @@
     <w:p>
       <w:pPr>
         <w:pStyle w:val="a6"/>
-        <w:widowControl/>
         <w:numPr>
           <w:ilvl w:val="0"/>
           <w:numId w:val="24"/>
         </w:numPr>
-        <w:shd w:val="clear" w:color="auto" w:fill="FFFFFF"/>
-        <w:wordWrap/>
-        <w:autoSpaceDE/>
-        <w:autoSpaceDN/>
-        <w:spacing w:before="100" w:beforeAutospacing="1" w:after="100" w:afterAutospacing="1" w:line="240" w:lineRule="auto"/>
+        <w:spacing w:after="0"/>
         <w:ind w:leftChars="0"/>
-        <w:jc w:val="left"/>
-        <w:rPr>
-          <w:rFonts w:ascii="Verdana" w:eastAsia="굴림" w:hAnsi="Verdana" w:cs="굴림"/>
-          <w:color w:val="333333"/>
-          <w:kern w:val="0"/>
-          <w:sz w:val="18"/>
-          <w:szCs w:val="18"/>
-        </w:rPr>
-      </w:pPr>
-      <w:r>
         <w:rPr>
           <w:rFonts w:ascii="Verdana" w:eastAsia="굴림" w:hAnsi="Verdana" w:cs="굴림"/>
           <w:b/>
@@ -6538,19 +6332,218 @@
           <w:sz w:val="18"/>
           <w:szCs w:val="18"/>
         </w:rPr>
-        <w:t>/</w:t>
+      </w:pPr>
+      <w:r>
+        <w:rPr>
+          <w:rFonts w:ascii="Verdana" w:eastAsia="굴림" w:hAnsi="Verdana" w:cs="굴림"/>
+          <w:b/>
+          <w:bCs/>
+          <w:color w:val="333333"/>
+          <w:kern w:val="0"/>
+          <w:sz w:val="18"/>
+          <w:szCs w:val="18"/>
+        </w:rPr>
+        <w:t xml:space="preserve">usermod -aG wheel </w:t>
+      </w:r>
+      <w:proofErr w:type="gramStart"/>
+      <w:r>
+        <w:rPr>
+          <w:rFonts w:ascii="Verdana" w:eastAsia="굴림" w:hAnsi="Verdana" w:cs="굴림"/>
+          <w:b/>
+          <w:bCs/>
+          <w:color w:val="333333"/>
+          <w:kern w:val="0"/>
+          <w:sz w:val="18"/>
+          <w:szCs w:val="18"/>
+        </w:rPr>
+        <w:t xml:space="preserve">jmocha </w:t>
+      </w:r>
+      <w:r>
+        <w:rPr>
+          <w:rFonts w:ascii="Verdana" w:eastAsia="굴림" w:hAnsi="Verdana" w:cs="굴림"/>
+          <w:b/>
+          <w:bCs/>
+          <w:color w:val="333333"/>
+          <w:kern w:val="0"/>
+          <w:sz w:val="18"/>
+          <w:szCs w:val="18"/>
+        </w:rPr>
+        <w:t>:</w:t>
+      </w:r>
+      <w:proofErr w:type="gramEnd"/>
+      <w:r>
+        <w:rPr>
+          <w:rFonts w:ascii="Verdana" w:eastAsia="굴림" w:hAnsi="Verdana" w:cs="굴림"/>
+          <w:b/>
+          <w:bCs/>
+          <w:color w:val="333333"/>
+          <w:kern w:val="0"/>
+          <w:sz w:val="18"/>
+          <w:szCs w:val="18"/>
+        </w:rPr>
+        <w:t xml:space="preserve"> </w:t>
+      </w:r>
+      <w:r>
+        <w:rPr>
+          <w:rFonts w:ascii="Verdana" w:eastAsia="굴림" w:hAnsi="Verdana" w:cs="굴림"/>
+          <w:bCs/>
+          <w:color w:val="333333"/>
+          <w:kern w:val="0"/>
+          <w:sz w:val="18"/>
+          <w:szCs w:val="18"/>
+        </w:rPr>
+        <w:t xml:space="preserve">jmocha </w:t>
+      </w:r>
+      <w:r>
+        <w:rPr>
+          <w:rFonts w:ascii="Verdana" w:eastAsia="굴림" w:hAnsi="Verdana" w:cs="굴림"/>
+          <w:bCs/>
+          <w:color w:val="333333"/>
+          <w:kern w:val="0"/>
+          <w:sz w:val="18"/>
+          <w:szCs w:val="18"/>
+        </w:rPr>
+        <w:t>계정에</w:t>
+      </w:r>
+      <w:r>
+        <w:rPr>
+          <w:rFonts w:ascii="Verdana" w:eastAsia="굴림" w:hAnsi="Verdana" w:cs="굴림" w:hint="eastAsia"/>
+          <w:bCs/>
+          <w:color w:val="333333"/>
+          <w:kern w:val="0"/>
+          <w:sz w:val="18"/>
+          <w:szCs w:val="18"/>
+        </w:rPr>
+        <w:t xml:space="preserve"> </w:t>
+      </w:r>
+      <w:r>
+        <w:rPr>
+          <w:rFonts w:ascii="Verdana" w:eastAsia="굴림" w:hAnsi="Verdana" w:cs="굴림"/>
+          <w:bCs/>
+          <w:color w:val="333333"/>
+          <w:kern w:val="0"/>
+          <w:sz w:val="18"/>
+          <w:szCs w:val="18"/>
+        </w:rPr>
+        <w:t>wheel(</w:t>
+      </w:r>
+      <w:r>
+        <w:rPr>
+          <w:rFonts w:ascii="Verdana" w:eastAsia="굴림" w:hAnsi="Verdana" w:cs="굴림" w:hint="eastAsia"/>
+          <w:bCs/>
+          <w:color w:val="333333"/>
+          <w:kern w:val="0"/>
+          <w:sz w:val="18"/>
+          <w:szCs w:val="18"/>
+        </w:rPr>
+        <w:t>권한대행</w:t>
+      </w:r>
+      <w:r>
+        <w:rPr>
+          <w:rFonts w:ascii="Verdana" w:eastAsia="굴림" w:hAnsi="Verdana" w:cs="굴림" w:hint="eastAsia"/>
+          <w:bCs/>
+          <w:color w:val="333333"/>
+          <w:kern w:val="0"/>
+          <w:sz w:val="18"/>
+          <w:szCs w:val="18"/>
+        </w:rPr>
+        <w:t xml:space="preserve"> </w:t>
+      </w:r>
+      <w:r>
+        <w:rPr>
+          <w:rFonts w:ascii="Verdana" w:eastAsia="굴림" w:hAnsi="Verdana" w:cs="굴림" w:hint="eastAsia"/>
+          <w:bCs/>
+          <w:color w:val="333333"/>
+          <w:kern w:val="0"/>
+          <w:sz w:val="18"/>
+          <w:szCs w:val="18"/>
+        </w:rPr>
+        <w:t>그룹</w:t>
+      </w:r>
+      <w:r>
+        <w:rPr>
+          <w:rFonts w:ascii="Verdana" w:eastAsia="굴림" w:hAnsi="Verdana" w:cs="굴림" w:hint="eastAsia"/>
+          <w:bCs/>
+          <w:color w:val="333333"/>
+          <w:kern w:val="0"/>
+          <w:sz w:val="18"/>
+          <w:szCs w:val="18"/>
+        </w:rPr>
+        <w:t xml:space="preserve">) </w:t>
       </w:r>
       <w:proofErr w:type="spellStart"/>
       <w:r>
         <w:rPr>
           <w:rFonts w:ascii="Verdana" w:eastAsia="굴림" w:hAnsi="Verdana" w:cs="굴림"/>
-          <w:b/>
           <w:bCs/>
           <w:color w:val="333333"/>
           <w:kern w:val="0"/>
           <w:sz w:val="18"/>
           <w:szCs w:val="18"/>
         </w:rPr>
+        <w:t>세컨</w:t>
+      </w:r>
+      <w:proofErr w:type="spellEnd"/>
+      <w:r>
+        <w:rPr>
+          <w:rFonts w:ascii="Verdana" w:eastAsia="굴림" w:hAnsi="Verdana" w:cs="굴림"/>
+          <w:bCs/>
+          <w:color w:val="333333"/>
+          <w:kern w:val="0"/>
+          <w:sz w:val="18"/>
+          <w:szCs w:val="18"/>
+        </w:rPr>
+        <w:t xml:space="preserve"> </w:t>
+      </w:r>
+      <w:r>
+        <w:rPr>
+          <w:rFonts w:ascii="Verdana" w:eastAsia="굴림" w:hAnsi="Verdana" w:cs="굴림"/>
+          <w:bCs/>
+          <w:color w:val="333333"/>
+          <w:kern w:val="0"/>
+          <w:sz w:val="18"/>
+          <w:szCs w:val="18"/>
+        </w:rPr>
+        <w:t>그룹할당</w:t>
+      </w:r>
+    </w:p>
+    <w:p>
+      <w:pPr>
+        <w:pStyle w:val="a6"/>
+        <w:numPr>
+          <w:ilvl w:val="0"/>
+          <w:numId w:val="24"/>
+        </w:numPr>
+        <w:ind w:leftChars="0"/>
+        <w:rPr>
+          <w:rFonts w:ascii="Verdana" w:eastAsia="굴림" w:hAnsi="Verdana" w:cs="굴림"/>
+          <w:color w:val="333333"/>
+          <w:kern w:val="0"/>
+          <w:sz w:val="18"/>
+          <w:szCs w:val="18"/>
+        </w:rPr>
+      </w:pPr>
+      <w:r>
+        <w:rPr>
+          <w:rFonts w:ascii="Verdana" w:eastAsia="굴림" w:hAnsi="Verdana" w:cs="굴림"/>
+          <w:b/>
+          <w:color w:val="333333"/>
+          <w:kern w:val="0"/>
+          <w:sz w:val="18"/>
+          <w:szCs w:val="18"/>
+        </w:rPr>
+        <w:t>vim /</w:t>
+      </w:r>
+      <w:proofErr w:type="spellStart"/>
+      <w:r>
+        <w:rPr>
+          <w:rFonts w:ascii="Verdana" w:eastAsia="굴림" w:hAnsi="Verdana" w:cs="굴림"/>
+          <w:b/>
+          <w:color w:val="333333"/>
+          <w:kern w:val="0"/>
+          <w:sz w:val="18"/>
+          <w:szCs w:val="18"/>
+        </w:rPr>
         <w:t>etc</w:t>
       </w:r>
       <w:proofErr w:type="spellEnd"/>
@@ -6558,341 +6551,614 @@
         <w:rPr>
           <w:rFonts w:ascii="Verdana" w:eastAsia="굴림" w:hAnsi="Verdana" w:cs="굴림"/>
           <w:b/>
+          <w:color w:val="333333"/>
+          <w:kern w:val="0"/>
+          <w:sz w:val="18"/>
+          <w:szCs w:val="18"/>
+        </w:rPr>
+        <w:t>/group</w:t>
+      </w:r>
+      <w:r>
+        <w:rPr>
+          <w:rFonts w:ascii="Verdana" w:eastAsia="굴림" w:hAnsi="Verdana" w:cs="굴림"/>
+          <w:color w:val="333333"/>
+          <w:kern w:val="0"/>
+          <w:sz w:val="18"/>
+          <w:szCs w:val="18"/>
+        </w:rPr>
+        <w:t xml:space="preserve"> </w:t>
+      </w:r>
+      <w:proofErr w:type="spellStart"/>
+      <w:r>
+        <w:rPr>
+          <w:rFonts w:ascii="Verdana" w:eastAsia="굴림" w:hAnsi="Verdana" w:cs="굴림"/>
+          <w:color w:val="333333"/>
+          <w:kern w:val="0"/>
+          <w:sz w:val="18"/>
+          <w:szCs w:val="18"/>
+        </w:rPr>
+        <w:t>으로</w:t>
+      </w:r>
+      <w:proofErr w:type="spellEnd"/>
+      <w:r>
+        <w:rPr>
+          <w:rFonts w:ascii="Verdana" w:eastAsia="굴림" w:hAnsi="Verdana" w:cs="굴림"/>
+          <w:color w:val="333333"/>
+          <w:kern w:val="0"/>
+          <w:sz w:val="18"/>
+          <w:szCs w:val="18"/>
+        </w:rPr>
+        <w:t xml:space="preserve"> wheel</w:t>
+      </w:r>
+      <w:r>
+        <w:rPr>
+          <w:rFonts w:ascii="Verdana" w:eastAsia="굴림" w:hAnsi="Verdana" w:cs="굴림"/>
+          <w:color w:val="333333"/>
+          <w:kern w:val="0"/>
+          <w:sz w:val="18"/>
+          <w:szCs w:val="18"/>
+        </w:rPr>
+        <w:t>그룹에</w:t>
+      </w:r>
+      <w:r>
+        <w:rPr>
+          <w:rFonts w:ascii="Verdana" w:eastAsia="굴림" w:hAnsi="Verdana" w:cs="굴림"/>
+          <w:color w:val="333333"/>
+          <w:kern w:val="0"/>
+          <w:sz w:val="18"/>
+          <w:szCs w:val="18"/>
+        </w:rPr>
+        <w:t xml:space="preserve"> </w:t>
+      </w:r>
+      <w:proofErr w:type="spellStart"/>
+      <w:r>
+        <w:rPr>
+          <w:rFonts w:ascii="Verdana" w:eastAsia="굴림" w:hAnsi="Verdana" w:cs="굴림"/>
+          <w:color w:val="333333"/>
+          <w:kern w:val="0"/>
+          <w:sz w:val="18"/>
+          <w:szCs w:val="18"/>
+        </w:rPr>
+        <w:t>jmocha</w:t>
+      </w:r>
+      <w:proofErr w:type="spellEnd"/>
+      <w:r>
+        <w:rPr>
+          <w:rFonts w:ascii="Verdana" w:eastAsia="굴림" w:hAnsi="Verdana" w:cs="굴림"/>
+          <w:color w:val="333333"/>
+          <w:kern w:val="0"/>
+          <w:sz w:val="18"/>
+          <w:szCs w:val="18"/>
+        </w:rPr>
+        <w:t xml:space="preserve"> </w:t>
+      </w:r>
+      <w:r>
+        <w:rPr>
+          <w:rFonts w:ascii="Verdana" w:eastAsia="굴림" w:hAnsi="Verdana" w:cs="굴림"/>
+          <w:color w:val="333333"/>
+          <w:kern w:val="0"/>
+          <w:sz w:val="18"/>
+          <w:szCs w:val="18"/>
+        </w:rPr>
+        <w:t>계정</w:t>
+      </w:r>
+      <w:r>
+        <w:rPr>
+          <w:rFonts w:ascii="Verdana" w:eastAsia="굴림" w:hAnsi="Verdana" w:cs="굴림"/>
+          <w:color w:val="333333"/>
+          <w:kern w:val="0"/>
+          <w:sz w:val="18"/>
+          <w:szCs w:val="18"/>
+        </w:rPr>
+        <w:t xml:space="preserve"> </w:t>
+      </w:r>
+      <w:r>
+        <w:rPr>
+          <w:rFonts w:ascii="Verdana" w:eastAsia="굴림" w:hAnsi="Verdana" w:cs="굴림"/>
+          <w:color w:val="333333"/>
+          <w:kern w:val="0"/>
+          <w:sz w:val="18"/>
+          <w:szCs w:val="18"/>
+        </w:rPr>
+        <w:t>확인</w:t>
+      </w:r>
+    </w:p>
+    <w:p>
+      <w:pPr>
+        <w:ind w:left="400"/>
+        <w:rPr>
+          <w:rFonts w:ascii="Verdana" w:eastAsia="굴림" w:hAnsi="Verdana" w:cs="굴림"/>
+          <w:color w:val="333333"/>
+          <w:kern w:val="0"/>
+          <w:sz w:val="18"/>
+          <w:szCs w:val="18"/>
+        </w:rPr>
+      </w:pPr>
+      <w:r>
+        <w:rPr>
+          <w:rFonts w:ascii="Verdana" w:eastAsia="굴림" w:hAnsi="Verdana" w:cs="굴림"/>
+          <w:color w:val="333333"/>
+          <w:kern w:val="0"/>
+          <w:sz w:val="18"/>
+          <w:szCs w:val="18"/>
+        </w:rPr>
+        <w:t>*</w:t>
+      </w:r>
+      <w:r>
+        <w:rPr>
+          <w:rFonts w:ascii="Verdana" w:eastAsia="굴림" w:hAnsi="Verdana" w:cs="굴림"/>
+          <w:color w:val="333333"/>
+          <w:kern w:val="0"/>
+          <w:sz w:val="18"/>
+          <w:szCs w:val="18"/>
+        </w:rPr>
+        <w:t xml:space="preserve"> </w:t>
+      </w:r>
+      <w:proofErr w:type="spellStart"/>
+      <w:r>
+        <w:rPr>
+          <w:rFonts w:ascii="Verdana" w:eastAsia="굴림" w:hAnsi="Verdana" w:cs="굴림"/>
+          <w:color w:val="333333"/>
+          <w:kern w:val="0"/>
+          <w:sz w:val="18"/>
+          <w:szCs w:val="18"/>
+        </w:rPr>
+        <w:t>jmocha</w:t>
+      </w:r>
+      <w:proofErr w:type="spellEnd"/>
+      <w:r>
+        <w:rPr>
+          <w:rFonts w:ascii="Verdana" w:eastAsia="굴림" w:hAnsi="Verdana" w:cs="굴림"/>
+          <w:color w:val="333333"/>
+          <w:kern w:val="0"/>
+          <w:sz w:val="18"/>
+          <w:szCs w:val="18"/>
+        </w:rPr>
+        <w:t xml:space="preserve"> </w:t>
+      </w:r>
+      <w:r>
+        <w:rPr>
+          <w:rFonts w:ascii="Verdana" w:eastAsia="굴림" w:hAnsi="Verdana" w:cs="굴림"/>
+          <w:color w:val="333333"/>
+          <w:kern w:val="0"/>
+          <w:sz w:val="18"/>
+          <w:szCs w:val="18"/>
+        </w:rPr>
+        <w:t>계정에</w:t>
+      </w:r>
+      <w:r>
+        <w:rPr>
+          <w:rFonts w:ascii="Verdana" w:eastAsia="굴림" w:hAnsi="Verdana" w:cs="굴림"/>
+          <w:color w:val="333333"/>
+          <w:kern w:val="0"/>
+          <w:sz w:val="18"/>
+          <w:szCs w:val="18"/>
+        </w:rPr>
+        <w:t xml:space="preserve"> wheel</w:t>
+      </w:r>
+      <w:r>
+        <w:rPr>
+          <w:rFonts w:ascii="Verdana" w:eastAsia="굴림" w:hAnsi="Verdana" w:cs="굴림"/>
+          <w:color w:val="333333"/>
+          <w:kern w:val="0"/>
+          <w:sz w:val="18"/>
+          <w:szCs w:val="18"/>
+        </w:rPr>
+        <w:t>그룹의</w:t>
+      </w:r>
+      <w:r>
+        <w:rPr>
+          <w:rFonts w:ascii="Verdana" w:eastAsia="굴림" w:hAnsi="Verdana" w:cs="굴림"/>
+          <w:color w:val="333333"/>
+          <w:kern w:val="0"/>
+          <w:sz w:val="18"/>
+          <w:szCs w:val="18"/>
+        </w:rPr>
+        <w:t xml:space="preserve"> </w:t>
+      </w:r>
+      <w:r>
+        <w:rPr>
+          <w:rFonts w:ascii="Verdana" w:eastAsia="굴림" w:hAnsi="Verdana" w:cs="굴림"/>
+          <w:color w:val="333333"/>
+          <w:kern w:val="0"/>
+          <w:sz w:val="18"/>
+          <w:szCs w:val="18"/>
+        </w:rPr>
+        <w:t>권한을</w:t>
+      </w:r>
+      <w:r>
+        <w:rPr>
+          <w:rFonts w:ascii="Verdana" w:eastAsia="굴림" w:hAnsi="Verdana" w:cs="굴림"/>
+          <w:color w:val="333333"/>
+          <w:kern w:val="0"/>
+          <w:sz w:val="18"/>
+          <w:szCs w:val="18"/>
+        </w:rPr>
+        <w:t xml:space="preserve"> </w:t>
+      </w:r>
+      <w:r>
+        <w:rPr>
+          <w:rFonts w:ascii="Verdana" w:eastAsia="굴림" w:hAnsi="Verdana" w:cs="굴림"/>
+          <w:color w:val="333333"/>
+          <w:kern w:val="0"/>
+          <w:sz w:val="18"/>
+          <w:szCs w:val="18"/>
+        </w:rPr>
+        <w:t>부여</w:t>
+      </w:r>
+      <w:r>
+        <w:rPr>
+          <w:rFonts w:ascii="Verdana" w:eastAsia="굴림" w:hAnsi="Verdana" w:cs="굴림"/>
+          <w:color w:val="333333"/>
+          <w:kern w:val="0"/>
+          <w:sz w:val="18"/>
+          <w:szCs w:val="18"/>
+        </w:rPr>
+        <w:t xml:space="preserve"> </w:t>
+      </w:r>
+      <w:r>
+        <w:rPr>
+          <w:rFonts w:ascii="Verdana" w:eastAsia="굴림" w:hAnsi="Verdana" w:cs="굴림"/>
+          <w:color w:val="333333"/>
+          <w:kern w:val="0"/>
+          <w:sz w:val="18"/>
+          <w:szCs w:val="18"/>
+        </w:rPr>
+        <w:t>합니다</w:t>
+      </w:r>
+      <w:r>
+        <w:rPr>
+          <w:rFonts w:ascii="Verdana" w:eastAsia="굴림" w:hAnsi="Verdana" w:cs="굴림"/>
+          <w:color w:val="333333"/>
+          <w:kern w:val="0"/>
+          <w:sz w:val="18"/>
+          <w:szCs w:val="18"/>
+        </w:rPr>
+        <w:t xml:space="preserve">. wheel </w:t>
+      </w:r>
+      <w:r>
+        <w:rPr>
+          <w:rFonts w:ascii="Verdana" w:eastAsia="굴림" w:hAnsi="Verdana" w:cs="굴림"/>
+          <w:color w:val="333333"/>
+          <w:kern w:val="0"/>
+          <w:sz w:val="18"/>
+          <w:szCs w:val="18"/>
+        </w:rPr>
+        <w:t>그룹은</w:t>
+      </w:r>
+      <w:r>
+        <w:rPr>
+          <w:rFonts w:ascii="Verdana" w:eastAsia="굴림" w:hAnsi="Verdana" w:cs="굴림"/>
+          <w:color w:val="333333"/>
+          <w:kern w:val="0"/>
+          <w:sz w:val="18"/>
+          <w:szCs w:val="18"/>
+        </w:rPr>
+        <w:t xml:space="preserve"> </w:t>
+      </w:r>
+      <w:r>
+        <w:rPr>
+          <w:rFonts w:ascii="Verdana" w:eastAsia="굴림" w:hAnsi="Verdana" w:cs="굴림"/>
+          <w:color w:val="333333"/>
+          <w:kern w:val="0"/>
+          <w:sz w:val="18"/>
+          <w:szCs w:val="18"/>
+        </w:rPr>
+        <w:t>권한을</w:t>
+      </w:r>
+      <w:r>
+        <w:rPr>
+          <w:rFonts w:ascii="Verdana" w:eastAsia="굴림" w:hAnsi="Verdana" w:cs="굴림"/>
+          <w:color w:val="333333"/>
+          <w:kern w:val="0"/>
+          <w:sz w:val="18"/>
+          <w:szCs w:val="18"/>
+        </w:rPr>
+        <w:t xml:space="preserve"> </w:t>
+      </w:r>
+      <w:r>
+        <w:rPr>
+          <w:rFonts w:ascii="Verdana" w:eastAsia="굴림" w:hAnsi="Verdana" w:cs="굴림"/>
+          <w:color w:val="333333"/>
+          <w:kern w:val="0"/>
+          <w:sz w:val="18"/>
+          <w:szCs w:val="18"/>
+        </w:rPr>
+        <w:t>대행하는</w:t>
+      </w:r>
+      <w:r>
+        <w:rPr>
+          <w:rFonts w:ascii="Verdana" w:eastAsia="굴림" w:hAnsi="Verdana" w:cs="굴림"/>
+          <w:color w:val="333333"/>
+          <w:kern w:val="0"/>
+          <w:sz w:val="18"/>
+          <w:szCs w:val="18"/>
+        </w:rPr>
+        <w:t xml:space="preserve"> </w:t>
+      </w:r>
+      <w:r>
+        <w:rPr>
+          <w:rFonts w:ascii="Verdana" w:eastAsia="굴림" w:hAnsi="Verdana" w:cs="굴림"/>
+          <w:color w:val="333333"/>
+          <w:kern w:val="0"/>
+          <w:sz w:val="18"/>
+          <w:szCs w:val="18"/>
+        </w:rPr>
+        <w:t>그룹으로</w:t>
+      </w:r>
+      <w:r>
+        <w:rPr>
+          <w:rFonts w:ascii="Verdana" w:eastAsia="굴림" w:hAnsi="Verdana" w:cs="굴림"/>
+          <w:color w:val="333333"/>
+          <w:kern w:val="0"/>
+          <w:sz w:val="18"/>
+          <w:szCs w:val="18"/>
+        </w:rPr>
+        <w:t xml:space="preserve"> </w:t>
+      </w:r>
+      <w:proofErr w:type="spellStart"/>
+      <w:r>
+        <w:rPr>
+          <w:rFonts w:ascii="Verdana" w:eastAsia="굴림" w:hAnsi="Verdana" w:cs="굴림"/>
+          <w:color w:val="333333"/>
+          <w:kern w:val="0"/>
+          <w:sz w:val="18"/>
+          <w:szCs w:val="18"/>
+        </w:rPr>
+        <w:t>sudo</w:t>
+      </w:r>
+      <w:proofErr w:type="spellEnd"/>
+      <w:r>
+        <w:rPr>
+          <w:rFonts w:ascii="Verdana" w:eastAsia="굴림" w:hAnsi="Verdana" w:cs="굴림"/>
+          <w:color w:val="333333"/>
+          <w:kern w:val="0"/>
+          <w:sz w:val="18"/>
+          <w:szCs w:val="18"/>
+        </w:rPr>
+        <w:t xml:space="preserve"> </w:t>
+      </w:r>
+      <w:r>
+        <w:rPr>
+          <w:rFonts w:ascii="Verdana" w:eastAsia="굴림" w:hAnsi="Verdana" w:cs="굴림"/>
+          <w:color w:val="333333"/>
+          <w:kern w:val="0"/>
+          <w:sz w:val="18"/>
+          <w:szCs w:val="18"/>
+        </w:rPr>
+        <w:t>권한을</w:t>
+      </w:r>
+      <w:r>
+        <w:rPr>
+          <w:rFonts w:ascii="Verdana" w:eastAsia="굴림" w:hAnsi="Verdana" w:cs="굴림"/>
+          <w:color w:val="333333"/>
+          <w:kern w:val="0"/>
+          <w:sz w:val="18"/>
+          <w:szCs w:val="18"/>
+        </w:rPr>
+        <w:t xml:space="preserve"> </w:t>
+      </w:r>
+      <w:r>
+        <w:rPr>
+          <w:rFonts w:ascii="Verdana" w:eastAsia="굴림" w:hAnsi="Verdana" w:cs="굴림"/>
+          <w:color w:val="333333"/>
+          <w:kern w:val="0"/>
+          <w:sz w:val="18"/>
+          <w:szCs w:val="18"/>
+        </w:rPr>
+        <w:t>갖습니다</w:t>
+      </w:r>
+      <w:r>
+        <w:rPr>
+          <w:rFonts w:ascii="Verdana" w:eastAsia="굴림" w:hAnsi="Verdana" w:cs="굴림"/>
+          <w:color w:val="333333"/>
+          <w:kern w:val="0"/>
+          <w:sz w:val="18"/>
+          <w:szCs w:val="18"/>
+        </w:rPr>
+        <w:t>.</w:t>
+      </w:r>
+      <w:bookmarkStart w:id="55" w:name="_GoBack"/>
+      <w:bookmarkEnd w:id="55"/>
+    </w:p>
+    <w:p>
+      <w:pPr>
+        <w:ind w:left="400"/>
+        <w:rPr>
+          <w:rFonts w:ascii="Verdana" w:eastAsia="굴림" w:hAnsi="Verdana" w:cs="굴림" w:hint="eastAsia"/>
+          <w:b/>
           <w:bCs/>
           <w:color w:val="333333"/>
           <w:kern w:val="0"/>
           <w:sz w:val="18"/>
           <w:szCs w:val="18"/>
         </w:rPr>
-        <w:t>/</w:t>
-      </w:r>
-      <w:proofErr w:type="spellStart"/>
-      <w:r>
-        <w:rPr>
-          <w:rFonts w:ascii="Verdana" w:eastAsia="굴림" w:hAnsi="Verdana" w:cs="굴림"/>
-          <w:b/>
-          <w:bCs/>
-          <w:color w:val="333333"/>
-          <w:kern w:val="0"/>
-          <w:sz w:val="18"/>
-          <w:szCs w:val="18"/>
-        </w:rPr>
-        <w:t>sudoers</w:t>
-      </w:r>
-      <w:proofErr w:type="spellEnd"/>
-      <w:r>
-        <w:rPr>
-          <w:rFonts w:ascii="Verdana" w:eastAsia="굴림" w:hAnsi="Verdana" w:cs="굴림"/>
-          <w:color w:val="333333"/>
-          <w:kern w:val="0"/>
-          <w:sz w:val="18"/>
-          <w:szCs w:val="18"/>
-        </w:rPr>
-        <w:t> </w:t>
-      </w:r>
-      <w:r>
-        <w:rPr>
-          <w:rFonts w:ascii="Verdana" w:eastAsia="굴림" w:hAnsi="Verdana" w:cs="굴림"/>
-          <w:color w:val="333333"/>
-          <w:kern w:val="0"/>
-          <w:sz w:val="18"/>
-          <w:szCs w:val="18"/>
-        </w:rPr>
-        <w:t>파일에</w:t>
-      </w:r>
-      <w:r>
-        <w:rPr>
-          <w:rFonts w:ascii="Verdana" w:eastAsia="굴림" w:hAnsi="Verdana" w:cs="굴림"/>
-          <w:color w:val="333333"/>
-          <w:kern w:val="0"/>
-          <w:sz w:val="18"/>
-          <w:szCs w:val="18"/>
-        </w:rPr>
-        <w:t> </w:t>
-      </w:r>
-      <w:proofErr w:type="spellStart"/>
-      <w:r>
-        <w:rPr>
-          <w:rFonts w:ascii="Verdana" w:eastAsia="굴림" w:hAnsi="Verdana" w:cs="굴림"/>
-          <w:b/>
-          <w:bCs/>
-          <w:color w:val="333333"/>
-          <w:kern w:val="0"/>
-          <w:sz w:val="18"/>
-          <w:szCs w:val="18"/>
-        </w:rPr>
-        <w:t>jmocha</w:t>
-      </w:r>
-      <w:proofErr w:type="spellEnd"/>
-      <w:r>
-        <w:rPr>
-          <w:rFonts w:ascii="Verdana" w:eastAsia="굴림" w:hAnsi="Verdana" w:cs="굴림"/>
-          <w:b/>
-          <w:bCs/>
-          <w:color w:val="333333"/>
-          <w:kern w:val="0"/>
-          <w:sz w:val="18"/>
-          <w:szCs w:val="18"/>
-        </w:rPr>
-        <w:t> ALL=(ALL) ALL</w:t>
-      </w:r>
-      <w:r>
-        <w:rPr>
-          <w:rFonts w:ascii="Verdana" w:eastAsia="굴림" w:hAnsi="Verdana" w:cs="굴림"/>
-          <w:color w:val="333333"/>
-          <w:kern w:val="0"/>
-          <w:sz w:val="18"/>
-          <w:szCs w:val="18"/>
-        </w:rPr>
-        <w:t> </w:t>
-      </w:r>
-      <w:proofErr w:type="gramStart"/>
-      <w:r>
-        <w:rPr>
-          <w:rFonts w:ascii="Verdana" w:eastAsia="굴림" w:hAnsi="Verdana" w:cs="굴림"/>
-          <w:color w:val="333333"/>
-          <w:kern w:val="0"/>
-          <w:sz w:val="18"/>
-          <w:szCs w:val="18"/>
-        </w:rPr>
-        <w:t>추가</w:t>
-      </w:r>
-      <w:r>
-        <w:rPr>
-          <w:rFonts w:ascii="Verdana" w:eastAsia="굴림" w:hAnsi="Verdana" w:cs="굴림"/>
-          <w:color w:val="333333"/>
-          <w:kern w:val="0"/>
-          <w:sz w:val="18"/>
-          <w:szCs w:val="18"/>
-        </w:rPr>
-        <w:t> :</w:t>
-      </w:r>
-      <w:proofErr w:type="gramEnd"/>
-      <w:r>
-        <w:rPr>
-          <w:rFonts w:ascii="Verdana" w:eastAsia="굴림" w:hAnsi="Verdana" w:cs="굴림"/>
-          <w:color w:val="333333"/>
-          <w:kern w:val="0"/>
-          <w:sz w:val="18"/>
-          <w:szCs w:val="18"/>
-        </w:rPr>
-        <w:t xml:space="preserve"> </w:t>
-      </w:r>
-      <w:proofErr w:type="spellStart"/>
-      <w:r>
-        <w:rPr>
-          <w:rFonts w:ascii="Verdana" w:eastAsia="굴림" w:hAnsi="Verdana" w:cs="굴림"/>
-          <w:color w:val="333333"/>
-          <w:kern w:val="0"/>
-          <w:sz w:val="18"/>
-          <w:szCs w:val="18"/>
-        </w:rPr>
-        <w:t>jmocha</w:t>
-      </w:r>
-      <w:proofErr w:type="spellEnd"/>
-      <w:r>
-        <w:rPr>
-          <w:rFonts w:ascii="Verdana" w:eastAsia="굴림" w:hAnsi="Verdana" w:cs="굴림"/>
-          <w:color w:val="333333"/>
-          <w:kern w:val="0"/>
-          <w:sz w:val="18"/>
-          <w:szCs w:val="18"/>
-        </w:rPr>
-        <w:t xml:space="preserve"> </w:t>
-      </w:r>
-      <w:r>
-        <w:rPr>
-          <w:rFonts w:ascii="Verdana" w:eastAsia="굴림" w:hAnsi="Verdana" w:cs="굴림"/>
-          <w:color w:val="333333"/>
-          <w:kern w:val="0"/>
-          <w:sz w:val="18"/>
-          <w:szCs w:val="18"/>
-        </w:rPr>
-        <w:t>계정에게</w:t>
-      </w:r>
-      <w:r>
-        <w:rPr>
-          <w:rFonts w:ascii="Verdana" w:eastAsia="굴림" w:hAnsi="Verdana" w:cs="굴림"/>
-          <w:color w:val="333333"/>
-          <w:kern w:val="0"/>
-          <w:sz w:val="18"/>
-          <w:szCs w:val="18"/>
-        </w:rPr>
-        <w:t xml:space="preserve"> </w:t>
-      </w:r>
-      <w:proofErr w:type="spellStart"/>
-      <w:r>
-        <w:rPr>
-          <w:rFonts w:ascii="Verdana" w:eastAsia="굴림" w:hAnsi="Verdana" w:cs="굴림"/>
-          <w:color w:val="333333"/>
-          <w:kern w:val="0"/>
-          <w:sz w:val="18"/>
-          <w:szCs w:val="18"/>
-        </w:rPr>
-        <w:t>sudo</w:t>
-      </w:r>
-      <w:proofErr w:type="spellEnd"/>
-      <w:r>
-        <w:rPr>
-          <w:rFonts w:ascii="Verdana" w:eastAsia="굴림" w:hAnsi="Verdana" w:cs="굴림"/>
-          <w:color w:val="333333"/>
-          <w:kern w:val="0"/>
-          <w:sz w:val="18"/>
-          <w:szCs w:val="18"/>
-        </w:rPr>
-        <w:t xml:space="preserve"> </w:t>
-      </w:r>
-      <w:r>
-        <w:rPr>
-          <w:rFonts w:ascii="Verdana" w:eastAsia="굴림" w:hAnsi="Verdana" w:cs="굴림"/>
-          <w:color w:val="333333"/>
-          <w:kern w:val="0"/>
-          <w:sz w:val="18"/>
-          <w:szCs w:val="18"/>
-        </w:rPr>
-        <w:t>권한</w:t>
-      </w:r>
-      <w:r>
-        <w:rPr>
-          <w:rFonts w:ascii="Verdana" w:eastAsia="굴림" w:hAnsi="Verdana" w:cs="굴림"/>
-          <w:color w:val="333333"/>
-          <w:kern w:val="0"/>
-          <w:sz w:val="18"/>
-          <w:szCs w:val="18"/>
-        </w:rPr>
-        <w:t xml:space="preserve"> </w:t>
-      </w:r>
-      <w:r>
-        <w:rPr>
-          <w:rFonts w:ascii="Verdana" w:eastAsia="굴림" w:hAnsi="Verdana" w:cs="굴림"/>
-          <w:color w:val="333333"/>
-          <w:kern w:val="0"/>
-          <w:sz w:val="18"/>
-          <w:szCs w:val="18"/>
-        </w:rPr>
-        <w:t>부여</w:t>
-      </w:r>
-      <w:r>
-        <w:rPr>
-          <w:rFonts w:ascii="Verdana" w:eastAsia="굴림" w:hAnsi="Verdana" w:cs="굴림"/>
-          <w:color w:val="333333"/>
-          <w:kern w:val="0"/>
-          <w:sz w:val="18"/>
-          <w:szCs w:val="18"/>
-        </w:rPr>
-        <w:t> </w:t>
-      </w:r>
-      <w:r>
-        <w:rPr>
-          <w:rFonts w:ascii="Verdana" w:eastAsia="굴림" w:hAnsi="Verdana" w:cs="굴림"/>
-          <w:color w:val="FF0000"/>
-          <w:kern w:val="0"/>
-          <w:sz w:val="18"/>
-          <w:szCs w:val="18"/>
-        </w:rPr>
-        <w:t>(</w:t>
-      </w:r>
-      <w:r>
-        <w:rPr>
-          <w:rFonts w:ascii="Verdana" w:eastAsia="굴림" w:hAnsi="Verdana" w:cs="굴림"/>
-          <w:color w:val="FF0000"/>
-          <w:kern w:val="0"/>
-          <w:sz w:val="18"/>
-          <w:szCs w:val="18"/>
-        </w:rPr>
-        <w:t>저장</w:t>
-      </w:r>
-      <w:r>
-        <w:rPr>
-          <w:rFonts w:ascii="Verdana" w:eastAsia="굴림" w:hAnsi="Verdana" w:cs="굴림"/>
-          <w:color w:val="FF0000"/>
-          <w:kern w:val="0"/>
-          <w:sz w:val="18"/>
-          <w:szCs w:val="18"/>
-        </w:rPr>
-        <w:t xml:space="preserve"> </w:t>
-      </w:r>
-      <w:r>
-        <w:rPr>
-          <w:rFonts w:ascii="Verdana" w:eastAsia="굴림" w:hAnsi="Verdana" w:cs="굴림"/>
-          <w:color w:val="FF0000"/>
-          <w:kern w:val="0"/>
-          <w:sz w:val="18"/>
-          <w:szCs w:val="18"/>
-        </w:rPr>
-        <w:t>시</w:t>
-      </w:r>
-      <w:r>
-        <w:rPr>
-          <w:rFonts w:ascii="Verdana" w:eastAsia="굴림" w:hAnsi="Verdana" w:cs="굴림"/>
-          <w:color w:val="FF0000"/>
-          <w:kern w:val="0"/>
-          <w:sz w:val="18"/>
-          <w:szCs w:val="18"/>
-        </w:rPr>
-        <w:t xml:space="preserve"> </w:t>
-      </w:r>
-      <w:r>
-        <w:rPr>
-          <w:rFonts w:ascii="Verdana" w:eastAsia="굴림" w:hAnsi="Verdana" w:cs="굴림"/>
-          <w:color w:val="FF0000"/>
-          <w:kern w:val="0"/>
-          <w:sz w:val="18"/>
-          <w:szCs w:val="18"/>
-        </w:rPr>
-        <w:t>강제저장</w:t>
-      </w:r>
-      <w:r>
-        <w:rPr>
-          <w:rFonts w:ascii="Verdana" w:eastAsia="굴림" w:hAnsi="Verdana" w:cs="굴림"/>
-          <w:color w:val="FF0000"/>
-          <w:kern w:val="0"/>
-          <w:sz w:val="18"/>
-          <w:szCs w:val="18"/>
-        </w:rPr>
-        <w:t>:</w:t>
-      </w:r>
-      <w:proofErr w:type="spellStart"/>
-      <w:r>
-        <w:rPr>
-          <w:rFonts w:ascii="Verdana" w:eastAsia="굴림" w:hAnsi="Verdana" w:cs="굴림"/>
-          <w:color w:val="FF0000"/>
-          <w:kern w:val="0"/>
-          <w:sz w:val="18"/>
-          <w:szCs w:val="18"/>
-        </w:rPr>
-        <w:t>wq</w:t>
-      </w:r>
-      <w:proofErr w:type="spellEnd"/>
-      <w:r>
-        <w:rPr>
-          <w:rFonts w:ascii="Verdana" w:eastAsia="굴림" w:hAnsi="Verdana" w:cs="굴림"/>
-          <w:color w:val="FF0000"/>
-          <w:kern w:val="0"/>
-          <w:sz w:val="18"/>
-          <w:szCs w:val="18"/>
-        </w:rPr>
-        <w:t>!)</w:t>
-      </w:r>
-      <w:r>
-        <w:rPr>
-          <w:rFonts w:ascii="Verdana" w:eastAsia="굴림" w:hAnsi="Verdana" w:cs="굴림"/>
-          <w:color w:val="333333"/>
-          <w:kern w:val="0"/>
-          <w:sz w:val="18"/>
-          <w:szCs w:val="18"/>
-        </w:rPr>
-        <w:br/>
-      </w:r>
-      <w:r>
-        <w:rPr>
+      </w:pPr>
+      <w:r>
+        <w:rPr>
+          <w:rFonts w:eastAsiaTheme="minorHAnsi"/>
           <w:noProof/>
+          <w:color w:val="1B2733"/>
+          <w:sz w:val="24"/>
+          <w:szCs w:val="24"/>
+        </w:rPr>
+        <w:lastRenderedPageBreak/>
+        <mc:AlternateContent>
+          <mc:Choice Requires="wps">
+            <w:drawing>
+              <wp:anchor distT="0" distB="0" distL="114300" distR="114300" simplePos="0" relativeHeight="251675648" behindDoc="0" locked="0" layoutInCell="1" allowOverlap="1" wp14:anchorId="30F3F794" wp14:editId="1A6DA8E8">
+                <wp:simplePos x="0" y="0"/>
+                <wp:positionH relativeFrom="margin">
+                  <wp:posOffset>205740</wp:posOffset>
+                </wp:positionH>
+                <wp:positionV relativeFrom="paragraph">
+                  <wp:posOffset>1403350</wp:posOffset>
+                </wp:positionV>
+                <wp:extent cx="5727700" cy="1733550"/>
+                <wp:effectExtent l="0" t="0" r="25400" b="19050"/>
+                <wp:wrapNone/>
+                <wp:docPr id="16" name="직사각형 16"/>
+                <wp:cNvGraphicFramePr/>
+                <a:graphic xmlns:a="http://schemas.openxmlformats.org/drawingml/2006/main">
+                  <a:graphicData uri="http://schemas.microsoft.com/office/word/2010/wordprocessingShape">
+                    <wps:wsp>
+                      <wps:cNvSpPr/>
+                      <wps:spPr>
+                        <a:xfrm>
+                          <a:off x="0" y="0"/>
+                          <a:ext cx="5727700" cy="1733550"/>
+                        </a:xfrm>
+                        <a:prstGeom prst="rect">
+                          <a:avLst/>
+                        </a:prstGeom>
+                        <a:noFill/>
+                        <a:ln>
+                          <a:solidFill>
+                            <a:schemeClr val="bg1">
+                              <a:lumMod val="75000"/>
+                            </a:schemeClr>
+                          </a:solidFill>
+                        </a:ln>
+                      </wps:spPr>
+                      <wps:style>
+                        <a:lnRef idx="2">
+                          <a:schemeClr val="accent1">
+                            <a:shade val="50000"/>
+                          </a:schemeClr>
+                        </a:lnRef>
+                        <a:fillRef idx="1">
+                          <a:schemeClr val="accent1"/>
+                        </a:fillRef>
+                        <a:effectRef idx="0">
+                          <a:schemeClr val="accent1"/>
+                        </a:effectRef>
+                        <a:fontRef idx="minor">
+                          <a:schemeClr val="lt1"/>
+                        </a:fontRef>
+                      </wps:style>
+                      <wps:bodyPr rot="0" spcFirstLastPara="0" vertOverflow="overflow" horzOverflow="overflow" vert="horz" wrap="square" lIns="91440" tIns="45720" rIns="91440" bIns="45720" numCol="1" spcCol="0" rtlCol="0" fromWordArt="0" anchor="ctr" anchorCtr="0" forceAA="0" compatLnSpc="1">
+                        <a:prstTxWarp prst="textNoShape">
+                          <a:avLst/>
+                        </a:prstTxWarp>
+                        <a:noAutofit/>
+                      </wps:bodyPr>
+                    </wps:wsp>
+                  </a:graphicData>
+                </a:graphic>
+                <wp14:sizeRelV relativeFrom="margin">
+                  <wp14:pctHeight>0</wp14:pctHeight>
+                </wp14:sizeRelV>
+              </wp:anchor>
+            </w:drawing>
+          </mc:Choice>
+          <mc:Fallback>
+            <w:pict>
+              <v:rect w14:anchorId="7F1C2BF0" id="직사각형 16" o:spid="_x0000_s1026" style="position:absolute;left:0;text-align:left;margin-left:16.2pt;margin-top:110.5pt;width:451pt;height:136.5pt;z-index:251675648;visibility:visible;mso-wrap-style:square;mso-height-percent:0;mso-wrap-distance-left:9pt;mso-wrap-distance-top:0;mso-wrap-distance-right:9pt;mso-wrap-distance-bottom:0;mso-position-horizontal:absolute;mso-position-horizontal-relative:margin;mso-position-vertical:absolute;mso-position-vertical-relative:text;mso-height-percent:0;mso-height-relative:margin;v-text-anchor:middle" o:gfxdata="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" filled="f" strokecolor="#bfbfbf [2412]" strokeweight="1pt">
+                <w10:wrap anchorx="margin"/>
+              </v:rect>
+            </w:pict>
+          </mc:Fallback>
+        </mc:AlternateContent>
+      </w:r>
+      <w:r>
+        <w:rPr>
+          <w:rFonts w:eastAsiaTheme="minorHAnsi"/>
+          <w:noProof/>
+          <w:color w:val="1B2733"/>
+          <w:sz w:val="24"/>
+          <w:szCs w:val="24"/>
+        </w:rPr>
+        <mc:AlternateContent>
+          <mc:Choice Requires="wps">
+            <w:drawing>
+              <wp:anchor distT="0" distB="0" distL="114300" distR="114300" simplePos="0" relativeHeight="251673600" behindDoc="0" locked="0" layoutInCell="1" allowOverlap="1" wp14:anchorId="74278D13" wp14:editId="2C5C061E">
+                <wp:simplePos x="0" y="0"/>
+                <wp:positionH relativeFrom="margin">
+                  <wp:posOffset>204470</wp:posOffset>
+                </wp:positionH>
+                <wp:positionV relativeFrom="paragraph">
+                  <wp:posOffset>-3810</wp:posOffset>
+                </wp:positionV>
+                <wp:extent cx="5727700" cy="1242204"/>
+                <wp:effectExtent l="0" t="0" r="25400" b="15240"/>
+                <wp:wrapNone/>
+                <wp:docPr id="18" name="직사각형 18"/>
+                <wp:cNvGraphicFramePr/>
+                <a:graphic xmlns:a="http://schemas.openxmlformats.org/drawingml/2006/main">
+                  <a:graphicData uri="http://schemas.microsoft.com/office/word/2010/wordprocessingShape">
+                    <wps:wsp>
+                      <wps:cNvSpPr/>
+                      <wps:spPr>
+                        <a:xfrm>
+                          <a:off x="0" y="0"/>
+                          <a:ext cx="5727700" cy="1242204"/>
+                        </a:xfrm>
+                        <a:prstGeom prst="rect">
+                          <a:avLst/>
+                        </a:prstGeom>
+                        <a:noFill/>
+                        <a:ln>
+                          <a:solidFill>
+                            <a:schemeClr val="bg1">
+                              <a:lumMod val="75000"/>
+                            </a:schemeClr>
+                          </a:solidFill>
+                        </a:ln>
+                      </wps:spPr>
+                      <wps:style>
+                        <a:lnRef idx="2">
+                          <a:schemeClr val="accent1">
+                            <a:shade val="50000"/>
+                          </a:schemeClr>
+                        </a:lnRef>
+                        <a:fillRef idx="1">
+                          <a:schemeClr val="accent1"/>
+                        </a:fillRef>
+                        <a:effectRef idx="0">
+                          <a:schemeClr val="accent1"/>
+                        </a:effectRef>
+                        <a:fontRef idx="minor">
+                          <a:schemeClr val="lt1"/>
+                        </a:fontRef>
+                      </wps:style>
+                      <wps:bodyPr rot="0" spcFirstLastPara="0" vertOverflow="overflow" horzOverflow="overflow" vert="horz" wrap="square" lIns="91440" tIns="45720" rIns="91440" bIns="45720" numCol="1" spcCol="0" rtlCol="0" fromWordArt="0" anchor="ctr" anchorCtr="0" forceAA="0" compatLnSpc="1">
+                        <a:prstTxWarp prst="textNoShape">
+                          <a:avLst/>
+                        </a:prstTxWarp>
+                        <a:noAutofit/>
+                      </wps:bodyPr>
+                    </wps:wsp>
+                  </a:graphicData>
+                </a:graphic>
+                <wp14:sizeRelV relativeFrom="margin">
+                  <wp14:pctHeight>0</wp14:pctHeight>
+                </wp14:sizeRelV>
+              </wp:anchor>
+            </w:drawing>
+          </mc:Choice>
+          <mc:Fallback>
+            <w:pict>
+              <v:rect w14:anchorId="3B5C320B" id="직사각형 18" o:spid="_x0000_s1026" style="position:absolute;left:0;text-align:left;margin-left:16.1pt;margin-top:-.3pt;width:451pt;height:97.8pt;z-index:251673600;visibility:visible;mso-wrap-style:square;mso-height-percent:0;mso-wrap-distance-left:9pt;mso-wrap-distance-top:0;mso-wrap-distance-right:9pt;mso-wrap-distance-bottom:0;mso-position-horizontal:absolute;mso-position-horizontal-relative:margin;mso-position-vertical:absolute;mso-position-vertical-relative:text;mso-height-percent:0;mso-height-relative:margin;v-text-anchor:middle" o:gfxdata="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" filled="f" strokecolor="#bfbfbf [2412]" strokeweight="1pt">
+                <w10:wrap anchorx="margin"/>
+              </v:rect>
+            </w:pict>
+          </mc:Fallback>
+        </mc:AlternateContent>
+      </w:r>
+      <w:r>
+        <w:rPr>
+          <w:rFonts w:eastAsiaTheme="minorHAnsi"/>
+          <w:b/>
+          <w:noProof/>
+          <w:color w:val="1B2733"/>
+          <w:sz w:val="24"/>
+          <w:szCs w:val="24"/>
         </w:rPr>
         <w:drawing>
-          <wp:inline distT="0" distB="0" distL="0" distR="0" wp14:anchorId="5589D8F9" wp14:editId="2455A479">
-            <wp:extent cx="4286250" cy="581025"/>
-            <wp:effectExtent l="0" t="0" r="0" b="9525"/>
-            <wp:docPr id="96" name="그림 96" descr="http://10.0.140.184:8088/redmine/system/rich/rich_files/rich_files/000/000/125/original/c4.PNG"/>
+          <wp:inline distT="0" distB="0" distL="0" distR="0" wp14:anchorId="7C69A05C" wp14:editId="7B39D2FE">
+            <wp:extent cx="5731510" cy="1298575"/>
+            <wp:effectExtent l="0" t="0" r="2540" b="0"/>
+            <wp:docPr id="15" name="그림 15"/>
             <wp:cNvGraphicFramePr>
               <a:graphicFrameLocks xmlns:a="http://schemas.openxmlformats.org/drawingml/2006/main" noChangeAspect="1"/>
             </wp:cNvGraphicFramePr>
@@ -6900,36 +7166,23 @@
               <a:graphicData uri="http://schemas.openxmlformats.org/drawingml/2006/picture">
                 <pic:pic xmlns:pic="http://schemas.openxmlformats.org/drawingml/2006/picture">
                   <pic:nvPicPr>
-                    <pic:cNvPr id="0" name="Picture 361" descr="http://10.0.140.184:8088/redmine/system/rich/rich_files/rich_files/000/000/125/original/c4.PNG"/>
-                    <pic:cNvPicPr>
-                      <a:picLocks noChangeAspect="1" noChangeArrowheads="1"/>
-                    </pic:cNvPicPr>
+                    <pic:cNvPr id="1" name=""/>
+                    <pic:cNvPicPr/>
                   </pic:nvPicPr>
                   <pic:blipFill>
-                    <a:blip r:embed="rId18">
-                      <a:extLst>
-                        <a:ext uri="{28A0092B-C50C-407E-A947-70E740481C1C}">
-                          <a14:useLocalDpi xmlns:a14="http://schemas.microsoft.com/office/drawing/2010/main" val="0"/>
-                        </a:ext>
-                      </a:extLst>
-                    </a:blip>
-                    <a:srcRect/>
+                    <a:blip r:embed="rId18"/>
                     <a:stretch>
                       <a:fillRect/>
                     </a:stretch>
                   </pic:blipFill>
-                  <pic:spPr bwMode="auto">
+                  <pic:spPr>
                     <a:xfrm>
                       <a:off x="0" y="0"/>
-                      <a:ext cx="4286250" cy="581025"/>
+                      <a:ext cx="5731510" cy="1298575"/>
                     </a:xfrm>
                     <a:prstGeom prst="rect">
                       <a:avLst/>
                     </a:prstGeom>
-                    <a:noFill/>
-                    <a:ln>
-                      <a:noFill/>
-                    </a:ln>
                   </pic:spPr>
                 </pic:pic>
               </a:graphicData>
@@ -6937,6 +7190,64 @@
           </wp:inline>
         </w:drawing>
       </w:r>
+    </w:p>
+    <w:p>
+      <w:pPr>
+        <w:ind w:left="400"/>
+        <w:rPr>
+          <w:rFonts w:ascii="Verdana" w:eastAsia="굴림" w:hAnsi="Verdana" w:cs="굴림"/>
+          <w:b/>
+          <w:bCs/>
+          <w:color w:val="333333"/>
+          <w:kern w:val="0"/>
+          <w:sz w:val="18"/>
+          <w:szCs w:val="18"/>
+        </w:rPr>
+      </w:pPr>
+      <w:r>
+        <w:rPr>
+          <w:rFonts w:eastAsiaTheme="minorHAnsi"/>
+          <w:noProof/>
+          <w:color w:val="1B2733"/>
+          <w:sz w:val="24"/>
+          <w:szCs w:val="24"/>
+        </w:rPr>
+        <w:drawing>
+          <wp:inline distT="0" distB="0" distL="0" distR="0" wp14:anchorId="672E297C" wp14:editId="70FA5754">
+            <wp:extent cx="3122121" cy="1708031"/>
+            <wp:effectExtent l="0" t="0" r="2540" b="6985"/>
+            <wp:docPr id="14" name="그림 14"/>
+            <wp:cNvGraphicFramePr>
+              <a:graphicFrameLocks xmlns:a="http://schemas.openxmlformats.org/drawingml/2006/main" noChangeAspect="1"/>
+            </wp:cNvGraphicFramePr>
+            <a:graphic xmlns:a="http://schemas.openxmlformats.org/drawingml/2006/main">
+              <a:graphicData uri="http://schemas.openxmlformats.org/drawingml/2006/picture">
+                <pic:pic xmlns:pic="http://schemas.openxmlformats.org/drawingml/2006/picture">
+                  <pic:nvPicPr>
+                    <pic:cNvPr id="1" name=""/>
+                    <pic:cNvPicPr/>
+                  </pic:nvPicPr>
+                  <pic:blipFill>
+                    <a:blip r:embed="rId19"/>
+                    <a:stretch>
+                      <a:fillRect/>
+                    </a:stretch>
+                  </pic:blipFill>
+                  <pic:spPr>
+                    <a:xfrm>
+                      <a:off x="0" y="0"/>
+                      <a:ext cx="3145405" cy="1720769"/>
+                    </a:xfrm>
+                    <a:prstGeom prst="rect">
+                      <a:avLst/>
+                    </a:prstGeom>
+                  </pic:spPr>
+                </pic:pic>
+              </a:graphicData>
+            </a:graphic>
+          </wp:inline>
+        </w:drawing>
+      </w:r>
       <w:r>
         <w:rPr>
           <w:rFonts w:ascii="Verdana" w:eastAsia="굴림" w:hAnsi="Verdana" w:cs="굴림"/>
@@ -6946,7 +7257,6 @@
           <w:szCs w:val="18"/>
         </w:rPr>
         <w:br/>
-        <w:t> </w:t>
       </w:r>
     </w:p>
     <w:p>
@@ -6957,14 +7267,13 @@
           <w:numId w:val="35"/>
         </w:numPr>
       </w:pPr>
-      <w:bookmarkStart w:id="55" w:name="_Toc488328263"/>
-      <w:bookmarkStart w:id="56" w:name="_Toc65143264"/>
-      <w:r>
-        <w:lastRenderedPageBreak/>
+      <w:bookmarkStart w:id="56" w:name="_Toc488328263"/>
+      <w:bookmarkStart w:id="57" w:name="_Toc65143264"/>
+      <w:r>
         <w:t>alias 추가</w:t>
       </w:r>
-      <w:bookmarkEnd w:id="55"/>
       <w:bookmarkEnd w:id="56"/>
+      <w:bookmarkEnd w:id="57"/>
     </w:p>
     <w:p>
       <w:pPr>
@@ -6999,7 +7308,7 @@
           <w:sz w:val="18"/>
           <w:szCs w:val="18"/>
         </w:rPr>
-        <w:t>/root/</w:t>
+        <w:t>/root</w:t>
       </w:r>
       <w:proofErr w:type="gramStart"/>
       <w:r>
@@ -7012,7 +7321,7 @@
           <w:sz w:val="18"/>
           <w:szCs w:val="18"/>
         </w:rPr>
-        <w:t>.</w:t>
+        <w:t>/.</w:t>
       </w:r>
       <w:proofErr w:type="spellStart"/>
       <w:r>
@@ -7148,59 +7457,7 @@
           <w:szCs w:val="18"/>
         </w:rPr>
         <w:br/>
-        <w:t xml:space="preserve">alias </w:t>
-      </w:r>
-      <w:proofErr w:type="spellStart"/>
-      <w:r>
-        <w:rPr>
-          <w:rFonts w:ascii="Verdana" w:eastAsia="굴림" w:hAnsi="Verdana" w:cs="굴림"/>
-          <w:b/>
-          <w:bCs/>
-          <w:color w:val="333333"/>
-          <w:kern w:val="0"/>
-          <w:sz w:val="18"/>
-          <w:szCs w:val="18"/>
-        </w:rPr>
-        <w:t>cp</w:t>
-      </w:r>
-      <w:proofErr w:type="spellEnd"/>
-      <w:r>
-        <w:rPr>
-          <w:rFonts w:ascii="Verdana" w:eastAsia="굴림" w:hAnsi="Verdana" w:cs="굴림"/>
-          <w:b/>
-          <w:bCs/>
-          <w:color w:val="333333"/>
-          <w:kern w:val="0"/>
-          <w:sz w:val="18"/>
-          <w:szCs w:val="18"/>
-        </w:rPr>
-        <w:t>='</w:t>
-      </w:r>
-      <w:proofErr w:type="spellStart"/>
-      <w:r>
-        <w:rPr>
-          <w:rFonts w:ascii="Verdana" w:eastAsia="굴림" w:hAnsi="Verdana" w:cs="굴림"/>
-          <w:b/>
-          <w:bCs/>
-          <w:color w:val="333333"/>
-          <w:kern w:val="0"/>
-          <w:sz w:val="18"/>
-          <w:szCs w:val="18"/>
-        </w:rPr>
-        <w:t>cp</w:t>
-      </w:r>
-      <w:proofErr w:type="spellEnd"/>
-      <w:r>
-        <w:rPr>
-          <w:rFonts w:ascii="Verdana" w:eastAsia="굴림" w:hAnsi="Verdana" w:cs="굴림"/>
-          <w:b/>
-          <w:bCs/>
-          <w:color w:val="333333"/>
-          <w:kern w:val="0"/>
-          <w:sz w:val="18"/>
-          <w:szCs w:val="18"/>
-        </w:rPr>
-        <w:t xml:space="preserve"> -</w:t>
+        <w:t>alias cp='cp -</w:t>
       </w:r>
       <w:proofErr w:type="spellStart"/>
       <w:r>
@@ -7278,9 +7535,8 @@
           <w:szCs w:val="18"/>
         </w:rPr>
         <w:br/>
-        <w:t xml:space="preserve">alias </w:t>
-      </w:r>
-      <w:proofErr w:type="spellStart"/>
+        <w:t>alias rm</w:t>
+      </w:r>
       <w:r>
         <w:rPr>
           <w:rFonts w:ascii="Verdana" w:eastAsia="굴림" w:hAnsi="Verdana" w:cs="굴림"/>
@@ -7291,46 +7547,7 @@
           <w:sz w:val="18"/>
           <w:szCs w:val="18"/>
         </w:rPr>
-        <w:t>rm</w:t>
-      </w:r>
-      <w:proofErr w:type="spellEnd"/>
-      <w:r>
-        <w:rPr>
-          <w:rFonts w:ascii="Verdana" w:eastAsia="굴림" w:hAnsi="Verdana" w:cs="굴림"/>
-          <w:b/>
-          <w:bCs/>
-          <w:color w:val="333333"/>
-          <w:kern w:val="0"/>
-          <w:sz w:val="18"/>
-          <w:szCs w:val="18"/>
-        </w:rPr>
-        <w:t>='</w:t>
-      </w:r>
-      <w:proofErr w:type="spellStart"/>
-      <w:r>
-        <w:rPr>
-          <w:rFonts w:ascii="Verdana" w:eastAsia="굴림" w:hAnsi="Verdana" w:cs="굴림"/>
-          <w:b/>
-          <w:bCs/>
-          <w:color w:val="333333"/>
-          <w:kern w:val="0"/>
-          <w:sz w:val="18"/>
-          <w:szCs w:val="18"/>
-        </w:rPr>
-        <w:t>rm</w:t>
-      </w:r>
-      <w:proofErr w:type="spellEnd"/>
-      <w:r>
-        <w:rPr>
-          <w:rFonts w:ascii="Verdana" w:eastAsia="굴림" w:hAnsi="Verdana" w:cs="굴림"/>
-          <w:b/>
-          <w:bCs/>
-          <w:color w:val="333333"/>
-          <w:kern w:val="0"/>
-          <w:sz w:val="18"/>
-          <w:szCs w:val="18"/>
-        </w:rPr>
-        <w:t xml:space="preserve"> -</w:t>
+        <w:t>='rm -</w:t>
       </w:r>
       <w:proofErr w:type="spellStart"/>
       <w:r>
@@ -7415,7 +7632,7 @@
                     </pic:cNvPicPr>
                   </pic:nvPicPr>
                   <pic:blipFill>
-                    <a:blip r:embed="rId19">
+                    <a:blip r:embed="rId20">
                       <a:extLst>
                         <a:ext uri="{28A0092B-C50C-407E-A947-70E740481C1C}">
                           <a14:useLocalDpi xmlns:a14="http://schemas.microsoft.com/office/drawing/2010/main" val="0"/>
@@ -7508,6 +7725,7 @@
         <w:t>jmocha</w:t>
       </w:r>
       <w:proofErr w:type="spellEnd"/>
+      <w:proofErr w:type="gramStart"/>
       <w:r>
         <w:rPr>
           <w:rFonts w:ascii="Verdana" w:eastAsia="굴림" w:hAnsi="Verdana" w:cs="굴림"/>
@@ -7518,20 +7736,7 @@
           <w:sz w:val="18"/>
           <w:szCs w:val="18"/>
         </w:rPr>
-        <w:t>/</w:t>
-      </w:r>
-      <w:proofErr w:type="gramStart"/>
-      <w:r>
-        <w:rPr>
-          <w:rFonts w:ascii="Verdana" w:eastAsia="굴림" w:hAnsi="Verdana" w:cs="굴림"/>
-          <w:b/>
-          <w:bCs/>
-          <w:color w:val="333333"/>
-          <w:kern w:val="0"/>
-          <w:sz w:val="18"/>
-          <w:szCs w:val="18"/>
-        </w:rPr>
-        <w:t>.</w:t>
+        <w:t>/.</w:t>
       </w:r>
       <w:proofErr w:type="spellStart"/>
       <w:r>
@@ -7676,7 +7881,7 @@
           <w:sz w:val="18"/>
           <w:szCs w:val="18"/>
         </w:rPr>
-        <w:t xml:space="preserve">alias </w:t>
+        <w:t>alias cp='cp -</w:t>
       </w:r>
       <w:proofErr w:type="spellStart"/>
       <w:r>
@@ -7689,7 +7894,7 @@
           <w:sz w:val="18"/>
           <w:szCs w:val="18"/>
         </w:rPr>
-        <w:t>cp</w:t>
+        <w:t>i</w:t>
       </w:r>
       <w:proofErr w:type="spellEnd"/>
       <w:r>
@@ -7702,7 +7907,29 @@
           <w:sz w:val="18"/>
           <w:szCs w:val="18"/>
         </w:rPr>
-        <w:t>='</w:t>
+        <w:t>'</w:t>
+      </w:r>
+      <w:r>
+        <w:rPr>
+          <w:rFonts w:ascii="Verdana" w:eastAsia="굴림" w:hAnsi="Verdana" w:cs="굴림"/>
+          <w:color w:val="333333"/>
+          <w:kern w:val="0"/>
+          <w:sz w:val="18"/>
+          <w:szCs w:val="18"/>
+        </w:rPr>
+        <w:br/>
+      </w:r>
+      <w:r>
+        <w:rPr>
+          <w:rFonts w:ascii="Verdana" w:eastAsia="굴림" w:hAnsi="Verdana" w:cs="굴림"/>
+          <w:b/>
+          <w:bCs/>
+          <w:color w:val="333333"/>
+          <w:kern w:val="0"/>
+          <w:sz w:val="18"/>
+          <w:szCs w:val="18"/>
+        </w:rPr>
+        <w:t>alias mv='mv -</w:t>
       </w:r>
       <w:proofErr w:type="spellStart"/>
       <w:r>
@@ -7715,7 +7942,7 @@
           <w:sz w:val="18"/>
           <w:szCs w:val="18"/>
         </w:rPr>
-        <w:t>cp</w:t>
+        <w:t>i</w:t>
       </w:r>
       <w:proofErr w:type="spellEnd"/>
       <w:r>
@@ -7728,9 +7955,18 @@
           <w:sz w:val="18"/>
           <w:szCs w:val="18"/>
         </w:rPr>
-        <w:t xml:space="preserve"> -</w:t>
-      </w:r>
-      <w:proofErr w:type="spellStart"/>
+        <w:t>'</w:t>
+      </w:r>
+      <w:r>
+        <w:rPr>
+          <w:rFonts w:ascii="Verdana" w:eastAsia="굴림" w:hAnsi="Verdana" w:cs="굴림"/>
+          <w:color w:val="333333"/>
+          <w:kern w:val="0"/>
+          <w:sz w:val="18"/>
+          <w:szCs w:val="18"/>
+        </w:rPr>
+        <w:br/>
+      </w:r>
       <w:r>
         <w:rPr>
           <w:rFonts w:ascii="Verdana" w:eastAsia="굴림" w:hAnsi="Verdana" w:cs="굴림"/>
@@ -7741,142 +7977,7 @@
           <w:sz w:val="18"/>
           <w:szCs w:val="18"/>
         </w:rPr>
-        <w:t>i</w:t>
-      </w:r>
-      <w:proofErr w:type="spellEnd"/>
-      <w:r>
-        <w:rPr>
-          <w:rFonts w:ascii="Verdana" w:eastAsia="굴림" w:hAnsi="Verdana" w:cs="굴림"/>
-          <w:b/>
-          <w:bCs/>
-          <w:color w:val="333333"/>
-          <w:kern w:val="0"/>
-          <w:sz w:val="18"/>
-          <w:szCs w:val="18"/>
-        </w:rPr>
-        <w:t>'</w:t>
-      </w:r>
-      <w:r>
-        <w:rPr>
-          <w:rFonts w:ascii="Verdana" w:eastAsia="굴림" w:hAnsi="Verdana" w:cs="굴림"/>
-          <w:color w:val="333333"/>
-          <w:kern w:val="0"/>
-          <w:sz w:val="18"/>
-          <w:szCs w:val="18"/>
-        </w:rPr>
-        <w:br/>
-      </w:r>
-      <w:r>
-        <w:rPr>
-          <w:rFonts w:ascii="Verdana" w:eastAsia="굴림" w:hAnsi="Verdana" w:cs="굴림"/>
-          <w:b/>
-          <w:bCs/>
-          <w:color w:val="333333"/>
-          <w:kern w:val="0"/>
-          <w:sz w:val="18"/>
-          <w:szCs w:val="18"/>
-        </w:rPr>
-        <w:t>alias mv='mv -</w:t>
-      </w:r>
-      <w:proofErr w:type="spellStart"/>
-      <w:r>
-        <w:rPr>
-          <w:rFonts w:ascii="Verdana" w:eastAsia="굴림" w:hAnsi="Verdana" w:cs="굴림"/>
-          <w:b/>
-          <w:bCs/>
-          <w:color w:val="333333"/>
-          <w:kern w:val="0"/>
-          <w:sz w:val="18"/>
-          <w:szCs w:val="18"/>
-        </w:rPr>
-        <w:t>i</w:t>
-      </w:r>
-      <w:proofErr w:type="spellEnd"/>
-      <w:r>
-        <w:rPr>
-          <w:rFonts w:ascii="Verdana" w:eastAsia="굴림" w:hAnsi="Verdana" w:cs="굴림"/>
-          <w:b/>
-          <w:bCs/>
-          <w:color w:val="333333"/>
-          <w:kern w:val="0"/>
-          <w:sz w:val="18"/>
-          <w:szCs w:val="18"/>
-        </w:rPr>
-        <w:t>'</w:t>
-      </w:r>
-      <w:r>
-        <w:rPr>
-          <w:rFonts w:ascii="Verdana" w:eastAsia="굴림" w:hAnsi="Verdana" w:cs="굴림"/>
-          <w:color w:val="333333"/>
-          <w:kern w:val="0"/>
-          <w:sz w:val="18"/>
-          <w:szCs w:val="18"/>
-        </w:rPr>
-        <w:br/>
-      </w:r>
-      <w:r>
-        <w:rPr>
-          <w:rFonts w:ascii="Verdana" w:eastAsia="굴림" w:hAnsi="Verdana" w:cs="굴림"/>
-          <w:b/>
-          <w:bCs/>
-          <w:color w:val="333333"/>
-          <w:kern w:val="0"/>
-          <w:sz w:val="18"/>
-          <w:szCs w:val="18"/>
-        </w:rPr>
-        <w:t xml:space="preserve">alias </w:t>
-      </w:r>
-      <w:proofErr w:type="spellStart"/>
-      <w:r>
-        <w:rPr>
-          <w:rFonts w:ascii="Verdana" w:eastAsia="굴림" w:hAnsi="Verdana" w:cs="굴림"/>
-          <w:b/>
-          <w:bCs/>
-          <w:color w:val="333333"/>
-          <w:kern w:val="0"/>
-          <w:sz w:val="18"/>
-          <w:szCs w:val="18"/>
-        </w:rPr>
-        <w:t>rm</w:t>
-      </w:r>
-      <w:proofErr w:type="spellEnd"/>
-      <w:r>
-        <w:rPr>
-          <w:rFonts w:ascii="Verdana" w:eastAsia="굴림" w:hAnsi="Verdana" w:cs="굴림"/>
-          <w:b/>
-          <w:bCs/>
-          <w:color w:val="333333"/>
-          <w:kern w:val="0"/>
-          <w:sz w:val="18"/>
-          <w:szCs w:val="18"/>
-        </w:rPr>
-        <w:t>='</w:t>
-      </w:r>
-      <w:proofErr w:type="spellStart"/>
-      <w:r>
-        <w:rPr>
-          <w:rFonts w:ascii="Verdana" w:eastAsia="굴림" w:hAnsi="Verdana" w:cs="굴림"/>
-          <w:b/>
-          <w:bCs/>
-          <w:color w:val="333333"/>
-          <w:kern w:val="0"/>
-          <w:sz w:val="18"/>
-          <w:szCs w:val="18"/>
-        </w:rPr>
-        <w:t>rm</w:t>
-      </w:r>
-      <w:proofErr w:type="spellEnd"/>
-      <w:r>
-        <w:rPr>
-          <w:rFonts w:ascii="Verdana" w:eastAsia="굴림" w:hAnsi="Verdana" w:cs="굴림"/>
-          <w:b/>
-          <w:bCs/>
-          <w:color w:val="333333"/>
-          <w:kern w:val="0"/>
-          <w:sz w:val="18"/>
-          <w:szCs w:val="18"/>
-        </w:rPr>
-        <w:t xml:space="preserve"> -</w:t>
+        <w:t>alias rm='rm -</w:t>
       </w:r>
       <w:proofErr w:type="spellStart"/>
       <w:r>
@@ -7958,7 +8059,7 @@
                     </pic:cNvPicPr>
                   </pic:nvPicPr>
                   <pic:blipFill>
-                    <a:blip r:embed="rId20">
+                    <a:blip r:embed="rId21">
                       <a:extLst>
                         <a:ext uri="{28A0092B-C50C-407E-A947-70E740481C1C}">
                           <a14:useLocalDpi xmlns:a14="http://schemas.microsoft.com/office/drawing/2010/main" val="0"/>
@@ -8009,9 +8110,10 @@
           <w:numId w:val="35"/>
         </w:numPr>
       </w:pPr>
-      <w:bookmarkStart w:id="57" w:name="_Toc488328264"/>
-      <w:bookmarkStart w:id="58" w:name="_Toc65143265"/>
-      <w:r>
+      <w:bookmarkStart w:id="58" w:name="_Toc488328264"/>
+      <w:bookmarkStart w:id="59" w:name="_Toc65143265"/>
+      <w:r>
+        <w:lastRenderedPageBreak/>
         <w:t>/</w:t>
       </w:r>
       <w:proofErr w:type="spellStart"/>
@@ -8046,8 +8148,8 @@
       <w:r>
         <w:t>/ 삭제</w:t>
       </w:r>
-      <w:bookmarkEnd w:id="57"/>
       <w:bookmarkEnd w:id="58"/>
+      <w:bookmarkEnd w:id="59"/>
     </w:p>
     <w:p>
       <w:pPr>
@@ -8124,27 +8226,14 @@
       <w:r>
         <w:t xml:space="preserve">/ </w:t>
       </w:r>
-      <w:proofErr w:type="spellStart"/>
       <w:r>
         <w:rPr>
           <w:rFonts w:hint="eastAsia"/>
         </w:rPr>
-        <w:t>디렉토리가</w:t>
-      </w:r>
-      <w:proofErr w:type="spellEnd"/>
-      <w:r>
-        <w:rPr>
-          <w:rFonts w:hint="eastAsia"/>
-        </w:rPr>
-        <w:t xml:space="preserve"> 있다면 </w:t>
-      </w:r>
-      <w:proofErr w:type="spellStart"/>
-      <w:r>
-        <w:t>MariaDB</w:t>
-      </w:r>
-      <w:proofErr w:type="spellEnd"/>
-      <w:r>
-        <w:t xml:space="preserve"> </w:t>
+        <w:t xml:space="preserve">디렉토리가 있다면 </w:t>
+      </w:r>
+      <w:r>
+        <w:t xml:space="preserve">MariaDB </w:t>
       </w:r>
       <w:r>
         <w:rPr>
@@ -8177,7 +8266,7 @@
                     </pic:cNvPicPr>
                   </pic:nvPicPr>
                   <pic:blipFill>
-                    <a:blip r:embed="rId21">
+                    <a:blip r:embed="rId22">
                       <a:extLst>
                         <a:ext uri="{28A0092B-C50C-407E-A947-70E740481C1C}">
                           <a14:useLocalDpi xmlns:a14="http://schemas.microsoft.com/office/drawing/2010/main" val="0"/>
@@ -8220,13 +8309,13 @@
           <w:numId w:val="35"/>
         </w:numPr>
       </w:pPr>
-      <w:bookmarkStart w:id="59" w:name="_Toc488328265"/>
-      <w:bookmarkStart w:id="60" w:name="_Toc65143266"/>
+      <w:bookmarkStart w:id="60" w:name="_Toc488328265"/>
+      <w:bookmarkStart w:id="61" w:name="_Toc65143266"/>
       <w:r>
         <w:t>postfix stop &amp; disable</w:t>
       </w:r>
-      <w:bookmarkEnd w:id="59"/>
       <w:bookmarkEnd w:id="60"/>
+      <w:bookmarkEnd w:id="61"/>
     </w:p>
     <w:p>
       <w:pPr>
@@ -8684,7 +8773,6 @@
           <w:sz w:val="18"/>
           <w:szCs w:val="18"/>
         </w:rPr>
-        <w:lastRenderedPageBreak/>
         <w:t>systemctl</w:t>
       </w:r>
       <w:proofErr w:type="spellEnd"/>
@@ -8796,7 +8884,7 @@
                     </pic:cNvPicPr>
                   </pic:nvPicPr>
                   <pic:blipFill>
-                    <a:blip r:embed="rId22">
+                    <a:blip r:embed="rId23">
                       <a:extLst>
                         <a:ext uri="{28A0092B-C50C-407E-A947-70E740481C1C}">
                           <a14:useLocalDpi xmlns:a14="http://schemas.microsoft.com/office/drawing/2010/main" val="0"/>
@@ -8847,13 +8935,13 @@
           <w:numId w:val="35"/>
         </w:numPr>
       </w:pPr>
-      <w:bookmarkStart w:id="61" w:name="_Toc488328266"/>
-      <w:bookmarkStart w:id="62" w:name="_Toc65143267"/>
+      <w:bookmarkStart w:id="62" w:name="_Toc488328266"/>
+      <w:bookmarkStart w:id="63" w:name="_Toc65143267"/>
       <w:r>
         <w:t>iptables flush</w:t>
       </w:r>
-      <w:bookmarkEnd w:id="61"/>
       <w:bookmarkEnd w:id="62"/>
+      <w:bookmarkEnd w:id="63"/>
     </w:p>
     <w:p>
       <w:pPr>
@@ -9018,7 +9106,6 @@
           <w:szCs w:val="18"/>
         </w:rPr>
       </w:pPr>
-      <w:proofErr w:type="spellStart"/>
       <w:r>
         <w:rPr>
           <w:rFonts w:ascii="Verdana" w:eastAsia="굴림" w:hAnsi="Verdana" w:cs="굴림"/>
@@ -9029,20 +9116,7 @@
           <w:sz w:val="18"/>
           <w:szCs w:val="18"/>
         </w:rPr>
-        <w:t>iptables</w:t>
-      </w:r>
-      <w:proofErr w:type="spellEnd"/>
-      <w:r>
-        <w:rPr>
-          <w:rFonts w:ascii="Verdana" w:eastAsia="굴림" w:hAnsi="Verdana" w:cs="굴림"/>
-          <w:b/>
-          <w:bCs/>
-          <w:color w:val="333333"/>
-          <w:kern w:val="0"/>
-          <w:sz w:val="18"/>
-          <w:szCs w:val="18"/>
-        </w:rPr>
-        <w:t xml:space="preserve"> -</w:t>
+        <w:t>iptables -</w:t>
       </w:r>
       <w:proofErr w:type="spellStart"/>
       <w:proofErr w:type="gramStart"/>
@@ -9150,8 +9224,8 @@
           <w:numId w:val="35"/>
         </w:numPr>
       </w:pPr>
-      <w:bookmarkStart w:id="63" w:name="_Toc488328267"/>
-      <w:bookmarkStart w:id="64" w:name="_Toc65143268"/>
+      <w:bookmarkStart w:id="64" w:name="_Toc488328267"/>
+      <w:bookmarkStart w:id="65" w:name="_Toc65143268"/>
       <w:proofErr w:type="spellStart"/>
       <w:r>
         <w:t>firewalld</w:t>
@@ -9160,8 +9234,8 @@
       <w:r>
         <w:t xml:space="preserve"> stop &amp; disable</w:t>
       </w:r>
-      <w:bookmarkEnd w:id="63"/>
       <w:bookmarkEnd w:id="64"/>
+      <w:bookmarkEnd w:id="65"/>
     </w:p>
     <w:p>
       <w:pPr>
@@ -9509,6 +9583,7 @@
           <w:sz w:val="18"/>
           <w:szCs w:val="18"/>
         </w:rPr>
+        <w:lastRenderedPageBreak/>
         <w:t>systemctl</w:t>
       </w:r>
       <w:proofErr w:type="spellEnd"/>
@@ -9644,7 +9719,7 @@
                     </pic:cNvPicPr>
                   </pic:nvPicPr>
                   <pic:blipFill>
-                    <a:blip r:embed="rId23">
+                    <a:blip r:embed="rId24">
                       <a:extLst>
                         <a:ext uri="{28A0092B-C50C-407E-A947-70E740481C1C}">
                           <a14:useLocalDpi xmlns:a14="http://schemas.microsoft.com/office/drawing/2010/main" val="0"/>
@@ -9695,14 +9770,14 @@
           <w:numId w:val="35"/>
         </w:numPr>
       </w:pPr>
-      <w:bookmarkStart w:id="65" w:name="_Toc65143269"/>
+      <w:bookmarkStart w:id="66" w:name="_Toc65143269"/>
       <w:r>
         <w:rPr>
           <w:rFonts w:hint="eastAsia"/>
         </w:rPr>
         <w:t>telnet 설치</w:t>
       </w:r>
-      <w:bookmarkEnd w:id="65"/>
+      <w:bookmarkEnd w:id="66"/>
     </w:p>
     <w:p>
       <w:pPr>
@@ -9766,13 +9841,12 @@
           <w:numId w:val="35"/>
         </w:numPr>
       </w:pPr>
-      <w:bookmarkStart w:id="66" w:name="_Toc65143270"/>
+      <w:bookmarkStart w:id="67" w:name="_Toc65143270"/>
       <w:proofErr w:type="spellStart"/>
       <w:r>
         <w:rPr>
           <w:rFonts w:hint="eastAsia"/>
         </w:rPr>
-        <w:lastRenderedPageBreak/>
         <w:t>sysstat</w:t>
       </w:r>
       <w:proofErr w:type="spellEnd"/>
@@ -9785,7 +9859,7 @@
         </w:rPr>
         <w:t>주기 변경</w:t>
       </w:r>
-      <w:bookmarkEnd w:id="66"/>
+      <w:bookmarkEnd w:id="67"/>
     </w:p>
     <w:p>
       <w:pPr>
@@ -9831,6 +9905,7 @@
         <w:t>cron.d</w:t>
       </w:r>
       <w:proofErr w:type="spellEnd"/>
+      <w:proofErr w:type="gramEnd"/>
       <w:r>
         <w:rPr>
           <w:rFonts w:hint="eastAsia"/>
@@ -9842,14 +9917,7 @@
         <w:rPr>
           <w:b/>
         </w:rPr>
-        <w:t>:</w:t>
-      </w:r>
-      <w:proofErr w:type="gramEnd"/>
-      <w:r>
-        <w:rPr>
-          <w:b/>
-        </w:rPr>
-        <w:t xml:space="preserve"> </w:t>
+        <w:t xml:space="preserve">: </w:t>
       </w:r>
       <w:proofErr w:type="spellStart"/>
       <w:r>
@@ -9993,7 +10061,7 @@
                     </pic:cNvPicPr>
                   </pic:nvPicPr>
                   <pic:blipFill>
-                    <a:blip r:embed="rId24">
+                    <a:blip r:embed="rId25">
                       <a:extLst>
                         <a:ext uri="{28A0092B-C50C-407E-A947-70E740481C1C}">
                           <a14:useLocalDpi xmlns:a14="http://schemas.microsoft.com/office/drawing/2010/main" val="0"/>
@@ -10362,10 +10430,10 @@
         <w:ind w:right="200"/>
       </w:pPr>
     </w:p>
-    <w:bookmarkStart w:id="67" w:name="_Toc488328268"/>
-    <w:bookmarkStart w:id="68" w:name="_Toc488328303"/>
-    <w:bookmarkStart w:id="69" w:name="_Toc496545314"/>
-    <w:bookmarkStart w:id="70" w:name="_Toc65143271"/>
+    <w:bookmarkStart w:id="68" w:name="_Toc488328268"/>
+    <w:bookmarkStart w:id="69" w:name="_Toc488328303"/>
+    <w:bookmarkStart w:id="70" w:name="_Toc496545314"/>
+    <w:bookmarkStart w:id="71" w:name="_Toc65143271"/>
     <w:p>
       <w:pPr>
         <w:pStyle w:val="ae"/>
@@ -10375,7 +10443,6 @@
         <w:rPr>
           <w:noProof/>
         </w:rPr>
-        <w:lastRenderedPageBreak/>
         <mc:AlternateContent>
           <mc:Choice Requires="wps">
             <w:drawing>
@@ -10464,7 +10531,7 @@
               </wp:anchor>
             </w:drawing>
           </mc:Choice>
-          <mc:Fallback xmlns:cx="http://schemas.microsoft.com/office/drawing/2014/chartex" xmlns:w16se="http://schemas.microsoft.com/office/word/2015/wordml/symex" xmlns:w16cid="http://schemas.microsoft.com/office/word/2016/wordml/cid" xmlns:am3d="http://schemas.microsoft.com/office/drawing/2017/model3d" xmlns:aink="http://schemas.microsoft.com/office/drawing/2016/ink" xmlns:cx8="http://schemas.microsoft.com/office/drawing/2016/5/14/chartex" xmlns:cx7="http://schemas.microsoft.com/office/drawing/2016/5/13/chartex" xmlns:cx6="http://schemas.microsoft.com/office/drawing/2016/5/12/chartex" xmlns:cx5="http://schemas.microsoft.com/office/drawing/2016/5/11/chartex" xmlns:cx4="http://schemas.microsoft.com/office/drawing/2016/5/10/chartex" xmlns:cx3="http://schemas.microsoft.com/office/drawing/2016/5/9/chartex" xmlns:cx2="http://schemas.microsoft.com/office/drawing/2015/10/21/chartex" xmlns:cx1="http://schemas.microsoft.com/office/drawing/2015/9/8/chartex">
+          <mc:Fallback>
             <w:pict>
               <v:rect w14:anchorId="6A06D5D6" id="직사각형 64" o:spid="_x0000_s1026" style="position:absolute;left:0;text-align:left;margin-left:35.7pt;margin-top:34.75pt;width:6in;height:9pt;z-index:251668480;visibility:visible;mso-wrap-style:square;mso-width-percent:0;mso-height-percent:0;mso-wrap-distance-left:9pt;mso-wrap-distance-top:0;mso-wrap-distance-right:9pt;mso-wrap-distance-bottom:0;mso-position-horizontal:absolute;mso-position-horizontal-relative:margin;mso-position-vertical:absolute;mso-position-vertical-relative:text;mso-width-percent:0;mso-height-percent:0;mso-width-relative:page;mso-height-relative:page;v-text-anchor:top" o:gfxdata="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" stroked="f">
                 <v:fill color2="navy" angle="90" focus="100%" type="gradient"/>
@@ -10474,10 +10541,10 @@
           </mc:Fallback>
         </mc:AlternateContent>
       </w:r>
-      <w:bookmarkEnd w:id="67"/>
       <w:bookmarkEnd w:id="68"/>
       <w:bookmarkEnd w:id="69"/>
       <w:bookmarkEnd w:id="70"/>
+      <w:bookmarkEnd w:id="71"/>
     </w:p>
     <w:p>
       <w:pPr>
@@ -10488,16 +10555,16 @@
         </w:numPr>
         <w:ind w:left="200" w:right="200"/>
       </w:pPr>
-      <w:bookmarkStart w:id="71" w:name="_Toc488328269"/>
-      <w:bookmarkStart w:id="72" w:name="_Toc65143272"/>
+      <w:bookmarkStart w:id="72" w:name="_Toc488328269"/>
+      <w:bookmarkStart w:id="73" w:name="_Toc65143272"/>
       <w:r>
         <w:rPr>
           <w:rFonts w:hint="eastAsia"/>
         </w:rPr>
         <w:t>설치</w:t>
       </w:r>
-      <w:bookmarkEnd w:id="71"/>
       <w:bookmarkEnd w:id="72"/>
+      <w:bookmarkEnd w:id="73"/>
     </w:p>
     <w:p>
       <w:pPr>
@@ -10595,7 +10662,7 @@
               </wp:anchor>
             </w:drawing>
           </mc:Choice>
-          <mc:Fallback xmlns:cx="http://schemas.microsoft.com/office/drawing/2014/chartex" xmlns:w16se="http://schemas.microsoft.com/office/word/2015/wordml/symex" xmlns:w16cid="http://schemas.microsoft.com/office/word/2016/wordml/cid" xmlns:am3d="http://schemas.microsoft.com/office/drawing/2017/model3d" xmlns:aink="http://schemas.microsoft.com/office/drawing/2016/ink" xmlns:cx8="http://schemas.microsoft.com/office/drawing/2016/5/14/chartex" xmlns:cx7="http://schemas.microsoft.com/office/drawing/2016/5/13/chartex" xmlns:cx6="http://schemas.microsoft.com/office/drawing/2016/5/12/chartex" xmlns:cx5="http://schemas.microsoft.com/office/drawing/2016/5/11/chartex" xmlns:cx4="http://schemas.microsoft.com/office/drawing/2016/5/10/chartex" xmlns:cx3="http://schemas.microsoft.com/office/drawing/2016/5/9/chartex" xmlns:cx2="http://schemas.microsoft.com/office/drawing/2015/10/21/chartex" xmlns:cx1="http://schemas.microsoft.com/office/drawing/2015/9/8/chartex">
+          <mc:Fallback>
             <w:pict>
               <v:rect w14:anchorId="7A22AAB4" id="직사각형 65" o:spid="_x0000_s1026" style="position:absolute;left:0;text-align:left;margin-left:380.8pt;margin-top:.75pt;width:6in;height:9pt;z-index:251667456;visibility:visible;mso-wrap-style:square;mso-width-percent:0;mso-height-percent:0;mso-wrap-distance-left:9pt;mso-wrap-distance-top:0;mso-wrap-distance-right:9pt;mso-wrap-distance-bottom:0;mso-position-horizontal:right;mso-position-horizontal-relative:margin;mso-position-vertical:absolute;mso-position-vertical-relative:text;mso-width-percent:0;mso-height-percent:0;mso-width-relative:page;mso-height-relative:page;v-text-anchor:top" o:gfxdata="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" stroked="f">
                 <v:fill color2="navy" angle="90" focus="100%" type="gradient"/>
@@ -10768,15 +10835,7 @@
         <w:t>설치된</w:t>
       </w:r>
       <w:r>
-        <w:t xml:space="preserve"> </w:t>
-      </w:r>
-      <w:proofErr w:type="spellStart"/>
-      <w:r>
-        <w:t>ezEKP</w:t>
-      </w:r>
-      <w:proofErr w:type="spellEnd"/>
-      <w:r>
-        <w:t xml:space="preserve"> </w:t>
+        <w:t xml:space="preserve"> ezEKP </w:t>
       </w:r>
       <w:r>
         <w:t>구조</w:t>
@@ -10930,15 +10989,9 @@
       <w:r>
         <w:tab/>
       </w:r>
-      <w:proofErr w:type="spellStart"/>
-      <w:r>
-        <w:t>ezEKP</w:t>
-      </w:r>
-      <w:proofErr w:type="spellEnd"/>
-      <w:r>
-        <w:t xml:space="preserve"> </w:t>
-      </w:r>
-      <w:proofErr w:type="spellStart"/>
+      <w:r>
+        <w:t xml:space="preserve">ezEKP </w:t>
+      </w:r>
       <w:r>
         <w:t>디렉토리</w:t>
       </w:r>
@@ -10948,17 +11001,8 @@
         </w:rPr>
         <w:t>를</w:t>
       </w:r>
-      <w:proofErr w:type="spellEnd"/>
-      <w:r>
-        <w:t xml:space="preserve"> </w:t>
-      </w:r>
-      <w:proofErr w:type="spellStart"/>
-      <w:r>
-        <w:t>jmocha</w:t>
-      </w:r>
-      <w:proofErr w:type="spellEnd"/>
-      <w:r>
-        <w:t xml:space="preserve"> </w:t>
+      <w:r>
+        <w:t xml:space="preserve"> jmocha </w:t>
       </w:r>
       <w:r>
         <w:t>소유로</w:t>
@@ -11148,11 +11192,9 @@
       <w:r>
         <w:t xml:space="preserve"> </w:t>
       </w:r>
-      <w:proofErr w:type="spellStart"/>
       <w:r>
         <w:t>리눅스</w:t>
       </w:r>
-      <w:proofErr w:type="spellEnd"/>
       <w:r>
         <w:t xml:space="preserve"> </w:t>
       </w:r>
@@ -11406,8 +11448,8 @@
     <w:p>
       <w:pPr>
         <w:sectPr>
-          <w:headerReference w:type="default" r:id="rId25"/>
-          <w:footerReference w:type="default" r:id="rId26"/>
+          <w:headerReference w:type="default" r:id="rId26"/>
+          <w:footerReference w:type="default" r:id="rId27"/>
           <w:pgSz w:w="11906" w:h="16838" w:code="9"/>
           <w:pgMar w:top="1701" w:right="1134" w:bottom="1418" w:left="1418" w:header="567" w:footer="709" w:gutter="0"/>
           <w:cols w:space="425"/>
@@ -11423,14 +11465,14 @@
           <w:numId w:val="14"/>
         </w:numPr>
       </w:pPr>
-      <w:bookmarkStart w:id="73" w:name="_Toc488328270"/>
-      <w:bookmarkStart w:id="74" w:name="_Toc65143273"/>
+      <w:bookmarkStart w:id="74" w:name="_Toc488328270"/>
+      <w:bookmarkStart w:id="75" w:name="_Toc65143273"/>
       <w:r>
         <w:lastRenderedPageBreak/>
         <w:t>설치 스크립트 실행</w:t>
       </w:r>
-      <w:bookmarkEnd w:id="73"/>
       <w:bookmarkEnd w:id="74"/>
+      <w:bookmarkEnd w:id="75"/>
     </w:p>
     <w:p>
       <w:pPr>
@@ -11649,7 +11691,6 @@
         </w:rPr>
         <w:t xml:space="preserve"> </w:t>
       </w:r>
-      <w:proofErr w:type="spellStart"/>
       <w:r>
         <w:rPr>
           <w:rFonts w:ascii="Verdana" w:eastAsia="굴림" w:hAnsi="Verdana" w:cs="굴림"/>
@@ -11660,7 +11701,6 @@
         </w:rPr>
         <w:t>디렉토리에서</w:t>
       </w:r>
-      <w:proofErr w:type="spellEnd"/>
       <w:r>
         <w:rPr>
           <w:rFonts w:ascii="Verdana" w:eastAsia="굴림" w:hAnsi="Verdana" w:cs="굴림"/>
@@ -11703,7 +11743,7 @@
                     </pic:cNvPicPr>
                   </pic:nvPicPr>
                   <pic:blipFill>
-                    <a:blip r:embed="rId27">
+                    <a:blip r:embed="rId28">
                       <a:extLst>
                         <a:ext uri="{28A0092B-C50C-407E-A947-70E740481C1C}">
                           <a14:useLocalDpi xmlns:a14="http://schemas.microsoft.com/office/drawing/2010/main" val="0"/>
@@ -11902,7 +11942,7 @@
                     </pic:cNvPicPr>
                   </pic:nvPicPr>
                   <pic:blipFill>
-                    <a:blip r:embed="rId28">
+                    <a:blip r:embed="rId29">
                       <a:extLst>
                         <a:ext uri="{28A0092B-C50C-407E-A947-70E740481C1C}">
                           <a14:useLocalDpi xmlns:a14="http://schemas.microsoft.com/office/drawing/2010/main" val="0"/>
@@ -12024,7 +12064,7 @@
                     </pic:cNvPicPr>
                   </pic:nvPicPr>
                   <pic:blipFill>
-                    <a:blip r:embed="rId29">
+                    <a:blip r:embed="rId30">
                       <a:extLst>
                         <a:ext uri="{28A0092B-C50C-407E-A947-70E740481C1C}">
                           <a14:useLocalDpi xmlns:a14="http://schemas.microsoft.com/office/drawing/2010/main" val="0"/>
@@ -12686,7 +12726,7 @@
                     </pic:cNvPicPr>
                   </pic:nvPicPr>
                   <pic:blipFill>
-                    <a:blip r:embed="rId30">
+                    <a:blip r:embed="rId31">
                       <a:extLst>
                         <a:ext uri="{28A0092B-C50C-407E-A947-70E740481C1C}">
                           <a14:useLocalDpi xmlns:a14="http://schemas.microsoft.com/office/drawing/2010/main" val="0"/>
@@ -13007,7 +13047,7 @@
                     </pic:cNvPicPr>
                   </pic:nvPicPr>
                   <pic:blipFill>
-                    <a:blip r:embed="rId31">
+                    <a:blip r:embed="rId32">
                       <a:extLst>
                         <a:ext uri="{28A0092B-C50C-407E-A947-70E740481C1C}">
                           <a14:useLocalDpi xmlns:a14="http://schemas.microsoft.com/office/drawing/2010/main" val="0"/>
@@ -13327,7 +13367,7 @@
                     </pic:cNvPicPr>
                   </pic:nvPicPr>
                   <pic:blipFill rotWithShape="1">
-                    <a:blip r:embed="rId32">
+                    <a:blip r:embed="rId33">
                       <a:extLst>
                         <a:ext uri="{28A0092B-C50C-407E-A947-70E740481C1C}">
                           <a14:useLocalDpi xmlns:a14="http://schemas.microsoft.com/office/drawing/2010/main" val="0"/>
@@ -13700,7 +13740,7 @@
                     </pic:cNvPicPr>
                   </pic:nvPicPr>
                   <pic:blipFill>
-                    <a:blip r:embed="rId33">
+                    <a:blip r:embed="rId34">
                       <a:extLst>
                         <a:ext uri="{28A0092B-C50C-407E-A947-70E740481C1C}">
                           <a14:useLocalDpi xmlns:a14="http://schemas.microsoft.com/office/drawing/2010/main" val="0"/>
@@ -14080,7 +14120,7 @@
                     </pic:cNvPicPr>
                   </pic:nvPicPr>
                   <pic:blipFill>
-                    <a:blip r:embed="rId34">
+                    <a:blip r:embed="rId35">
                       <a:extLst>
                         <a:ext uri="{28A0092B-C50C-407E-A947-70E740481C1C}">
                           <a14:useLocalDpi xmlns:a14="http://schemas.microsoft.com/office/drawing/2010/main" val="0"/>
@@ -14695,7 +14735,7 @@
                     </pic:cNvPicPr>
                   </pic:nvPicPr>
                   <pic:blipFill>
-                    <a:blip r:embed="rId35">
+                    <a:blip r:embed="rId36">
                       <a:extLst>
                         <a:ext uri="{28A0092B-C50C-407E-A947-70E740481C1C}">
                           <a14:useLocalDpi xmlns:a14="http://schemas.microsoft.com/office/drawing/2010/main" val="0"/>
@@ -14761,7 +14801,196 @@
           <w:szCs w:val="18"/>
         </w:rPr>
       </w:pPr>
-      <w:proofErr w:type="spellStart"/>
+      <w:r>
+        <w:rPr>
+          <w:rFonts w:ascii="Verdana" w:eastAsia="굴림" w:hAnsi="Verdana" w:cs="굴림"/>
+          <w:color w:val="333333"/>
+          <w:kern w:val="0"/>
+          <w:sz w:val="18"/>
+          <w:szCs w:val="18"/>
+        </w:rPr>
+        <w:t xml:space="preserve">ezEKP </w:t>
+      </w:r>
+      <w:r>
+        <w:rPr>
+          <w:rFonts w:ascii="Verdana" w:eastAsia="굴림" w:hAnsi="Verdana" w:cs="굴림"/>
+          <w:color w:val="333333"/>
+          <w:kern w:val="0"/>
+          <w:sz w:val="18"/>
+          <w:szCs w:val="18"/>
+        </w:rPr>
+        <w:t>관련</w:t>
+      </w:r>
+      <w:r>
+        <w:rPr>
+          <w:rFonts w:ascii="Verdana" w:eastAsia="굴림" w:hAnsi="Verdana" w:cs="굴림"/>
+          <w:color w:val="333333"/>
+          <w:kern w:val="0"/>
+          <w:sz w:val="18"/>
+          <w:szCs w:val="18"/>
+        </w:rPr>
+        <w:t xml:space="preserve"> </w:t>
+      </w:r>
+      <w:r>
+        <w:rPr>
+          <w:rFonts w:ascii="Verdana" w:eastAsia="굴림" w:hAnsi="Verdana" w:cs="굴림"/>
+          <w:color w:val="333333"/>
+          <w:kern w:val="0"/>
+          <w:sz w:val="18"/>
+          <w:szCs w:val="18"/>
+        </w:rPr>
+        <w:t>설정을</w:t>
+      </w:r>
+      <w:r>
+        <w:rPr>
+          <w:rFonts w:ascii="Verdana" w:eastAsia="굴림" w:hAnsi="Verdana" w:cs="굴림"/>
+          <w:color w:val="333333"/>
+          <w:kern w:val="0"/>
+          <w:sz w:val="18"/>
+          <w:szCs w:val="18"/>
+        </w:rPr>
+        <w:t xml:space="preserve"> </w:t>
+      </w:r>
+      <w:r>
+        <w:rPr>
+          <w:rFonts w:ascii="Verdana" w:eastAsia="굴림" w:hAnsi="Verdana" w:cs="굴림"/>
+          <w:color w:val="333333"/>
+          <w:kern w:val="0"/>
+          <w:sz w:val="18"/>
+          <w:szCs w:val="18"/>
+        </w:rPr>
+        <w:t>위하여</w:t>
+      </w:r>
+      <w:r>
+        <w:rPr>
+          <w:rFonts w:ascii="Verdana" w:eastAsia="굴림" w:hAnsi="Verdana" w:cs="굴림"/>
+          <w:color w:val="333333"/>
+          <w:kern w:val="0"/>
+          <w:sz w:val="18"/>
+          <w:szCs w:val="18"/>
+        </w:rPr>
+        <w:t xml:space="preserve"> </w:t>
+      </w:r>
+      <w:r>
+        <w:rPr>
+          <w:rFonts w:ascii="Verdana" w:eastAsia="굴림" w:hAnsi="Verdana" w:cs="굴림"/>
+          <w:color w:val="333333"/>
+          <w:kern w:val="0"/>
+          <w:sz w:val="18"/>
+          <w:szCs w:val="18"/>
+        </w:rPr>
+        <w:t>위에서</w:t>
+      </w:r>
+      <w:r>
+        <w:rPr>
+          <w:rFonts w:ascii="Verdana" w:eastAsia="굴림" w:hAnsi="Verdana" w:cs="굴림"/>
+          <w:color w:val="333333"/>
+          <w:kern w:val="0"/>
+          <w:sz w:val="18"/>
+          <w:szCs w:val="18"/>
+        </w:rPr>
+        <w:t xml:space="preserve"> </w:t>
+      </w:r>
+      <w:r>
+        <w:rPr>
+          <w:rFonts w:ascii="Verdana" w:eastAsia="굴림" w:hAnsi="Verdana" w:cs="굴림"/>
+          <w:color w:val="333333"/>
+          <w:kern w:val="0"/>
+          <w:sz w:val="18"/>
+          <w:szCs w:val="18"/>
+        </w:rPr>
+        <w:t>설정한</w:t>
+      </w:r>
+      <w:r>
+        <w:rPr>
+          <w:rFonts w:ascii="Verdana" w:eastAsia="굴림" w:hAnsi="Verdana" w:cs="굴림"/>
+          <w:color w:val="333333"/>
+          <w:kern w:val="0"/>
+          <w:sz w:val="18"/>
+          <w:szCs w:val="18"/>
+        </w:rPr>
+        <w:t xml:space="preserve"> MariaDB root</w:t>
+      </w:r>
+      <w:r>
+        <w:rPr>
+          <w:rFonts w:ascii="Verdana" w:eastAsia="굴림" w:hAnsi="Verdana" w:cs="굴림"/>
+          <w:color w:val="333333"/>
+          <w:kern w:val="0"/>
+          <w:sz w:val="18"/>
+          <w:szCs w:val="18"/>
+        </w:rPr>
+        <w:t>의</w:t>
+      </w:r>
+      <w:r>
+        <w:rPr>
+          <w:rFonts w:ascii="Verdana" w:eastAsia="굴림" w:hAnsi="Verdana" w:cs="굴림"/>
+          <w:color w:val="333333"/>
+          <w:kern w:val="0"/>
+          <w:sz w:val="18"/>
+          <w:szCs w:val="18"/>
+        </w:rPr>
+        <w:t xml:space="preserve"> </w:t>
+      </w:r>
+      <w:r>
+        <w:rPr>
+          <w:rFonts w:ascii="Verdana" w:eastAsia="굴림" w:hAnsi="Verdana" w:cs="굴림"/>
+          <w:color w:val="333333"/>
+          <w:kern w:val="0"/>
+          <w:sz w:val="18"/>
+          <w:szCs w:val="18"/>
+        </w:rPr>
+        <w:t>비밀번호를</w:t>
+      </w:r>
+      <w:r>
+        <w:rPr>
+          <w:rFonts w:ascii="Verdana" w:eastAsia="굴림" w:hAnsi="Verdana" w:cs="굴림"/>
+          <w:color w:val="333333"/>
+          <w:kern w:val="0"/>
+          <w:sz w:val="18"/>
+          <w:szCs w:val="18"/>
+        </w:rPr>
+        <w:t xml:space="preserve"> </w:t>
+      </w:r>
+      <w:r>
+        <w:rPr>
+          <w:rFonts w:ascii="Verdana" w:eastAsia="굴림" w:hAnsi="Verdana" w:cs="굴림"/>
+          <w:color w:val="333333"/>
+          <w:kern w:val="0"/>
+          <w:sz w:val="18"/>
+          <w:szCs w:val="18"/>
+        </w:rPr>
+        <w:t>입력한다</w:t>
+      </w:r>
+      <w:r>
+        <w:rPr>
+          <w:rFonts w:ascii="Verdana" w:eastAsia="굴림" w:hAnsi="Verdana" w:cs="굴림"/>
+          <w:color w:val="333333"/>
+          <w:kern w:val="0"/>
+          <w:sz w:val="18"/>
+          <w:szCs w:val="18"/>
+        </w:rPr>
+        <w:t>.</w:t>
+      </w:r>
+      <w:r>
+        <w:rPr>
+          <w:rFonts w:ascii="Verdana" w:eastAsia="굴림" w:hAnsi="Verdana" w:cs="굴림"/>
+          <w:color w:val="333333"/>
+          <w:kern w:val="0"/>
+          <w:sz w:val="18"/>
+          <w:szCs w:val="18"/>
+        </w:rPr>
+        <w:t xml:space="preserve"> </w:t>
+      </w:r>
+      <w:r>
+        <w:rPr>
+          <w:rFonts w:ascii="Verdana" w:eastAsia="굴림" w:hAnsi="Verdana" w:cs="굴림" w:hint="eastAsia"/>
+          <w:color w:val="333333"/>
+          <w:kern w:val="0"/>
+          <w:sz w:val="18"/>
+          <w:szCs w:val="18"/>
+        </w:rPr>
+        <w:t>그러면</w:t>
+      </w:r>
       <w:r>
         <w:rPr>
           <w:rFonts w:ascii="Verdana" w:eastAsia="굴림" w:hAnsi="Verdana" w:cs="굴림"/>
@@ -14772,231 +15001,6 @@
         </w:rPr>
         <w:t>ezEKP</w:t>
       </w:r>
-      <w:proofErr w:type="spellEnd"/>
-      <w:r>
-        <w:rPr>
-          <w:rFonts w:ascii="Verdana" w:eastAsia="굴림" w:hAnsi="Verdana" w:cs="굴림"/>
-          <w:color w:val="333333"/>
-          <w:kern w:val="0"/>
-          <w:sz w:val="18"/>
-          <w:szCs w:val="18"/>
-        </w:rPr>
-        <w:t xml:space="preserve"> </w:t>
-      </w:r>
-      <w:r>
-        <w:rPr>
-          <w:rFonts w:ascii="Verdana" w:eastAsia="굴림" w:hAnsi="Verdana" w:cs="굴림"/>
-          <w:color w:val="333333"/>
-          <w:kern w:val="0"/>
-          <w:sz w:val="18"/>
-          <w:szCs w:val="18"/>
-        </w:rPr>
-        <w:t>관련</w:t>
-      </w:r>
-      <w:r>
-        <w:rPr>
-          <w:rFonts w:ascii="Verdana" w:eastAsia="굴림" w:hAnsi="Verdana" w:cs="굴림"/>
-          <w:color w:val="333333"/>
-          <w:kern w:val="0"/>
-          <w:sz w:val="18"/>
-          <w:szCs w:val="18"/>
-        </w:rPr>
-        <w:t xml:space="preserve"> </w:t>
-      </w:r>
-      <w:r>
-        <w:rPr>
-          <w:rFonts w:ascii="Verdana" w:eastAsia="굴림" w:hAnsi="Verdana" w:cs="굴림"/>
-          <w:color w:val="333333"/>
-          <w:kern w:val="0"/>
-          <w:sz w:val="18"/>
-          <w:szCs w:val="18"/>
-        </w:rPr>
-        <w:t>설정을</w:t>
-      </w:r>
-      <w:r>
-        <w:rPr>
-          <w:rFonts w:ascii="Verdana" w:eastAsia="굴림" w:hAnsi="Verdana" w:cs="굴림"/>
-          <w:color w:val="333333"/>
-          <w:kern w:val="0"/>
-          <w:sz w:val="18"/>
-          <w:szCs w:val="18"/>
-        </w:rPr>
-        <w:t xml:space="preserve"> </w:t>
-      </w:r>
-      <w:r>
-        <w:rPr>
-          <w:rFonts w:ascii="Verdana" w:eastAsia="굴림" w:hAnsi="Verdana" w:cs="굴림"/>
-          <w:color w:val="333333"/>
-          <w:kern w:val="0"/>
-          <w:sz w:val="18"/>
-          <w:szCs w:val="18"/>
-        </w:rPr>
-        <w:t>위하여</w:t>
-      </w:r>
-      <w:r>
-        <w:rPr>
-          <w:rFonts w:ascii="Verdana" w:eastAsia="굴림" w:hAnsi="Verdana" w:cs="굴림"/>
-          <w:color w:val="333333"/>
-          <w:kern w:val="0"/>
-          <w:sz w:val="18"/>
-          <w:szCs w:val="18"/>
-        </w:rPr>
-        <w:t xml:space="preserve"> </w:t>
-      </w:r>
-      <w:r>
-        <w:rPr>
-          <w:rFonts w:ascii="Verdana" w:eastAsia="굴림" w:hAnsi="Verdana" w:cs="굴림"/>
-          <w:color w:val="333333"/>
-          <w:kern w:val="0"/>
-          <w:sz w:val="18"/>
-          <w:szCs w:val="18"/>
-        </w:rPr>
-        <w:t>위에서</w:t>
-      </w:r>
-      <w:r>
-        <w:rPr>
-          <w:rFonts w:ascii="Verdana" w:eastAsia="굴림" w:hAnsi="Verdana" w:cs="굴림"/>
-          <w:color w:val="333333"/>
-          <w:kern w:val="0"/>
-          <w:sz w:val="18"/>
-          <w:szCs w:val="18"/>
-        </w:rPr>
-        <w:t xml:space="preserve"> </w:t>
-      </w:r>
-      <w:r>
-        <w:rPr>
-          <w:rFonts w:ascii="Verdana" w:eastAsia="굴림" w:hAnsi="Verdana" w:cs="굴림"/>
-          <w:color w:val="333333"/>
-          <w:kern w:val="0"/>
-          <w:sz w:val="18"/>
-          <w:szCs w:val="18"/>
-        </w:rPr>
-        <w:t>설정한</w:t>
-      </w:r>
-      <w:r>
-        <w:rPr>
-          <w:rFonts w:ascii="Verdana" w:eastAsia="굴림" w:hAnsi="Verdana" w:cs="굴림"/>
-          <w:color w:val="333333"/>
-          <w:kern w:val="0"/>
-          <w:sz w:val="18"/>
-          <w:szCs w:val="18"/>
-        </w:rPr>
-        <w:t xml:space="preserve"> </w:t>
-      </w:r>
-      <w:proofErr w:type="spellStart"/>
-      <w:r>
-        <w:rPr>
-          <w:rFonts w:ascii="Verdana" w:eastAsia="굴림" w:hAnsi="Verdana" w:cs="굴림"/>
-          <w:color w:val="333333"/>
-          <w:kern w:val="0"/>
-          <w:sz w:val="18"/>
-          <w:szCs w:val="18"/>
-        </w:rPr>
-        <w:t>MariaDB</w:t>
-      </w:r>
-      <w:proofErr w:type="spellEnd"/>
-      <w:r>
-        <w:rPr>
-          <w:rFonts w:ascii="Verdana" w:eastAsia="굴림" w:hAnsi="Verdana" w:cs="굴림"/>
-          <w:color w:val="333333"/>
-          <w:kern w:val="0"/>
-          <w:sz w:val="18"/>
-          <w:szCs w:val="18"/>
-        </w:rPr>
-        <w:t> root</w:t>
-      </w:r>
-      <w:r>
-        <w:rPr>
-          <w:rFonts w:ascii="Verdana" w:eastAsia="굴림" w:hAnsi="Verdana" w:cs="굴림"/>
-          <w:color w:val="333333"/>
-          <w:kern w:val="0"/>
-          <w:sz w:val="18"/>
-          <w:szCs w:val="18"/>
-        </w:rPr>
-        <w:t>의</w:t>
-      </w:r>
-      <w:r>
-        <w:rPr>
-          <w:rFonts w:ascii="Verdana" w:eastAsia="굴림" w:hAnsi="Verdana" w:cs="굴림"/>
-          <w:color w:val="333333"/>
-          <w:kern w:val="0"/>
-          <w:sz w:val="18"/>
-          <w:szCs w:val="18"/>
-        </w:rPr>
-        <w:t xml:space="preserve"> </w:t>
-      </w:r>
-      <w:r>
-        <w:rPr>
-          <w:rFonts w:ascii="Verdana" w:eastAsia="굴림" w:hAnsi="Verdana" w:cs="굴림"/>
-          <w:color w:val="333333"/>
-          <w:kern w:val="0"/>
-          <w:sz w:val="18"/>
-          <w:szCs w:val="18"/>
-        </w:rPr>
-        <w:t>비밀번호를</w:t>
-      </w:r>
-      <w:r>
-        <w:rPr>
-          <w:rFonts w:ascii="Verdana" w:eastAsia="굴림" w:hAnsi="Verdana" w:cs="굴림"/>
-          <w:color w:val="333333"/>
-          <w:kern w:val="0"/>
-          <w:sz w:val="18"/>
-          <w:szCs w:val="18"/>
-        </w:rPr>
-        <w:t xml:space="preserve"> </w:t>
-      </w:r>
-      <w:r>
-        <w:rPr>
-          <w:rFonts w:ascii="Verdana" w:eastAsia="굴림" w:hAnsi="Verdana" w:cs="굴림"/>
-          <w:color w:val="333333"/>
-          <w:kern w:val="0"/>
-          <w:sz w:val="18"/>
-          <w:szCs w:val="18"/>
-        </w:rPr>
-        <w:t>입력한다</w:t>
-      </w:r>
-      <w:r>
-        <w:rPr>
-          <w:rFonts w:ascii="Verdana" w:eastAsia="굴림" w:hAnsi="Verdana" w:cs="굴림"/>
-          <w:color w:val="333333"/>
-          <w:kern w:val="0"/>
-          <w:sz w:val="18"/>
-          <w:szCs w:val="18"/>
-        </w:rPr>
-        <w:t>.</w:t>
-      </w:r>
-      <w:r>
-        <w:rPr>
-          <w:rFonts w:ascii="Verdana" w:eastAsia="굴림" w:hAnsi="Verdana" w:cs="굴림"/>
-          <w:color w:val="333333"/>
-          <w:kern w:val="0"/>
-          <w:sz w:val="18"/>
-          <w:szCs w:val="18"/>
-        </w:rPr>
-        <w:t xml:space="preserve"> </w:t>
-      </w:r>
-      <w:r>
-        <w:rPr>
-          <w:rFonts w:ascii="Verdana" w:eastAsia="굴림" w:hAnsi="Verdana" w:cs="굴림" w:hint="eastAsia"/>
-          <w:color w:val="333333"/>
-          <w:kern w:val="0"/>
-          <w:sz w:val="18"/>
-          <w:szCs w:val="18"/>
-        </w:rPr>
-        <w:t>그러면</w:t>
-      </w:r>
-      <w:proofErr w:type="spellStart"/>
-      <w:r>
-        <w:rPr>
-          <w:rFonts w:ascii="Verdana" w:eastAsia="굴림" w:hAnsi="Verdana" w:cs="굴림"/>
-          <w:color w:val="333333"/>
-          <w:kern w:val="0"/>
-          <w:sz w:val="18"/>
-          <w:szCs w:val="18"/>
-        </w:rPr>
-        <w:t>ezEKP</w:t>
-      </w:r>
-      <w:proofErr w:type="spellEnd"/>
       <w:r>
         <w:rPr>
           <w:rFonts w:ascii="Verdana" w:eastAsia="굴림" w:hAnsi="Verdana" w:cs="굴림"/>
@@ -15055,29 +15059,7 @@
           <w:sz w:val="18"/>
           <w:szCs w:val="18"/>
         </w:rPr>
-        <w:t>(</w:t>
-      </w:r>
-      <w:proofErr w:type="spellStart"/>
-      <w:r>
-        <w:rPr>
-          <w:rFonts w:ascii="Verdana" w:eastAsia="굴림" w:hAnsi="Verdana" w:cs="굴림"/>
-          <w:color w:val="333333"/>
-          <w:kern w:val="0"/>
-          <w:sz w:val="18"/>
-          <w:szCs w:val="18"/>
-        </w:rPr>
-        <w:t>jmocha</w:t>
-      </w:r>
-      <w:proofErr w:type="spellEnd"/>
-      <w:r>
-        <w:rPr>
-          <w:rFonts w:ascii="Verdana" w:eastAsia="굴림" w:hAnsi="Verdana" w:cs="굴림"/>
-          <w:color w:val="333333"/>
-          <w:kern w:val="0"/>
-          <w:sz w:val="18"/>
-          <w:szCs w:val="18"/>
-        </w:rPr>
-        <w:t>)</w:t>
+        <w:t>(jmocha)</w:t>
       </w:r>
       <w:r>
         <w:rPr>
@@ -15153,7 +15135,6 @@
           <w:szCs w:val="18"/>
         </w:rPr>
       </w:pPr>
-      <w:proofErr w:type="spellStart"/>
       <w:r>
         <w:rPr>
           <w:rFonts w:ascii="Verdana" w:eastAsia="굴림" w:hAnsi="Verdana" w:cs="굴림"/>
@@ -15164,7 +15145,6 @@
         </w:rPr>
         <w:t>ezEKP</w:t>
       </w:r>
-      <w:proofErr w:type="spellEnd"/>
       <w:r>
         <w:rPr>
           <w:rFonts w:ascii="Verdana" w:eastAsia="굴림" w:hAnsi="Verdana" w:cs="굴림"/>
@@ -15479,7 +15459,6 @@
           <w:szCs w:val="18"/>
         </w:rPr>
       </w:pPr>
-      <w:proofErr w:type="spellStart"/>
       <w:r>
         <w:rPr>
           <w:rFonts w:ascii="Verdana" w:eastAsia="굴림" w:hAnsi="Verdana" w:cs="굴림"/>
@@ -15490,7 +15469,6 @@
         </w:rPr>
         <w:t>ezEKP</w:t>
       </w:r>
-      <w:proofErr w:type="spellEnd"/>
       <w:r>
         <w:rPr>
           <w:rFonts w:ascii="Verdana" w:eastAsia="굴림" w:hAnsi="Verdana" w:cs="굴림"/>
@@ -15623,7 +15601,7 @@
                     </pic:cNvPicPr>
                   </pic:nvPicPr>
                   <pic:blipFill>
-                    <a:blip r:embed="rId36">
+                    <a:blip r:embed="rId37">
                       <a:extLst>
                         <a:ext uri="{28A0092B-C50C-407E-A947-70E740481C1C}">
                           <a14:useLocalDpi xmlns:a14="http://schemas.microsoft.com/office/drawing/2010/main" val="0"/>
@@ -15811,20 +15789,8 @@
           <w:sz w:val="18"/>
           <w:szCs w:val="18"/>
         </w:rPr>
-        <w:t xml:space="preserve"> </w:t>
-      </w:r>
-      <w:proofErr w:type="spellStart"/>
-      <w:r>
-        <w:rPr>
-          <w:rFonts w:ascii="Verdana" w:eastAsia="굴림" w:hAnsi="Verdana" w:cs="굴림" w:hint="eastAsia"/>
-          <w:color w:val="333333"/>
-          <w:kern w:val="0"/>
-          <w:sz w:val="18"/>
-          <w:szCs w:val="18"/>
-        </w:rPr>
-        <w:t>ezEKP</w:t>
-      </w:r>
-      <w:proofErr w:type="spellEnd"/>
+        <w:t xml:space="preserve"> ezEKP</w:t>
+      </w:r>
       <w:r>
         <w:rPr>
           <w:rFonts w:ascii="Verdana" w:eastAsia="굴림" w:hAnsi="Verdana" w:cs="굴림" w:hint="eastAsia"/>
@@ -16205,7 +16171,7 @@
                     </pic:cNvPicPr>
                   </pic:nvPicPr>
                   <pic:blipFill>
-                    <a:blip r:embed="rId37">
+                    <a:blip r:embed="rId38">
                       <a:extLst>
                         <a:ext uri="{28A0092B-C50C-407E-A947-70E740481C1C}">
                           <a14:useLocalDpi xmlns:a14="http://schemas.microsoft.com/office/drawing/2010/main" val="0"/>
@@ -16282,33 +16248,7 @@
           <w:szCs w:val="18"/>
         </w:rPr>
         <w:lastRenderedPageBreak/>
-        <w:t xml:space="preserve">#3. </w:t>
-      </w:r>
-      <w:proofErr w:type="spellStart"/>
-      <w:r>
-        <w:rPr>
-          <w:rFonts w:ascii="Verdana" w:eastAsia="굴림" w:hAnsi="Verdana" w:cs="굴림"/>
-          <w:b/>
-          <w:bCs/>
-          <w:color w:val="333333"/>
-          <w:kern w:val="0"/>
-          <w:sz w:val="18"/>
-          <w:szCs w:val="18"/>
-        </w:rPr>
-        <w:t>JMocha</w:t>
-      </w:r>
-      <w:proofErr w:type="spellEnd"/>
-      <w:r>
-        <w:rPr>
-          <w:rFonts w:ascii="Verdana" w:eastAsia="굴림" w:hAnsi="Verdana" w:cs="굴림"/>
-          <w:b/>
-          <w:bCs/>
-          <w:color w:val="333333"/>
-          <w:kern w:val="0"/>
-          <w:sz w:val="18"/>
-          <w:szCs w:val="18"/>
-        </w:rPr>
-        <w:t xml:space="preserve"> Gateway Server </w:t>
+        <w:t xml:space="preserve">#3. JMocha Gateway Server </w:t>
       </w:r>
       <w:r>
         <w:rPr>
@@ -16354,7 +16294,7 @@
                     </pic:cNvPicPr>
                   </pic:nvPicPr>
                   <pic:blipFill rotWithShape="1">
-                    <a:blip r:embed="rId38">
+                    <a:blip r:embed="rId39">
                       <a:extLst>
                         <a:ext uri="{28A0092B-C50C-407E-A947-70E740481C1C}">
                           <a14:useLocalDpi xmlns:a14="http://schemas.microsoft.com/office/drawing/2010/main" val="0"/>
@@ -16433,33 +16373,7 @@
           <w:sz w:val="18"/>
           <w:szCs w:val="18"/>
         </w:rPr>
-        <w:t xml:space="preserve">#4. </w:t>
-      </w:r>
-      <w:proofErr w:type="spellStart"/>
-      <w:r>
-        <w:rPr>
-          <w:rFonts w:ascii="Verdana" w:eastAsia="굴림" w:hAnsi="Verdana" w:cs="굴림"/>
-          <w:b/>
-          <w:bCs/>
-          <w:color w:val="333333"/>
-          <w:kern w:val="0"/>
-          <w:sz w:val="18"/>
-          <w:szCs w:val="18"/>
-        </w:rPr>
-        <w:t>JMocha</w:t>
-      </w:r>
-      <w:proofErr w:type="spellEnd"/>
-      <w:r>
-        <w:rPr>
-          <w:rFonts w:ascii="Verdana" w:eastAsia="굴림" w:hAnsi="Verdana" w:cs="굴림"/>
-          <w:b/>
-          <w:bCs/>
-          <w:color w:val="333333"/>
-          <w:kern w:val="0"/>
-          <w:sz w:val="18"/>
-          <w:szCs w:val="18"/>
-        </w:rPr>
-        <w:t xml:space="preserve"> Mail Server </w:t>
+        <w:t xml:space="preserve">#4. JMocha Mail Server </w:t>
       </w:r>
       <w:r>
         <w:rPr>
@@ -16505,7 +16419,7 @@
                     </pic:cNvPicPr>
                   </pic:nvPicPr>
                   <pic:blipFill rotWithShape="1">
-                    <a:blip r:embed="rId39">
+                    <a:blip r:embed="rId40">
                       <a:extLst>
                         <a:ext uri="{28A0092B-C50C-407E-A947-70E740481C1C}">
                           <a14:useLocalDpi xmlns:a14="http://schemas.microsoft.com/office/drawing/2010/main" val="0"/>
@@ -16585,33 +16499,7 @@
           <w:sz w:val="18"/>
           <w:szCs w:val="18"/>
         </w:rPr>
-        <w:t xml:space="preserve">#5. </w:t>
-      </w:r>
-      <w:proofErr w:type="spellStart"/>
-      <w:r>
-        <w:rPr>
-          <w:rFonts w:ascii="Verdana" w:eastAsia="굴림" w:hAnsi="Verdana" w:cs="굴림"/>
-          <w:b/>
-          <w:bCs/>
-          <w:color w:val="333333"/>
-          <w:kern w:val="0"/>
-          <w:sz w:val="18"/>
-          <w:szCs w:val="18"/>
-        </w:rPr>
-        <w:t>ezFlow</w:t>
-      </w:r>
-      <w:proofErr w:type="spellEnd"/>
-      <w:r>
-        <w:rPr>
-          <w:rFonts w:ascii="Verdana" w:eastAsia="굴림" w:hAnsi="Verdana" w:cs="굴림"/>
-          <w:b/>
-          <w:bCs/>
-          <w:color w:val="333333"/>
-          <w:kern w:val="0"/>
-          <w:sz w:val="18"/>
-          <w:szCs w:val="18"/>
-        </w:rPr>
-        <w:t xml:space="preserve"> Server </w:t>
+        <w:t xml:space="preserve">#5. ezFlow Server </w:t>
       </w:r>
       <w:r>
         <w:rPr>
@@ -16659,7 +16547,7 @@
                     </pic:cNvPicPr>
                   </pic:nvPicPr>
                   <pic:blipFill rotWithShape="1">
-                    <a:blip r:embed="rId40">
+                    <a:blip r:embed="rId41">
                       <a:extLst>
                         <a:ext uri="{28A0092B-C50C-407E-A947-70E740481C1C}">
                           <a14:useLocalDpi xmlns:a14="http://schemas.microsoft.com/office/drawing/2010/main" val="0"/>
@@ -16858,7 +16746,7 @@
                     </pic:cNvPicPr>
                   </pic:nvPicPr>
                   <pic:blipFill rotWithShape="1">
-                    <a:blip r:embed="rId41">
+                    <a:blip r:embed="rId42">
                       <a:extLst>
                         <a:ext uri="{28A0092B-C50C-407E-A947-70E740481C1C}">
                           <a14:useLocalDpi xmlns:a14="http://schemas.microsoft.com/office/drawing/2010/main" val="0"/>
@@ -16922,21 +16810,13 @@
           <w:numId w:val="14"/>
         </w:numPr>
       </w:pPr>
-      <w:bookmarkStart w:id="75" w:name="_Toc488328271"/>
-      <w:bookmarkStart w:id="76" w:name="_Toc65143274"/>
-      <w:r>
-        <w:t xml:space="preserve">설치된 </w:t>
-      </w:r>
-      <w:proofErr w:type="spellStart"/>
-      <w:r>
-        <w:t>ezEKP</w:t>
-      </w:r>
-      <w:proofErr w:type="spellEnd"/>
-      <w:r>
-        <w:t xml:space="preserve"> 구조</w:t>
-      </w:r>
-      <w:bookmarkEnd w:id="75"/>
+      <w:bookmarkStart w:id="76" w:name="_Toc488328271"/>
+      <w:bookmarkStart w:id="77" w:name="_Toc65143274"/>
+      <w:r>
+        <w:t>설치된 ezEKP 구조</w:t>
+      </w:r>
       <w:bookmarkEnd w:id="76"/>
+      <w:bookmarkEnd w:id="77"/>
     </w:p>
     <w:p>
       <w:pPr>
@@ -16961,27 +16841,15 @@
           <w:szCs w:val="18"/>
         </w:rPr>
       </w:pPr>
-      <w:proofErr w:type="spellStart"/>
-      <w:r>
-        <w:rPr>
-          <w:rFonts w:ascii="Verdana" w:eastAsia="굴림" w:hAnsi="Verdana" w:cs="굴림"/>
-          <w:color w:val="333333"/>
-          <w:kern w:val="0"/>
-          <w:sz w:val="18"/>
-          <w:szCs w:val="18"/>
-        </w:rPr>
-        <w:t>ezEKP</w:t>
-      </w:r>
-      <w:proofErr w:type="spellEnd"/>
-      <w:r>
-        <w:rPr>
-          <w:rFonts w:ascii="Verdana" w:eastAsia="굴림" w:hAnsi="Verdana" w:cs="굴림"/>
-          <w:color w:val="333333"/>
-          <w:kern w:val="0"/>
-          <w:sz w:val="18"/>
-          <w:szCs w:val="18"/>
-        </w:rPr>
-        <w:t xml:space="preserve"> </w:t>
+      <w:r>
+        <w:rPr>
+          <w:rFonts w:ascii="Verdana" w:eastAsia="굴림" w:hAnsi="Verdana" w:cs="굴림"/>
+          <w:color w:val="333333"/>
+          <w:kern w:val="0"/>
+          <w:sz w:val="18"/>
+          <w:szCs w:val="18"/>
+        </w:rPr>
+        <w:t xml:space="preserve">ezEKP </w:t>
       </w:r>
       <w:r>
         <w:rPr>
@@ -17001,29 +16869,7 @@
           <w:sz w:val="18"/>
           <w:szCs w:val="18"/>
         </w:rPr>
-        <w:t xml:space="preserve"> </w:t>
-      </w:r>
-      <w:proofErr w:type="spellStart"/>
-      <w:r>
-        <w:rPr>
-          <w:rFonts w:ascii="Verdana" w:eastAsia="굴림" w:hAnsi="Verdana" w:cs="굴림"/>
-          <w:color w:val="333333"/>
-          <w:kern w:val="0"/>
-          <w:sz w:val="18"/>
-          <w:szCs w:val="18"/>
-        </w:rPr>
-        <w:t>ezFlow</w:t>
-      </w:r>
-      <w:proofErr w:type="spellEnd"/>
-      <w:r>
-        <w:rPr>
-          <w:rFonts w:ascii="Verdana" w:eastAsia="굴림" w:hAnsi="Verdana" w:cs="굴림"/>
-          <w:color w:val="333333"/>
-          <w:kern w:val="0"/>
-          <w:sz w:val="18"/>
-          <w:szCs w:val="18"/>
-        </w:rPr>
-        <w:t>(</w:t>
+        <w:t xml:space="preserve"> ezFlow(</w:t>
       </w:r>
       <w:r>
         <w:rPr>
@@ -17375,7 +17221,7 @@
                     </pic:cNvPicPr>
                   </pic:nvPicPr>
                   <pic:blipFill>
-                    <a:blip r:embed="rId42">
+                    <a:blip r:embed="rId43">
                       <a:extLst>
                         <a:ext uri="{28A0092B-C50C-407E-A947-70E740481C1C}">
                           <a14:useLocalDpi xmlns:a14="http://schemas.microsoft.com/office/drawing/2010/main" val="0"/>
@@ -17813,6 +17659,7 @@
         </w:rPr>
         <w:t xml:space="preserve"> </w:t>
       </w:r>
+      <w:proofErr w:type="spellStart"/>
       <w:r>
         <w:rPr>
           <w:rFonts w:ascii="Verdana" w:eastAsia="굴림" w:hAnsi="Verdana" w:cs="굴림"/>
@@ -17833,6 +17680,7 @@
         </w:rPr>
         <w:t>있다</w:t>
       </w:r>
+      <w:proofErr w:type="spellEnd"/>
       <w:r>
         <w:rPr>
           <w:rFonts w:ascii="Verdana" w:eastAsia="굴림" w:hAnsi="Verdana" w:cs="굴림"/>
@@ -17875,7 +17723,7 @@
                     </pic:cNvPicPr>
                   </pic:nvPicPr>
                   <pic:blipFill>
-                    <a:blip r:embed="rId43">
+                    <a:blip r:embed="rId44">
                       <a:extLst>
                         <a:ext uri="{28A0092B-C50C-407E-A947-70E740481C1C}">
                           <a14:useLocalDpi xmlns:a14="http://schemas.microsoft.com/office/drawing/2010/main" val="0"/>
@@ -18137,7 +17985,6 @@
         </w:rPr>
         <w:t xml:space="preserve"> </w:t>
       </w:r>
-      <w:proofErr w:type="spellStart"/>
       <w:r>
         <w:rPr>
           <w:rFonts w:ascii="Verdana" w:eastAsia="굴림" w:hAnsi="Verdana" w:cs="굴림" w:hint="eastAsia"/>
@@ -18158,38 +18005,15 @@
         </w:rPr>
         <w:t>는</w:t>
       </w:r>
-      <w:proofErr w:type="spellEnd"/>
-      <w:r>
-        <w:rPr>
-          <w:rFonts w:ascii="Verdana" w:eastAsia="굴림" w:hAnsi="Verdana" w:cs="굴림"/>
-          <w:color w:val="333333"/>
-          <w:kern w:val="0"/>
-          <w:sz w:val="18"/>
-          <w:szCs w:val="18"/>
-        </w:rPr>
-        <w:t xml:space="preserve"> </w:t>
-      </w:r>
-      <w:proofErr w:type="spellStart"/>
-      <w:r>
-        <w:rPr>
-          <w:rFonts w:ascii="Verdana" w:eastAsia="굴림" w:hAnsi="Verdana" w:cs="굴림"/>
-          <w:color w:val="333333"/>
-          <w:kern w:val="0"/>
-          <w:sz w:val="18"/>
-          <w:szCs w:val="18"/>
-        </w:rPr>
-        <w:t>MariaDB</w:t>
-      </w:r>
-      <w:proofErr w:type="spellEnd"/>
-      <w:r>
-        <w:rPr>
-          <w:rFonts w:ascii="Verdana" w:eastAsia="굴림" w:hAnsi="Verdana" w:cs="굴림"/>
-          <w:color w:val="333333"/>
-          <w:kern w:val="0"/>
-          <w:sz w:val="18"/>
-          <w:szCs w:val="18"/>
-        </w:rPr>
-        <w:t> </w:t>
+      <w:r>
+        <w:rPr>
+          <w:rFonts w:ascii="Verdana" w:eastAsia="굴림" w:hAnsi="Verdana" w:cs="굴림"/>
+          <w:color w:val="333333"/>
+          <w:kern w:val="0"/>
+          <w:sz w:val="18"/>
+          <w:szCs w:val="18"/>
+        </w:rPr>
+        <w:t xml:space="preserve"> MariaDB </w:t>
       </w:r>
       <w:r>
         <w:rPr>
@@ -18675,6 +18499,26 @@
         </w:rPr>
         <w:t xml:space="preserve"> </w:t>
       </w:r>
+      <w:r>
+        <w:rPr>
+          <w:rFonts w:ascii="Verdana" w:eastAsia="굴림" w:hAnsi="Verdana" w:cs="굴림"/>
+          <w:color w:val="333333"/>
+          <w:kern w:val="0"/>
+          <w:sz w:val="18"/>
+          <w:szCs w:val="18"/>
+        </w:rPr>
+        <w:t>디렉토리에는</w:t>
+      </w:r>
+      <w:r>
+        <w:rPr>
+          <w:rFonts w:ascii="Verdana" w:eastAsia="굴림" w:hAnsi="Verdana" w:cs="굴림"/>
+          <w:color w:val="333333"/>
+          <w:kern w:val="0"/>
+          <w:sz w:val="18"/>
+          <w:szCs w:val="18"/>
+        </w:rPr>
+        <w:t> </w:t>
+      </w:r>
       <w:proofErr w:type="spellStart"/>
       <w:r>
         <w:rPr>
@@ -18684,7 +18528,7 @@
           <w:sz w:val="18"/>
           <w:szCs w:val="18"/>
         </w:rPr>
-        <w:t>디렉토리에는</w:t>
+        <w:t>ezFlow</w:t>
       </w:r>
       <w:proofErr w:type="spellEnd"/>
       <w:r>
@@ -18695,8 +18539,88 @@
           <w:sz w:val="18"/>
           <w:szCs w:val="18"/>
         </w:rPr>
+        <w:t>에서</w:t>
+      </w:r>
+      <w:r>
+        <w:rPr>
+          <w:rFonts w:ascii="Verdana" w:eastAsia="굴림" w:hAnsi="Verdana" w:cs="굴림"/>
+          <w:color w:val="333333"/>
+          <w:kern w:val="0"/>
+          <w:sz w:val="18"/>
+          <w:szCs w:val="18"/>
+        </w:rPr>
         <w:t> </w:t>
       </w:r>
+      <w:r>
+        <w:rPr>
+          <w:rFonts w:ascii="Verdana" w:eastAsia="굴림" w:hAnsi="Verdana" w:cs="굴림"/>
+          <w:color w:val="333333"/>
+          <w:kern w:val="0"/>
+          <w:sz w:val="18"/>
+          <w:szCs w:val="18"/>
+        </w:rPr>
+        <w:t>업로드한</w:t>
+      </w:r>
+      <w:r>
+        <w:rPr>
+          <w:rFonts w:ascii="Verdana" w:eastAsia="굴림" w:hAnsi="Verdana" w:cs="굴림"/>
+          <w:color w:val="333333"/>
+          <w:kern w:val="0"/>
+          <w:sz w:val="18"/>
+          <w:szCs w:val="18"/>
+        </w:rPr>
+        <w:t xml:space="preserve"> </w:t>
+      </w:r>
+      <w:r>
+        <w:rPr>
+          <w:rFonts w:ascii="Verdana" w:eastAsia="굴림" w:hAnsi="Verdana" w:cs="굴림"/>
+          <w:color w:val="333333"/>
+          <w:kern w:val="0"/>
+          <w:sz w:val="18"/>
+          <w:szCs w:val="18"/>
+        </w:rPr>
+        <w:t>파일들이</w:t>
+      </w:r>
+      <w:r>
+        <w:rPr>
+          <w:rFonts w:ascii="Verdana" w:eastAsia="굴림" w:hAnsi="Verdana" w:cs="굴림"/>
+          <w:color w:val="333333"/>
+          <w:kern w:val="0"/>
+          <w:sz w:val="18"/>
+          <w:szCs w:val="18"/>
+        </w:rPr>
+        <w:t xml:space="preserve"> </w:t>
+      </w:r>
+      <w:r>
+        <w:rPr>
+          <w:rFonts w:ascii="Verdana" w:eastAsia="굴림" w:hAnsi="Verdana" w:cs="굴림"/>
+          <w:color w:val="333333"/>
+          <w:kern w:val="0"/>
+          <w:sz w:val="18"/>
+          <w:szCs w:val="18"/>
+        </w:rPr>
+        <w:t>저장</w:t>
+      </w:r>
+      <w:r>
+        <w:rPr>
+          <w:rFonts w:ascii="Verdana" w:eastAsia="굴림" w:hAnsi="Verdana" w:cs="굴림" w:hint="eastAsia"/>
+          <w:color w:val="333333"/>
+          <w:kern w:val="0"/>
+          <w:sz w:val="18"/>
+          <w:szCs w:val="18"/>
+        </w:rPr>
+        <w:t>된다</w:t>
+      </w:r>
+      <w:r>
+        <w:rPr>
+          <w:rFonts w:ascii="Verdana" w:eastAsia="굴림" w:hAnsi="Verdana" w:cs="굴림"/>
+          <w:color w:val="333333"/>
+          <w:kern w:val="0"/>
+          <w:sz w:val="18"/>
+          <w:szCs w:val="18"/>
+        </w:rPr>
+        <w:t>. /home/</w:t>
+      </w:r>
       <w:proofErr w:type="spellStart"/>
       <w:r>
         <w:rPr>
@@ -18706,6 +18630,50 @@
           <w:sz w:val="18"/>
           <w:szCs w:val="18"/>
         </w:rPr>
+        <w:t>jmocha</w:t>
+      </w:r>
+      <w:proofErr w:type="spellEnd"/>
+      <w:r>
+        <w:rPr>
+          <w:rFonts w:ascii="Verdana" w:eastAsia="굴림" w:hAnsi="Verdana" w:cs="굴림"/>
+          <w:color w:val="333333"/>
+          <w:kern w:val="0"/>
+          <w:sz w:val="18"/>
+          <w:szCs w:val="18"/>
+        </w:rPr>
+        <w:t>/</w:t>
+      </w:r>
+      <w:proofErr w:type="spellStart"/>
+      <w:r>
+        <w:rPr>
+          <w:rFonts w:ascii="Verdana" w:eastAsia="굴림" w:hAnsi="Verdana" w:cs="굴림"/>
+          <w:color w:val="333333"/>
+          <w:kern w:val="0"/>
+          <w:sz w:val="18"/>
+          <w:szCs w:val="18"/>
+        </w:rPr>
+        <w:t>ezEKP</w:t>
+      </w:r>
+      <w:proofErr w:type="spellEnd"/>
+      <w:r>
+        <w:rPr>
+          <w:rFonts w:ascii="Verdana" w:eastAsia="굴림" w:hAnsi="Verdana" w:cs="굴림"/>
+          <w:color w:val="333333"/>
+          <w:kern w:val="0"/>
+          <w:sz w:val="18"/>
+          <w:szCs w:val="18"/>
+        </w:rPr>
+        <w:t>/</w:t>
+      </w:r>
+      <w:proofErr w:type="spellStart"/>
+      <w:r>
+        <w:rPr>
+          <w:rFonts w:ascii="Verdana" w:eastAsia="굴림" w:hAnsi="Verdana" w:cs="굴림"/>
+          <w:color w:val="333333"/>
+          <w:kern w:val="0"/>
+          <w:sz w:val="18"/>
+          <w:szCs w:val="18"/>
+        </w:rPr>
         <w:t>ezFlow</w:t>
       </w:r>
       <w:proofErr w:type="spellEnd"/>
@@ -18717,7 +18685,39 @@
           <w:sz w:val="18"/>
           <w:szCs w:val="18"/>
         </w:rPr>
-        <w:t>에서</w:t>
+        <w:t>/</w:t>
+      </w:r>
+      <w:proofErr w:type="spellStart"/>
+      <w:r>
+        <w:rPr>
+          <w:rFonts w:ascii="Verdana" w:eastAsia="굴림" w:hAnsi="Verdana" w:cs="굴림"/>
+          <w:color w:val="333333"/>
+          <w:kern w:val="0"/>
+          <w:sz w:val="18"/>
+          <w:szCs w:val="18"/>
+        </w:rPr>
+        <w:t>webapps</w:t>
+      </w:r>
+      <w:proofErr w:type="spellEnd"/>
+      <w:r>
+        <w:rPr>
+          <w:rFonts w:ascii="Verdana" w:eastAsia="굴림" w:hAnsi="Verdana" w:cs="굴림"/>
+          <w:color w:val="333333"/>
+          <w:kern w:val="0"/>
+          <w:sz w:val="18"/>
+          <w:szCs w:val="18"/>
+        </w:rPr>
+        <w:t xml:space="preserve">/ROOT </w:t>
+      </w:r>
+      <w:r>
+        <w:rPr>
+          <w:rFonts w:ascii="Verdana" w:eastAsia="굴림" w:hAnsi="Verdana" w:cs="굴림"/>
+          <w:color w:val="333333"/>
+          <w:kern w:val="0"/>
+          <w:sz w:val="18"/>
+          <w:szCs w:val="18"/>
+        </w:rPr>
+        <w:t>밑에</w:t>
       </w:r>
       <w:r>
         <w:rPr>
@@ -18738,7 +18738,7 @@
           <w:sz w:val="18"/>
           <w:szCs w:val="18"/>
         </w:rPr>
-        <w:t>업로드한</w:t>
+        <w:t>fileroot</w:t>
       </w:r>
       <w:proofErr w:type="spellEnd"/>
       <w:r>
@@ -18751,56 +18751,6 @@
         </w:rPr>
         <w:t xml:space="preserve"> </w:t>
       </w:r>
-      <w:r>
-        <w:rPr>
-          <w:rFonts w:ascii="Verdana" w:eastAsia="굴림" w:hAnsi="Verdana" w:cs="굴림"/>
-          <w:color w:val="333333"/>
-          <w:kern w:val="0"/>
-          <w:sz w:val="18"/>
-          <w:szCs w:val="18"/>
-        </w:rPr>
-        <w:t>파일들이</w:t>
-      </w:r>
-      <w:r>
-        <w:rPr>
-          <w:rFonts w:ascii="Verdana" w:eastAsia="굴림" w:hAnsi="Verdana" w:cs="굴림"/>
-          <w:color w:val="333333"/>
-          <w:kern w:val="0"/>
-          <w:sz w:val="18"/>
-          <w:szCs w:val="18"/>
-        </w:rPr>
-        <w:t xml:space="preserve"> </w:t>
-      </w:r>
-      <w:r>
-        <w:rPr>
-          <w:rFonts w:ascii="Verdana" w:eastAsia="굴림" w:hAnsi="Verdana" w:cs="굴림"/>
-          <w:color w:val="333333"/>
-          <w:kern w:val="0"/>
-          <w:sz w:val="18"/>
-          <w:szCs w:val="18"/>
-        </w:rPr>
-        <w:t>저장</w:t>
-      </w:r>
-      <w:r>
-        <w:rPr>
-          <w:rFonts w:ascii="Verdana" w:eastAsia="굴림" w:hAnsi="Verdana" w:cs="굴림" w:hint="eastAsia"/>
-          <w:color w:val="333333"/>
-          <w:kern w:val="0"/>
-          <w:sz w:val="18"/>
-          <w:szCs w:val="18"/>
-        </w:rPr>
-        <w:t>된다</w:t>
-      </w:r>
-      <w:r>
-        <w:rPr>
-          <w:rFonts w:ascii="Verdana" w:eastAsia="굴림" w:hAnsi="Verdana" w:cs="굴림"/>
-          <w:color w:val="333333"/>
-          <w:kern w:val="0"/>
-          <w:sz w:val="18"/>
-          <w:szCs w:val="18"/>
-        </w:rPr>
-        <w:t>. /home/</w:t>
-      </w:r>
       <w:proofErr w:type="spellStart"/>
       <w:r>
         <w:rPr>
@@ -18810,7 +18760,7 @@
           <w:sz w:val="18"/>
           <w:szCs w:val="18"/>
         </w:rPr>
-        <w:t>jmocha</w:t>
+        <w:t>심볼릭링크와</w:t>
       </w:r>
       <w:proofErr w:type="spellEnd"/>
       <w:r>
@@ -18821,7 +18771,7 @@
           <w:sz w:val="18"/>
           <w:szCs w:val="18"/>
         </w:rPr>
-        <w:t>/</w:t>
+        <w:t xml:space="preserve"> </w:t>
       </w:r>
       <w:proofErr w:type="spellStart"/>
       <w:r>
@@ -18832,147 +18782,19 @@
           <w:sz w:val="18"/>
           <w:szCs w:val="18"/>
         </w:rPr>
-        <w:t>ezEKP</w:t>
+        <w:t>연결되어있</w:t>
+      </w:r>
+      <w:r>
+        <w:rPr>
+          <w:rFonts w:ascii="Verdana" w:eastAsia="굴림" w:hAnsi="Verdana" w:cs="굴림" w:hint="eastAsia"/>
+          <w:color w:val="333333"/>
+          <w:kern w:val="0"/>
+          <w:sz w:val="18"/>
+          <w:szCs w:val="18"/>
+        </w:rPr>
+        <w:t>다</w:t>
       </w:r>
       <w:proofErr w:type="spellEnd"/>
-      <w:r>
-        <w:rPr>
-          <w:rFonts w:ascii="Verdana" w:eastAsia="굴림" w:hAnsi="Verdana" w:cs="굴림"/>
-          <w:color w:val="333333"/>
-          <w:kern w:val="0"/>
-          <w:sz w:val="18"/>
-          <w:szCs w:val="18"/>
-        </w:rPr>
-        <w:t>/</w:t>
-      </w:r>
-      <w:proofErr w:type="spellStart"/>
-      <w:r>
-        <w:rPr>
-          <w:rFonts w:ascii="Verdana" w:eastAsia="굴림" w:hAnsi="Verdana" w:cs="굴림"/>
-          <w:color w:val="333333"/>
-          <w:kern w:val="0"/>
-          <w:sz w:val="18"/>
-          <w:szCs w:val="18"/>
-        </w:rPr>
-        <w:t>ezFlow</w:t>
-      </w:r>
-      <w:proofErr w:type="spellEnd"/>
-      <w:r>
-        <w:rPr>
-          <w:rFonts w:ascii="Verdana" w:eastAsia="굴림" w:hAnsi="Verdana" w:cs="굴림"/>
-          <w:color w:val="333333"/>
-          <w:kern w:val="0"/>
-          <w:sz w:val="18"/>
-          <w:szCs w:val="18"/>
-        </w:rPr>
-        <w:t>/</w:t>
-      </w:r>
-      <w:proofErr w:type="spellStart"/>
-      <w:r>
-        <w:rPr>
-          <w:rFonts w:ascii="Verdana" w:eastAsia="굴림" w:hAnsi="Verdana" w:cs="굴림"/>
-          <w:color w:val="333333"/>
-          <w:kern w:val="0"/>
-          <w:sz w:val="18"/>
-          <w:szCs w:val="18"/>
-        </w:rPr>
-        <w:t>webapps</w:t>
-      </w:r>
-      <w:proofErr w:type="spellEnd"/>
-      <w:r>
-        <w:rPr>
-          <w:rFonts w:ascii="Verdana" w:eastAsia="굴림" w:hAnsi="Verdana" w:cs="굴림"/>
-          <w:color w:val="333333"/>
-          <w:kern w:val="0"/>
-          <w:sz w:val="18"/>
-          <w:szCs w:val="18"/>
-        </w:rPr>
-        <w:t xml:space="preserve">/ROOT </w:t>
-      </w:r>
-      <w:r>
-        <w:rPr>
-          <w:rFonts w:ascii="Verdana" w:eastAsia="굴림" w:hAnsi="Verdana" w:cs="굴림"/>
-          <w:color w:val="333333"/>
-          <w:kern w:val="0"/>
-          <w:sz w:val="18"/>
-          <w:szCs w:val="18"/>
-        </w:rPr>
-        <w:t>밑에</w:t>
-      </w:r>
-      <w:r>
-        <w:rPr>
-          <w:rFonts w:ascii="Verdana" w:eastAsia="굴림" w:hAnsi="Verdana" w:cs="굴림"/>
-          <w:color w:val="333333"/>
-          <w:kern w:val="0"/>
-          <w:sz w:val="18"/>
-          <w:szCs w:val="18"/>
-        </w:rPr>
-        <w:t> </w:t>
-      </w:r>
-      <w:proofErr w:type="spellStart"/>
-      <w:r>
-        <w:rPr>
-          <w:rFonts w:ascii="Verdana" w:eastAsia="굴림" w:hAnsi="Verdana" w:cs="굴림"/>
-          <w:color w:val="333333"/>
-          <w:kern w:val="0"/>
-          <w:sz w:val="18"/>
-          <w:szCs w:val="18"/>
-        </w:rPr>
-        <w:t>fileroot</w:t>
-      </w:r>
-      <w:proofErr w:type="spellEnd"/>
-      <w:r>
-        <w:rPr>
-          <w:rFonts w:ascii="Verdana" w:eastAsia="굴림" w:hAnsi="Verdana" w:cs="굴림"/>
-          <w:color w:val="333333"/>
-          <w:kern w:val="0"/>
-          <w:sz w:val="18"/>
-          <w:szCs w:val="18"/>
-        </w:rPr>
-        <w:t xml:space="preserve"> </w:t>
-      </w:r>
-      <w:proofErr w:type="spellStart"/>
-      <w:r>
-        <w:rPr>
-          <w:rFonts w:ascii="Verdana" w:eastAsia="굴림" w:hAnsi="Verdana" w:cs="굴림"/>
-          <w:color w:val="333333"/>
-          <w:kern w:val="0"/>
-          <w:sz w:val="18"/>
-          <w:szCs w:val="18"/>
-        </w:rPr>
-        <w:t>심볼릭링크와</w:t>
-      </w:r>
-      <w:proofErr w:type="spellEnd"/>
-      <w:r>
-        <w:rPr>
-          <w:rFonts w:ascii="Verdana" w:eastAsia="굴림" w:hAnsi="Verdana" w:cs="굴림"/>
-          <w:color w:val="333333"/>
-          <w:kern w:val="0"/>
-          <w:sz w:val="18"/>
-          <w:szCs w:val="18"/>
-        </w:rPr>
-        <w:t xml:space="preserve"> </w:t>
-      </w:r>
-      <w:r>
-        <w:rPr>
-          <w:rFonts w:ascii="Verdana" w:eastAsia="굴림" w:hAnsi="Verdana" w:cs="굴림"/>
-          <w:color w:val="333333"/>
-          <w:kern w:val="0"/>
-          <w:sz w:val="18"/>
-          <w:szCs w:val="18"/>
-        </w:rPr>
-        <w:t>연결되어있</w:t>
-      </w:r>
-      <w:r>
-        <w:rPr>
-          <w:rFonts w:ascii="Verdana" w:eastAsia="굴림" w:hAnsi="Verdana" w:cs="굴림" w:hint="eastAsia"/>
-          <w:color w:val="333333"/>
-          <w:kern w:val="0"/>
-          <w:sz w:val="18"/>
-          <w:szCs w:val="18"/>
-        </w:rPr>
-        <w:t>다</w:t>
-      </w:r>
       <w:r>
         <w:rPr>
           <w:rFonts w:ascii="Verdana" w:eastAsia="굴림" w:hAnsi="Verdana" w:cs="굴림"/>
@@ -19016,7 +18838,7 @@
                     </pic:cNvPicPr>
                   </pic:nvPicPr>
                   <pic:blipFill>
-                    <a:blip r:embed="rId44">
+                    <a:blip r:embed="rId45">
                       <a:extLst>
                         <a:ext uri="{28A0092B-C50C-407E-A947-70E740481C1C}">
                           <a14:useLocalDpi xmlns:a14="http://schemas.microsoft.com/office/drawing/2010/main" val="0"/>
@@ -19067,13 +18889,13 @@
           <w:numId w:val="14"/>
         </w:numPr>
       </w:pPr>
-      <w:bookmarkStart w:id="77" w:name="_Toc488328272"/>
-      <w:bookmarkStart w:id="78" w:name="_Toc65143275"/>
+      <w:bookmarkStart w:id="78" w:name="_Toc488328272"/>
+      <w:bookmarkStart w:id="79" w:name="_Toc65143275"/>
       <w:r>
         <w:t>설치된 서버들이 잘 돌아가는지 확인</w:t>
       </w:r>
-      <w:bookmarkEnd w:id="77"/>
       <w:bookmarkEnd w:id="78"/>
+      <w:bookmarkEnd w:id="79"/>
     </w:p>
     <w:p>
       <w:pPr>
@@ -19158,20 +18980,8 @@
           <w:sz w:val="18"/>
           <w:szCs w:val="18"/>
         </w:rPr>
-        <w:t xml:space="preserve"> </w:t>
-      </w:r>
-      <w:proofErr w:type="spellStart"/>
-      <w:r>
-        <w:rPr>
-          <w:rFonts w:ascii="Verdana" w:eastAsia="굴림" w:hAnsi="Verdana" w:cs="굴림"/>
-          <w:color w:val="333333"/>
-          <w:kern w:val="0"/>
-          <w:sz w:val="18"/>
-          <w:szCs w:val="18"/>
-        </w:rPr>
-        <w:t>MariaDB</w:t>
-      </w:r>
-      <w:proofErr w:type="spellEnd"/>
+        <w:t xml:space="preserve"> MariaDB</w:t>
+      </w:r>
       <w:r>
         <w:rPr>
           <w:rFonts w:ascii="Verdana" w:eastAsia="굴림" w:hAnsi="Verdana" w:cs="굴림"/>
@@ -20018,19 +19828,10 @@
           <w:numId w:val="14"/>
         </w:numPr>
       </w:pPr>
-      <w:bookmarkStart w:id="79" w:name="_Toc488328273"/>
-      <w:bookmarkStart w:id="80" w:name="_Toc65143276"/>
-      <w:proofErr w:type="spellStart"/>
-      <w:r>
-        <w:t>ezEKP</w:t>
-      </w:r>
-      <w:proofErr w:type="spellEnd"/>
-      <w:r>
-        <w:t xml:space="preserve"> </w:t>
-      </w:r>
-      <w:proofErr w:type="spellStart"/>
-      <w:r>
-        <w:t>디렉토리</w:t>
+      <w:bookmarkStart w:id="80" w:name="_Toc488328273"/>
+      <w:bookmarkStart w:id="81" w:name="_Toc65143276"/>
+      <w:r>
+        <w:t>ezEKP 디렉토리</w:t>
       </w:r>
       <w:r>
         <w:rPr>
@@ -20038,40 +19839,17 @@
         </w:rPr>
         <w:t>를</w:t>
       </w:r>
-      <w:proofErr w:type="spellEnd"/>
-      <w:r>
-        <w:t xml:space="preserve"> </w:t>
-      </w:r>
-      <w:proofErr w:type="spellStart"/>
-      <w:r>
-        <w:t>jmocha</w:t>
-      </w:r>
-      <w:proofErr w:type="spellEnd"/>
-      <w:r>
-        <w:t xml:space="preserve"> 소유로 변경 </w:t>
+      <w:r>
+        <w:t xml:space="preserve"> jmocha 소유로 변경 </w:t>
       </w:r>
       <w:r>
         <w:rPr>
           <w:color w:val="FF0000"/>
         </w:rPr>
-        <w:t xml:space="preserve">(하위 </w:t>
-      </w:r>
-      <w:proofErr w:type="spellStart"/>
-      <w:r>
-        <w:rPr>
-          <w:color w:val="FF0000"/>
-        </w:rPr>
-        <w:t>디렉토리도</w:t>
-      </w:r>
-      <w:proofErr w:type="spellEnd"/>
-      <w:r>
-        <w:rPr>
-          <w:color w:val="FF0000"/>
-        </w:rPr>
-        <w:t xml:space="preserve"> 모두)</w:t>
-      </w:r>
-      <w:bookmarkEnd w:id="79"/>
+        <w:t>(하위 디렉토리도 모두)</w:t>
+      </w:r>
       <w:bookmarkEnd w:id="80"/>
+      <w:bookmarkEnd w:id="81"/>
     </w:p>
     <w:p>
       <w:pPr>
@@ -20182,19 +19960,11 @@
           <w:numId w:val="14"/>
         </w:numPr>
       </w:pPr>
-      <w:proofErr w:type="spellStart"/>
       <w:r>
         <w:rPr>
           <w:rFonts w:hint="eastAsia"/>
         </w:rPr>
-        <w:t>모바일</w:t>
-      </w:r>
-      <w:proofErr w:type="spellEnd"/>
-      <w:r>
-        <w:rPr>
-          <w:rFonts w:hint="eastAsia"/>
-        </w:rPr>
-        <w:t xml:space="preserve"> 서버(</w:t>
+        <w:t>모바일 서버(</w:t>
       </w:r>
       <w:proofErr w:type="spellStart"/>
       <w:r>
@@ -20220,10 +19990,142 @@
         </w:numPr>
         <w:ind w:leftChars="0"/>
       </w:pPr>
+      <w:r>
+        <w:rPr>
+          <w:rFonts w:ascii="Verdana" w:eastAsia="굴림" w:hAnsi="Verdana" w:cs="굴림" w:hint="eastAsia"/>
+          <w:b/>
+          <w:bCs/>
+          <w:color w:val="333333"/>
+          <w:kern w:val="0"/>
+          <w:sz w:val="18"/>
+          <w:szCs w:val="18"/>
+        </w:rPr>
+        <w:t>모바일용</w:t>
+      </w:r>
+      <w:r>
+        <w:rPr>
+          <w:rFonts w:ascii="Verdana" w:eastAsia="굴림" w:hAnsi="Verdana" w:cs="굴림" w:hint="eastAsia"/>
+          <w:b/>
+          <w:bCs/>
+          <w:color w:val="333333"/>
+          <w:kern w:val="0"/>
+          <w:sz w:val="18"/>
+          <w:szCs w:val="18"/>
+        </w:rPr>
+        <w:t xml:space="preserve"> </w:t>
+      </w:r>
+      <w:r>
+        <w:rPr>
+          <w:rFonts w:ascii="Verdana" w:eastAsia="굴림" w:hAnsi="Verdana" w:cs="굴림"/>
+          <w:b/>
+          <w:bCs/>
+          <w:color w:val="333333"/>
+          <w:kern w:val="0"/>
+          <w:sz w:val="18"/>
+          <w:szCs w:val="18"/>
+        </w:rPr>
+        <w:t>UI</w:t>
+      </w:r>
+      <w:r>
+        <w:rPr>
+          <w:rFonts w:ascii="Verdana" w:eastAsia="굴림" w:hAnsi="Verdana" w:cs="굴림" w:hint="eastAsia"/>
+          <w:b/>
+          <w:bCs/>
+          <w:color w:val="333333"/>
+          <w:kern w:val="0"/>
+          <w:sz w:val="18"/>
+          <w:szCs w:val="18"/>
+        </w:rPr>
+        <w:t>를</w:t>
+      </w:r>
+      <w:r>
+        <w:rPr>
+          <w:rFonts w:ascii="Verdana" w:eastAsia="굴림" w:hAnsi="Verdana" w:cs="굴림" w:hint="eastAsia"/>
+          <w:b/>
+          <w:bCs/>
+          <w:color w:val="333333"/>
+          <w:kern w:val="0"/>
+          <w:sz w:val="18"/>
+          <w:szCs w:val="18"/>
+        </w:rPr>
+        <w:t xml:space="preserve"> </w:t>
+      </w:r>
+      <w:r>
+        <w:rPr>
+          <w:rFonts w:ascii="Verdana" w:eastAsia="굴림" w:hAnsi="Verdana" w:cs="굴림" w:hint="eastAsia"/>
+          <w:b/>
+          <w:bCs/>
+          <w:color w:val="333333"/>
+          <w:kern w:val="0"/>
+          <w:sz w:val="18"/>
+          <w:szCs w:val="18"/>
+        </w:rPr>
+        <w:t>제공하는</w:t>
+      </w:r>
+      <w:r>
+        <w:rPr>
+          <w:rFonts w:ascii="Verdana" w:eastAsia="굴림" w:hAnsi="Verdana" w:cs="굴림" w:hint="eastAsia"/>
+          <w:b/>
+          <w:bCs/>
+          <w:color w:val="333333"/>
+          <w:kern w:val="0"/>
+          <w:sz w:val="18"/>
+          <w:szCs w:val="18"/>
+        </w:rPr>
+        <w:t xml:space="preserve"> </w:t>
+      </w:r>
+      <w:r>
+        <w:rPr>
+          <w:rFonts w:ascii="Verdana" w:eastAsia="굴림" w:hAnsi="Verdana" w:cs="굴림" w:hint="eastAsia"/>
+          <w:b/>
+          <w:bCs/>
+          <w:color w:val="333333"/>
+          <w:kern w:val="0"/>
+          <w:sz w:val="18"/>
+          <w:szCs w:val="18"/>
+        </w:rPr>
+        <w:t>모바일</w:t>
+      </w:r>
+      <w:r>
+        <w:rPr>
+          <w:rFonts w:ascii="Verdana" w:eastAsia="굴림" w:hAnsi="Verdana" w:cs="굴림" w:hint="eastAsia"/>
+          <w:b/>
+          <w:bCs/>
+          <w:color w:val="333333"/>
+          <w:kern w:val="0"/>
+          <w:sz w:val="18"/>
+          <w:szCs w:val="18"/>
+        </w:rPr>
+        <w:t xml:space="preserve"> </w:t>
+      </w:r>
+      <w:r>
+        <w:rPr>
+          <w:rFonts w:ascii="Verdana" w:eastAsia="굴림" w:hAnsi="Verdana" w:cs="굴림" w:hint="eastAsia"/>
+          <w:b/>
+          <w:bCs/>
+          <w:color w:val="333333"/>
+          <w:kern w:val="0"/>
+          <w:sz w:val="18"/>
+          <w:szCs w:val="18"/>
+        </w:rPr>
+        <w:t>서버</w:t>
+      </w:r>
+      <w:r>
+        <w:rPr>
+          <w:rFonts w:ascii="Verdana" w:eastAsia="굴림" w:hAnsi="Verdana" w:cs="굴림" w:hint="eastAsia"/>
+          <w:b/>
+          <w:bCs/>
+          <w:color w:val="333333"/>
+          <w:kern w:val="0"/>
+          <w:sz w:val="18"/>
+          <w:szCs w:val="18"/>
+        </w:rPr>
+        <w:t>(</w:t>
+      </w:r>
       <w:proofErr w:type="spellStart"/>
       <w:r>
         <w:rPr>
-          <w:rFonts w:ascii="Verdana" w:eastAsia="굴림" w:hAnsi="Verdana" w:cs="굴림" w:hint="eastAsia"/>
+          <w:rFonts w:ascii="Verdana" w:eastAsia="굴림" w:hAnsi="Verdana" w:cs="굴림"/>
           <w:b/>
           <w:bCs/>
           <w:color w:val="333333"/>
@@ -20231,12 +20133,12 @@
           <w:sz w:val="18"/>
           <w:szCs w:val="18"/>
         </w:rPr>
-        <w:t>모바일용</w:t>
+        <w:t>ezMobile</w:t>
       </w:r>
       <w:proofErr w:type="spellEnd"/>
       <w:r>
         <w:rPr>
-          <w:rFonts w:ascii="Verdana" w:eastAsia="굴림" w:hAnsi="Verdana" w:cs="굴림" w:hint="eastAsia"/>
+          <w:rFonts w:ascii="Verdana" w:eastAsia="굴림" w:hAnsi="Verdana" w:cs="굴림"/>
           <w:b/>
           <w:bCs/>
           <w:color w:val="333333"/>
@@ -20244,11 +20146,12 @@
           <w:sz w:val="18"/>
           <w:szCs w:val="18"/>
         </w:rPr>
-        <w:t xml:space="preserve"> </w:t>
-      </w:r>
-      <w:r>
-        <w:rPr>
-          <w:rFonts w:ascii="Verdana" w:eastAsia="굴림" w:hAnsi="Verdana" w:cs="굴림"/>
+        <w:t>)</w:t>
+      </w:r>
+      <w:proofErr w:type="spellStart"/>
+      <w:r>
+        <w:rPr>
+          <w:rFonts w:ascii="Verdana" w:eastAsia="굴림" w:hAnsi="Verdana" w:cs="굴림" w:hint="eastAsia"/>
           <w:b/>
           <w:bCs/>
           <w:color w:val="333333"/>
@@ -20256,8 +20159,9 @@
           <w:sz w:val="18"/>
           <w:szCs w:val="18"/>
         </w:rPr>
-        <w:t>UI</w:t>
-      </w:r>
+        <w:t>를</w:t>
+      </w:r>
+      <w:proofErr w:type="spellEnd"/>
       <w:r>
         <w:rPr>
           <w:rFonts w:ascii="Verdana" w:eastAsia="굴림" w:hAnsi="Verdana" w:cs="굴림" w:hint="eastAsia"/>
@@ -20268,11 +20172,11 @@
           <w:sz w:val="18"/>
           <w:szCs w:val="18"/>
         </w:rPr>
-        <w:t>를</w:t>
-      </w:r>
-      <w:r>
-        <w:rPr>
-          <w:rFonts w:ascii="Verdana" w:eastAsia="굴림" w:hAnsi="Verdana" w:cs="굴림" w:hint="eastAsia"/>
+        <w:t xml:space="preserve"> </w:t>
+      </w:r>
+      <w:r>
+        <w:rPr>
+          <w:rFonts w:ascii="Verdana" w:eastAsia="굴림" w:hAnsi="Verdana" w:cs="굴림"/>
           <w:b/>
           <w:bCs/>
           <w:color w:val="333333"/>
@@ -20280,11 +20184,12 @@
           <w:sz w:val="18"/>
           <w:szCs w:val="18"/>
         </w:rPr>
-        <w:t xml:space="preserve"> </w:t>
-      </w:r>
-      <w:r>
-        <w:rPr>
-          <w:rFonts w:ascii="Verdana" w:eastAsia="굴림" w:hAnsi="Verdana" w:cs="굴림" w:hint="eastAsia"/>
+        <w:t>‘</w:t>
+      </w:r>
+      <w:proofErr w:type="spellStart"/>
+      <w:r>
+        <w:rPr>
+          <w:rFonts w:ascii="Verdana" w:eastAsia="굴림" w:hAnsi="Verdana" w:cs="굴림"/>
           <w:b/>
           <w:bCs/>
           <w:color w:val="333333"/>
@@ -20292,11 +20197,12 @@
           <w:sz w:val="18"/>
           <w:szCs w:val="18"/>
         </w:rPr>
-        <w:t>제공하는</w:t>
-      </w:r>
-      <w:r>
-        <w:rPr>
-          <w:rFonts w:ascii="Verdana" w:eastAsia="굴림" w:hAnsi="Verdana" w:cs="굴림" w:hint="eastAsia"/>
+        <w:t>ezMobile</w:t>
+      </w:r>
+      <w:proofErr w:type="spellEnd"/>
+      <w:r>
+        <w:rPr>
+          <w:rFonts w:ascii="Verdana" w:eastAsia="굴림" w:hAnsi="Verdana" w:cs="굴림"/>
           <w:b/>
           <w:bCs/>
           <w:color w:val="333333"/>
@@ -20304,135 +20210,7 @@
           <w:sz w:val="18"/>
           <w:szCs w:val="18"/>
         </w:rPr>
-        <w:t xml:space="preserve"> </w:t>
-      </w:r>
-      <w:proofErr w:type="spellStart"/>
-      <w:r>
-        <w:rPr>
-          <w:rFonts w:ascii="Verdana" w:eastAsia="굴림" w:hAnsi="Verdana" w:cs="굴림" w:hint="eastAsia"/>
-          <w:b/>
-          <w:bCs/>
-          <w:color w:val="333333"/>
-          <w:kern w:val="0"/>
-          <w:sz w:val="18"/>
-          <w:szCs w:val="18"/>
-        </w:rPr>
-        <w:t>모바일</w:t>
-      </w:r>
-      <w:proofErr w:type="spellEnd"/>
-      <w:r>
-        <w:rPr>
-          <w:rFonts w:ascii="Verdana" w:eastAsia="굴림" w:hAnsi="Verdana" w:cs="굴림" w:hint="eastAsia"/>
-          <w:b/>
-          <w:bCs/>
-          <w:color w:val="333333"/>
-          <w:kern w:val="0"/>
-          <w:sz w:val="18"/>
-          <w:szCs w:val="18"/>
-        </w:rPr>
-        <w:t xml:space="preserve"> </w:t>
-      </w:r>
-      <w:r>
-        <w:rPr>
-          <w:rFonts w:ascii="Verdana" w:eastAsia="굴림" w:hAnsi="Verdana" w:cs="굴림" w:hint="eastAsia"/>
-          <w:b/>
-          <w:bCs/>
-          <w:color w:val="333333"/>
-          <w:kern w:val="0"/>
-          <w:sz w:val="18"/>
-          <w:szCs w:val="18"/>
-        </w:rPr>
-        <w:t>서버</w:t>
-      </w:r>
-      <w:r>
-        <w:rPr>
-          <w:rFonts w:ascii="Verdana" w:eastAsia="굴림" w:hAnsi="Verdana" w:cs="굴림" w:hint="eastAsia"/>
-          <w:b/>
-          <w:bCs/>
-          <w:color w:val="333333"/>
-          <w:kern w:val="0"/>
-          <w:sz w:val="18"/>
-          <w:szCs w:val="18"/>
-        </w:rPr>
-        <w:t>(</w:t>
-      </w:r>
-      <w:proofErr w:type="spellStart"/>
-      <w:r>
-        <w:rPr>
-          <w:rFonts w:ascii="Verdana" w:eastAsia="굴림" w:hAnsi="Verdana" w:cs="굴림"/>
-          <w:b/>
-          <w:bCs/>
-          <w:color w:val="333333"/>
-          <w:kern w:val="0"/>
-          <w:sz w:val="18"/>
-          <w:szCs w:val="18"/>
-        </w:rPr>
-        <w:t>ezMobile</w:t>
-      </w:r>
-      <w:proofErr w:type="spellEnd"/>
-      <w:r>
-        <w:rPr>
-          <w:rFonts w:ascii="Verdana" w:eastAsia="굴림" w:hAnsi="Verdana" w:cs="굴림"/>
-          <w:b/>
-          <w:bCs/>
-          <w:color w:val="333333"/>
-          <w:kern w:val="0"/>
-          <w:sz w:val="18"/>
-          <w:szCs w:val="18"/>
-        </w:rPr>
-        <w:t>)</w:t>
-      </w:r>
-      <w:proofErr w:type="spellStart"/>
-      <w:r>
-        <w:rPr>
-          <w:rFonts w:ascii="Verdana" w:eastAsia="굴림" w:hAnsi="Verdana" w:cs="굴림" w:hint="eastAsia"/>
-          <w:b/>
-          <w:bCs/>
-          <w:color w:val="333333"/>
-          <w:kern w:val="0"/>
-          <w:sz w:val="18"/>
-          <w:szCs w:val="18"/>
-        </w:rPr>
-        <w:t>를</w:t>
-      </w:r>
-      <w:proofErr w:type="spellEnd"/>
-      <w:r>
-        <w:rPr>
-          <w:rFonts w:ascii="Verdana" w:eastAsia="굴림" w:hAnsi="Verdana" w:cs="굴림" w:hint="eastAsia"/>
-          <w:b/>
-          <w:bCs/>
-          <w:color w:val="333333"/>
-          <w:kern w:val="0"/>
-          <w:sz w:val="18"/>
-          <w:szCs w:val="18"/>
-        </w:rPr>
-        <w:t xml:space="preserve"> </w:t>
-      </w:r>
-      <w:bookmarkStart w:id="81" w:name="_GoBack"/>
-      <w:bookmarkEnd w:id="81"/>
-      <w:r>
-        <w:rPr>
-          <w:rFonts w:ascii="Verdana" w:eastAsia="굴림" w:hAnsi="Verdana" w:cs="굴림"/>
-          <w:b/>
-          <w:bCs/>
-          <w:color w:val="333333"/>
-          <w:kern w:val="0"/>
-          <w:sz w:val="18"/>
-          <w:szCs w:val="18"/>
-        </w:rPr>
-        <w:t>‘</w:t>
-      </w:r>
-      <w:r>
-        <w:rPr>
-          <w:rFonts w:ascii="Verdana" w:eastAsia="굴림" w:hAnsi="Verdana" w:cs="굴림"/>
-          <w:b/>
-          <w:bCs/>
-          <w:color w:val="333333"/>
-          <w:kern w:val="0"/>
-          <w:sz w:val="18"/>
-          <w:szCs w:val="18"/>
-        </w:rPr>
-        <w:t>ezMobile_</w:t>
+        <w:t>_</w:t>
       </w:r>
       <w:r>
         <w:rPr>
@@ -20603,6 +20381,7 @@
         </w:rPr>
         <w:t xml:space="preserve"> </w:t>
       </w:r>
+      <w:proofErr w:type="spellStart"/>
       <w:r>
         <w:rPr>
           <w:rFonts w:ascii="Verdana" w:eastAsia="굴림" w:hAnsi="Verdana" w:cs="굴림"/>
@@ -20615,6 +20394,7 @@
         </w:rPr>
         <w:t>서브모듈</w:t>
       </w:r>
+      <w:proofErr w:type="spellEnd"/>
       <w:r>
         <w:rPr>
           <w:rFonts w:ascii="Verdana" w:eastAsia="굴림" w:hAnsi="Verdana" w:cs="굴림"/>
@@ -20721,22 +20501,8 @@
           <w:sz w:val="18"/>
           <w:szCs w:val="18"/>
         </w:rPr>
-        <w:t>.</w:t>
-      </w:r>
-      <w:proofErr w:type="spellStart"/>
-      <w:r>
-        <w:rPr>
-          <w:rFonts w:ascii="Verdana" w:eastAsia="굴림" w:hAnsi="Verdana" w:cs="굴림"/>
-          <w:b/>
-          <w:bCs/>
-          <w:color w:val="333333"/>
-          <w:kern w:val="0"/>
-          <w:sz w:val="18"/>
-          <w:szCs w:val="18"/>
-        </w:rPr>
-        <w:t>docx</w:t>
-      </w:r>
-      <w:proofErr w:type="spellEnd"/>
+        <w:t>.docx</w:t>
+      </w:r>
       <w:r>
         <w:rPr>
           <w:rFonts w:ascii="Verdana" w:eastAsia="굴림" w:hAnsi="Verdana" w:cs="굴림"/>
@@ -20835,21 +20601,7 @@
         <w:rPr>
           <w:rFonts w:hint="eastAsia"/>
         </w:rPr>
-        <w:t xml:space="preserve">계정이 아닌 일반 </w:t>
-      </w:r>
-      <w:proofErr w:type="spellStart"/>
-      <w:r>
-        <w:rPr>
-          <w:rFonts w:hint="eastAsia"/>
-        </w:rPr>
-        <w:t>리눅스</w:t>
-      </w:r>
-      <w:proofErr w:type="spellEnd"/>
-      <w:r>
-        <w:rPr>
-          <w:rFonts w:hint="eastAsia"/>
-        </w:rPr>
-        <w:t xml:space="preserve"> 계정으로 전환해 실행</w:t>
+        <w:t>계정이 아닌 일반 리눅스 계정으로 전환해 실행</w:t>
       </w:r>
     </w:p>
     <w:p>
@@ -20873,6 +20625,66 @@
         </w:rPr>
         <w:t>‘</w:t>
       </w:r>
+      <w:r>
+        <w:rPr>
+          <w:rFonts w:ascii="Verdana" w:eastAsia="굴림" w:hAnsi="Verdana" w:cs="굴림"/>
+          <w:b/>
+          <w:bCs/>
+          <w:color w:val="333333"/>
+          <w:kern w:val="0"/>
+          <w:sz w:val="18"/>
+          <w:szCs w:val="18"/>
+        </w:rPr>
+        <w:t>ezEKP</w:t>
+      </w:r>
+      <w:r>
+        <w:rPr>
+          <w:rFonts w:ascii="Verdana" w:eastAsia="굴림" w:hAnsi="Verdana" w:cs="굴림"/>
+          <w:b/>
+          <w:bCs/>
+          <w:color w:val="333333"/>
+          <w:kern w:val="0"/>
+          <w:sz w:val="18"/>
+          <w:szCs w:val="18"/>
+        </w:rPr>
+        <w:t>를</w:t>
+      </w:r>
+      <w:r>
+        <w:rPr>
+          <w:rFonts w:ascii="Verdana" w:eastAsia="굴림" w:hAnsi="Verdana" w:cs="굴림"/>
+          <w:b/>
+          <w:bCs/>
+          <w:color w:val="333333"/>
+          <w:kern w:val="0"/>
+          <w:sz w:val="18"/>
+          <w:szCs w:val="18"/>
+        </w:rPr>
+        <w:t xml:space="preserve"> </w:t>
+      </w:r>
+      <w:r>
+        <w:rPr>
+          <w:rFonts w:ascii="Verdana" w:eastAsia="굴림" w:hAnsi="Verdana" w:cs="굴림"/>
+          <w:b/>
+          <w:bCs/>
+          <w:color w:val="333333"/>
+          <w:kern w:val="0"/>
+          <w:sz w:val="18"/>
+          <w:szCs w:val="18"/>
+        </w:rPr>
+        <w:t>일반</w:t>
+      </w:r>
+      <w:r>
+        <w:rPr>
+          <w:rFonts w:ascii="Verdana" w:eastAsia="굴림" w:hAnsi="Verdana" w:cs="굴림"/>
+          <w:b/>
+          <w:bCs/>
+          <w:color w:val="333333"/>
+          <w:kern w:val="0"/>
+          <w:sz w:val="18"/>
+          <w:szCs w:val="18"/>
+        </w:rPr>
+        <w:t xml:space="preserve"> </w:t>
+      </w:r>
       <w:proofErr w:type="spellStart"/>
       <w:r>
         <w:rPr>
@@ -20884,7 +20696,7 @@
           <w:sz w:val="18"/>
           <w:szCs w:val="18"/>
         </w:rPr>
-        <w:t>ezEKP</w:t>
+        <w:t>리눅스계정으로</w:t>
       </w:r>
       <w:proofErr w:type="spellEnd"/>
       <w:r>
@@ -20897,7 +20709,7 @@
           <w:sz w:val="18"/>
           <w:szCs w:val="18"/>
         </w:rPr>
-        <w:t>를</w:t>
+        <w:t xml:space="preserve"> </w:t>
       </w:r>
       <w:r>
         <w:rPr>
@@ -20909,7 +20721,7 @@
           <w:sz w:val="18"/>
           <w:szCs w:val="18"/>
         </w:rPr>
-        <w:t xml:space="preserve"> </w:t>
+        <w:t>실행하는</w:t>
       </w:r>
       <w:r>
         <w:rPr>
@@ -20921,7 +20733,7 @@
           <w:sz w:val="18"/>
           <w:szCs w:val="18"/>
         </w:rPr>
-        <w:t>일반</w:t>
+        <w:t xml:space="preserve"> </w:t>
       </w:r>
       <w:r>
         <w:rPr>
@@ -20933,9 +20745,8 @@
           <w:sz w:val="18"/>
           <w:szCs w:val="18"/>
         </w:rPr>
-        <w:t xml:space="preserve"> </w:t>
-      </w:r>
-      <w:proofErr w:type="spellStart"/>
+        <w:t>방법</w:t>
+      </w:r>
       <w:r>
         <w:rPr>
           <w:rFonts w:ascii="Verdana" w:eastAsia="굴림" w:hAnsi="Verdana" w:cs="굴림"/>
@@ -20946,83 +20757,8 @@
           <w:sz w:val="18"/>
           <w:szCs w:val="18"/>
         </w:rPr>
-        <w:t>리눅스계정으로</w:t>
-      </w:r>
-      <w:proofErr w:type="spellEnd"/>
-      <w:r>
-        <w:rPr>
-          <w:rFonts w:ascii="Verdana" w:eastAsia="굴림" w:hAnsi="Verdana" w:cs="굴림"/>
-          <w:b/>
-          <w:bCs/>
-          <w:color w:val="333333"/>
-          <w:kern w:val="0"/>
-          <w:sz w:val="18"/>
-          <w:szCs w:val="18"/>
-        </w:rPr>
-        <w:t xml:space="preserve"> </w:t>
-      </w:r>
-      <w:r>
-        <w:rPr>
-          <w:rFonts w:ascii="Verdana" w:eastAsia="굴림" w:hAnsi="Verdana" w:cs="굴림"/>
-          <w:b/>
-          <w:bCs/>
-          <w:color w:val="333333"/>
-          <w:kern w:val="0"/>
-          <w:sz w:val="18"/>
-          <w:szCs w:val="18"/>
-        </w:rPr>
-        <w:t>실행하는</w:t>
-      </w:r>
-      <w:r>
-        <w:rPr>
-          <w:rFonts w:ascii="Verdana" w:eastAsia="굴림" w:hAnsi="Verdana" w:cs="굴림"/>
-          <w:b/>
-          <w:bCs/>
-          <w:color w:val="333333"/>
-          <w:kern w:val="0"/>
-          <w:sz w:val="18"/>
-          <w:szCs w:val="18"/>
-        </w:rPr>
-        <w:t xml:space="preserve"> </w:t>
-      </w:r>
-      <w:r>
-        <w:rPr>
-          <w:rFonts w:ascii="Verdana" w:eastAsia="굴림" w:hAnsi="Verdana" w:cs="굴림"/>
-          <w:b/>
-          <w:bCs/>
-          <w:color w:val="333333"/>
-          <w:kern w:val="0"/>
-          <w:sz w:val="18"/>
-          <w:szCs w:val="18"/>
-        </w:rPr>
-        <w:t>방법</w:t>
-      </w:r>
-      <w:r>
-        <w:rPr>
-          <w:rFonts w:ascii="Verdana" w:eastAsia="굴림" w:hAnsi="Verdana" w:cs="굴림"/>
-          <w:b/>
-          <w:bCs/>
-          <w:color w:val="333333"/>
-          <w:kern w:val="0"/>
-          <w:sz w:val="18"/>
-          <w:szCs w:val="18"/>
-        </w:rPr>
-        <w:t>.</w:t>
-      </w:r>
-      <w:proofErr w:type="spellStart"/>
-      <w:r>
-        <w:rPr>
-          <w:rFonts w:ascii="Verdana" w:eastAsia="굴림" w:hAnsi="Verdana" w:cs="굴림"/>
-          <w:b/>
-          <w:bCs/>
-          <w:color w:val="333333"/>
-          <w:kern w:val="0"/>
-          <w:sz w:val="18"/>
-          <w:szCs w:val="18"/>
-        </w:rPr>
-        <w:t>docx</w:t>
-      </w:r>
-      <w:proofErr w:type="spellEnd"/>
+        <w:t>.docx</w:t>
+      </w:r>
       <w:r>
         <w:rPr>
           <w:rFonts w:ascii="Verdana" w:eastAsia="굴림" w:hAnsi="Verdana" w:cs="굴림"/>
@@ -21254,7 +20990,7 @@
         </w:rPr>
         <w:br/>
       </w:r>
-      <w:hyperlink r:id="rId45" w:history="1">
+      <w:hyperlink r:id="rId46" w:history="1">
         <w:r>
           <w:rPr>
             <w:rFonts w:ascii="Verdana" w:eastAsia="굴림" w:hAnsi="Verdana" w:cs="굴림"/>
@@ -21733,7 +21469,7 @@
               </wp:anchor>
             </w:drawing>
           </mc:Choice>
-          <mc:Fallback xmlns:cx="http://schemas.microsoft.com/office/drawing/2014/chartex" xmlns:w16se="http://schemas.microsoft.com/office/word/2015/wordml/symex" xmlns:w16cid="http://schemas.microsoft.com/office/word/2016/wordml/cid" xmlns:am3d="http://schemas.microsoft.com/office/drawing/2017/model3d" xmlns:aink="http://schemas.microsoft.com/office/drawing/2016/ink" xmlns:cx8="http://schemas.microsoft.com/office/drawing/2016/5/14/chartex" xmlns:cx7="http://schemas.microsoft.com/office/drawing/2016/5/13/chartex" xmlns:cx6="http://schemas.microsoft.com/office/drawing/2016/5/12/chartex" xmlns:cx5="http://schemas.microsoft.com/office/drawing/2016/5/11/chartex" xmlns:cx4="http://schemas.microsoft.com/office/drawing/2016/5/10/chartex" xmlns:cx3="http://schemas.microsoft.com/office/drawing/2016/5/9/chartex" xmlns:cx2="http://schemas.microsoft.com/office/drawing/2015/10/21/chartex" xmlns:cx1="http://schemas.microsoft.com/office/drawing/2015/9/8/chartex">
+          <mc:Fallback>
             <w:pict>
               <v:rect w14:anchorId="1D61ED54" id="직사각형 99" o:spid="_x0000_s1026" style="position:absolute;left:0;text-align:left;margin-left:35.7pt;margin-top:34.75pt;width:6in;height:9pt;z-index:251671552;visibility:visible;mso-wrap-style:square;mso-width-percent:0;mso-height-percent:0;mso-wrap-distance-left:9pt;mso-wrap-distance-top:0;mso-wrap-distance-right:9pt;mso-wrap-distance-bottom:0;mso-position-horizontal:absolute;mso-position-horizontal-relative:margin;mso-position-vertical:absolute;mso-position-vertical-relative:text;mso-width-percent:0;mso-height-percent:0;mso-width-relative:page;mso-height-relative:page;v-text-anchor:top" o:gfxdata="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" stroked="f">
                 <v:fill color2="navy" angle="90" focus="100%" type="gradient"/>
@@ -21862,7 +21598,7 @@
               </wp:anchor>
             </w:drawing>
           </mc:Choice>
-          <mc:Fallback xmlns:cx="http://schemas.microsoft.com/office/drawing/2014/chartex" xmlns:w16se="http://schemas.microsoft.com/office/word/2015/wordml/symex" xmlns:w16cid="http://schemas.microsoft.com/office/word/2016/wordml/cid" xmlns:am3d="http://schemas.microsoft.com/office/drawing/2017/model3d" xmlns:aink="http://schemas.microsoft.com/office/drawing/2016/ink" xmlns:cx8="http://schemas.microsoft.com/office/drawing/2016/5/14/chartex" xmlns:cx7="http://schemas.microsoft.com/office/drawing/2016/5/13/chartex" xmlns:cx6="http://schemas.microsoft.com/office/drawing/2016/5/12/chartex" xmlns:cx5="http://schemas.microsoft.com/office/drawing/2016/5/11/chartex" xmlns:cx4="http://schemas.microsoft.com/office/drawing/2016/5/10/chartex" xmlns:cx3="http://schemas.microsoft.com/office/drawing/2016/5/9/chartex" xmlns:cx2="http://schemas.microsoft.com/office/drawing/2015/10/21/chartex" xmlns:cx1="http://schemas.microsoft.com/office/drawing/2015/9/8/chartex">
+          <mc:Fallback>
             <w:pict>
               <v:rect w14:anchorId="1D2CF6CE" id="직사각형 100" o:spid="_x0000_s1026" style="position:absolute;left:0;text-align:left;margin-left:380.8pt;margin-top:.75pt;width:6in;height:9pt;z-index:251670528;visibility:visible;mso-wrap-style:square;mso-width-percent:0;mso-height-percent:0;mso-wrap-distance-left:9pt;mso-wrap-distance-top:0;mso-wrap-distance-right:9pt;mso-wrap-distance-bottom:0;mso-position-horizontal:right;mso-position-horizontal-relative:margin;mso-position-vertical:absolute;mso-position-vertical-relative:text;mso-width-percent:0;mso-height-percent:0;mso-width-relative:page;mso-height-relative:page;v-text-anchor:top" o:gfxdata="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" stroked="f">
                 <v:fill color2="navy" angle="90" focus="100%" type="gradient"/>
@@ -22366,8 +22102,8 @@
     <w:p>
       <w:pPr>
         <w:sectPr>
-          <w:headerReference w:type="default" r:id="rId46"/>
-          <w:footerReference w:type="default" r:id="rId47"/>
+          <w:headerReference w:type="default" r:id="rId47"/>
+          <w:footerReference w:type="default" r:id="rId48"/>
           <w:pgSz w:w="11906" w:h="16838" w:code="9"/>
           <w:pgMar w:top="1701" w:right="1134" w:bottom="1418" w:left="1418" w:header="567" w:footer="709" w:gutter="0"/>
           <w:cols w:space="425"/>
@@ -22614,27 +22350,15 @@
           <w:szCs w:val="18"/>
         </w:rPr>
       </w:pPr>
-      <w:proofErr w:type="spellStart"/>
-      <w:r>
-        <w:rPr>
-          <w:rFonts w:ascii="Verdana" w:eastAsia="굴림" w:hAnsi="Verdana" w:cs="굴림"/>
-          <w:color w:val="333333"/>
-          <w:kern w:val="0"/>
-          <w:sz w:val="18"/>
-          <w:szCs w:val="18"/>
-        </w:rPr>
-        <w:t>ezFlow</w:t>
-      </w:r>
-      <w:proofErr w:type="spellEnd"/>
-      <w:r>
-        <w:rPr>
-          <w:rFonts w:ascii="Verdana" w:eastAsia="굴림" w:hAnsi="Verdana" w:cs="굴림"/>
-          <w:color w:val="333333"/>
-          <w:kern w:val="0"/>
-          <w:sz w:val="18"/>
-          <w:szCs w:val="18"/>
-        </w:rPr>
-        <w:t>(</w:t>
+      <w:r>
+        <w:rPr>
+          <w:rFonts w:ascii="Verdana" w:eastAsia="굴림" w:hAnsi="Verdana" w:cs="굴림"/>
+          <w:color w:val="333333"/>
+          <w:kern w:val="0"/>
+          <w:sz w:val="18"/>
+          <w:szCs w:val="18"/>
+        </w:rPr>
+        <w:t>ezFlow(</w:t>
       </w:r>
       <w:r>
         <w:rPr>
@@ -22732,85 +22456,7 @@
           <w:sz w:val="18"/>
           <w:szCs w:val="18"/>
         </w:rPr>
-        <w:t>cd ~</w:t>
-      </w:r>
-      <w:proofErr w:type="spellStart"/>
-      <w:r>
-        <w:rPr>
-          <w:rFonts w:ascii="Verdana" w:eastAsia="굴림" w:hAnsi="Verdana" w:cs="굴림"/>
-          <w:b/>
-          <w:bCs/>
-          <w:color w:val="333333"/>
-          <w:kern w:val="0"/>
-          <w:sz w:val="18"/>
-          <w:szCs w:val="18"/>
-        </w:rPr>
-        <w:t>jmocha</w:t>
-      </w:r>
-      <w:proofErr w:type="spellEnd"/>
-      <w:r>
-        <w:rPr>
-          <w:rFonts w:ascii="Verdana" w:eastAsia="굴림" w:hAnsi="Verdana" w:cs="굴림"/>
-          <w:b/>
-          <w:bCs/>
-          <w:color w:val="333333"/>
-          <w:kern w:val="0"/>
-          <w:sz w:val="18"/>
-          <w:szCs w:val="18"/>
-        </w:rPr>
-        <w:t>/</w:t>
-      </w:r>
-      <w:proofErr w:type="spellStart"/>
-      <w:r>
-        <w:rPr>
-          <w:rFonts w:ascii="Verdana" w:eastAsia="굴림" w:hAnsi="Verdana" w:cs="굴림"/>
-          <w:b/>
-          <w:bCs/>
-          <w:color w:val="333333"/>
-          <w:kern w:val="0"/>
-          <w:sz w:val="18"/>
-          <w:szCs w:val="18"/>
-        </w:rPr>
-        <w:t>ezEKP</w:t>
-      </w:r>
-      <w:proofErr w:type="spellEnd"/>
-      <w:r>
-        <w:rPr>
-          <w:rFonts w:ascii="Verdana" w:eastAsia="굴림" w:hAnsi="Verdana" w:cs="굴림"/>
-          <w:b/>
-          <w:bCs/>
-          <w:color w:val="333333"/>
-          <w:kern w:val="0"/>
-          <w:sz w:val="18"/>
-          <w:szCs w:val="18"/>
-        </w:rPr>
-        <w:t>/</w:t>
-      </w:r>
-      <w:proofErr w:type="spellStart"/>
-      <w:r>
-        <w:rPr>
-          <w:rFonts w:ascii="Verdana" w:eastAsia="굴림" w:hAnsi="Verdana" w:cs="굴림"/>
-          <w:b/>
-          <w:bCs/>
-          <w:color w:val="333333"/>
-          <w:kern w:val="0"/>
-          <w:sz w:val="18"/>
-          <w:szCs w:val="18"/>
-        </w:rPr>
-        <w:t>ezFlow</w:t>
-      </w:r>
-      <w:proofErr w:type="spellEnd"/>
-      <w:r>
-        <w:rPr>
-          <w:rFonts w:ascii="Verdana" w:eastAsia="굴림" w:hAnsi="Verdana" w:cs="굴림"/>
-          <w:b/>
-          <w:bCs/>
-          <w:color w:val="333333"/>
-          <w:kern w:val="0"/>
-          <w:sz w:val="18"/>
-          <w:szCs w:val="18"/>
-        </w:rPr>
-        <w:t>/</w:t>
+        <w:t>cd ~jmocha/ezEKP/ezFlow/</w:t>
       </w:r>
       <w:proofErr w:type="gramStart"/>
       <w:r>
@@ -23044,7 +22690,6 @@
         </w:rPr>
         <w:t>-server(</w:t>
       </w:r>
-      <w:proofErr w:type="spellStart"/>
       <w:r>
         <w:rPr>
           <w:rFonts w:ascii="Verdana" w:eastAsia="굴림" w:hAnsi="Verdana" w:cs="굴림"/>
@@ -23055,7 +22700,6 @@
         </w:rPr>
         <w:t>게이트웨이</w:t>
       </w:r>
-      <w:proofErr w:type="spellEnd"/>
       <w:r>
         <w:rPr>
           <w:rFonts w:ascii="Verdana" w:eastAsia="굴림" w:hAnsi="Verdana" w:cs="굴림"/>
@@ -23422,27 +23066,15 @@
           <w:szCs w:val="18"/>
         </w:rPr>
       </w:pPr>
-      <w:proofErr w:type="spellStart"/>
-      <w:r>
-        <w:rPr>
-          <w:rFonts w:ascii="Verdana" w:eastAsia="굴림" w:hAnsi="Verdana" w:cs="굴림"/>
-          <w:color w:val="333333"/>
-          <w:kern w:val="0"/>
-          <w:sz w:val="18"/>
-          <w:szCs w:val="18"/>
-        </w:rPr>
-        <w:t>jmocha</w:t>
-      </w:r>
-      <w:proofErr w:type="spellEnd"/>
-      <w:r>
-        <w:rPr>
-          <w:rFonts w:ascii="Verdana" w:eastAsia="굴림" w:hAnsi="Verdana" w:cs="굴림"/>
-          <w:color w:val="333333"/>
-          <w:kern w:val="0"/>
-          <w:sz w:val="18"/>
-          <w:szCs w:val="18"/>
-        </w:rPr>
-        <w:t>(</w:t>
+      <w:r>
+        <w:rPr>
+          <w:rFonts w:ascii="Verdana" w:eastAsia="굴림" w:hAnsi="Verdana" w:cs="굴림"/>
+          <w:color w:val="333333"/>
+          <w:kern w:val="0"/>
+          <w:sz w:val="18"/>
+          <w:szCs w:val="18"/>
+        </w:rPr>
+        <w:t>jmocha(</w:t>
       </w:r>
       <w:r>
         <w:rPr>
@@ -25220,21 +24852,141 @@
         </w:rPr>
         <w:t xml:space="preserve"> </w:t>
       </w:r>
+      <w:r>
+        <w:rPr>
+          <w:rFonts w:ascii="Verdana" w:eastAsia="굴림" w:hAnsi="Verdana" w:cs="굴림" w:hint="eastAsia"/>
+          <w:color w:val="333333"/>
+          <w:kern w:val="0"/>
+          <w:sz w:val="18"/>
+          <w:szCs w:val="18"/>
+        </w:rPr>
+        <w:t>디렉토리에는</w:t>
+      </w:r>
+      <w:r>
+        <w:rPr>
+          <w:rFonts w:ascii="Verdana" w:eastAsia="굴림" w:hAnsi="Verdana" w:cs="굴림"/>
+          <w:color w:val="333333"/>
+          <w:kern w:val="0"/>
+          <w:sz w:val="18"/>
+          <w:szCs w:val="18"/>
+        </w:rPr>
+        <w:t xml:space="preserve"> </w:t>
+      </w:r>
       <w:proofErr w:type="spellStart"/>
       <w:r>
         <w:rPr>
-          <w:rFonts w:ascii="Verdana" w:eastAsia="굴림" w:hAnsi="Verdana" w:cs="굴림" w:hint="eastAsia"/>
-          <w:color w:val="333333"/>
-          <w:kern w:val="0"/>
-          <w:sz w:val="18"/>
-          <w:szCs w:val="18"/>
-        </w:rPr>
-        <w:t>디렉토리에는</w:t>
+          <w:rFonts w:ascii="Verdana" w:eastAsia="굴림" w:hAnsi="Verdana" w:cs="굴림"/>
+          <w:color w:val="333333"/>
+          <w:kern w:val="0"/>
+          <w:sz w:val="18"/>
+          <w:szCs w:val="18"/>
+        </w:rPr>
+        <w:t>mariadb</w:t>
       </w:r>
       <w:proofErr w:type="spellEnd"/>
       <w:r>
         <w:rPr>
-          <w:rFonts w:ascii="Verdana" w:eastAsia="굴림" w:hAnsi="Verdana" w:cs="굴림"/>
+          <w:rFonts w:ascii="Verdana" w:eastAsia="굴림" w:hAnsi="Verdana" w:cs="굴림" w:hint="eastAsia"/>
+          <w:color w:val="333333"/>
+          <w:kern w:val="0"/>
+          <w:sz w:val="18"/>
+          <w:szCs w:val="18"/>
+        </w:rPr>
+        <w:t>관련</w:t>
+      </w:r>
+      <w:r>
+        <w:rPr>
+          <w:rFonts w:ascii="Verdana" w:eastAsia="굴림" w:hAnsi="Verdana" w:cs="굴림" w:hint="eastAsia"/>
+          <w:color w:val="333333"/>
+          <w:kern w:val="0"/>
+          <w:sz w:val="18"/>
+          <w:szCs w:val="18"/>
+        </w:rPr>
+        <w:t xml:space="preserve"> </w:t>
+      </w:r>
+      <w:r>
+        <w:rPr>
+          <w:rFonts w:ascii="Verdana" w:eastAsia="굴림" w:hAnsi="Verdana" w:cs="굴림" w:hint="eastAsia"/>
+          <w:color w:val="333333"/>
+          <w:kern w:val="0"/>
+          <w:sz w:val="18"/>
+          <w:szCs w:val="18"/>
+        </w:rPr>
+        <w:t>트랜잭션</w:t>
+      </w:r>
+      <w:r>
+        <w:rPr>
+          <w:rFonts w:ascii="Verdana" w:eastAsia="굴림" w:hAnsi="Verdana" w:cs="굴림" w:hint="eastAsia"/>
+          <w:color w:val="333333"/>
+          <w:kern w:val="0"/>
+          <w:sz w:val="18"/>
+          <w:szCs w:val="18"/>
+        </w:rPr>
+        <w:t xml:space="preserve"> </w:t>
+      </w:r>
+      <w:r>
+        <w:rPr>
+          <w:rFonts w:ascii="Verdana" w:eastAsia="굴림" w:hAnsi="Verdana" w:cs="굴림" w:hint="eastAsia"/>
+          <w:color w:val="333333"/>
+          <w:kern w:val="0"/>
+          <w:sz w:val="18"/>
+          <w:szCs w:val="18"/>
+        </w:rPr>
+        <w:t>로그들이</w:t>
+      </w:r>
+      <w:r>
+        <w:rPr>
+          <w:rFonts w:ascii="Verdana" w:eastAsia="굴림" w:hAnsi="Verdana" w:cs="굴림" w:hint="eastAsia"/>
+          <w:color w:val="333333"/>
+          <w:kern w:val="0"/>
+          <w:sz w:val="18"/>
+          <w:szCs w:val="18"/>
+        </w:rPr>
+        <w:t xml:space="preserve"> </w:t>
+      </w:r>
+      <w:r>
+        <w:rPr>
+          <w:rFonts w:ascii="Verdana" w:eastAsia="굴림" w:hAnsi="Verdana" w:cs="굴림" w:hint="eastAsia"/>
+          <w:color w:val="333333"/>
+          <w:kern w:val="0"/>
+          <w:sz w:val="18"/>
+          <w:szCs w:val="18"/>
+        </w:rPr>
+        <w:t>저장된다</w:t>
+      </w:r>
+      <w:r>
+        <w:rPr>
+          <w:rFonts w:ascii="Verdana" w:eastAsia="굴림" w:hAnsi="Verdana" w:cs="굴림" w:hint="eastAsia"/>
+          <w:color w:val="333333"/>
+          <w:kern w:val="0"/>
+          <w:sz w:val="18"/>
+          <w:szCs w:val="18"/>
+        </w:rPr>
+        <w:t>.</w:t>
+      </w:r>
+      <w:r>
+        <w:rPr>
+          <w:rFonts w:ascii="Verdana" w:eastAsia="굴림" w:hAnsi="Verdana" w:cs="굴림"/>
+          <w:color w:val="333333"/>
+          <w:kern w:val="0"/>
+          <w:sz w:val="18"/>
+          <w:szCs w:val="18"/>
+        </w:rPr>
+        <w:t xml:space="preserve"> </w:t>
+      </w:r>
+      <w:r>
+        <w:rPr>
+          <w:rFonts w:ascii="Verdana" w:eastAsia="굴림" w:hAnsi="Verdana" w:cs="굴림" w:hint="eastAsia"/>
+          <w:color w:val="333333"/>
+          <w:kern w:val="0"/>
+          <w:sz w:val="18"/>
+          <w:szCs w:val="18"/>
+        </w:rPr>
+        <w:t>따라서</w:t>
+      </w:r>
+      <w:r>
+        <w:rPr>
+          <w:rFonts w:ascii="Verdana" w:eastAsia="굴림" w:hAnsi="Verdana" w:cs="굴림" w:hint="eastAsia"/>
           <w:color w:val="333333"/>
           <w:kern w:val="0"/>
           <w:sz w:val="18"/>
@@ -25251,7 +25003,7 @@
           <w:sz w:val="18"/>
           <w:szCs w:val="18"/>
         </w:rPr>
-        <w:t>mariadb</w:t>
+        <w:t>db</w:t>
       </w:r>
       <w:proofErr w:type="spellEnd"/>
       <w:r>
@@ -25262,97 +25014,187 @@
           <w:sz w:val="18"/>
           <w:szCs w:val="18"/>
         </w:rPr>
-        <w:t>관련</w:t>
-      </w:r>
-      <w:r>
-        <w:rPr>
-          <w:rFonts w:ascii="Verdana" w:eastAsia="굴림" w:hAnsi="Verdana" w:cs="굴림" w:hint="eastAsia"/>
-          <w:color w:val="333333"/>
-          <w:kern w:val="0"/>
-          <w:sz w:val="18"/>
-          <w:szCs w:val="18"/>
-        </w:rPr>
-        <w:t xml:space="preserve"> </w:t>
-      </w:r>
-      <w:r>
-        <w:rPr>
-          <w:rFonts w:ascii="Verdana" w:eastAsia="굴림" w:hAnsi="Verdana" w:cs="굴림" w:hint="eastAsia"/>
-          <w:color w:val="333333"/>
-          <w:kern w:val="0"/>
-          <w:sz w:val="18"/>
-          <w:szCs w:val="18"/>
-        </w:rPr>
-        <w:t>트랜잭션</w:t>
-      </w:r>
-      <w:r>
-        <w:rPr>
-          <w:rFonts w:ascii="Verdana" w:eastAsia="굴림" w:hAnsi="Verdana" w:cs="굴림" w:hint="eastAsia"/>
-          <w:color w:val="333333"/>
-          <w:kern w:val="0"/>
-          <w:sz w:val="18"/>
-          <w:szCs w:val="18"/>
-        </w:rPr>
-        <w:t xml:space="preserve"> </w:t>
-      </w:r>
-      <w:r>
-        <w:rPr>
-          <w:rFonts w:ascii="Verdana" w:eastAsia="굴림" w:hAnsi="Verdana" w:cs="굴림" w:hint="eastAsia"/>
-          <w:color w:val="333333"/>
-          <w:kern w:val="0"/>
-          <w:sz w:val="18"/>
-          <w:szCs w:val="18"/>
-        </w:rPr>
-        <w:t>로그들이</w:t>
-      </w:r>
-      <w:r>
-        <w:rPr>
-          <w:rFonts w:ascii="Verdana" w:eastAsia="굴림" w:hAnsi="Verdana" w:cs="굴림" w:hint="eastAsia"/>
-          <w:color w:val="333333"/>
-          <w:kern w:val="0"/>
-          <w:sz w:val="18"/>
-          <w:szCs w:val="18"/>
-        </w:rPr>
-        <w:t xml:space="preserve"> </w:t>
-      </w:r>
-      <w:r>
-        <w:rPr>
-          <w:rFonts w:ascii="Verdana" w:eastAsia="굴림" w:hAnsi="Verdana" w:cs="굴림" w:hint="eastAsia"/>
-          <w:color w:val="333333"/>
-          <w:kern w:val="0"/>
-          <w:sz w:val="18"/>
-          <w:szCs w:val="18"/>
-        </w:rPr>
-        <w:t>저장된다</w:t>
-      </w:r>
-      <w:r>
-        <w:rPr>
-          <w:rFonts w:ascii="Verdana" w:eastAsia="굴림" w:hAnsi="Verdana" w:cs="굴림" w:hint="eastAsia"/>
-          <w:color w:val="333333"/>
-          <w:kern w:val="0"/>
-          <w:sz w:val="18"/>
-          <w:szCs w:val="18"/>
-        </w:rPr>
-        <w:t>.</w:t>
-      </w:r>
-      <w:r>
-        <w:rPr>
-          <w:rFonts w:ascii="Verdana" w:eastAsia="굴림" w:hAnsi="Verdana" w:cs="굴림"/>
-          <w:color w:val="333333"/>
-          <w:kern w:val="0"/>
-          <w:sz w:val="18"/>
-          <w:szCs w:val="18"/>
-        </w:rPr>
-        <w:t xml:space="preserve"> </w:t>
-      </w:r>
-      <w:r>
-        <w:rPr>
-          <w:rFonts w:ascii="Verdana" w:eastAsia="굴림" w:hAnsi="Verdana" w:cs="굴림" w:hint="eastAsia"/>
-          <w:color w:val="333333"/>
-          <w:kern w:val="0"/>
-          <w:sz w:val="18"/>
-          <w:szCs w:val="18"/>
-        </w:rPr>
-        <w:t>따라서</w:t>
+        <w:t>데이터의</w:t>
+      </w:r>
+      <w:r>
+        <w:rPr>
+          <w:rFonts w:ascii="Verdana" w:eastAsia="굴림" w:hAnsi="Verdana" w:cs="굴림" w:hint="eastAsia"/>
+          <w:color w:val="333333"/>
+          <w:kern w:val="0"/>
+          <w:sz w:val="18"/>
+          <w:szCs w:val="18"/>
+        </w:rPr>
+        <w:t xml:space="preserve"> </w:t>
+      </w:r>
+      <w:r>
+        <w:rPr>
+          <w:rFonts w:ascii="Verdana" w:eastAsia="굴림" w:hAnsi="Verdana" w:cs="굴림"/>
+          <w:color w:val="333333"/>
+          <w:kern w:val="0"/>
+          <w:sz w:val="18"/>
+          <w:szCs w:val="18"/>
+        </w:rPr>
+        <w:t>IO</w:t>
+      </w:r>
+      <w:r>
+        <w:rPr>
+          <w:rFonts w:ascii="Verdana" w:eastAsia="굴림" w:hAnsi="Verdana" w:cs="굴림" w:hint="eastAsia"/>
+          <w:color w:val="333333"/>
+          <w:kern w:val="0"/>
+          <w:sz w:val="18"/>
+          <w:szCs w:val="18"/>
+        </w:rPr>
+        <w:t>와</w:t>
+      </w:r>
+      <w:r>
+        <w:rPr>
+          <w:rFonts w:ascii="Verdana" w:eastAsia="굴림" w:hAnsi="Verdana" w:cs="굴림" w:hint="eastAsia"/>
+          <w:color w:val="333333"/>
+          <w:kern w:val="0"/>
+          <w:sz w:val="18"/>
+          <w:szCs w:val="18"/>
+        </w:rPr>
+        <w:t xml:space="preserve"> </w:t>
+      </w:r>
+      <w:r>
+        <w:rPr>
+          <w:rFonts w:ascii="Verdana" w:eastAsia="굴림" w:hAnsi="Verdana" w:cs="굴림" w:hint="eastAsia"/>
+          <w:color w:val="333333"/>
+          <w:kern w:val="0"/>
+          <w:sz w:val="18"/>
+          <w:szCs w:val="18"/>
+        </w:rPr>
+        <w:t>별개로</w:t>
+      </w:r>
+      <w:r>
+        <w:rPr>
+          <w:rFonts w:ascii="Verdana" w:eastAsia="굴림" w:hAnsi="Verdana" w:cs="굴림" w:hint="eastAsia"/>
+          <w:color w:val="333333"/>
+          <w:kern w:val="0"/>
+          <w:sz w:val="18"/>
+          <w:szCs w:val="18"/>
+        </w:rPr>
+        <w:t xml:space="preserve"> </w:t>
+      </w:r>
+      <w:r>
+        <w:rPr>
+          <w:rFonts w:ascii="Verdana" w:eastAsia="굴림" w:hAnsi="Verdana" w:cs="굴림" w:hint="eastAsia"/>
+          <w:color w:val="333333"/>
+          <w:kern w:val="0"/>
+          <w:sz w:val="18"/>
+          <w:szCs w:val="18"/>
+        </w:rPr>
+        <w:t>동작하게</w:t>
+      </w:r>
+      <w:r>
+        <w:rPr>
+          <w:rFonts w:ascii="Verdana" w:eastAsia="굴림" w:hAnsi="Verdana" w:cs="굴림" w:hint="eastAsia"/>
+          <w:color w:val="333333"/>
+          <w:kern w:val="0"/>
+          <w:sz w:val="18"/>
+          <w:szCs w:val="18"/>
+        </w:rPr>
+        <w:t xml:space="preserve"> </w:t>
+      </w:r>
+      <w:r>
+        <w:rPr>
+          <w:rFonts w:ascii="Verdana" w:eastAsia="굴림" w:hAnsi="Verdana" w:cs="굴림" w:hint="eastAsia"/>
+          <w:color w:val="333333"/>
+          <w:kern w:val="0"/>
+          <w:sz w:val="18"/>
+          <w:szCs w:val="18"/>
+        </w:rPr>
+        <w:t>하기</w:t>
+      </w:r>
+      <w:r>
+        <w:rPr>
+          <w:rFonts w:ascii="Verdana" w:eastAsia="굴림" w:hAnsi="Verdana" w:cs="굴림" w:hint="eastAsia"/>
+          <w:color w:val="333333"/>
+          <w:kern w:val="0"/>
+          <w:sz w:val="18"/>
+          <w:szCs w:val="18"/>
+        </w:rPr>
+        <w:t xml:space="preserve"> </w:t>
+      </w:r>
+      <w:r>
+        <w:rPr>
+          <w:rFonts w:ascii="Verdana" w:eastAsia="굴림" w:hAnsi="Verdana" w:cs="굴림" w:hint="eastAsia"/>
+          <w:color w:val="333333"/>
+          <w:kern w:val="0"/>
+          <w:sz w:val="18"/>
+          <w:szCs w:val="18"/>
+        </w:rPr>
+        <w:t>위하여</w:t>
+      </w:r>
+      <w:r>
+        <w:rPr>
+          <w:rFonts w:ascii="Verdana" w:eastAsia="굴림" w:hAnsi="Verdana" w:cs="굴림" w:hint="eastAsia"/>
+          <w:color w:val="333333"/>
+          <w:kern w:val="0"/>
+          <w:sz w:val="18"/>
+          <w:szCs w:val="18"/>
+        </w:rPr>
+        <w:t xml:space="preserve"> </w:t>
+      </w:r>
+      <w:r>
+        <w:rPr>
+          <w:rFonts w:ascii="Verdana" w:eastAsia="굴림" w:hAnsi="Verdana" w:cs="굴림" w:hint="eastAsia"/>
+          <w:color w:val="333333"/>
+          <w:kern w:val="0"/>
+          <w:sz w:val="18"/>
+          <w:szCs w:val="18"/>
+        </w:rPr>
+        <w:t>가급적</w:t>
+      </w:r>
+      <w:r>
+        <w:rPr>
+          <w:rFonts w:ascii="Verdana" w:eastAsia="굴림" w:hAnsi="Verdana" w:cs="굴림" w:hint="eastAsia"/>
+          <w:color w:val="333333"/>
+          <w:kern w:val="0"/>
+          <w:sz w:val="18"/>
+          <w:szCs w:val="18"/>
+        </w:rPr>
+        <w:t xml:space="preserve"> </w:t>
+      </w:r>
+      <w:r>
+        <w:rPr>
+          <w:rFonts w:ascii="Verdana" w:eastAsia="굴림" w:hAnsi="Verdana" w:cs="굴림"/>
+          <w:color w:val="333333"/>
+          <w:kern w:val="0"/>
+          <w:sz w:val="18"/>
+          <w:szCs w:val="18"/>
+        </w:rPr>
+        <w:t xml:space="preserve">shared </w:t>
+      </w:r>
+      <w:r>
+        <w:rPr>
+          <w:rFonts w:ascii="Verdana" w:eastAsia="굴림" w:hAnsi="Verdana" w:cs="굴림" w:hint="eastAsia"/>
+          <w:color w:val="333333"/>
+          <w:kern w:val="0"/>
+          <w:sz w:val="18"/>
+          <w:szCs w:val="18"/>
+        </w:rPr>
+        <w:t>디렉토리를</w:t>
+      </w:r>
+      <w:r>
+        <w:rPr>
+          <w:rFonts w:ascii="Verdana" w:eastAsia="굴림" w:hAnsi="Verdana" w:cs="굴림" w:hint="eastAsia"/>
+          <w:color w:val="333333"/>
+          <w:kern w:val="0"/>
+          <w:sz w:val="18"/>
+          <w:szCs w:val="18"/>
+        </w:rPr>
+        <w:t xml:space="preserve"> </w:t>
+      </w:r>
+      <w:r>
+        <w:rPr>
+          <w:rFonts w:ascii="Verdana" w:eastAsia="굴림" w:hAnsi="Verdana" w:cs="굴림" w:hint="eastAsia"/>
+          <w:color w:val="333333"/>
+          <w:kern w:val="0"/>
+          <w:sz w:val="18"/>
+          <w:szCs w:val="18"/>
+        </w:rPr>
+        <w:t>생성하여</w:t>
       </w:r>
       <w:r>
         <w:rPr>
@@ -25367,13 +25209,13 @@
       <w:proofErr w:type="spellStart"/>
       <w:r>
         <w:rPr>
-          <w:rFonts w:ascii="Verdana" w:eastAsia="굴림" w:hAnsi="Verdana" w:cs="굴림"/>
-          <w:color w:val="333333"/>
-          <w:kern w:val="0"/>
-          <w:sz w:val="18"/>
-          <w:szCs w:val="18"/>
-        </w:rPr>
-        <w:t>db</w:t>
+          <w:rFonts w:ascii="Verdana" w:eastAsia="굴림" w:hAnsi="Verdana" w:cs="굴림" w:hint="eastAsia"/>
+          <w:color w:val="333333"/>
+          <w:kern w:val="0"/>
+          <w:sz w:val="18"/>
+          <w:szCs w:val="18"/>
+        </w:rPr>
+        <w:t>심볼릭</w:t>
       </w:r>
       <w:proofErr w:type="spellEnd"/>
       <w:r>
@@ -25384,218 +25226,6 @@
           <w:sz w:val="18"/>
           <w:szCs w:val="18"/>
         </w:rPr>
-        <w:t>데이터의</w:t>
-      </w:r>
-      <w:r>
-        <w:rPr>
-          <w:rFonts w:ascii="Verdana" w:eastAsia="굴림" w:hAnsi="Verdana" w:cs="굴림" w:hint="eastAsia"/>
-          <w:color w:val="333333"/>
-          <w:kern w:val="0"/>
-          <w:sz w:val="18"/>
-          <w:szCs w:val="18"/>
-        </w:rPr>
-        <w:t xml:space="preserve"> </w:t>
-      </w:r>
-      <w:r>
-        <w:rPr>
-          <w:rFonts w:ascii="Verdana" w:eastAsia="굴림" w:hAnsi="Verdana" w:cs="굴림"/>
-          <w:color w:val="333333"/>
-          <w:kern w:val="0"/>
-          <w:sz w:val="18"/>
-          <w:szCs w:val="18"/>
-        </w:rPr>
-        <w:t>IO</w:t>
-      </w:r>
-      <w:r>
-        <w:rPr>
-          <w:rFonts w:ascii="Verdana" w:eastAsia="굴림" w:hAnsi="Verdana" w:cs="굴림" w:hint="eastAsia"/>
-          <w:color w:val="333333"/>
-          <w:kern w:val="0"/>
-          <w:sz w:val="18"/>
-          <w:szCs w:val="18"/>
-        </w:rPr>
-        <w:t>와</w:t>
-      </w:r>
-      <w:r>
-        <w:rPr>
-          <w:rFonts w:ascii="Verdana" w:eastAsia="굴림" w:hAnsi="Verdana" w:cs="굴림" w:hint="eastAsia"/>
-          <w:color w:val="333333"/>
-          <w:kern w:val="0"/>
-          <w:sz w:val="18"/>
-          <w:szCs w:val="18"/>
-        </w:rPr>
-        <w:t xml:space="preserve"> </w:t>
-      </w:r>
-      <w:r>
-        <w:rPr>
-          <w:rFonts w:ascii="Verdana" w:eastAsia="굴림" w:hAnsi="Verdana" w:cs="굴림" w:hint="eastAsia"/>
-          <w:color w:val="333333"/>
-          <w:kern w:val="0"/>
-          <w:sz w:val="18"/>
-          <w:szCs w:val="18"/>
-        </w:rPr>
-        <w:t>별개로</w:t>
-      </w:r>
-      <w:r>
-        <w:rPr>
-          <w:rFonts w:ascii="Verdana" w:eastAsia="굴림" w:hAnsi="Verdana" w:cs="굴림" w:hint="eastAsia"/>
-          <w:color w:val="333333"/>
-          <w:kern w:val="0"/>
-          <w:sz w:val="18"/>
-          <w:szCs w:val="18"/>
-        </w:rPr>
-        <w:t xml:space="preserve"> </w:t>
-      </w:r>
-      <w:r>
-        <w:rPr>
-          <w:rFonts w:ascii="Verdana" w:eastAsia="굴림" w:hAnsi="Verdana" w:cs="굴림" w:hint="eastAsia"/>
-          <w:color w:val="333333"/>
-          <w:kern w:val="0"/>
-          <w:sz w:val="18"/>
-          <w:szCs w:val="18"/>
-        </w:rPr>
-        <w:t>동작하게</w:t>
-      </w:r>
-      <w:r>
-        <w:rPr>
-          <w:rFonts w:ascii="Verdana" w:eastAsia="굴림" w:hAnsi="Verdana" w:cs="굴림" w:hint="eastAsia"/>
-          <w:color w:val="333333"/>
-          <w:kern w:val="0"/>
-          <w:sz w:val="18"/>
-          <w:szCs w:val="18"/>
-        </w:rPr>
-        <w:t xml:space="preserve"> </w:t>
-      </w:r>
-      <w:r>
-        <w:rPr>
-          <w:rFonts w:ascii="Verdana" w:eastAsia="굴림" w:hAnsi="Verdana" w:cs="굴림" w:hint="eastAsia"/>
-          <w:color w:val="333333"/>
-          <w:kern w:val="0"/>
-          <w:sz w:val="18"/>
-          <w:szCs w:val="18"/>
-        </w:rPr>
-        <w:t>하기</w:t>
-      </w:r>
-      <w:r>
-        <w:rPr>
-          <w:rFonts w:ascii="Verdana" w:eastAsia="굴림" w:hAnsi="Verdana" w:cs="굴림" w:hint="eastAsia"/>
-          <w:color w:val="333333"/>
-          <w:kern w:val="0"/>
-          <w:sz w:val="18"/>
-          <w:szCs w:val="18"/>
-        </w:rPr>
-        <w:t xml:space="preserve"> </w:t>
-      </w:r>
-      <w:r>
-        <w:rPr>
-          <w:rFonts w:ascii="Verdana" w:eastAsia="굴림" w:hAnsi="Verdana" w:cs="굴림" w:hint="eastAsia"/>
-          <w:color w:val="333333"/>
-          <w:kern w:val="0"/>
-          <w:sz w:val="18"/>
-          <w:szCs w:val="18"/>
-        </w:rPr>
-        <w:t>위하여</w:t>
-      </w:r>
-      <w:r>
-        <w:rPr>
-          <w:rFonts w:ascii="Verdana" w:eastAsia="굴림" w:hAnsi="Verdana" w:cs="굴림" w:hint="eastAsia"/>
-          <w:color w:val="333333"/>
-          <w:kern w:val="0"/>
-          <w:sz w:val="18"/>
-          <w:szCs w:val="18"/>
-        </w:rPr>
-        <w:t xml:space="preserve"> </w:t>
-      </w:r>
-      <w:r>
-        <w:rPr>
-          <w:rFonts w:ascii="Verdana" w:eastAsia="굴림" w:hAnsi="Verdana" w:cs="굴림" w:hint="eastAsia"/>
-          <w:color w:val="333333"/>
-          <w:kern w:val="0"/>
-          <w:sz w:val="18"/>
-          <w:szCs w:val="18"/>
-        </w:rPr>
-        <w:t>가급적</w:t>
-      </w:r>
-      <w:r>
-        <w:rPr>
-          <w:rFonts w:ascii="Verdana" w:eastAsia="굴림" w:hAnsi="Verdana" w:cs="굴림" w:hint="eastAsia"/>
-          <w:color w:val="333333"/>
-          <w:kern w:val="0"/>
-          <w:sz w:val="18"/>
-          <w:szCs w:val="18"/>
-        </w:rPr>
-        <w:t xml:space="preserve"> </w:t>
-      </w:r>
-      <w:r>
-        <w:rPr>
-          <w:rFonts w:ascii="Verdana" w:eastAsia="굴림" w:hAnsi="Verdana" w:cs="굴림"/>
-          <w:color w:val="333333"/>
-          <w:kern w:val="0"/>
-          <w:sz w:val="18"/>
-          <w:szCs w:val="18"/>
-        </w:rPr>
-        <w:t xml:space="preserve">shared </w:t>
-      </w:r>
-      <w:r>
-        <w:rPr>
-          <w:rFonts w:ascii="Verdana" w:eastAsia="굴림" w:hAnsi="Verdana" w:cs="굴림" w:hint="eastAsia"/>
-          <w:color w:val="333333"/>
-          <w:kern w:val="0"/>
-          <w:sz w:val="18"/>
-          <w:szCs w:val="18"/>
-        </w:rPr>
-        <w:t>디렉토리를</w:t>
-      </w:r>
-      <w:r>
-        <w:rPr>
-          <w:rFonts w:ascii="Verdana" w:eastAsia="굴림" w:hAnsi="Verdana" w:cs="굴림" w:hint="eastAsia"/>
-          <w:color w:val="333333"/>
-          <w:kern w:val="0"/>
-          <w:sz w:val="18"/>
-          <w:szCs w:val="18"/>
-        </w:rPr>
-        <w:t xml:space="preserve"> </w:t>
-      </w:r>
-      <w:r>
-        <w:rPr>
-          <w:rFonts w:ascii="Verdana" w:eastAsia="굴림" w:hAnsi="Verdana" w:cs="굴림" w:hint="eastAsia"/>
-          <w:color w:val="333333"/>
-          <w:kern w:val="0"/>
-          <w:sz w:val="18"/>
-          <w:szCs w:val="18"/>
-        </w:rPr>
-        <w:t>생성하여</w:t>
-      </w:r>
-      <w:r>
-        <w:rPr>
-          <w:rFonts w:ascii="Verdana" w:eastAsia="굴림" w:hAnsi="Verdana" w:cs="굴림" w:hint="eastAsia"/>
-          <w:color w:val="333333"/>
-          <w:kern w:val="0"/>
-          <w:sz w:val="18"/>
-          <w:szCs w:val="18"/>
-        </w:rPr>
-        <w:t xml:space="preserve"> </w:t>
-      </w:r>
-      <w:proofErr w:type="spellStart"/>
-      <w:r>
-        <w:rPr>
-          <w:rFonts w:ascii="Verdana" w:eastAsia="굴림" w:hAnsi="Verdana" w:cs="굴림" w:hint="eastAsia"/>
-          <w:color w:val="333333"/>
-          <w:kern w:val="0"/>
-          <w:sz w:val="18"/>
-          <w:szCs w:val="18"/>
-        </w:rPr>
-        <w:t>심볼릭</w:t>
-      </w:r>
-      <w:proofErr w:type="spellEnd"/>
-      <w:r>
-        <w:rPr>
-          <w:rFonts w:ascii="Verdana" w:eastAsia="굴림" w:hAnsi="Verdana" w:cs="굴림" w:hint="eastAsia"/>
-          <w:color w:val="333333"/>
-          <w:kern w:val="0"/>
-          <w:sz w:val="18"/>
-          <w:szCs w:val="18"/>
-        </w:rPr>
         <w:t xml:space="preserve"> </w:t>
       </w:r>
       <w:r>
@@ -25618,6 +25248,7 @@
         </w:rPr>
         <w:t xml:space="preserve"> </w:t>
       </w:r>
+      <w:proofErr w:type="gramStart"/>
       <w:r>
         <w:rPr>
           <w:rFonts w:ascii="Verdana" w:eastAsia="굴림" w:hAnsi="Verdana" w:cs="굴림" w:hint="eastAsia"/>
@@ -25628,7 +25259,6 @@
         </w:rPr>
         <w:t>걸어준다</w:t>
       </w:r>
-      <w:proofErr w:type="gramStart"/>
       <w:r>
         <w:rPr>
           <w:rFonts w:ascii="Verdana" w:eastAsia="굴림" w:hAnsi="Verdana" w:cs="굴림" w:hint="eastAsia"/>
@@ -26274,636 +25904,6 @@
             <wp:extent cx="5731510" cy="2416175"/>
             <wp:effectExtent l="0" t="0" r="2540" b="3175"/>
             <wp:docPr id="4" name="그림 4"/>
-            <wp:cNvGraphicFramePr>
-              <a:graphicFrameLocks xmlns:a="http://schemas.openxmlformats.org/drawingml/2006/main" noChangeAspect="1"/>
-            </wp:cNvGraphicFramePr>
-            <a:graphic xmlns:a="http://schemas.openxmlformats.org/drawingml/2006/main">
-              <a:graphicData uri="http://schemas.openxmlformats.org/drawingml/2006/picture">
-                <pic:pic xmlns:pic="http://schemas.openxmlformats.org/drawingml/2006/picture">
-                  <pic:nvPicPr>
-                    <pic:cNvPr id="1" name=""/>
-                    <pic:cNvPicPr/>
-                  </pic:nvPicPr>
-                  <pic:blipFill>
-                    <a:blip r:embed="rId48"/>
-                    <a:stretch>
-                      <a:fillRect/>
-                    </a:stretch>
-                  </pic:blipFill>
-                  <pic:spPr>
-                    <a:xfrm>
-                      <a:off x="0" y="0"/>
-                      <a:ext cx="5731510" cy="2416175"/>
-                    </a:xfrm>
-                    <a:prstGeom prst="rect">
-                      <a:avLst/>
-                    </a:prstGeom>
-                  </pic:spPr>
-                </pic:pic>
-              </a:graphicData>
-            </a:graphic>
-          </wp:inline>
-        </w:drawing>
-      </w:r>
-    </w:p>
-    <w:p>
-      <w:pPr>
-        <w:pStyle w:val="a6"/>
-        <w:widowControl/>
-        <w:shd w:val="clear" w:color="auto" w:fill="FFFFFF"/>
-        <w:wordWrap/>
-        <w:autoSpaceDE/>
-        <w:autoSpaceDN/>
-        <w:spacing w:before="100" w:beforeAutospacing="1" w:after="100" w:afterAutospacing="1" w:line="240" w:lineRule="auto"/>
-        <w:ind w:leftChars="0" w:left="1200"/>
-        <w:jc w:val="left"/>
-        <w:rPr>
-          <w:rFonts w:ascii="Verdana" w:eastAsia="굴림" w:hAnsi="Verdana" w:cs="굴림"/>
-          <w:b/>
-          <w:color w:val="333333"/>
-          <w:kern w:val="0"/>
-          <w:sz w:val="18"/>
-          <w:szCs w:val="18"/>
-        </w:rPr>
-      </w:pPr>
-      <w:r>
-        <w:rPr>
-          <w:rFonts w:ascii="Verdana" w:eastAsia="굴림" w:hAnsi="Verdana" w:cs="굴림" w:hint="eastAsia"/>
-          <w:b/>
-          <w:color w:val="333333"/>
-          <w:kern w:val="0"/>
-          <w:sz w:val="18"/>
-          <w:szCs w:val="18"/>
-        </w:rPr>
-        <w:t>이후</w:t>
-      </w:r>
-      <w:r>
-        <w:rPr>
-          <w:rFonts w:ascii="Verdana" w:eastAsia="굴림" w:hAnsi="Verdana" w:cs="굴림" w:hint="eastAsia"/>
-          <w:b/>
-          <w:color w:val="333333"/>
-          <w:kern w:val="0"/>
-          <w:sz w:val="18"/>
-          <w:szCs w:val="18"/>
-        </w:rPr>
-        <w:t xml:space="preserve"> </w:t>
-      </w:r>
-      <w:r>
-        <w:rPr>
-          <w:rFonts w:ascii="Verdana" w:eastAsia="굴림" w:hAnsi="Verdana" w:cs="굴림"/>
-          <w:b/>
-          <w:color w:val="333333"/>
-          <w:kern w:val="0"/>
-          <w:sz w:val="18"/>
-          <w:szCs w:val="18"/>
-        </w:rPr>
-        <w:t>/</w:t>
-      </w:r>
-      <w:proofErr w:type="spellStart"/>
-      <w:r>
-        <w:rPr>
-          <w:rFonts w:ascii="Verdana" w:eastAsia="굴림" w:hAnsi="Verdana" w:cs="굴림"/>
-          <w:b/>
-          <w:color w:val="333333"/>
-          <w:kern w:val="0"/>
-          <w:sz w:val="18"/>
-          <w:szCs w:val="18"/>
-        </w:rPr>
-        <w:t>usr</w:t>
-      </w:r>
-      <w:proofErr w:type="spellEnd"/>
-      <w:r>
-        <w:rPr>
-          <w:rFonts w:ascii="Verdana" w:eastAsia="굴림" w:hAnsi="Verdana" w:cs="굴림"/>
-          <w:b/>
-          <w:color w:val="333333"/>
-          <w:kern w:val="0"/>
-          <w:sz w:val="18"/>
-          <w:szCs w:val="18"/>
-        </w:rPr>
-        <w:t xml:space="preserve">/local </w:t>
-      </w:r>
-      <w:r>
-        <w:rPr>
-          <w:rFonts w:ascii="Verdana" w:eastAsia="굴림" w:hAnsi="Verdana" w:cs="굴림" w:hint="eastAsia"/>
-          <w:b/>
-          <w:color w:val="333333"/>
-          <w:kern w:val="0"/>
-          <w:sz w:val="18"/>
-          <w:szCs w:val="18"/>
-        </w:rPr>
-        <w:t>경로의</w:t>
-      </w:r>
-      <w:r>
-        <w:rPr>
-          <w:rFonts w:ascii="Verdana" w:eastAsia="굴림" w:hAnsi="Verdana" w:cs="굴림" w:hint="eastAsia"/>
-          <w:b/>
-          <w:color w:val="333333"/>
-          <w:kern w:val="0"/>
-          <w:sz w:val="18"/>
-          <w:szCs w:val="18"/>
-        </w:rPr>
-        <w:t xml:space="preserve"> </w:t>
-      </w:r>
-      <w:proofErr w:type="spellStart"/>
-      <w:r>
-        <w:rPr>
-          <w:rFonts w:ascii="Verdana" w:eastAsia="굴림" w:hAnsi="Verdana" w:cs="굴림"/>
-          <w:b/>
-          <w:color w:val="333333"/>
-          <w:kern w:val="0"/>
-          <w:sz w:val="18"/>
-          <w:szCs w:val="18"/>
-        </w:rPr>
-        <w:t>mysql</w:t>
-      </w:r>
-      <w:proofErr w:type="spellEnd"/>
-      <w:r>
-        <w:rPr>
-          <w:rFonts w:ascii="Verdana" w:eastAsia="굴림" w:hAnsi="Verdana" w:cs="굴림"/>
-          <w:b/>
-          <w:color w:val="333333"/>
-          <w:kern w:val="0"/>
-          <w:sz w:val="18"/>
-          <w:szCs w:val="18"/>
-        </w:rPr>
-        <w:t xml:space="preserve"> </w:t>
-      </w:r>
-      <w:proofErr w:type="spellStart"/>
-      <w:r>
-        <w:rPr>
-          <w:rFonts w:ascii="Verdana" w:eastAsia="굴림" w:hAnsi="Verdana" w:cs="굴림" w:hint="eastAsia"/>
-          <w:b/>
-          <w:color w:val="333333"/>
-          <w:kern w:val="0"/>
-          <w:sz w:val="18"/>
-          <w:szCs w:val="18"/>
-        </w:rPr>
-        <w:t>심볼릭링크에</w:t>
-      </w:r>
-      <w:proofErr w:type="spellEnd"/>
-      <w:r>
-        <w:rPr>
-          <w:rFonts w:ascii="Verdana" w:eastAsia="굴림" w:hAnsi="Verdana" w:cs="굴림" w:hint="eastAsia"/>
-          <w:b/>
-          <w:color w:val="333333"/>
-          <w:kern w:val="0"/>
-          <w:sz w:val="18"/>
-          <w:szCs w:val="18"/>
-        </w:rPr>
-        <w:t xml:space="preserve"> </w:t>
-      </w:r>
-      <w:r>
-        <w:rPr>
-          <w:rFonts w:ascii="Verdana" w:eastAsia="굴림" w:hAnsi="Verdana" w:cs="굴림" w:hint="eastAsia"/>
-          <w:b/>
-          <w:color w:val="333333"/>
-          <w:kern w:val="0"/>
-          <w:sz w:val="18"/>
-          <w:szCs w:val="18"/>
-        </w:rPr>
-        <w:t>연결된</w:t>
-      </w:r>
-      <w:r>
-        <w:rPr>
-          <w:rFonts w:ascii="Verdana" w:eastAsia="굴림" w:hAnsi="Verdana" w:cs="굴림" w:hint="eastAsia"/>
-          <w:b/>
-          <w:color w:val="333333"/>
-          <w:kern w:val="0"/>
-          <w:sz w:val="18"/>
-          <w:szCs w:val="18"/>
-        </w:rPr>
-        <w:t xml:space="preserve"> </w:t>
-      </w:r>
-      <w:proofErr w:type="spellStart"/>
-      <w:r>
-        <w:rPr>
-          <w:rFonts w:ascii="Verdana" w:eastAsia="굴림" w:hAnsi="Verdana" w:cs="굴림"/>
-          <w:b/>
-          <w:color w:val="333333"/>
-          <w:kern w:val="0"/>
-          <w:sz w:val="18"/>
-          <w:szCs w:val="18"/>
-        </w:rPr>
-        <w:t>mariadb</w:t>
-      </w:r>
-      <w:proofErr w:type="spellEnd"/>
-      <w:r>
-        <w:rPr>
-          <w:rFonts w:ascii="Verdana" w:eastAsia="굴림" w:hAnsi="Verdana" w:cs="굴림" w:hint="eastAsia"/>
-          <w:b/>
-          <w:color w:val="333333"/>
-          <w:kern w:val="0"/>
-          <w:sz w:val="18"/>
-          <w:szCs w:val="18"/>
-        </w:rPr>
-        <w:t>원본</w:t>
-      </w:r>
-      <w:r>
-        <w:rPr>
-          <w:rFonts w:ascii="Verdana" w:eastAsia="굴림" w:hAnsi="Verdana" w:cs="굴림" w:hint="eastAsia"/>
-          <w:b/>
-          <w:color w:val="333333"/>
-          <w:kern w:val="0"/>
-          <w:sz w:val="18"/>
-          <w:szCs w:val="18"/>
-        </w:rPr>
-        <w:t xml:space="preserve"> </w:t>
-      </w:r>
-      <w:r>
-        <w:rPr>
-          <w:rFonts w:ascii="Verdana" w:eastAsia="굴림" w:hAnsi="Verdana" w:cs="굴림" w:hint="eastAsia"/>
-          <w:b/>
-          <w:color w:val="333333"/>
-          <w:kern w:val="0"/>
-          <w:sz w:val="18"/>
-          <w:szCs w:val="18"/>
-        </w:rPr>
-        <w:t>파일이</w:t>
-      </w:r>
-      <w:r>
-        <w:rPr>
-          <w:rFonts w:ascii="Verdana" w:eastAsia="굴림" w:hAnsi="Verdana" w:cs="굴림" w:hint="eastAsia"/>
-          <w:b/>
-          <w:color w:val="333333"/>
-          <w:kern w:val="0"/>
-          <w:sz w:val="18"/>
-          <w:szCs w:val="18"/>
-        </w:rPr>
-        <w:t xml:space="preserve"> </w:t>
-      </w:r>
-      <w:r>
-        <w:rPr>
-          <w:rFonts w:ascii="Verdana" w:eastAsia="굴림" w:hAnsi="Verdana" w:cs="굴림" w:hint="eastAsia"/>
-          <w:b/>
-          <w:color w:val="333333"/>
-          <w:kern w:val="0"/>
-          <w:sz w:val="18"/>
-          <w:szCs w:val="18"/>
-        </w:rPr>
-        <w:t>없기</w:t>
-      </w:r>
-      <w:r>
-        <w:rPr>
-          <w:rFonts w:ascii="Verdana" w:eastAsia="굴림" w:hAnsi="Verdana" w:cs="굴림" w:hint="eastAsia"/>
-          <w:b/>
-          <w:color w:val="333333"/>
-          <w:kern w:val="0"/>
-          <w:sz w:val="18"/>
-          <w:szCs w:val="18"/>
-        </w:rPr>
-        <w:t xml:space="preserve"> </w:t>
-      </w:r>
-      <w:r>
-        <w:rPr>
-          <w:rFonts w:ascii="Verdana" w:eastAsia="굴림" w:hAnsi="Verdana" w:cs="굴림" w:hint="eastAsia"/>
-          <w:b/>
-          <w:color w:val="333333"/>
-          <w:kern w:val="0"/>
-          <w:sz w:val="18"/>
-          <w:szCs w:val="18"/>
-        </w:rPr>
-        <w:t>때문에</w:t>
-      </w:r>
-      <w:r>
-        <w:rPr>
-          <w:rFonts w:ascii="Verdana" w:eastAsia="굴림" w:hAnsi="Verdana" w:cs="굴림" w:hint="eastAsia"/>
-          <w:b/>
-          <w:color w:val="333333"/>
-          <w:kern w:val="0"/>
-          <w:sz w:val="18"/>
-          <w:szCs w:val="18"/>
-        </w:rPr>
-        <w:t xml:space="preserve"> </w:t>
-      </w:r>
-      <w:r>
-        <w:rPr>
-          <w:rFonts w:ascii="Verdana" w:eastAsia="굴림" w:hAnsi="Verdana" w:cs="굴림" w:hint="eastAsia"/>
-          <w:b/>
-          <w:color w:val="333333"/>
-          <w:kern w:val="0"/>
-          <w:sz w:val="18"/>
-          <w:szCs w:val="18"/>
-        </w:rPr>
-        <w:t>빨간색으로</w:t>
-      </w:r>
-      <w:r>
-        <w:rPr>
-          <w:rFonts w:ascii="Verdana" w:eastAsia="굴림" w:hAnsi="Verdana" w:cs="굴림" w:hint="eastAsia"/>
-          <w:b/>
-          <w:color w:val="333333"/>
-          <w:kern w:val="0"/>
-          <w:sz w:val="18"/>
-          <w:szCs w:val="18"/>
-        </w:rPr>
-        <w:t xml:space="preserve"> </w:t>
-      </w:r>
-      <w:r>
-        <w:rPr>
-          <w:rFonts w:ascii="Verdana" w:eastAsia="굴림" w:hAnsi="Verdana" w:cs="굴림" w:hint="eastAsia"/>
-          <w:b/>
-          <w:color w:val="333333"/>
-          <w:kern w:val="0"/>
-          <w:sz w:val="18"/>
-          <w:szCs w:val="18"/>
-        </w:rPr>
-        <w:t>표시된다</w:t>
-      </w:r>
-      <w:r>
-        <w:rPr>
-          <w:rFonts w:ascii="Verdana" w:eastAsia="굴림" w:hAnsi="Verdana" w:cs="굴림" w:hint="eastAsia"/>
-          <w:b/>
-          <w:color w:val="333333"/>
-          <w:kern w:val="0"/>
-          <w:sz w:val="18"/>
-          <w:szCs w:val="18"/>
-        </w:rPr>
-        <w:t>.</w:t>
-      </w:r>
-      <w:r>
-        <w:rPr>
-          <w:rFonts w:ascii="Verdana" w:eastAsia="굴림" w:hAnsi="Verdana" w:cs="굴림"/>
-          <w:b/>
-          <w:color w:val="333333"/>
-          <w:kern w:val="0"/>
-          <w:sz w:val="18"/>
-          <w:szCs w:val="18"/>
-        </w:rPr>
-        <w:t xml:space="preserve"> </w:t>
-      </w:r>
-      <w:r>
-        <w:rPr>
-          <w:rFonts w:ascii="Verdana" w:eastAsia="굴림" w:hAnsi="Verdana" w:cs="굴림" w:hint="eastAsia"/>
-          <w:b/>
-          <w:color w:val="333333"/>
-          <w:kern w:val="0"/>
-          <w:sz w:val="18"/>
-          <w:szCs w:val="18"/>
-        </w:rPr>
-        <w:t>해당</w:t>
-      </w:r>
-      <w:r>
-        <w:rPr>
-          <w:rFonts w:ascii="Verdana" w:eastAsia="굴림" w:hAnsi="Verdana" w:cs="굴림" w:hint="eastAsia"/>
-          <w:b/>
-          <w:color w:val="333333"/>
-          <w:kern w:val="0"/>
-          <w:sz w:val="18"/>
-          <w:szCs w:val="18"/>
-        </w:rPr>
-        <w:t xml:space="preserve"> </w:t>
-      </w:r>
-      <w:proofErr w:type="spellStart"/>
-      <w:r>
-        <w:rPr>
-          <w:rFonts w:ascii="Verdana" w:eastAsia="굴림" w:hAnsi="Verdana" w:cs="굴림"/>
-          <w:b/>
-          <w:color w:val="333333"/>
-          <w:kern w:val="0"/>
-          <w:sz w:val="18"/>
-          <w:szCs w:val="18"/>
-        </w:rPr>
-        <w:t>mysql</w:t>
-      </w:r>
-      <w:proofErr w:type="spellEnd"/>
-      <w:r>
-        <w:rPr>
-          <w:rFonts w:ascii="Verdana" w:eastAsia="굴림" w:hAnsi="Verdana" w:cs="굴림"/>
-          <w:b/>
-          <w:color w:val="333333"/>
-          <w:kern w:val="0"/>
-          <w:sz w:val="18"/>
-          <w:szCs w:val="18"/>
-        </w:rPr>
-        <w:t xml:space="preserve"> </w:t>
-      </w:r>
-      <w:proofErr w:type="spellStart"/>
-      <w:r>
-        <w:rPr>
-          <w:rFonts w:ascii="Verdana" w:eastAsia="굴림" w:hAnsi="Verdana" w:cs="굴림" w:hint="eastAsia"/>
-          <w:b/>
-          <w:color w:val="333333"/>
-          <w:kern w:val="0"/>
-          <w:sz w:val="18"/>
-          <w:szCs w:val="18"/>
-        </w:rPr>
-        <w:t>심볼링링크를</w:t>
-      </w:r>
-      <w:proofErr w:type="spellEnd"/>
-      <w:r>
-        <w:rPr>
-          <w:rFonts w:ascii="Verdana" w:eastAsia="굴림" w:hAnsi="Verdana" w:cs="굴림" w:hint="eastAsia"/>
-          <w:b/>
-          <w:color w:val="333333"/>
-          <w:kern w:val="0"/>
-          <w:sz w:val="18"/>
-          <w:szCs w:val="18"/>
-        </w:rPr>
-        <w:t xml:space="preserve"> </w:t>
-      </w:r>
-      <w:r>
-        <w:rPr>
-          <w:rFonts w:ascii="Verdana" w:eastAsia="굴림" w:hAnsi="Verdana" w:cs="굴림" w:hint="eastAsia"/>
-          <w:b/>
-          <w:color w:val="333333"/>
-          <w:kern w:val="0"/>
-          <w:sz w:val="18"/>
-          <w:szCs w:val="18"/>
-        </w:rPr>
-        <w:t>삭제한다</w:t>
-      </w:r>
-      <w:r>
-        <w:rPr>
-          <w:rFonts w:ascii="Verdana" w:eastAsia="굴림" w:hAnsi="Verdana" w:cs="굴림" w:hint="eastAsia"/>
-          <w:b/>
-          <w:color w:val="333333"/>
-          <w:kern w:val="0"/>
-          <w:sz w:val="18"/>
-          <w:szCs w:val="18"/>
-        </w:rPr>
-        <w:t>.</w:t>
-      </w:r>
-    </w:p>
-    <w:p>
-      <w:pPr>
-        <w:pStyle w:val="a6"/>
-        <w:widowControl/>
-        <w:numPr>
-          <w:ilvl w:val="1"/>
-          <w:numId w:val="21"/>
-        </w:numPr>
-        <w:shd w:val="clear" w:color="auto" w:fill="FFFFFF"/>
-        <w:wordWrap/>
-        <w:autoSpaceDE/>
-        <w:autoSpaceDN/>
-        <w:spacing w:before="100" w:beforeAutospacing="1" w:after="100" w:afterAutospacing="1" w:line="240" w:lineRule="auto"/>
-        <w:ind w:leftChars="0"/>
-        <w:jc w:val="left"/>
-        <w:rPr>
-          <w:rFonts w:ascii="Verdana" w:eastAsia="굴림" w:hAnsi="Verdana" w:cs="굴림"/>
-          <w:color w:val="333333"/>
-          <w:kern w:val="0"/>
-          <w:sz w:val="18"/>
-          <w:szCs w:val="18"/>
-        </w:rPr>
-      </w:pPr>
-      <w:proofErr w:type="spellStart"/>
-      <w:r>
-        <w:rPr>
-          <w:rFonts w:ascii="Verdana" w:eastAsia="굴림" w:hAnsi="Verdana" w:cs="굴림"/>
-          <w:b/>
-          <w:bCs/>
-          <w:color w:val="333333"/>
-          <w:kern w:val="0"/>
-          <w:sz w:val="18"/>
-          <w:szCs w:val="18"/>
-        </w:rPr>
-        <w:t>rm</w:t>
-      </w:r>
-      <w:proofErr w:type="spellEnd"/>
-      <w:r>
-        <w:rPr>
-          <w:rFonts w:ascii="Verdana" w:eastAsia="굴림" w:hAnsi="Verdana" w:cs="굴림"/>
-          <w:b/>
-          <w:bCs/>
-          <w:color w:val="333333"/>
-          <w:kern w:val="0"/>
-          <w:sz w:val="18"/>
-          <w:szCs w:val="18"/>
-        </w:rPr>
-        <w:t xml:space="preserve"> </w:t>
-      </w:r>
-      <w:proofErr w:type="spellStart"/>
-      <w:r>
-        <w:rPr>
-          <w:rFonts w:ascii="Verdana" w:eastAsia="굴림" w:hAnsi="Verdana" w:cs="굴림"/>
-          <w:b/>
-          <w:bCs/>
-          <w:color w:val="333333"/>
-          <w:kern w:val="0"/>
-          <w:sz w:val="18"/>
-          <w:szCs w:val="18"/>
-        </w:rPr>
-        <w:t>mysql</w:t>
-      </w:r>
-      <w:proofErr w:type="spellEnd"/>
-    </w:p>
-    <w:p>
-      <w:pPr>
-        <w:pStyle w:val="a6"/>
-        <w:widowControl/>
-        <w:numPr>
-          <w:ilvl w:val="1"/>
-          <w:numId w:val="21"/>
-        </w:numPr>
-        <w:shd w:val="clear" w:color="auto" w:fill="FFFFFF"/>
-        <w:wordWrap/>
-        <w:autoSpaceDE/>
-        <w:autoSpaceDN/>
-        <w:spacing w:before="100" w:beforeAutospacing="1" w:after="100" w:afterAutospacing="1" w:line="240" w:lineRule="auto"/>
-        <w:ind w:leftChars="0"/>
-        <w:jc w:val="left"/>
-        <w:rPr>
-          <w:rFonts w:ascii="Verdana" w:eastAsia="굴림" w:hAnsi="Verdana" w:cs="굴림"/>
-          <w:color w:val="333333"/>
-          <w:kern w:val="0"/>
-          <w:sz w:val="18"/>
-          <w:szCs w:val="18"/>
-        </w:rPr>
-      </w:pPr>
-      <w:r>
-        <w:rPr>
-          <w:rFonts w:ascii="Verdana" w:eastAsia="굴림" w:hAnsi="Verdana" w:cs="굴림"/>
-          <w:b/>
-          <w:bCs/>
-          <w:color w:val="333333"/>
-          <w:kern w:val="0"/>
-          <w:sz w:val="18"/>
-          <w:szCs w:val="18"/>
-        </w:rPr>
-        <w:t>ln -s /home/</w:t>
-      </w:r>
-      <w:r>
-        <w:rPr>
-          <w:rFonts w:ascii="Verdana" w:eastAsia="굴림" w:hAnsi="Verdana" w:cs="굴림"/>
-          <w:b/>
-          <w:bCs/>
-          <w:color w:val="333333"/>
-          <w:kern w:val="0"/>
-          <w:sz w:val="18"/>
-          <w:szCs w:val="18"/>
-        </w:rPr>
-        <w:t>mariadb-linux-20201026 /</w:t>
-      </w:r>
-      <w:proofErr w:type="spellStart"/>
-      <w:r>
-        <w:rPr>
-          <w:rFonts w:ascii="Verdana" w:eastAsia="굴림" w:hAnsi="Verdana" w:cs="굴림"/>
-          <w:b/>
-          <w:bCs/>
-          <w:color w:val="333333"/>
-          <w:kern w:val="0"/>
-          <w:sz w:val="18"/>
-          <w:szCs w:val="18"/>
-        </w:rPr>
-        <w:t>usr</w:t>
-      </w:r>
-      <w:proofErr w:type="spellEnd"/>
-      <w:r>
-        <w:rPr>
-          <w:rFonts w:ascii="Verdana" w:eastAsia="굴림" w:hAnsi="Verdana" w:cs="굴림"/>
-          <w:b/>
-          <w:bCs/>
-          <w:color w:val="333333"/>
-          <w:kern w:val="0"/>
-          <w:sz w:val="18"/>
-          <w:szCs w:val="18"/>
-        </w:rPr>
-        <w:t>/local/</w:t>
-      </w:r>
-      <w:proofErr w:type="spellStart"/>
-      <w:r>
-        <w:rPr>
-          <w:rFonts w:ascii="Verdana" w:eastAsia="굴림" w:hAnsi="Verdana" w:cs="굴림"/>
-          <w:b/>
-          <w:bCs/>
-          <w:color w:val="333333"/>
-          <w:kern w:val="0"/>
-          <w:sz w:val="18"/>
-          <w:szCs w:val="18"/>
-        </w:rPr>
-        <w:t>mysql</w:t>
-      </w:r>
-      <w:proofErr w:type="spellEnd"/>
-    </w:p>
-    <w:p>
-      <w:pPr>
-        <w:pStyle w:val="a6"/>
-        <w:widowControl/>
-        <w:shd w:val="clear" w:color="auto" w:fill="FFFFFF"/>
-        <w:wordWrap/>
-        <w:autoSpaceDE/>
-        <w:autoSpaceDN/>
-        <w:spacing w:before="100" w:beforeAutospacing="1" w:after="100" w:afterAutospacing="1" w:line="240" w:lineRule="auto"/>
-        <w:ind w:leftChars="0" w:left="1200"/>
-        <w:jc w:val="left"/>
-        <w:rPr>
-          <w:rFonts w:ascii="Verdana" w:eastAsia="굴림" w:hAnsi="Verdana" w:cs="굴림"/>
-          <w:color w:val="333333"/>
-          <w:kern w:val="0"/>
-          <w:sz w:val="18"/>
-          <w:szCs w:val="18"/>
-        </w:rPr>
-      </w:pPr>
-      <w:r>
-        <w:rPr>
-          <w:noProof/>
-        </w:rPr>
-        <w:drawing>
-          <wp:inline distT="0" distB="0" distL="0" distR="0" wp14:anchorId="351A13D9" wp14:editId="44783B1B">
-            <wp:extent cx="5731510" cy="2037080"/>
-            <wp:effectExtent l="0" t="0" r="2540" b="1270"/>
-            <wp:docPr id="5" name="그림 5"/>
             <wp:cNvGraphicFramePr>
               <a:graphicFrameLocks xmlns:a="http://schemas.openxmlformats.org/drawingml/2006/main" noChangeAspect="1"/>
             </wp:cNvGraphicFramePr>
@@ -26923,7 +25923,7 @@
                   <pic:spPr>
                     <a:xfrm>
                       <a:off x="0" y="0"/>
-                      <a:ext cx="5731510" cy="2037080"/>
+                      <a:ext cx="5731510" cy="2416175"/>
                     </a:xfrm>
                     <a:prstGeom prst="rect">
                       <a:avLst/>
@@ -26934,6 +25934,424 @@
             </a:graphic>
           </wp:inline>
         </w:drawing>
+      </w:r>
+    </w:p>
+    <w:p>
+      <w:pPr>
+        <w:pStyle w:val="a6"/>
+        <w:widowControl/>
+        <w:shd w:val="clear" w:color="auto" w:fill="FFFFFF"/>
+        <w:wordWrap/>
+        <w:autoSpaceDE/>
+        <w:autoSpaceDN/>
+        <w:spacing w:before="100" w:beforeAutospacing="1" w:after="100" w:afterAutospacing="1" w:line="240" w:lineRule="auto"/>
+        <w:ind w:leftChars="0" w:left="1200"/>
+        <w:jc w:val="left"/>
+        <w:rPr>
+          <w:rFonts w:ascii="Verdana" w:eastAsia="굴림" w:hAnsi="Verdana" w:cs="굴림"/>
+          <w:b/>
+          <w:color w:val="333333"/>
+          <w:kern w:val="0"/>
+          <w:sz w:val="18"/>
+          <w:szCs w:val="18"/>
+        </w:rPr>
+      </w:pPr>
+      <w:r>
+        <w:rPr>
+          <w:rFonts w:ascii="Verdana" w:eastAsia="굴림" w:hAnsi="Verdana" w:cs="굴림" w:hint="eastAsia"/>
+          <w:b/>
+          <w:color w:val="333333"/>
+          <w:kern w:val="0"/>
+          <w:sz w:val="18"/>
+          <w:szCs w:val="18"/>
+        </w:rPr>
+        <w:t>이후</w:t>
+      </w:r>
+      <w:r>
+        <w:rPr>
+          <w:rFonts w:ascii="Verdana" w:eastAsia="굴림" w:hAnsi="Verdana" w:cs="굴림" w:hint="eastAsia"/>
+          <w:b/>
+          <w:color w:val="333333"/>
+          <w:kern w:val="0"/>
+          <w:sz w:val="18"/>
+          <w:szCs w:val="18"/>
+        </w:rPr>
+        <w:t xml:space="preserve"> </w:t>
+      </w:r>
+      <w:r>
+        <w:rPr>
+          <w:rFonts w:ascii="Verdana" w:eastAsia="굴림" w:hAnsi="Verdana" w:cs="굴림"/>
+          <w:b/>
+          <w:color w:val="333333"/>
+          <w:kern w:val="0"/>
+          <w:sz w:val="18"/>
+          <w:szCs w:val="18"/>
+        </w:rPr>
+        <w:t>/</w:t>
+      </w:r>
+      <w:proofErr w:type="spellStart"/>
+      <w:r>
+        <w:rPr>
+          <w:rFonts w:ascii="Verdana" w:eastAsia="굴림" w:hAnsi="Verdana" w:cs="굴림"/>
+          <w:b/>
+          <w:color w:val="333333"/>
+          <w:kern w:val="0"/>
+          <w:sz w:val="18"/>
+          <w:szCs w:val="18"/>
+        </w:rPr>
+        <w:t>usr</w:t>
+      </w:r>
+      <w:proofErr w:type="spellEnd"/>
+      <w:r>
+        <w:rPr>
+          <w:rFonts w:ascii="Verdana" w:eastAsia="굴림" w:hAnsi="Verdana" w:cs="굴림"/>
+          <w:b/>
+          <w:color w:val="333333"/>
+          <w:kern w:val="0"/>
+          <w:sz w:val="18"/>
+          <w:szCs w:val="18"/>
+        </w:rPr>
+        <w:t xml:space="preserve">/local </w:t>
+      </w:r>
+      <w:r>
+        <w:rPr>
+          <w:rFonts w:ascii="Verdana" w:eastAsia="굴림" w:hAnsi="Verdana" w:cs="굴림" w:hint="eastAsia"/>
+          <w:b/>
+          <w:color w:val="333333"/>
+          <w:kern w:val="0"/>
+          <w:sz w:val="18"/>
+          <w:szCs w:val="18"/>
+        </w:rPr>
+        <w:t>경로의</w:t>
+      </w:r>
+      <w:r>
+        <w:rPr>
+          <w:rFonts w:ascii="Verdana" w:eastAsia="굴림" w:hAnsi="Verdana" w:cs="굴림" w:hint="eastAsia"/>
+          <w:b/>
+          <w:color w:val="333333"/>
+          <w:kern w:val="0"/>
+          <w:sz w:val="18"/>
+          <w:szCs w:val="18"/>
+        </w:rPr>
+        <w:t xml:space="preserve"> </w:t>
+      </w:r>
+      <w:proofErr w:type="spellStart"/>
+      <w:r>
+        <w:rPr>
+          <w:rFonts w:ascii="Verdana" w:eastAsia="굴림" w:hAnsi="Verdana" w:cs="굴림"/>
+          <w:b/>
+          <w:color w:val="333333"/>
+          <w:kern w:val="0"/>
+          <w:sz w:val="18"/>
+          <w:szCs w:val="18"/>
+        </w:rPr>
+        <w:t>mysql</w:t>
+      </w:r>
+      <w:proofErr w:type="spellEnd"/>
+      <w:r>
+        <w:rPr>
+          <w:rFonts w:ascii="Verdana" w:eastAsia="굴림" w:hAnsi="Verdana" w:cs="굴림"/>
+          <w:b/>
+          <w:color w:val="333333"/>
+          <w:kern w:val="0"/>
+          <w:sz w:val="18"/>
+          <w:szCs w:val="18"/>
+        </w:rPr>
+        <w:t xml:space="preserve"> </w:t>
+      </w:r>
+      <w:proofErr w:type="spellStart"/>
+      <w:r>
+        <w:rPr>
+          <w:rFonts w:ascii="Verdana" w:eastAsia="굴림" w:hAnsi="Verdana" w:cs="굴림" w:hint="eastAsia"/>
+          <w:b/>
+          <w:color w:val="333333"/>
+          <w:kern w:val="0"/>
+          <w:sz w:val="18"/>
+          <w:szCs w:val="18"/>
+        </w:rPr>
+        <w:t>심볼릭링크에</w:t>
+      </w:r>
+      <w:proofErr w:type="spellEnd"/>
+      <w:r>
+        <w:rPr>
+          <w:rFonts w:ascii="Verdana" w:eastAsia="굴림" w:hAnsi="Verdana" w:cs="굴림" w:hint="eastAsia"/>
+          <w:b/>
+          <w:color w:val="333333"/>
+          <w:kern w:val="0"/>
+          <w:sz w:val="18"/>
+          <w:szCs w:val="18"/>
+        </w:rPr>
+        <w:t xml:space="preserve"> </w:t>
+      </w:r>
+      <w:r>
+        <w:rPr>
+          <w:rFonts w:ascii="Verdana" w:eastAsia="굴림" w:hAnsi="Verdana" w:cs="굴림" w:hint="eastAsia"/>
+          <w:b/>
+          <w:color w:val="333333"/>
+          <w:kern w:val="0"/>
+          <w:sz w:val="18"/>
+          <w:szCs w:val="18"/>
+        </w:rPr>
+        <w:t>연결된</w:t>
+      </w:r>
+      <w:r>
+        <w:rPr>
+          <w:rFonts w:ascii="Verdana" w:eastAsia="굴림" w:hAnsi="Verdana" w:cs="굴림" w:hint="eastAsia"/>
+          <w:b/>
+          <w:color w:val="333333"/>
+          <w:kern w:val="0"/>
+          <w:sz w:val="18"/>
+          <w:szCs w:val="18"/>
+        </w:rPr>
+        <w:t xml:space="preserve"> </w:t>
+      </w:r>
+      <w:proofErr w:type="spellStart"/>
+      <w:r>
+        <w:rPr>
+          <w:rFonts w:ascii="Verdana" w:eastAsia="굴림" w:hAnsi="Verdana" w:cs="굴림"/>
+          <w:b/>
+          <w:color w:val="333333"/>
+          <w:kern w:val="0"/>
+          <w:sz w:val="18"/>
+          <w:szCs w:val="18"/>
+        </w:rPr>
+        <w:t>mariadb</w:t>
+      </w:r>
+      <w:proofErr w:type="spellEnd"/>
+      <w:r>
+        <w:rPr>
+          <w:rFonts w:ascii="Verdana" w:eastAsia="굴림" w:hAnsi="Verdana" w:cs="굴림" w:hint="eastAsia"/>
+          <w:b/>
+          <w:color w:val="333333"/>
+          <w:kern w:val="0"/>
+          <w:sz w:val="18"/>
+          <w:szCs w:val="18"/>
+        </w:rPr>
+        <w:t>원본</w:t>
+      </w:r>
+      <w:r>
+        <w:rPr>
+          <w:rFonts w:ascii="Verdana" w:eastAsia="굴림" w:hAnsi="Verdana" w:cs="굴림" w:hint="eastAsia"/>
+          <w:b/>
+          <w:color w:val="333333"/>
+          <w:kern w:val="0"/>
+          <w:sz w:val="18"/>
+          <w:szCs w:val="18"/>
+        </w:rPr>
+        <w:t xml:space="preserve"> </w:t>
+      </w:r>
+      <w:r>
+        <w:rPr>
+          <w:rFonts w:ascii="Verdana" w:eastAsia="굴림" w:hAnsi="Verdana" w:cs="굴림" w:hint="eastAsia"/>
+          <w:b/>
+          <w:color w:val="333333"/>
+          <w:kern w:val="0"/>
+          <w:sz w:val="18"/>
+          <w:szCs w:val="18"/>
+        </w:rPr>
+        <w:t>파일이</w:t>
+      </w:r>
+      <w:r>
+        <w:rPr>
+          <w:rFonts w:ascii="Verdana" w:eastAsia="굴림" w:hAnsi="Verdana" w:cs="굴림" w:hint="eastAsia"/>
+          <w:b/>
+          <w:color w:val="333333"/>
+          <w:kern w:val="0"/>
+          <w:sz w:val="18"/>
+          <w:szCs w:val="18"/>
+        </w:rPr>
+        <w:t xml:space="preserve"> </w:t>
+      </w:r>
+      <w:r>
+        <w:rPr>
+          <w:rFonts w:ascii="Verdana" w:eastAsia="굴림" w:hAnsi="Verdana" w:cs="굴림" w:hint="eastAsia"/>
+          <w:b/>
+          <w:color w:val="333333"/>
+          <w:kern w:val="0"/>
+          <w:sz w:val="18"/>
+          <w:szCs w:val="18"/>
+        </w:rPr>
+        <w:t>없기</w:t>
+      </w:r>
+      <w:r>
+        <w:rPr>
+          <w:rFonts w:ascii="Verdana" w:eastAsia="굴림" w:hAnsi="Verdana" w:cs="굴림" w:hint="eastAsia"/>
+          <w:b/>
+          <w:color w:val="333333"/>
+          <w:kern w:val="0"/>
+          <w:sz w:val="18"/>
+          <w:szCs w:val="18"/>
+        </w:rPr>
+        <w:t xml:space="preserve"> </w:t>
+      </w:r>
+      <w:r>
+        <w:rPr>
+          <w:rFonts w:ascii="Verdana" w:eastAsia="굴림" w:hAnsi="Verdana" w:cs="굴림" w:hint="eastAsia"/>
+          <w:b/>
+          <w:color w:val="333333"/>
+          <w:kern w:val="0"/>
+          <w:sz w:val="18"/>
+          <w:szCs w:val="18"/>
+        </w:rPr>
+        <w:t>때문에</w:t>
+      </w:r>
+      <w:r>
+        <w:rPr>
+          <w:rFonts w:ascii="Verdana" w:eastAsia="굴림" w:hAnsi="Verdana" w:cs="굴림" w:hint="eastAsia"/>
+          <w:b/>
+          <w:color w:val="333333"/>
+          <w:kern w:val="0"/>
+          <w:sz w:val="18"/>
+          <w:szCs w:val="18"/>
+        </w:rPr>
+        <w:t xml:space="preserve"> </w:t>
+      </w:r>
+      <w:r>
+        <w:rPr>
+          <w:rFonts w:ascii="Verdana" w:eastAsia="굴림" w:hAnsi="Verdana" w:cs="굴림" w:hint="eastAsia"/>
+          <w:b/>
+          <w:color w:val="333333"/>
+          <w:kern w:val="0"/>
+          <w:sz w:val="18"/>
+          <w:szCs w:val="18"/>
+        </w:rPr>
+        <w:t>빨간색으로</w:t>
+      </w:r>
+      <w:r>
+        <w:rPr>
+          <w:rFonts w:ascii="Verdana" w:eastAsia="굴림" w:hAnsi="Verdana" w:cs="굴림" w:hint="eastAsia"/>
+          <w:b/>
+          <w:color w:val="333333"/>
+          <w:kern w:val="0"/>
+          <w:sz w:val="18"/>
+          <w:szCs w:val="18"/>
+        </w:rPr>
+        <w:t xml:space="preserve"> </w:t>
+      </w:r>
+      <w:r>
+        <w:rPr>
+          <w:rFonts w:ascii="Verdana" w:eastAsia="굴림" w:hAnsi="Verdana" w:cs="굴림" w:hint="eastAsia"/>
+          <w:b/>
+          <w:color w:val="333333"/>
+          <w:kern w:val="0"/>
+          <w:sz w:val="18"/>
+          <w:szCs w:val="18"/>
+        </w:rPr>
+        <w:t>표시된다</w:t>
+      </w:r>
+      <w:r>
+        <w:rPr>
+          <w:rFonts w:ascii="Verdana" w:eastAsia="굴림" w:hAnsi="Verdana" w:cs="굴림" w:hint="eastAsia"/>
+          <w:b/>
+          <w:color w:val="333333"/>
+          <w:kern w:val="0"/>
+          <w:sz w:val="18"/>
+          <w:szCs w:val="18"/>
+        </w:rPr>
+        <w:t>.</w:t>
+      </w:r>
+      <w:r>
+        <w:rPr>
+          <w:rFonts w:ascii="Verdana" w:eastAsia="굴림" w:hAnsi="Verdana" w:cs="굴림"/>
+          <w:b/>
+          <w:color w:val="333333"/>
+          <w:kern w:val="0"/>
+          <w:sz w:val="18"/>
+          <w:szCs w:val="18"/>
+        </w:rPr>
+        <w:t xml:space="preserve"> </w:t>
+      </w:r>
+      <w:r>
+        <w:rPr>
+          <w:rFonts w:ascii="Verdana" w:eastAsia="굴림" w:hAnsi="Verdana" w:cs="굴림" w:hint="eastAsia"/>
+          <w:b/>
+          <w:color w:val="333333"/>
+          <w:kern w:val="0"/>
+          <w:sz w:val="18"/>
+          <w:szCs w:val="18"/>
+        </w:rPr>
+        <w:t>해당</w:t>
+      </w:r>
+      <w:r>
+        <w:rPr>
+          <w:rFonts w:ascii="Verdana" w:eastAsia="굴림" w:hAnsi="Verdana" w:cs="굴림" w:hint="eastAsia"/>
+          <w:b/>
+          <w:color w:val="333333"/>
+          <w:kern w:val="0"/>
+          <w:sz w:val="18"/>
+          <w:szCs w:val="18"/>
+        </w:rPr>
+        <w:t xml:space="preserve"> </w:t>
+      </w:r>
+      <w:proofErr w:type="spellStart"/>
+      <w:r>
+        <w:rPr>
+          <w:rFonts w:ascii="Verdana" w:eastAsia="굴림" w:hAnsi="Verdana" w:cs="굴림"/>
+          <w:b/>
+          <w:color w:val="333333"/>
+          <w:kern w:val="0"/>
+          <w:sz w:val="18"/>
+          <w:szCs w:val="18"/>
+        </w:rPr>
+        <w:t>mysql</w:t>
+      </w:r>
+      <w:proofErr w:type="spellEnd"/>
+      <w:r>
+        <w:rPr>
+          <w:rFonts w:ascii="Verdana" w:eastAsia="굴림" w:hAnsi="Verdana" w:cs="굴림"/>
+          <w:b/>
+          <w:color w:val="333333"/>
+          <w:kern w:val="0"/>
+          <w:sz w:val="18"/>
+          <w:szCs w:val="18"/>
+        </w:rPr>
+        <w:t xml:space="preserve"> </w:t>
+      </w:r>
+      <w:proofErr w:type="spellStart"/>
+      <w:r>
+        <w:rPr>
+          <w:rFonts w:ascii="Verdana" w:eastAsia="굴림" w:hAnsi="Verdana" w:cs="굴림" w:hint="eastAsia"/>
+          <w:b/>
+          <w:color w:val="333333"/>
+          <w:kern w:val="0"/>
+          <w:sz w:val="18"/>
+          <w:szCs w:val="18"/>
+        </w:rPr>
+        <w:t>심볼링링크를</w:t>
+      </w:r>
+      <w:proofErr w:type="spellEnd"/>
+      <w:r>
+        <w:rPr>
+          <w:rFonts w:ascii="Verdana" w:eastAsia="굴림" w:hAnsi="Verdana" w:cs="굴림" w:hint="eastAsia"/>
+          <w:b/>
+          <w:color w:val="333333"/>
+          <w:kern w:val="0"/>
+          <w:sz w:val="18"/>
+          <w:szCs w:val="18"/>
+        </w:rPr>
+        <w:t xml:space="preserve"> </w:t>
+      </w:r>
+      <w:r>
+        <w:rPr>
+          <w:rFonts w:ascii="Verdana" w:eastAsia="굴림" w:hAnsi="Verdana" w:cs="굴림" w:hint="eastAsia"/>
+          <w:b/>
+          <w:color w:val="333333"/>
+          <w:kern w:val="0"/>
+          <w:sz w:val="18"/>
+          <w:szCs w:val="18"/>
+        </w:rPr>
+        <w:t>삭제한다</w:t>
+      </w:r>
+      <w:r>
+        <w:rPr>
+          <w:rFonts w:ascii="Verdana" w:eastAsia="굴림" w:hAnsi="Verdana" w:cs="굴림" w:hint="eastAsia"/>
+          <w:b/>
+          <w:color w:val="333333"/>
+          <w:kern w:val="0"/>
+          <w:sz w:val="18"/>
+          <w:szCs w:val="18"/>
+        </w:rPr>
+        <w:t>.</w:t>
       </w:r>
     </w:p>
     <w:p>
@@ -26959,154 +26377,32 @@
           <w:szCs w:val="18"/>
         </w:rPr>
       </w:pPr>
+      <w:r>
+        <w:rPr>
+          <w:rFonts w:ascii="Verdana" w:eastAsia="굴림" w:hAnsi="Verdana" w:cs="굴림"/>
+          <w:b/>
+          <w:bCs/>
+          <w:color w:val="333333"/>
+          <w:kern w:val="0"/>
+          <w:sz w:val="18"/>
+          <w:szCs w:val="18"/>
+        </w:rPr>
+        <w:t xml:space="preserve">rm </w:t>
+      </w:r>
       <w:proofErr w:type="spellStart"/>
       <w:r>
         <w:rPr>
-          <w:rFonts w:ascii="Verdana" w:eastAsia="굴림" w:hAnsi="Verdana" w:cs="굴림" w:hint="eastAsia"/>
-          <w:b/>
-          <w:color w:val="333333"/>
-          <w:kern w:val="0"/>
-          <w:sz w:val="18"/>
-          <w:szCs w:val="18"/>
-        </w:rPr>
-        <w:t>m</w:t>
-      </w:r>
-      <w:r>
-        <w:rPr>
-          <w:rFonts w:ascii="Verdana" w:eastAsia="굴림" w:hAnsi="Verdana" w:cs="굴림"/>
-          <w:b/>
-          <w:color w:val="333333"/>
-          <w:kern w:val="0"/>
-          <w:sz w:val="18"/>
-          <w:szCs w:val="18"/>
-        </w:rPr>
-        <w:t>kdir</w:t>
+          <w:rFonts w:ascii="Verdana" w:eastAsia="굴림" w:hAnsi="Verdana" w:cs="굴림"/>
+          <w:b/>
+          <w:bCs/>
+          <w:color w:val="333333"/>
+          <w:kern w:val="0"/>
+          <w:sz w:val="18"/>
+          <w:szCs w:val="18"/>
+        </w:rPr>
+        <w:t>mysql</w:t>
       </w:r>
       <w:proofErr w:type="spellEnd"/>
-      <w:r>
-        <w:rPr>
-          <w:rFonts w:ascii="Verdana" w:eastAsia="굴림" w:hAnsi="Verdana" w:cs="굴림"/>
-          <w:b/>
-          <w:color w:val="333333"/>
-          <w:kern w:val="0"/>
-          <w:sz w:val="18"/>
-          <w:szCs w:val="18"/>
-        </w:rPr>
-        <w:t xml:space="preserve"> </w:t>
-      </w:r>
-      <w:proofErr w:type="gramStart"/>
-      <w:r>
-        <w:rPr>
-          <w:rFonts w:ascii="Verdana" w:eastAsia="굴림" w:hAnsi="Verdana" w:cs="굴림"/>
-          <w:b/>
-          <w:color w:val="333333"/>
-          <w:kern w:val="0"/>
-          <w:sz w:val="18"/>
-          <w:szCs w:val="18"/>
-        </w:rPr>
-        <w:t>volumes</w:t>
-      </w:r>
-      <w:r>
-        <w:rPr>
-          <w:rFonts w:ascii="Verdana" w:eastAsia="굴림" w:hAnsi="Verdana" w:cs="굴림"/>
-          <w:color w:val="333333"/>
-          <w:kern w:val="0"/>
-          <w:sz w:val="18"/>
-          <w:szCs w:val="18"/>
-        </w:rPr>
-        <w:t xml:space="preserve"> :</w:t>
-      </w:r>
-      <w:proofErr w:type="gramEnd"/>
-      <w:r>
-        <w:rPr>
-          <w:rFonts w:ascii="Verdana" w:eastAsia="굴림" w:hAnsi="Verdana" w:cs="굴림"/>
-          <w:color w:val="333333"/>
-          <w:kern w:val="0"/>
-          <w:sz w:val="18"/>
-          <w:szCs w:val="18"/>
-        </w:rPr>
-        <w:t xml:space="preserve"> /home </w:t>
-      </w:r>
-      <w:r>
-        <w:rPr>
-          <w:rFonts w:ascii="Verdana" w:eastAsia="굴림" w:hAnsi="Verdana" w:cs="굴림" w:hint="eastAsia"/>
-          <w:color w:val="333333"/>
-          <w:kern w:val="0"/>
-          <w:sz w:val="18"/>
-          <w:szCs w:val="18"/>
-        </w:rPr>
-        <w:t>경로에서</w:t>
-      </w:r>
-      <w:r>
-        <w:rPr>
-          <w:rFonts w:ascii="Verdana" w:eastAsia="굴림" w:hAnsi="Verdana" w:cs="굴림" w:hint="eastAsia"/>
-          <w:color w:val="333333"/>
-          <w:kern w:val="0"/>
-          <w:sz w:val="18"/>
-          <w:szCs w:val="18"/>
-        </w:rPr>
-        <w:t xml:space="preserve"> </w:t>
-      </w:r>
-      <w:r>
-        <w:rPr>
-          <w:rFonts w:ascii="Verdana" w:eastAsia="굴림" w:hAnsi="Verdana" w:cs="굴림"/>
-          <w:color w:val="333333"/>
-          <w:kern w:val="0"/>
-          <w:sz w:val="18"/>
-          <w:szCs w:val="18"/>
-        </w:rPr>
-        <w:t>/volumes</w:t>
-      </w:r>
-      <w:r>
-        <w:rPr>
-          <w:rFonts w:ascii="Verdana" w:eastAsia="굴림" w:hAnsi="Verdana" w:cs="굴림" w:hint="eastAsia"/>
-          <w:color w:val="333333"/>
-          <w:kern w:val="0"/>
-          <w:sz w:val="18"/>
-          <w:szCs w:val="18"/>
-        </w:rPr>
-        <w:t xml:space="preserve"> </w:t>
-      </w:r>
-      <w:r>
-        <w:rPr>
-          <w:rFonts w:ascii="Verdana" w:eastAsia="굴림" w:hAnsi="Verdana" w:cs="굴림" w:hint="eastAsia"/>
-          <w:color w:val="333333"/>
-          <w:kern w:val="0"/>
-          <w:sz w:val="18"/>
-          <w:szCs w:val="18"/>
-        </w:rPr>
-        <w:t>디렉토리를</w:t>
-      </w:r>
-      <w:r>
-        <w:rPr>
-          <w:rFonts w:ascii="Verdana" w:eastAsia="굴림" w:hAnsi="Verdana" w:cs="굴림" w:hint="eastAsia"/>
-          <w:color w:val="333333"/>
-          <w:kern w:val="0"/>
-          <w:sz w:val="18"/>
-          <w:szCs w:val="18"/>
-        </w:rPr>
-        <w:t xml:space="preserve"> </w:t>
-      </w:r>
-      <w:r>
-        <w:rPr>
-          <w:rFonts w:ascii="Verdana" w:eastAsia="굴림" w:hAnsi="Verdana" w:cs="굴림" w:hint="eastAsia"/>
-          <w:color w:val="333333"/>
-          <w:kern w:val="0"/>
-          <w:sz w:val="18"/>
-          <w:szCs w:val="18"/>
-        </w:rPr>
-        <w:t>생성한다</w:t>
-      </w:r>
-      <w:r>
-        <w:rPr>
-          <w:rFonts w:ascii="Verdana" w:eastAsia="굴림" w:hAnsi="Verdana" w:cs="굴림" w:hint="eastAsia"/>
-          <w:color w:val="333333"/>
-          <w:kern w:val="0"/>
-          <w:sz w:val="18"/>
-          <w:szCs w:val="18"/>
-        </w:rPr>
-        <w:t>.</w:t>
-      </w:r>
     </w:p>
     <w:p>
       <w:pPr>
@@ -27131,173 +26427,129 @@
           <w:szCs w:val="18"/>
         </w:rPr>
       </w:pPr>
+      <w:r>
+        <w:rPr>
+          <w:rFonts w:ascii="Verdana" w:eastAsia="굴림" w:hAnsi="Verdana" w:cs="굴림"/>
+          <w:b/>
+          <w:bCs/>
+          <w:color w:val="333333"/>
+          <w:kern w:val="0"/>
+          <w:sz w:val="18"/>
+          <w:szCs w:val="18"/>
+        </w:rPr>
+        <w:t>ln -s /home/</w:t>
+      </w:r>
+      <w:r>
+        <w:rPr>
+          <w:rFonts w:ascii="Verdana" w:eastAsia="굴림" w:hAnsi="Verdana" w:cs="굴림"/>
+          <w:b/>
+          <w:bCs/>
+          <w:color w:val="333333"/>
+          <w:kern w:val="0"/>
+          <w:sz w:val="18"/>
+          <w:szCs w:val="18"/>
+        </w:rPr>
+        <w:t>mariadb-linux-20201026 /</w:t>
+      </w:r>
       <w:proofErr w:type="spellStart"/>
       <w:r>
         <w:rPr>
-          <w:rFonts w:ascii="Verdana" w:eastAsia="굴림" w:hAnsi="Verdana" w:cs="굴림" w:hint="eastAsia"/>
-          <w:b/>
-          <w:color w:val="333333"/>
-          <w:kern w:val="0"/>
-          <w:sz w:val="18"/>
-          <w:szCs w:val="18"/>
-        </w:rPr>
-        <w:t>m</w:t>
-      </w:r>
-      <w:r>
-        <w:rPr>
-          <w:rFonts w:ascii="Verdana" w:eastAsia="굴림" w:hAnsi="Verdana" w:cs="굴림"/>
-          <w:b/>
-          <w:color w:val="333333"/>
-          <w:kern w:val="0"/>
-          <w:sz w:val="18"/>
-          <w:szCs w:val="18"/>
-        </w:rPr>
-        <w:t>kdir</w:t>
+          <w:rFonts w:ascii="Verdana" w:eastAsia="굴림" w:hAnsi="Verdana" w:cs="굴림"/>
+          <w:b/>
+          <w:bCs/>
+          <w:color w:val="333333"/>
+          <w:kern w:val="0"/>
+          <w:sz w:val="18"/>
+          <w:szCs w:val="18"/>
+        </w:rPr>
+        <w:t>usr</w:t>
       </w:r>
       <w:proofErr w:type="spellEnd"/>
       <w:r>
         <w:rPr>
           <w:rFonts w:ascii="Verdana" w:eastAsia="굴림" w:hAnsi="Verdana" w:cs="굴림"/>
           <w:b/>
-          <w:color w:val="333333"/>
-          <w:kern w:val="0"/>
-          <w:sz w:val="18"/>
-          <w:szCs w:val="18"/>
-        </w:rPr>
-        <w:t xml:space="preserve"> </w:t>
-      </w:r>
-      <w:proofErr w:type="gramStart"/>
-      <w:r>
-        <w:rPr>
-          <w:rFonts w:ascii="Verdana" w:eastAsia="굴림" w:hAnsi="Verdana" w:cs="굴림"/>
-          <w:b/>
-          <w:color w:val="333333"/>
-          <w:kern w:val="0"/>
-          <w:sz w:val="18"/>
-          <w:szCs w:val="18"/>
-        </w:rPr>
-        <w:t>shared</w:t>
-      </w:r>
-      <w:r>
-        <w:rPr>
-          <w:rFonts w:ascii="Verdana" w:eastAsia="굴림" w:hAnsi="Verdana" w:cs="굴림"/>
-          <w:color w:val="333333"/>
-          <w:kern w:val="0"/>
-          <w:sz w:val="18"/>
-          <w:szCs w:val="18"/>
-        </w:rPr>
-        <w:t xml:space="preserve"> :</w:t>
-      </w:r>
-      <w:proofErr w:type="gramEnd"/>
-      <w:r>
-        <w:rPr>
-          <w:rFonts w:ascii="Verdana" w:eastAsia="굴림" w:hAnsi="Verdana" w:cs="굴림"/>
-          <w:color w:val="333333"/>
-          <w:kern w:val="0"/>
-          <w:sz w:val="18"/>
-          <w:szCs w:val="18"/>
-        </w:rPr>
-        <w:t xml:space="preserve"> /home/</w:t>
-      </w:r>
-      <w:r>
-        <w:rPr>
-          <w:rFonts w:ascii="Verdana" w:eastAsia="굴림" w:hAnsi="Verdana" w:cs="굴림" w:hint="eastAsia"/>
-          <w:color w:val="333333"/>
-          <w:kern w:val="0"/>
-          <w:sz w:val="18"/>
-          <w:szCs w:val="18"/>
-        </w:rPr>
-        <w:t>v</w:t>
-      </w:r>
-      <w:r>
-        <w:rPr>
-          <w:rFonts w:ascii="Verdana" w:eastAsia="굴림" w:hAnsi="Verdana" w:cs="굴림"/>
-          <w:color w:val="333333"/>
-          <w:kern w:val="0"/>
-          <w:sz w:val="18"/>
-          <w:szCs w:val="18"/>
-        </w:rPr>
-        <w:t xml:space="preserve">olumes </w:t>
-      </w:r>
-      <w:r>
-        <w:rPr>
-          <w:rFonts w:ascii="Verdana" w:eastAsia="굴림" w:hAnsi="Verdana" w:cs="굴림" w:hint="eastAsia"/>
-          <w:color w:val="333333"/>
-          <w:kern w:val="0"/>
-          <w:sz w:val="18"/>
-          <w:szCs w:val="18"/>
-        </w:rPr>
-        <w:t>경로에서</w:t>
-      </w:r>
-      <w:r>
-        <w:rPr>
-          <w:rFonts w:ascii="Verdana" w:eastAsia="굴림" w:hAnsi="Verdana" w:cs="굴림" w:hint="eastAsia"/>
-          <w:color w:val="333333"/>
-          <w:kern w:val="0"/>
-          <w:sz w:val="18"/>
-          <w:szCs w:val="18"/>
-        </w:rPr>
-        <w:t xml:space="preserve"> </w:t>
-      </w:r>
-      <w:r>
-        <w:rPr>
-          <w:rFonts w:ascii="Verdana" w:eastAsia="굴림" w:hAnsi="Verdana" w:cs="굴림"/>
-          <w:color w:val="333333"/>
-          <w:kern w:val="0"/>
-          <w:sz w:val="18"/>
-          <w:szCs w:val="18"/>
-        </w:rPr>
-        <w:t xml:space="preserve">/shared </w:t>
-      </w:r>
-      <w:r>
-        <w:rPr>
-          <w:rFonts w:ascii="Verdana" w:eastAsia="굴림" w:hAnsi="Verdana" w:cs="굴림" w:hint="eastAsia"/>
-          <w:color w:val="333333"/>
-          <w:kern w:val="0"/>
-          <w:sz w:val="18"/>
-          <w:szCs w:val="18"/>
-        </w:rPr>
-        <w:t>디렉토리를</w:t>
-      </w:r>
-      <w:r>
-        <w:rPr>
-          <w:rFonts w:ascii="Verdana" w:eastAsia="굴림" w:hAnsi="Verdana" w:cs="굴림" w:hint="eastAsia"/>
-          <w:color w:val="333333"/>
-          <w:kern w:val="0"/>
-          <w:sz w:val="18"/>
-          <w:szCs w:val="18"/>
-        </w:rPr>
-        <w:t xml:space="preserve"> </w:t>
-      </w:r>
-      <w:r>
-        <w:rPr>
-          <w:rFonts w:ascii="Verdana" w:eastAsia="굴림" w:hAnsi="Verdana" w:cs="굴림" w:hint="eastAsia"/>
-          <w:color w:val="333333"/>
-          <w:kern w:val="0"/>
-          <w:sz w:val="18"/>
-          <w:szCs w:val="18"/>
-        </w:rPr>
-        <w:t>생성한다</w:t>
-      </w:r>
-      <w:r>
-        <w:rPr>
-          <w:rFonts w:ascii="Verdana" w:eastAsia="굴림" w:hAnsi="Verdana" w:cs="굴림" w:hint="eastAsia"/>
-          <w:color w:val="333333"/>
-          <w:kern w:val="0"/>
-          <w:sz w:val="18"/>
-          <w:szCs w:val="18"/>
-        </w:rPr>
-        <w:t>.</w:t>
-      </w:r>
-      <w:r>
-        <w:rPr>
-          <w:rFonts w:ascii="Verdana" w:eastAsia="굴림" w:hAnsi="Verdana" w:cs="굴림"/>
-          <w:color w:val="333333"/>
-          <w:kern w:val="0"/>
-          <w:sz w:val="18"/>
-          <w:szCs w:val="18"/>
-        </w:rPr>
-        <w:t xml:space="preserve"> </w:t>
+          <w:bCs/>
+          <w:color w:val="333333"/>
+          <w:kern w:val="0"/>
+          <w:sz w:val="18"/>
+          <w:szCs w:val="18"/>
+        </w:rPr>
+        <w:t>/local/</w:t>
+      </w:r>
+      <w:proofErr w:type="spellStart"/>
+      <w:r>
+        <w:rPr>
+          <w:rFonts w:ascii="Verdana" w:eastAsia="굴림" w:hAnsi="Verdana" w:cs="굴림"/>
+          <w:b/>
+          <w:bCs/>
+          <w:color w:val="333333"/>
+          <w:kern w:val="0"/>
+          <w:sz w:val="18"/>
+          <w:szCs w:val="18"/>
+        </w:rPr>
+        <w:t>mysql</w:t>
+      </w:r>
+      <w:proofErr w:type="spellEnd"/>
+    </w:p>
+    <w:p>
+      <w:pPr>
+        <w:pStyle w:val="a6"/>
+        <w:widowControl/>
+        <w:shd w:val="clear" w:color="auto" w:fill="FFFFFF"/>
+        <w:wordWrap/>
+        <w:autoSpaceDE/>
+        <w:autoSpaceDN/>
+        <w:spacing w:before="100" w:beforeAutospacing="1" w:after="100" w:afterAutospacing="1" w:line="240" w:lineRule="auto"/>
+        <w:ind w:leftChars="0" w:left="1200"/>
+        <w:jc w:val="left"/>
+        <w:rPr>
+          <w:rFonts w:ascii="Verdana" w:eastAsia="굴림" w:hAnsi="Verdana" w:cs="굴림"/>
+          <w:color w:val="333333"/>
+          <w:kern w:val="0"/>
+          <w:sz w:val="18"/>
+          <w:szCs w:val="18"/>
+        </w:rPr>
+      </w:pPr>
+      <w:r>
+        <w:rPr>
+          <w:noProof/>
+        </w:rPr>
+        <w:drawing>
+          <wp:inline distT="0" distB="0" distL="0" distR="0" wp14:anchorId="351A13D9" wp14:editId="44783B1B">
+            <wp:extent cx="5731510" cy="2037080"/>
+            <wp:effectExtent l="0" t="0" r="2540" b="1270"/>
+            <wp:docPr id="5" name="그림 5"/>
+            <wp:cNvGraphicFramePr>
+              <a:graphicFrameLocks xmlns:a="http://schemas.openxmlformats.org/drawingml/2006/main" noChangeAspect="1"/>
+            </wp:cNvGraphicFramePr>
+            <a:graphic xmlns:a="http://schemas.openxmlformats.org/drawingml/2006/main">
+              <a:graphicData uri="http://schemas.openxmlformats.org/drawingml/2006/picture">
+                <pic:pic xmlns:pic="http://schemas.openxmlformats.org/drawingml/2006/picture">
+                  <pic:nvPicPr>
+                    <pic:cNvPr id="1" name=""/>
+                    <pic:cNvPicPr/>
+                  </pic:nvPicPr>
+                  <pic:blipFill>
+                    <a:blip r:embed="rId50"/>
+                    <a:stretch>
+                      <a:fillRect/>
+                    </a:stretch>
+                  </pic:blipFill>
+                  <pic:spPr>
+                    <a:xfrm>
+                      <a:off x="0" y="0"/>
+                      <a:ext cx="5731510" cy="2037080"/>
+                    </a:xfrm>
+                    <a:prstGeom prst="rect">
+                      <a:avLst/>
+                    </a:prstGeom>
+                  </pic:spPr>
+                </pic:pic>
+              </a:graphicData>
+            </a:graphic>
+          </wp:inline>
+        </w:drawing>
       </w:r>
     </w:p>
     <w:p>
@@ -27323,74 +26575,62 @@
           <w:szCs w:val="18"/>
         </w:rPr>
       </w:pPr>
-      <w:r>
-        <w:rPr>
-          <w:rFonts w:ascii="Verdana" w:eastAsia="굴림" w:hAnsi="Verdana" w:cs="굴림"/>
-          <w:b/>
-          <w:bCs/>
-          <w:color w:val="333333"/>
-          <w:kern w:val="0"/>
-          <w:sz w:val="18"/>
-          <w:szCs w:val="18"/>
-        </w:rPr>
-        <w:t xml:space="preserve">mv </w:t>
-      </w:r>
-      <w:r>
-        <w:rPr>
-          <w:rFonts w:ascii="Verdana" w:eastAsia="굴림" w:hAnsi="Verdana" w:cs="굴림"/>
-          <w:b/>
-          <w:bCs/>
-          <w:color w:val="333333"/>
-          <w:kern w:val="0"/>
-          <w:sz w:val="18"/>
-          <w:szCs w:val="18"/>
-        </w:rPr>
-        <w:t>/</w:t>
-      </w:r>
-      <w:r>
-        <w:rPr>
-          <w:rFonts w:ascii="Verdana" w:eastAsia="굴림" w:hAnsi="Verdana" w:cs="굴림"/>
-          <w:b/>
-          <w:bCs/>
-          <w:color w:val="333333"/>
-          <w:kern w:val="0"/>
-          <w:sz w:val="18"/>
-          <w:szCs w:val="18"/>
-        </w:rPr>
-        <w:t>volumes/shared /home/volumes/</w:t>
+      <w:proofErr w:type="spellStart"/>
+      <w:r>
+        <w:rPr>
+          <w:rFonts w:ascii="Verdana" w:eastAsia="굴림" w:hAnsi="Verdana" w:cs="굴림" w:hint="eastAsia"/>
+          <w:b/>
+          <w:color w:val="333333"/>
+          <w:kern w:val="0"/>
+          <w:sz w:val="18"/>
+          <w:szCs w:val="18"/>
+        </w:rPr>
+        <w:t>m</w:t>
+      </w:r>
+      <w:r>
+        <w:rPr>
+          <w:rFonts w:ascii="Verdana" w:eastAsia="굴림" w:hAnsi="Verdana" w:cs="굴림"/>
+          <w:b/>
+          <w:color w:val="333333"/>
+          <w:kern w:val="0"/>
+          <w:sz w:val="18"/>
+          <w:szCs w:val="18"/>
+        </w:rPr>
+        <w:t>kdir</w:t>
+      </w:r>
+      <w:proofErr w:type="spellEnd"/>
+      <w:r>
+        <w:rPr>
+          <w:rFonts w:ascii="Verdana" w:eastAsia="굴림" w:hAnsi="Verdana" w:cs="굴림"/>
+          <w:b/>
+          <w:color w:val="333333"/>
+          <w:kern w:val="0"/>
+          <w:sz w:val="18"/>
+          <w:szCs w:val="18"/>
+        </w:rPr>
+        <w:t xml:space="preserve"> </w:t>
       </w:r>
       <w:proofErr w:type="gramStart"/>
       <w:r>
         <w:rPr>
           <w:rFonts w:ascii="Verdana" w:eastAsia="굴림" w:hAnsi="Verdana" w:cs="굴림"/>
           <w:b/>
-          <w:bCs/>
-          <w:color w:val="333333"/>
-          <w:kern w:val="0"/>
-          <w:sz w:val="18"/>
-          <w:szCs w:val="18"/>
-        </w:rPr>
-        <w:t>shared</w:t>
-      </w:r>
-      <w:r>
-        <w:rPr>
-          <w:rFonts w:ascii="Verdana" w:eastAsia="굴림" w:hAnsi="Verdana" w:cs="굴림"/>
-          <w:color w:val="333333"/>
-          <w:kern w:val="0"/>
-          <w:sz w:val="18"/>
-          <w:szCs w:val="18"/>
-        </w:rPr>
-        <w:t> </w:t>
-      </w:r>
-      <w:r>
-        <w:rPr>
-          <w:rFonts w:ascii="Verdana" w:eastAsia="굴림" w:hAnsi="Verdana" w:cs="굴림"/>
-          <w:color w:val="333333"/>
-          <w:kern w:val="0"/>
-          <w:sz w:val="18"/>
-          <w:szCs w:val="18"/>
-        </w:rPr>
-        <w:t>:</w:t>
+          <w:color w:val="333333"/>
+          <w:kern w:val="0"/>
+          <w:sz w:val="18"/>
+          <w:szCs w:val="18"/>
+        </w:rPr>
+        <w:t>volumes</w:t>
+      </w:r>
+      <w:r>
+        <w:rPr>
+          <w:rFonts w:ascii="Verdana" w:eastAsia="굴림" w:hAnsi="Verdana" w:cs="굴림"/>
+          <w:color w:val="333333"/>
+          <w:kern w:val="0"/>
+          <w:sz w:val="18"/>
+          <w:szCs w:val="18"/>
+        </w:rPr>
+        <w:t xml:space="preserve"> :</w:t>
       </w:r>
       <w:proofErr w:type="gramEnd"/>
       <w:r>
@@ -27401,97 +26641,87 @@
           <w:sz w:val="18"/>
           <w:szCs w:val="18"/>
         </w:rPr>
-        <w:t> /</w:t>
-      </w:r>
-      <w:r>
-        <w:rPr>
-          <w:rFonts w:ascii="Verdana" w:eastAsia="굴림" w:hAnsi="Verdana" w:cs="굴림" w:hint="eastAsia"/>
-          <w:color w:val="333333"/>
-          <w:kern w:val="0"/>
-          <w:sz w:val="18"/>
-          <w:szCs w:val="18"/>
-        </w:rPr>
-        <w:t>v</w:t>
-      </w:r>
-      <w:r>
-        <w:rPr>
-          <w:rFonts w:ascii="Verdana" w:eastAsia="굴림" w:hAnsi="Verdana" w:cs="굴림"/>
-          <w:color w:val="333333"/>
-          <w:kern w:val="0"/>
-          <w:sz w:val="18"/>
-          <w:szCs w:val="18"/>
-        </w:rPr>
-        <w:t>olumes/shared</w:t>
-      </w:r>
-      <w:r>
-        <w:rPr>
-          <w:rFonts w:ascii="Verdana" w:eastAsia="굴림" w:hAnsi="Verdana" w:cs="굴림"/>
-          <w:color w:val="333333"/>
-          <w:kern w:val="0"/>
-          <w:sz w:val="18"/>
-          <w:szCs w:val="18"/>
-        </w:rPr>
-        <w:t>를</w:t>
-      </w:r>
-      <w:r>
-        <w:rPr>
-          <w:rFonts w:ascii="Verdana" w:eastAsia="굴림" w:hAnsi="Verdana" w:cs="굴림"/>
-          <w:color w:val="333333"/>
-          <w:kern w:val="0"/>
-          <w:sz w:val="18"/>
-          <w:szCs w:val="18"/>
-        </w:rPr>
-        <w:t> /home</w:t>
-      </w:r>
-      <w:r>
-        <w:rPr>
-          <w:rFonts w:ascii="Verdana" w:eastAsia="굴림" w:hAnsi="Verdana" w:cs="굴림"/>
-          <w:color w:val="333333"/>
-          <w:kern w:val="0"/>
-          <w:sz w:val="18"/>
-          <w:szCs w:val="18"/>
-        </w:rPr>
-        <w:t>/volumes/shared</w:t>
-      </w:r>
-      <w:r>
-        <w:rPr>
-          <w:rFonts w:ascii="Verdana" w:eastAsia="굴림" w:hAnsi="Verdana" w:cs="굴림"/>
-          <w:color w:val="333333"/>
-          <w:kern w:val="0"/>
-          <w:sz w:val="18"/>
-          <w:szCs w:val="18"/>
-        </w:rPr>
-        <w:t xml:space="preserve"> </w:t>
-      </w:r>
-      <w:r>
-        <w:rPr>
-          <w:rFonts w:ascii="Verdana" w:eastAsia="굴림" w:hAnsi="Verdana" w:cs="굴림"/>
-          <w:color w:val="333333"/>
-          <w:kern w:val="0"/>
-          <w:sz w:val="18"/>
-          <w:szCs w:val="18"/>
-        </w:rPr>
-        <w:t>밑으로</w:t>
-      </w:r>
-      <w:r>
-        <w:rPr>
-          <w:rFonts w:ascii="Verdana" w:eastAsia="굴림" w:hAnsi="Verdana" w:cs="굴림"/>
-          <w:color w:val="333333"/>
-          <w:kern w:val="0"/>
-          <w:sz w:val="18"/>
-          <w:szCs w:val="18"/>
-        </w:rPr>
-        <w:t xml:space="preserve"> </w:t>
-      </w:r>
-      <w:r>
-        <w:rPr>
-          <w:rFonts w:ascii="Verdana" w:eastAsia="굴림" w:hAnsi="Verdana" w:cs="굴림"/>
-          <w:color w:val="333333"/>
-          <w:kern w:val="0"/>
-          <w:sz w:val="18"/>
-          <w:szCs w:val="18"/>
-        </w:rPr>
-        <w:t>이동</w:t>
+        <w:t xml:space="preserve"> /home </w:t>
+      </w:r>
+      <w:r>
+        <w:rPr>
+          <w:rFonts w:ascii="Verdana" w:eastAsia="굴림" w:hAnsi="Verdana" w:cs="굴림" w:hint="eastAsia"/>
+          <w:color w:val="333333"/>
+          <w:kern w:val="0"/>
+          <w:sz w:val="18"/>
+          <w:szCs w:val="18"/>
+        </w:rPr>
+        <w:t>경로에서</w:t>
+      </w:r>
+      <w:r>
+        <w:rPr>
+          <w:rFonts w:ascii="Verdana" w:eastAsia="굴림" w:hAnsi="Verdana" w:cs="굴림" w:hint="eastAsia"/>
+          <w:color w:val="333333"/>
+          <w:kern w:val="0"/>
+          <w:sz w:val="18"/>
+          <w:szCs w:val="18"/>
+        </w:rPr>
+        <w:t xml:space="preserve"> </w:t>
+      </w:r>
+      <w:r>
+        <w:rPr>
+          <w:rFonts w:ascii="Verdana" w:eastAsia="굴림" w:hAnsi="Verdana" w:cs="굴림"/>
+          <w:color w:val="333333"/>
+          <w:kern w:val="0"/>
+          <w:sz w:val="18"/>
+          <w:szCs w:val="18"/>
+        </w:rPr>
+        <w:t>/volumes</w:t>
+      </w:r>
+      <w:r>
+        <w:rPr>
+          <w:rFonts w:ascii="Verdana" w:eastAsia="굴림" w:hAnsi="Verdana" w:cs="굴림" w:hint="eastAsia"/>
+          <w:color w:val="333333"/>
+          <w:kern w:val="0"/>
+          <w:sz w:val="18"/>
+          <w:szCs w:val="18"/>
+        </w:rPr>
+        <w:t xml:space="preserve"> </w:t>
+      </w:r>
+      <w:r>
+        <w:rPr>
+          <w:rFonts w:ascii="Verdana" w:eastAsia="굴림" w:hAnsi="Verdana" w:cs="굴림" w:hint="eastAsia"/>
+          <w:color w:val="333333"/>
+          <w:kern w:val="0"/>
+          <w:sz w:val="18"/>
+          <w:szCs w:val="18"/>
+        </w:rPr>
+        <w:t>디렉토리를</w:t>
+      </w:r>
+      <w:r>
+        <w:rPr>
+          <w:rFonts w:ascii="Verdana" w:eastAsia="굴림" w:hAnsi="Verdana" w:cs="굴림" w:hint="eastAsia"/>
+          <w:color w:val="333333"/>
+          <w:kern w:val="0"/>
+          <w:sz w:val="18"/>
+          <w:szCs w:val="18"/>
+        </w:rPr>
+        <w:t xml:space="preserve"> </w:t>
+      </w:r>
+      <w:r>
+        <w:rPr>
+          <w:rFonts w:ascii="Verdana" w:eastAsia="굴림" w:hAnsi="Verdana" w:cs="굴림" w:hint="eastAsia"/>
+          <w:color w:val="333333"/>
+          <w:kern w:val="0"/>
+          <w:sz w:val="18"/>
+          <w:szCs w:val="18"/>
+        </w:rPr>
+        <w:t>생성한다</w:t>
+      </w:r>
+      <w:r>
+        <w:rPr>
+          <w:rFonts w:ascii="Verdana" w:eastAsia="굴림" w:hAnsi="Verdana" w:cs="굴림" w:hint="eastAsia"/>
+          <w:color w:val="333333"/>
+          <w:kern w:val="0"/>
+          <w:sz w:val="18"/>
+          <w:szCs w:val="18"/>
+        </w:rPr>
+        <w:t>.</w:t>
       </w:r>
     </w:p>
     <w:p>
@@ -27509,6 +26739,392 @@
         <w:spacing w:before="100" w:beforeAutospacing="1" w:after="100" w:afterAutospacing="1" w:line="240" w:lineRule="auto"/>
         <w:ind w:leftChars="0"/>
         <w:jc w:val="left"/>
+        <w:rPr>
+          <w:rFonts w:ascii="Verdana" w:eastAsia="굴림" w:hAnsi="Verdana" w:cs="굴림"/>
+          <w:color w:val="333333"/>
+          <w:kern w:val="0"/>
+          <w:sz w:val="18"/>
+          <w:szCs w:val="18"/>
+        </w:rPr>
+      </w:pPr>
+      <w:proofErr w:type="spellStart"/>
+      <w:r>
+        <w:rPr>
+          <w:rFonts w:ascii="Verdana" w:eastAsia="굴림" w:hAnsi="Verdana" w:cs="굴림" w:hint="eastAsia"/>
+          <w:b/>
+          <w:color w:val="333333"/>
+          <w:kern w:val="0"/>
+          <w:sz w:val="18"/>
+          <w:szCs w:val="18"/>
+        </w:rPr>
+        <w:t>m</w:t>
+      </w:r>
+      <w:r>
+        <w:rPr>
+          <w:rFonts w:ascii="Verdana" w:eastAsia="굴림" w:hAnsi="Verdana" w:cs="굴림"/>
+          <w:b/>
+          <w:color w:val="333333"/>
+          <w:kern w:val="0"/>
+          <w:sz w:val="18"/>
+          <w:szCs w:val="18"/>
+        </w:rPr>
+        <w:t>kdir</w:t>
+      </w:r>
+      <w:proofErr w:type="spellEnd"/>
+      <w:r>
+        <w:rPr>
+          <w:rFonts w:ascii="Verdana" w:eastAsia="굴림" w:hAnsi="Verdana" w:cs="굴림"/>
+          <w:b/>
+          <w:color w:val="333333"/>
+          <w:kern w:val="0"/>
+          <w:sz w:val="18"/>
+          <w:szCs w:val="18"/>
+        </w:rPr>
+        <w:t xml:space="preserve"> </w:t>
+      </w:r>
+      <w:proofErr w:type="gramStart"/>
+      <w:r>
+        <w:rPr>
+          <w:rFonts w:ascii="Verdana" w:eastAsia="굴림" w:hAnsi="Verdana" w:cs="굴림"/>
+          <w:b/>
+          <w:color w:val="333333"/>
+          <w:kern w:val="0"/>
+          <w:sz w:val="18"/>
+          <w:szCs w:val="18"/>
+        </w:rPr>
+        <w:t>shared</w:t>
+      </w:r>
+      <w:r>
+        <w:rPr>
+          <w:rFonts w:ascii="Verdana" w:eastAsia="굴림" w:hAnsi="Verdana" w:cs="굴림"/>
+          <w:color w:val="333333"/>
+          <w:kern w:val="0"/>
+          <w:sz w:val="18"/>
+          <w:szCs w:val="18"/>
+        </w:rPr>
+        <w:t xml:space="preserve"> :</w:t>
+      </w:r>
+      <w:proofErr w:type="gramEnd"/>
+      <w:r>
+        <w:rPr>
+          <w:rFonts w:ascii="Verdana" w:eastAsia="굴림" w:hAnsi="Verdana" w:cs="굴림"/>
+          <w:color w:val="333333"/>
+          <w:kern w:val="0"/>
+          <w:sz w:val="18"/>
+          <w:szCs w:val="18"/>
+        </w:rPr>
+        <w:t xml:space="preserve"> /home/</w:t>
+      </w:r>
+      <w:r>
+        <w:rPr>
+          <w:rFonts w:ascii="Verdana" w:eastAsia="굴림" w:hAnsi="Verdana" w:cs="굴림" w:hint="eastAsia"/>
+          <w:color w:val="333333"/>
+          <w:kern w:val="0"/>
+          <w:sz w:val="18"/>
+          <w:szCs w:val="18"/>
+        </w:rPr>
+        <w:t>v</w:t>
+      </w:r>
+      <w:r>
+        <w:rPr>
+          <w:rFonts w:ascii="Verdana" w:eastAsia="굴림" w:hAnsi="Verdana" w:cs="굴림"/>
+          <w:color w:val="333333"/>
+          <w:kern w:val="0"/>
+          <w:sz w:val="18"/>
+          <w:szCs w:val="18"/>
+        </w:rPr>
+        <w:t xml:space="preserve">olumes </w:t>
+      </w:r>
+      <w:r>
+        <w:rPr>
+          <w:rFonts w:ascii="Verdana" w:eastAsia="굴림" w:hAnsi="Verdana" w:cs="굴림" w:hint="eastAsia"/>
+          <w:color w:val="333333"/>
+          <w:kern w:val="0"/>
+          <w:sz w:val="18"/>
+          <w:szCs w:val="18"/>
+        </w:rPr>
+        <w:t>경로에서</w:t>
+      </w:r>
+      <w:r>
+        <w:rPr>
+          <w:rFonts w:ascii="Verdana" w:eastAsia="굴림" w:hAnsi="Verdana" w:cs="굴림" w:hint="eastAsia"/>
+          <w:color w:val="333333"/>
+          <w:kern w:val="0"/>
+          <w:sz w:val="18"/>
+          <w:szCs w:val="18"/>
+        </w:rPr>
+        <w:t xml:space="preserve"> </w:t>
+      </w:r>
+      <w:r>
+        <w:rPr>
+          <w:rFonts w:ascii="Verdana" w:eastAsia="굴림" w:hAnsi="Verdana" w:cs="굴림"/>
+          <w:color w:val="333333"/>
+          <w:kern w:val="0"/>
+          <w:sz w:val="18"/>
+          <w:szCs w:val="18"/>
+        </w:rPr>
+        <w:t xml:space="preserve">/shared </w:t>
+      </w:r>
+      <w:r>
+        <w:rPr>
+          <w:rFonts w:ascii="Verdana" w:eastAsia="굴림" w:hAnsi="Verdana" w:cs="굴림" w:hint="eastAsia"/>
+          <w:color w:val="333333"/>
+          <w:kern w:val="0"/>
+          <w:sz w:val="18"/>
+          <w:szCs w:val="18"/>
+        </w:rPr>
+        <w:t>디렉토리를</w:t>
+      </w:r>
+      <w:r>
+        <w:rPr>
+          <w:rFonts w:ascii="Verdana" w:eastAsia="굴림" w:hAnsi="Verdana" w:cs="굴림" w:hint="eastAsia"/>
+          <w:color w:val="333333"/>
+          <w:kern w:val="0"/>
+          <w:sz w:val="18"/>
+          <w:szCs w:val="18"/>
+        </w:rPr>
+        <w:t xml:space="preserve"> </w:t>
+      </w:r>
+      <w:r>
+        <w:rPr>
+          <w:rFonts w:ascii="Verdana" w:eastAsia="굴림" w:hAnsi="Verdana" w:cs="굴림" w:hint="eastAsia"/>
+          <w:color w:val="333333"/>
+          <w:kern w:val="0"/>
+          <w:sz w:val="18"/>
+          <w:szCs w:val="18"/>
+        </w:rPr>
+        <w:t>생성한다</w:t>
+      </w:r>
+      <w:r>
+        <w:rPr>
+          <w:rFonts w:ascii="Verdana" w:eastAsia="굴림" w:hAnsi="Verdana" w:cs="굴림" w:hint="eastAsia"/>
+          <w:color w:val="333333"/>
+          <w:kern w:val="0"/>
+          <w:sz w:val="18"/>
+          <w:szCs w:val="18"/>
+        </w:rPr>
+        <w:t>.</w:t>
+      </w:r>
+      <w:r>
+        <w:rPr>
+          <w:rFonts w:ascii="Verdana" w:eastAsia="굴림" w:hAnsi="Verdana" w:cs="굴림"/>
+          <w:color w:val="333333"/>
+          <w:kern w:val="0"/>
+          <w:sz w:val="18"/>
+          <w:szCs w:val="18"/>
+        </w:rPr>
+        <w:t xml:space="preserve"> </w:t>
+      </w:r>
+    </w:p>
+    <w:p>
+      <w:pPr>
+        <w:pStyle w:val="a6"/>
+        <w:widowControl/>
+        <w:numPr>
+          <w:ilvl w:val="1"/>
+          <w:numId w:val="21"/>
+        </w:numPr>
+        <w:shd w:val="clear" w:color="auto" w:fill="FFFFFF"/>
+        <w:wordWrap/>
+        <w:autoSpaceDE/>
+        <w:autoSpaceDN/>
+        <w:spacing w:before="100" w:beforeAutospacing="1" w:after="100" w:afterAutospacing="1" w:line="240" w:lineRule="auto"/>
+        <w:ind w:leftChars="0"/>
+        <w:jc w:val="left"/>
+        <w:rPr>
+          <w:rFonts w:ascii="Verdana" w:eastAsia="굴림" w:hAnsi="Verdana" w:cs="굴림"/>
+          <w:color w:val="333333"/>
+          <w:kern w:val="0"/>
+          <w:sz w:val="18"/>
+          <w:szCs w:val="18"/>
+        </w:rPr>
+      </w:pPr>
+      <w:r>
+        <w:rPr>
+          <w:rFonts w:ascii="Verdana" w:eastAsia="굴림" w:hAnsi="Verdana" w:cs="굴림"/>
+          <w:b/>
+          <w:bCs/>
+          <w:color w:val="333333"/>
+          <w:kern w:val="0"/>
+          <w:sz w:val="18"/>
+          <w:szCs w:val="18"/>
+        </w:rPr>
+        <w:t xml:space="preserve">mv </w:t>
+      </w:r>
+      <w:r>
+        <w:rPr>
+          <w:rFonts w:ascii="Verdana" w:eastAsia="굴림" w:hAnsi="Verdana" w:cs="굴림"/>
+          <w:b/>
+          <w:bCs/>
+          <w:color w:val="333333"/>
+          <w:kern w:val="0"/>
+          <w:sz w:val="18"/>
+          <w:szCs w:val="18"/>
+        </w:rPr>
+        <w:t>/</w:t>
+      </w:r>
+      <w:r>
+        <w:rPr>
+          <w:rFonts w:ascii="Verdana" w:eastAsia="굴림" w:hAnsi="Verdana" w:cs="굴림"/>
+          <w:b/>
+          <w:bCs/>
+          <w:color w:val="333333"/>
+          <w:kern w:val="0"/>
+          <w:sz w:val="18"/>
+          <w:szCs w:val="18"/>
+        </w:rPr>
+        <w:t>volumes/shared /home/volumes/</w:t>
+      </w:r>
+      <w:proofErr w:type="gramStart"/>
+      <w:r>
+        <w:rPr>
+          <w:rFonts w:ascii="Verdana" w:eastAsia="굴림" w:hAnsi="Verdana" w:cs="굴림"/>
+          <w:b/>
+          <w:bCs/>
+          <w:color w:val="333333"/>
+          <w:kern w:val="0"/>
+          <w:sz w:val="18"/>
+          <w:szCs w:val="18"/>
+        </w:rPr>
+        <w:t>shared</w:t>
+      </w:r>
+      <w:r>
+        <w:rPr>
+          <w:rFonts w:ascii="Verdana" w:eastAsia="굴림" w:hAnsi="Verdana" w:cs="굴림"/>
+          <w:color w:val="333333"/>
+          <w:kern w:val="0"/>
+          <w:sz w:val="18"/>
+          <w:szCs w:val="18"/>
+        </w:rPr>
+        <w:t> </w:t>
+      </w:r>
+      <w:r>
+        <w:rPr>
+          <w:rFonts w:ascii="Verdana" w:eastAsia="굴림" w:hAnsi="Verdana" w:cs="굴림"/>
+          <w:color w:val="333333"/>
+          <w:kern w:val="0"/>
+          <w:sz w:val="18"/>
+          <w:szCs w:val="18"/>
+        </w:rPr>
+        <w:t>:</w:t>
+      </w:r>
+      <w:proofErr w:type="gramEnd"/>
+      <w:r>
+        <w:rPr>
+          <w:rFonts w:ascii="Verdana" w:eastAsia="굴림" w:hAnsi="Verdana" w:cs="굴림"/>
+          <w:color w:val="333333"/>
+          <w:kern w:val="0"/>
+          <w:sz w:val="18"/>
+          <w:szCs w:val="18"/>
+        </w:rPr>
+        <w:t> /</w:t>
+      </w:r>
+      <w:r>
+        <w:rPr>
+          <w:rFonts w:ascii="Verdana" w:eastAsia="굴림" w:hAnsi="Verdana" w:cs="굴림" w:hint="eastAsia"/>
+          <w:color w:val="333333"/>
+          <w:kern w:val="0"/>
+          <w:sz w:val="18"/>
+          <w:szCs w:val="18"/>
+        </w:rPr>
+        <w:t>v</w:t>
+      </w:r>
+      <w:r>
+        <w:rPr>
+          <w:rFonts w:ascii="Verdana" w:eastAsia="굴림" w:hAnsi="Verdana" w:cs="굴림"/>
+          <w:color w:val="333333"/>
+          <w:kern w:val="0"/>
+          <w:sz w:val="18"/>
+          <w:szCs w:val="18"/>
+        </w:rPr>
+        <w:t>olumes/shared</w:t>
+      </w:r>
+      <w:r>
+        <w:rPr>
+          <w:rFonts w:ascii="Verdana" w:eastAsia="굴림" w:hAnsi="Verdana" w:cs="굴림"/>
+          <w:color w:val="333333"/>
+          <w:kern w:val="0"/>
+          <w:sz w:val="18"/>
+          <w:szCs w:val="18"/>
+        </w:rPr>
+        <w:t>를</w:t>
+      </w:r>
+      <w:r>
+        <w:rPr>
+          <w:rFonts w:ascii="Verdana" w:eastAsia="굴림" w:hAnsi="Verdana" w:cs="굴림"/>
+          <w:color w:val="333333"/>
+          <w:kern w:val="0"/>
+          <w:sz w:val="18"/>
+          <w:szCs w:val="18"/>
+        </w:rPr>
+        <w:t> /home</w:t>
+      </w:r>
+      <w:r>
+        <w:rPr>
+          <w:rFonts w:ascii="Verdana" w:eastAsia="굴림" w:hAnsi="Verdana" w:cs="굴림"/>
+          <w:color w:val="333333"/>
+          <w:kern w:val="0"/>
+          <w:sz w:val="18"/>
+          <w:szCs w:val="18"/>
+        </w:rPr>
+        <w:t>/volumes/shared</w:t>
+      </w:r>
+      <w:r>
+        <w:rPr>
+          <w:rFonts w:ascii="Verdana" w:eastAsia="굴림" w:hAnsi="Verdana" w:cs="굴림"/>
+          <w:color w:val="333333"/>
+          <w:kern w:val="0"/>
+          <w:sz w:val="18"/>
+          <w:szCs w:val="18"/>
+        </w:rPr>
+        <w:t xml:space="preserve"> </w:t>
+      </w:r>
+      <w:r>
+        <w:rPr>
+          <w:rFonts w:ascii="Verdana" w:eastAsia="굴림" w:hAnsi="Verdana" w:cs="굴림"/>
+          <w:color w:val="333333"/>
+          <w:kern w:val="0"/>
+          <w:sz w:val="18"/>
+          <w:szCs w:val="18"/>
+        </w:rPr>
+        <w:t>밑으로</w:t>
+      </w:r>
+      <w:r>
+        <w:rPr>
+          <w:rFonts w:ascii="Verdana" w:eastAsia="굴림" w:hAnsi="Verdana" w:cs="굴림"/>
+          <w:color w:val="333333"/>
+          <w:kern w:val="0"/>
+          <w:sz w:val="18"/>
+          <w:szCs w:val="18"/>
+        </w:rPr>
+        <w:t xml:space="preserve"> </w:t>
+      </w:r>
+      <w:r>
+        <w:rPr>
+          <w:rFonts w:ascii="Verdana" w:eastAsia="굴림" w:hAnsi="Verdana" w:cs="굴림"/>
+          <w:color w:val="333333"/>
+          <w:kern w:val="0"/>
+          <w:sz w:val="18"/>
+          <w:szCs w:val="18"/>
+        </w:rPr>
+        <w:t>이동</w:t>
+      </w:r>
+    </w:p>
+    <w:p>
+      <w:pPr>
+        <w:pStyle w:val="a6"/>
+        <w:widowControl/>
+        <w:numPr>
+          <w:ilvl w:val="1"/>
+          <w:numId w:val="21"/>
+        </w:numPr>
+        <w:shd w:val="clear" w:color="auto" w:fill="FFFFFF"/>
+        <w:wordWrap/>
+        <w:autoSpaceDE/>
+        <w:autoSpaceDN/>
+        <w:spacing w:before="100" w:beforeAutospacing="1" w:after="100" w:afterAutospacing="1" w:line="240" w:lineRule="auto"/>
+        <w:ind w:leftChars="0"/>
+        <w:jc w:val="left"/>
       </w:pPr>
       <w:r>
         <w:rPr>
@@ -28250,6 +27866,7 @@
         </w:rPr>
         <w:t xml:space="preserve"> </w:t>
       </w:r>
+      <w:proofErr w:type="spellStart"/>
       <w:r>
         <w:rPr>
           <w:rFonts w:ascii="Verdana" w:eastAsia="굴림" w:hAnsi="Verdana" w:cs="굴림" w:hint="eastAsia"/>
@@ -28260,6 +27877,7 @@
         </w:rPr>
         <w:t>연결되어있는</w:t>
       </w:r>
+      <w:proofErr w:type="spellEnd"/>
       <w:r>
         <w:rPr>
           <w:rFonts w:ascii="Verdana" w:eastAsia="굴림" w:hAnsi="Verdana" w:cs="굴림" w:hint="eastAsia"/>
@@ -28292,7 +27910,6 @@
         </w:rPr>
         <w:t xml:space="preserve"> </w:t>
       </w:r>
-      <w:proofErr w:type="spellStart"/>
       <w:r>
         <w:rPr>
           <w:rFonts w:ascii="Verdana" w:eastAsia="굴림" w:hAnsi="Verdana" w:cs="굴림" w:hint="eastAsia"/>
@@ -28303,7 +27920,6 @@
         </w:rPr>
         <w:t>디렉토리</w:t>
       </w:r>
-      <w:proofErr w:type="spellEnd"/>
       <w:r>
         <w:rPr>
           <w:rFonts w:ascii="Verdana" w:eastAsia="굴림" w:hAnsi="Verdana" w:cs="굴림" w:hint="eastAsia"/>
@@ -28780,6 +28396,7 @@
         </w:rPr>
         <w:t xml:space="preserve"> </w:t>
       </w:r>
+      <w:proofErr w:type="spellStart"/>
       <w:r>
         <w:rPr>
           <w:rFonts w:ascii="Verdana" w:eastAsia="굴림" w:hAnsi="Verdana" w:cs="굴림" w:hint="eastAsia"/>
@@ -28790,6 +28407,7 @@
         </w:rPr>
         <w:t>연결되어있는</w:t>
       </w:r>
+      <w:proofErr w:type="spellEnd"/>
       <w:r>
         <w:rPr>
           <w:rFonts w:ascii="Verdana" w:eastAsia="굴림" w:hAnsi="Verdana" w:cs="굴림" w:hint="eastAsia"/>
@@ -28822,7 +28440,6 @@
         </w:rPr>
         <w:t xml:space="preserve"> </w:t>
       </w:r>
-      <w:proofErr w:type="spellStart"/>
       <w:r>
         <w:rPr>
           <w:rFonts w:ascii="Verdana" w:eastAsia="굴림" w:hAnsi="Verdana" w:cs="굴림" w:hint="eastAsia"/>
@@ -28833,7 +28450,6 @@
         </w:rPr>
         <w:t>디렉토리</w:t>
       </w:r>
-      <w:proofErr w:type="spellEnd"/>
       <w:r>
         <w:rPr>
           <w:rFonts w:ascii="Verdana" w:eastAsia="굴림" w:hAnsi="Verdana" w:cs="굴림" w:hint="eastAsia"/>
@@ -28930,7 +28546,6 @@
         </w:rPr>
         <w:t xml:space="preserve"> </w:t>
       </w:r>
-      <w:proofErr w:type="spellStart"/>
       <w:r>
         <w:rPr>
           <w:rFonts w:ascii="Verdana" w:eastAsia="굴림" w:hAnsi="Verdana" w:cs="굴림" w:hint="eastAsia"/>
@@ -28941,7 +28556,6 @@
         </w:rPr>
         <w:t>디렉토리</w:t>
       </w:r>
-      <w:proofErr w:type="spellEnd"/>
       <w:r>
         <w:rPr>
           <w:rFonts w:ascii="Verdana" w:eastAsia="굴림" w:hAnsi="Verdana" w:cs="굴림" w:hint="eastAsia"/>
@@ -29240,7 +28854,6 @@
         </w:rPr>
         <w:t>(</w:t>
       </w:r>
-      <w:proofErr w:type="spellStart"/>
       <w:r>
         <w:rPr>
           <w:rFonts w:ascii="Verdana" w:eastAsia="굴림" w:hAnsi="Verdana" w:cs="굴림" w:hint="eastAsia"/>
@@ -29251,7 +28864,6 @@
         </w:rPr>
         <w:t>게이트웨이</w:t>
       </w:r>
-      <w:proofErr w:type="spellEnd"/>
       <w:r>
         <w:rPr>
           <w:rFonts w:ascii="Verdana" w:eastAsia="굴림" w:hAnsi="Verdana" w:cs="굴림" w:hint="eastAsia"/>
@@ -29644,6 +29256,7 @@
         </w:rPr>
         <w:t xml:space="preserve"> </w:t>
       </w:r>
+      <w:proofErr w:type="spellStart"/>
       <w:r>
         <w:rPr>
           <w:rFonts w:ascii="Verdana" w:eastAsia="굴림" w:hAnsi="Verdana" w:cs="굴림" w:hint="eastAsia"/>
@@ -29654,6 +29267,7 @@
         </w:rPr>
         <w:t>연결되어있는</w:t>
       </w:r>
+      <w:proofErr w:type="spellEnd"/>
       <w:r>
         <w:rPr>
           <w:rFonts w:ascii="Verdana" w:eastAsia="굴림" w:hAnsi="Verdana" w:cs="굴림" w:hint="eastAsia"/>
@@ -29696,7 +29310,6 @@
         </w:rPr>
         <w:t xml:space="preserve">-server </w:t>
       </w:r>
-      <w:proofErr w:type="spellStart"/>
       <w:r>
         <w:rPr>
           <w:rFonts w:ascii="Verdana" w:eastAsia="굴림" w:hAnsi="Verdana" w:cs="굴림" w:hint="eastAsia"/>
@@ -29707,7 +29320,6 @@
         </w:rPr>
         <w:t>디렉토리</w:t>
       </w:r>
-      <w:proofErr w:type="spellEnd"/>
       <w:r>
         <w:rPr>
           <w:rFonts w:ascii="Verdana" w:eastAsia="굴림" w:hAnsi="Verdana" w:cs="굴림" w:hint="eastAsia"/>
@@ -29856,27 +29468,15 @@
           <w:szCs w:val="18"/>
         </w:rPr>
       </w:pPr>
-      <w:proofErr w:type="spellStart"/>
-      <w:r>
-        <w:rPr>
-          <w:rFonts w:ascii="Verdana" w:eastAsia="굴림" w:hAnsi="Verdana" w:cs="굴림"/>
-          <w:color w:val="333333"/>
-          <w:kern w:val="0"/>
-          <w:sz w:val="18"/>
-          <w:szCs w:val="18"/>
-        </w:rPr>
-        <w:t>jmocha</w:t>
-      </w:r>
-      <w:proofErr w:type="spellEnd"/>
-      <w:r>
-        <w:rPr>
-          <w:rFonts w:ascii="Verdana" w:eastAsia="굴림" w:hAnsi="Verdana" w:cs="굴림"/>
-          <w:color w:val="333333"/>
-          <w:kern w:val="0"/>
-          <w:sz w:val="18"/>
-          <w:szCs w:val="18"/>
-        </w:rPr>
-        <w:t>-server</w:t>
+      <w:r>
+        <w:rPr>
+          <w:rFonts w:ascii="Verdana" w:eastAsia="굴림" w:hAnsi="Verdana" w:cs="굴림"/>
+          <w:color w:val="333333"/>
+          <w:kern w:val="0"/>
+          <w:sz w:val="18"/>
+          <w:szCs w:val="18"/>
+        </w:rPr>
+        <w:t>jmocha-server</w:t>
       </w:r>
       <w:r>
         <w:rPr>
@@ -30032,7 +29632,6 @@
           <w:szCs w:val="18"/>
         </w:rPr>
       </w:pPr>
-      <w:proofErr w:type="spellStart"/>
       <w:r>
         <w:rPr>
           <w:rFonts w:ascii="Verdana" w:eastAsia="굴림" w:hAnsi="Verdana" w:cs="굴림" w:hint="eastAsia"/>
@@ -30051,18 +29650,7 @@
           <w:sz w:val="18"/>
           <w:szCs w:val="18"/>
         </w:rPr>
-        <w:t>mocha</w:t>
-      </w:r>
-      <w:proofErr w:type="spellEnd"/>
-      <w:r>
-        <w:rPr>
-          <w:rFonts w:ascii="Verdana" w:eastAsia="굴림" w:hAnsi="Verdana" w:cs="굴림"/>
-          <w:color w:val="333333"/>
-          <w:kern w:val="0"/>
-          <w:sz w:val="18"/>
-          <w:szCs w:val="18"/>
-        </w:rPr>
-        <w:t>-server</w:t>
+        <w:t>mocha-server</w:t>
       </w:r>
       <w:r>
         <w:rPr>
@@ -30260,6 +29848,7 @@
         </w:rPr>
         <w:t xml:space="preserve"> </w:t>
       </w:r>
+      <w:proofErr w:type="spellStart"/>
       <w:r>
         <w:rPr>
           <w:rFonts w:ascii="Verdana" w:eastAsia="굴림" w:hAnsi="Verdana" w:cs="굴림" w:hint="eastAsia"/>
@@ -30270,49 +29859,27 @@
         </w:rPr>
         <w:t>연결되어있는</w:t>
       </w:r>
-      <w:r>
-        <w:rPr>
-          <w:rFonts w:ascii="Verdana" w:eastAsia="굴림" w:hAnsi="Verdana" w:cs="굴림" w:hint="eastAsia"/>
-          <w:color w:val="333333"/>
-          <w:kern w:val="0"/>
-          <w:sz w:val="18"/>
-          <w:szCs w:val="18"/>
-        </w:rPr>
-        <w:t xml:space="preserve"> </w:t>
-      </w:r>
-      <w:proofErr w:type="spellStart"/>
-      <w:r>
-        <w:rPr>
-          <w:rFonts w:ascii="Verdana" w:eastAsia="굴림" w:hAnsi="Verdana" w:cs="굴림" w:hint="eastAsia"/>
-          <w:color w:val="333333"/>
-          <w:kern w:val="0"/>
-          <w:sz w:val="18"/>
-          <w:szCs w:val="18"/>
-        </w:rPr>
-        <w:t>j</w:t>
-      </w:r>
-      <w:r>
-        <w:rPr>
-          <w:rFonts w:ascii="Verdana" w:eastAsia="굴림" w:hAnsi="Verdana" w:cs="굴림"/>
-          <w:color w:val="333333"/>
-          <w:kern w:val="0"/>
-          <w:sz w:val="18"/>
-          <w:szCs w:val="18"/>
-        </w:rPr>
-        <w:t>mocha</w:t>
-      </w:r>
       <w:proofErr w:type="spellEnd"/>
       <w:r>
         <w:rPr>
-          <w:rFonts w:ascii="Verdana" w:eastAsia="굴림" w:hAnsi="Verdana" w:cs="굴림"/>
-          <w:color w:val="333333"/>
-          <w:kern w:val="0"/>
-          <w:sz w:val="18"/>
-          <w:szCs w:val="18"/>
-        </w:rPr>
-        <w:t xml:space="preserve">-server </w:t>
-      </w:r>
-      <w:proofErr w:type="spellStart"/>
+          <w:rFonts w:ascii="Verdana" w:eastAsia="굴림" w:hAnsi="Verdana" w:cs="굴림" w:hint="eastAsia"/>
+          <w:color w:val="333333"/>
+          <w:kern w:val="0"/>
+          <w:sz w:val="18"/>
+          <w:szCs w:val="18"/>
+        </w:rPr>
+        <w:t xml:space="preserve"> j</w:t>
+      </w:r>
+      <w:r>
+        <w:rPr>
+          <w:rFonts w:ascii="Verdana" w:eastAsia="굴림" w:hAnsi="Verdana" w:cs="굴림"/>
+          <w:color w:val="333333"/>
+          <w:kern w:val="0"/>
+          <w:sz w:val="18"/>
+          <w:szCs w:val="18"/>
+        </w:rPr>
+        <w:t xml:space="preserve">mocha-server </w:t>
+      </w:r>
       <w:r>
         <w:rPr>
           <w:rFonts w:ascii="Verdana" w:eastAsia="굴림" w:hAnsi="Verdana" w:cs="굴림" w:hint="eastAsia"/>
@@ -30323,7 +29890,6 @@
         </w:rPr>
         <w:t>디렉토리</w:t>
       </w:r>
-      <w:proofErr w:type="spellEnd"/>
       <w:r>
         <w:rPr>
           <w:rFonts w:ascii="Verdana" w:eastAsia="굴림" w:hAnsi="Verdana" w:cs="굴림" w:hint="eastAsia"/>
@@ -30472,7 +30038,6 @@
           <w:szCs w:val="18"/>
         </w:rPr>
       </w:pPr>
-      <w:proofErr w:type="spellStart"/>
       <w:r>
         <w:rPr>
           <w:rFonts w:ascii="Verdana" w:eastAsia="굴림" w:hAnsi="Verdana" w:cs="굴림" w:hint="eastAsia"/>
@@ -30483,7 +30048,6 @@
         </w:rPr>
         <w:t>ezFlow</w:t>
       </w:r>
-      <w:proofErr w:type="spellEnd"/>
       <w:r>
         <w:rPr>
           <w:rFonts w:ascii="Verdana" w:eastAsia="굴림" w:hAnsi="Verdana" w:cs="굴림"/>
@@ -30648,7 +30212,6 @@
           <w:szCs w:val="18"/>
         </w:rPr>
       </w:pPr>
-      <w:proofErr w:type="spellStart"/>
       <w:r>
         <w:rPr>
           <w:rFonts w:ascii="Verdana" w:eastAsia="굴림" w:hAnsi="Verdana" w:cs="굴림" w:hint="eastAsia"/>
@@ -30659,7 +30222,6 @@
         </w:rPr>
         <w:t>ezFlow</w:t>
       </w:r>
-      <w:proofErr w:type="spellEnd"/>
       <w:r>
         <w:rPr>
           <w:rFonts w:ascii="Verdana" w:eastAsia="굴림" w:hAnsi="Verdana" w:cs="굴림" w:hint="eastAsia"/>
@@ -30856,6 +30418,7 @@
         </w:rPr>
         <w:t xml:space="preserve"> </w:t>
       </w:r>
+      <w:proofErr w:type="spellStart"/>
       <w:r>
         <w:rPr>
           <w:rFonts w:ascii="Verdana" w:eastAsia="굴림" w:hAnsi="Verdana" w:cs="굴림" w:hint="eastAsia"/>
@@ -30866,39 +30429,27 @@
         </w:rPr>
         <w:t>연결되어있는</w:t>
       </w:r>
-      <w:r>
-        <w:rPr>
-          <w:rFonts w:ascii="Verdana" w:eastAsia="굴림" w:hAnsi="Verdana" w:cs="굴림" w:hint="eastAsia"/>
-          <w:color w:val="333333"/>
-          <w:kern w:val="0"/>
-          <w:sz w:val="18"/>
-          <w:szCs w:val="18"/>
-        </w:rPr>
-        <w:t xml:space="preserve"> </w:t>
-      </w:r>
-      <w:proofErr w:type="spellStart"/>
-      <w:r>
-        <w:rPr>
-          <w:rFonts w:ascii="Verdana" w:eastAsia="굴림" w:hAnsi="Verdana" w:cs="굴림"/>
-          <w:color w:val="333333"/>
-          <w:kern w:val="0"/>
-          <w:sz w:val="18"/>
-          <w:szCs w:val="18"/>
-        </w:rPr>
-        <w:t>ezFlow</w:t>
-      </w:r>
       <w:proofErr w:type="spellEnd"/>
       <w:r>
         <w:rPr>
-          <w:rFonts w:ascii="Verdana" w:eastAsia="굴림" w:hAnsi="Verdana" w:cs="굴림"/>
-          <w:color w:val="333333"/>
-          <w:kern w:val="0"/>
-          <w:sz w:val="18"/>
-          <w:szCs w:val="18"/>
-        </w:rPr>
-        <w:t xml:space="preserve"> </w:t>
-      </w:r>
-      <w:proofErr w:type="spellStart"/>
+          <w:rFonts w:ascii="Verdana" w:eastAsia="굴림" w:hAnsi="Verdana" w:cs="굴림" w:hint="eastAsia"/>
+          <w:color w:val="333333"/>
+          <w:kern w:val="0"/>
+          <w:sz w:val="18"/>
+          <w:szCs w:val="18"/>
+        </w:rPr>
+        <w:t xml:space="preserve"> </w:t>
+      </w:r>
+      <w:r>
+        <w:rPr>
+          <w:rFonts w:ascii="Verdana" w:eastAsia="굴림" w:hAnsi="Verdana" w:cs="굴림"/>
+          <w:color w:val="333333"/>
+          <w:kern w:val="0"/>
+          <w:sz w:val="18"/>
+          <w:szCs w:val="18"/>
+        </w:rPr>
+        <w:t xml:space="preserve">ezFlow </w:t>
+      </w:r>
       <w:r>
         <w:rPr>
           <w:rFonts w:ascii="Verdana" w:eastAsia="굴림" w:hAnsi="Verdana" w:cs="굴림" w:hint="eastAsia"/>
@@ -30909,7 +30460,6 @@
         </w:rPr>
         <w:t>디렉토리</w:t>
       </w:r>
-      <w:proofErr w:type="spellEnd"/>
       <w:r>
         <w:rPr>
           <w:rFonts w:ascii="Verdana" w:eastAsia="굴림" w:hAnsi="Verdana" w:cs="굴림" w:hint="eastAsia"/>
@@ -30982,31 +30532,18 @@
           <w:sz w:val="18"/>
           <w:szCs w:val="18"/>
         </w:rPr>
-        <w:t>/</w:t>
-      </w:r>
-      <w:proofErr w:type="spellStart"/>
-      <w:r>
-        <w:rPr>
-          <w:rFonts w:ascii="Verdana" w:eastAsia="굴림" w:hAnsi="Verdana" w:cs="굴림"/>
-          <w:color w:val="333333"/>
-          <w:kern w:val="0"/>
-          <w:sz w:val="18"/>
-          <w:szCs w:val="18"/>
-        </w:rPr>
-        <w:t>ezFlow</w:t>
-      </w:r>
-      <w:proofErr w:type="spellEnd"/>
-      <w:r>
-        <w:rPr>
-          <w:rFonts w:ascii="Verdana" w:eastAsia="굴림" w:hAnsi="Verdana" w:cs="굴림"/>
-          <w:color w:val="333333"/>
-          <w:kern w:val="0"/>
-          <w:sz w:val="18"/>
-          <w:szCs w:val="18"/>
-        </w:rPr>
-        <w:t xml:space="preserve"> </w:t>
-      </w:r>
-      <w:proofErr w:type="spellStart"/>
+        <w:t>/ezFlow</w:t>
+      </w:r>
+      <w:r>
+        <w:rPr>
+          <w:rFonts w:ascii="Verdana" w:eastAsia="굴림" w:hAnsi="Verdana" w:cs="굴림"/>
+          <w:color w:val="333333"/>
+          <w:kern w:val="0"/>
+          <w:sz w:val="18"/>
+          <w:szCs w:val="18"/>
+        </w:rPr>
+        <w:t xml:space="preserve"> </w:t>
+      </w:r>
       <w:r>
         <w:rPr>
           <w:rFonts w:ascii="Verdana" w:eastAsia="굴림" w:hAnsi="Verdana" w:cs="굴림" w:hint="eastAsia"/>
@@ -31017,7 +30554,6 @@
         </w:rPr>
         <w:t>디렉토리</w:t>
       </w:r>
-      <w:proofErr w:type="spellEnd"/>
       <w:r>
         <w:rPr>
           <w:rFonts w:ascii="Verdana" w:eastAsia="굴림" w:hAnsi="Verdana" w:cs="굴림" w:hint="eastAsia"/>
@@ -31154,7 +30690,7 @@
 </file>
 
 <file path=word/endnotes.xml><?xml version="1.0" encoding="utf-8"?>
-<w:endnotes xmlns:wpc="http://schemas.microsoft.com/office/word/2010/wordprocessingCanvas" xmlns:mc="http://schemas.openxmlformats.org/markup-compatibility/2006" xmlns:o="urn:schemas-microsoft-com:office:office" xmlns:r="http://schemas.openxmlformats.org/officeDocument/2006/relationships" xmlns:m="http://schemas.openxmlformats.org/officeDocument/2006/math" xmlns:v="urn:schemas-microsoft-com:vml" xmlns:wp14="http://schemas.microsoft.com/office/word/2010/wordprocessingDrawing" xmlns:wp="http://schemas.openxmlformats.org/drawingml/2006/wordprocessingDrawing" xmlns:w10="urn:schemas-microsoft-com:office:word" xmlns:w="http://schemas.openxmlformats.org/wordprocessingml/2006/main" xmlns:w14="http://schemas.microsoft.com/office/word/2010/wordml" xmlns:w15="http://schemas.microsoft.com/office/word/2012/wordml" xmlns:wpg="http://schemas.microsoft.com/office/word/2010/wordprocessingGroup" xmlns:wpi="http://schemas.microsoft.com/office/word/2010/wordprocessingInk" xmlns:wne="http://schemas.microsoft.com/office/word/2006/wordml" xmlns:wps="http://schemas.microsoft.com/office/word/2010/wordprocessingShape" mc:Ignorable="w14 w15 wp14">
+<w:endnotes xmlns:wpc="http://schemas.microsoft.com/office/word/2010/wordprocessingCanvas" xmlns:cx="http://schemas.microsoft.com/office/drawing/2014/chartex" xmlns:cx1="http://schemas.microsoft.com/office/drawing/2015/9/8/chartex" xmlns:cx2="http://schemas.microsoft.com/office/drawing/2015/10/21/chartex" xmlns:cx3="http://schemas.microsoft.com/office/drawing/2016/5/9/chartex" xmlns:cx4="http://schemas.microsoft.com/office/drawing/2016/5/10/chartex" xmlns:cx5="http://schemas.microsoft.com/office/drawing/2016/5/11/chartex" xmlns:cx6="http://schemas.microsoft.com/office/drawing/2016/5/12/chartex" xmlns:cx7="http://schemas.microsoft.com/office/drawing/2016/5/13/chartex" xmlns:cx8="http://schemas.microsoft.com/office/drawing/2016/5/14/chartex" xmlns:mc="http://schemas.openxmlformats.org/markup-compatibility/2006" xmlns:aink="http://schemas.microsoft.com/office/drawing/2016/ink" xmlns:am3d="http://schemas.microsoft.com/office/drawing/2017/model3d" xmlns:o="urn:schemas-microsoft-com:office:office" xmlns:r="http://schemas.openxmlformats.org/officeDocument/2006/relationships" xmlns:m="http://schemas.openxmlformats.org/officeDocument/2006/math" xmlns:v="urn:schemas-microsoft-com:vml" xmlns:wp14="http://schemas.microsoft.com/office/word/2010/wordprocessingDrawing" xmlns:wp="http://schemas.openxmlformats.org/drawingml/2006/wordprocessingDrawing" xmlns:w10="urn:schemas-microsoft-com:office:word" xmlns:w="http://schemas.openxmlformats.org/wordprocessingml/2006/main" xmlns:w14="http://schemas.microsoft.com/office/word/2010/wordml" xmlns:w15="http://schemas.microsoft.com/office/word/2012/wordml" xmlns:w16cid="http://schemas.microsoft.com/office/word/2016/wordml/cid" xmlns:w16se="http://schemas.microsoft.com/office/word/2015/wordml/symex" xmlns:wpg="http://schemas.microsoft.com/office/word/2010/wordprocessingGroup" xmlns:wpi="http://schemas.microsoft.com/office/word/2010/wordprocessingInk" xmlns:wne="http://schemas.microsoft.com/office/word/2006/wordml" xmlns:wps="http://schemas.microsoft.com/office/word/2010/wordprocessingShape" mc:Ignorable="w14 w15 w16se w16cid wp14">
   <w:endnote w:type="separator" w:id="-1">
     <w:p>
       <w:pPr>
@@ -31179,7 +30715,7 @@
 </file>
 
 <file path=word/footer1.xml><?xml version="1.0" encoding="utf-8"?>
-<w:ftr xmlns:wpc="http://schemas.microsoft.com/office/word/2010/wordprocessingCanvas" xmlns:mc="http://schemas.openxmlformats.org/markup-compatibility/2006" xmlns:o="urn:schemas-microsoft-com:office:office" xmlns:r="http://schemas.openxmlformats.org/officeDocument/2006/relationships" xmlns:m="http://schemas.openxmlformats.org/officeDocument/2006/math" xmlns:v="urn:schemas-microsoft-com:vml" xmlns:wp14="http://schemas.microsoft.com/office/word/2010/wordprocessingDrawing" xmlns:wp="http://schemas.openxmlformats.org/drawingml/2006/wordprocessingDrawing" xmlns:w10="urn:schemas-microsoft-com:office:word" xmlns:w="http://schemas.openxmlformats.org/wordprocessingml/2006/main" xmlns:w14="http://schemas.microsoft.com/office/word/2010/wordml" xmlns:w15="http://schemas.microsoft.com/office/word/2012/wordml" xmlns:wpg="http://schemas.microsoft.com/office/word/2010/wordprocessingGroup" xmlns:wpi="http://schemas.microsoft.com/office/word/2010/wordprocessingInk" xmlns:wne="http://schemas.microsoft.com/office/word/2006/wordml" xmlns:wps="http://schemas.microsoft.com/office/word/2010/wordprocessingShape" mc:Ignorable="w14 w15 wp14">
+<w:ftr xmlns:wpc="http://schemas.microsoft.com/office/word/2010/wordprocessingCanvas" xmlns:cx="http://schemas.microsoft.com/office/drawing/2014/chartex" xmlns:cx1="http://schemas.microsoft.com/office/drawing/2015/9/8/chartex" xmlns:cx2="http://schemas.microsoft.com/office/drawing/2015/10/21/chartex" xmlns:cx3="http://schemas.microsoft.com/office/drawing/2016/5/9/chartex" xmlns:cx4="http://schemas.microsoft.com/office/drawing/2016/5/10/chartex" xmlns:cx5="http://schemas.microsoft.com/office/drawing/2016/5/11/chartex" xmlns:cx6="http://schemas.microsoft.com/office/drawing/2016/5/12/chartex" xmlns:cx7="http://schemas.microsoft.com/office/drawing/2016/5/13/chartex" xmlns:cx8="http://schemas.microsoft.com/office/drawing/2016/5/14/chartex" xmlns:mc="http://schemas.openxmlformats.org/markup-compatibility/2006" xmlns:aink="http://schemas.microsoft.com/office/drawing/2016/ink" xmlns:am3d="http://schemas.microsoft.com/office/drawing/2017/model3d" xmlns:o="urn:schemas-microsoft-com:office:office" xmlns:r="http://schemas.openxmlformats.org/officeDocument/2006/relationships" xmlns:m="http://schemas.openxmlformats.org/officeDocument/2006/math" xmlns:v="urn:schemas-microsoft-com:vml" xmlns:wp14="http://schemas.microsoft.com/office/word/2010/wordprocessingDrawing" xmlns:wp="http://schemas.openxmlformats.org/drawingml/2006/wordprocessingDrawing" xmlns:w10="urn:schemas-microsoft-com:office:word" xmlns:w="http://schemas.openxmlformats.org/wordprocessingml/2006/main" xmlns:w14="http://schemas.microsoft.com/office/word/2010/wordml" xmlns:w15="http://schemas.microsoft.com/office/word/2012/wordml" xmlns:w16cid="http://schemas.microsoft.com/office/word/2016/wordml/cid" xmlns:w16se="http://schemas.microsoft.com/office/word/2015/wordml/symex" xmlns:wpg="http://schemas.microsoft.com/office/word/2010/wordprocessingGroup" xmlns:wpi="http://schemas.microsoft.com/office/word/2010/wordprocessingInk" xmlns:wne="http://schemas.microsoft.com/office/word/2006/wordml" xmlns:wps="http://schemas.microsoft.com/office/word/2010/wordprocessingShape" mc:Ignorable="w14 w15 w16se w16cid wp14">
   <w:p>
     <w:pPr>
       <w:pStyle w:val="a9"/>
@@ -31265,7 +30801,7 @@
 </file>
 
 <file path=word/footer2.xml><?xml version="1.0" encoding="utf-8"?>
-<w:ftr xmlns:wpc="http://schemas.microsoft.com/office/word/2010/wordprocessingCanvas" xmlns:mc="http://schemas.openxmlformats.org/markup-compatibility/2006" xmlns:o="urn:schemas-microsoft-com:office:office" xmlns:r="http://schemas.openxmlformats.org/officeDocument/2006/relationships" xmlns:m="http://schemas.openxmlformats.org/officeDocument/2006/math" xmlns:v="urn:schemas-microsoft-com:vml" xmlns:wp14="http://schemas.microsoft.com/office/word/2010/wordprocessingDrawing" xmlns:wp="http://schemas.openxmlformats.org/drawingml/2006/wordprocessingDrawing" xmlns:w10="urn:schemas-microsoft-com:office:word" xmlns:w="http://schemas.openxmlformats.org/wordprocessingml/2006/main" xmlns:w14="http://schemas.microsoft.com/office/word/2010/wordml" xmlns:w15="http://schemas.microsoft.com/office/word/2012/wordml" xmlns:wpg="http://schemas.microsoft.com/office/word/2010/wordprocessingGroup" xmlns:wpi="http://schemas.microsoft.com/office/word/2010/wordprocessingInk" xmlns:wne="http://schemas.microsoft.com/office/word/2006/wordml" xmlns:wps="http://schemas.microsoft.com/office/word/2010/wordprocessingShape" mc:Ignorable="w14 w15 wp14">
+<w:ftr xmlns:wpc="http://schemas.microsoft.com/office/word/2010/wordprocessingCanvas" xmlns:cx="http://schemas.microsoft.com/office/drawing/2014/chartex" xmlns:cx1="http://schemas.microsoft.com/office/drawing/2015/9/8/chartex" xmlns:cx2="http://schemas.microsoft.com/office/drawing/2015/10/21/chartex" xmlns:cx3="http://schemas.microsoft.com/office/drawing/2016/5/9/chartex" xmlns:cx4="http://schemas.microsoft.com/office/drawing/2016/5/10/chartex" xmlns:cx5="http://schemas.microsoft.com/office/drawing/2016/5/11/chartex" xmlns:cx6="http://schemas.microsoft.com/office/drawing/2016/5/12/chartex" xmlns:cx7="http://schemas.microsoft.com/office/drawing/2016/5/13/chartex" xmlns:cx8="http://schemas.microsoft.com/office/drawing/2016/5/14/chartex" xmlns:mc="http://schemas.openxmlformats.org/markup-compatibility/2006" xmlns:aink="http://schemas.microsoft.com/office/drawing/2016/ink" xmlns:am3d="http://schemas.microsoft.com/office/drawing/2017/model3d" xmlns:o="urn:schemas-microsoft-com:office:office" xmlns:r="http://schemas.openxmlformats.org/officeDocument/2006/relationships" xmlns:m="http://schemas.openxmlformats.org/officeDocument/2006/math" xmlns:v="urn:schemas-microsoft-com:vml" xmlns:wp14="http://schemas.microsoft.com/office/word/2010/wordprocessingDrawing" xmlns:wp="http://schemas.openxmlformats.org/drawingml/2006/wordprocessingDrawing" xmlns:w10="urn:schemas-microsoft-com:office:word" xmlns:w="http://schemas.openxmlformats.org/wordprocessingml/2006/main" xmlns:w14="http://schemas.microsoft.com/office/word/2010/wordml" xmlns:w15="http://schemas.microsoft.com/office/word/2012/wordml" xmlns:w16cid="http://schemas.microsoft.com/office/word/2016/wordml/cid" xmlns:w16se="http://schemas.microsoft.com/office/word/2015/wordml/symex" xmlns:wpg="http://schemas.microsoft.com/office/word/2010/wordprocessingGroup" xmlns:wpi="http://schemas.microsoft.com/office/word/2010/wordprocessingInk" xmlns:wne="http://schemas.microsoft.com/office/word/2006/wordml" xmlns:wps="http://schemas.microsoft.com/office/word/2010/wordprocessingShape" mc:Ignorable="w14 w15 w16se w16cid wp14">
   <w:p>
     <w:pPr>
       <w:pStyle w:val="a9"/>
@@ -31309,7 +30845,7 @@
 </file>
 
 <file path=word/footer3.xml><?xml version="1.0" encoding="utf-8"?>
-<w:ftr xmlns:wpc="http://schemas.microsoft.com/office/word/2010/wordprocessingCanvas" xmlns:mc="http://schemas.openxmlformats.org/markup-compatibility/2006" xmlns:o="urn:schemas-microsoft-com:office:office" xmlns:r="http://schemas.openxmlformats.org/officeDocument/2006/relationships" xmlns:m="http://schemas.openxmlformats.org/officeDocument/2006/math" xmlns:v="urn:schemas-microsoft-com:vml" xmlns:wp14="http://schemas.microsoft.com/office/word/2010/wordprocessingDrawing" xmlns:wp="http://schemas.openxmlformats.org/drawingml/2006/wordprocessingDrawing" xmlns:w10="urn:schemas-microsoft-com:office:word" xmlns:w="http://schemas.openxmlformats.org/wordprocessingml/2006/main" xmlns:w14="http://schemas.microsoft.com/office/word/2010/wordml" xmlns:w15="http://schemas.microsoft.com/office/word/2012/wordml" xmlns:wpg="http://schemas.microsoft.com/office/word/2010/wordprocessingGroup" xmlns:wpi="http://schemas.microsoft.com/office/word/2010/wordprocessingInk" xmlns:wne="http://schemas.microsoft.com/office/word/2006/wordml" xmlns:wps="http://schemas.microsoft.com/office/word/2010/wordprocessingShape" mc:Ignorable="w14 w15 wp14">
+<w:ftr xmlns:wpc="http://schemas.microsoft.com/office/word/2010/wordprocessingCanvas" xmlns:cx="http://schemas.microsoft.com/office/drawing/2014/chartex" xmlns:cx1="http://schemas.microsoft.com/office/drawing/2015/9/8/chartex" xmlns:cx2="http://schemas.microsoft.com/office/drawing/2015/10/21/chartex" xmlns:cx3="http://schemas.microsoft.com/office/drawing/2016/5/9/chartex" xmlns:cx4="http://schemas.microsoft.com/office/drawing/2016/5/10/chartex" xmlns:cx5="http://schemas.microsoft.com/office/drawing/2016/5/11/chartex" xmlns:cx6="http://schemas.microsoft.com/office/drawing/2016/5/12/chartex" xmlns:cx7="http://schemas.microsoft.com/office/drawing/2016/5/13/chartex" xmlns:cx8="http://schemas.microsoft.com/office/drawing/2016/5/14/chartex" xmlns:mc="http://schemas.openxmlformats.org/markup-compatibility/2006" xmlns:aink="http://schemas.microsoft.com/office/drawing/2016/ink" xmlns:am3d="http://schemas.microsoft.com/office/drawing/2017/model3d" xmlns:o="urn:schemas-microsoft-com:office:office" xmlns:r="http://schemas.openxmlformats.org/officeDocument/2006/relationships" xmlns:m="http://schemas.openxmlformats.org/officeDocument/2006/math" xmlns:v="urn:schemas-microsoft-com:vml" xmlns:wp14="http://schemas.microsoft.com/office/word/2010/wordprocessingDrawing" xmlns:wp="http://schemas.openxmlformats.org/drawingml/2006/wordprocessingDrawing" xmlns:w10="urn:schemas-microsoft-com:office:word" xmlns:w="http://schemas.openxmlformats.org/wordprocessingml/2006/main" xmlns:w14="http://schemas.microsoft.com/office/word/2010/wordml" xmlns:w15="http://schemas.microsoft.com/office/word/2012/wordml" xmlns:w16cid="http://schemas.microsoft.com/office/word/2016/wordml/cid" xmlns:w16se="http://schemas.microsoft.com/office/word/2015/wordml/symex" xmlns:wpg="http://schemas.microsoft.com/office/word/2010/wordprocessingGroup" xmlns:wpi="http://schemas.microsoft.com/office/word/2010/wordprocessingInk" xmlns:wne="http://schemas.microsoft.com/office/word/2006/wordml" xmlns:wps="http://schemas.microsoft.com/office/word/2010/wordprocessingShape" mc:Ignorable="w14 w15 w16se w16cid wp14">
   <w:p>
     <w:pPr>
       <w:pStyle w:val="a9"/>
@@ -31325,7 +30861,7 @@
 </file>
 
 <file path=word/footer4.xml><?xml version="1.0" encoding="utf-8"?>
-<w:ftr xmlns:wpc="http://schemas.microsoft.com/office/word/2010/wordprocessingCanvas" xmlns:mc="http://schemas.openxmlformats.org/markup-compatibility/2006" xmlns:o="urn:schemas-microsoft-com:office:office" xmlns:r="http://schemas.openxmlformats.org/officeDocument/2006/relationships" xmlns:m="http://schemas.openxmlformats.org/officeDocument/2006/math" xmlns:v="urn:schemas-microsoft-com:vml" xmlns:wp14="http://schemas.microsoft.com/office/word/2010/wordprocessingDrawing" xmlns:wp="http://schemas.openxmlformats.org/drawingml/2006/wordprocessingDrawing" xmlns:w10="urn:schemas-microsoft-com:office:word" xmlns:w="http://schemas.openxmlformats.org/wordprocessingml/2006/main" xmlns:w14="http://schemas.microsoft.com/office/word/2010/wordml" xmlns:w15="http://schemas.microsoft.com/office/word/2012/wordml" xmlns:wpg="http://schemas.microsoft.com/office/word/2010/wordprocessingGroup" xmlns:wpi="http://schemas.microsoft.com/office/word/2010/wordprocessingInk" xmlns:wne="http://schemas.microsoft.com/office/word/2006/wordml" xmlns:wps="http://schemas.microsoft.com/office/word/2010/wordprocessingShape" mc:Ignorable="w14 w15 wp14">
+<w:ftr xmlns:wpc="http://schemas.microsoft.com/office/word/2010/wordprocessingCanvas" xmlns:cx="http://schemas.microsoft.com/office/drawing/2014/chartex" xmlns:cx1="http://schemas.microsoft.com/office/drawing/2015/9/8/chartex" xmlns:cx2="http://schemas.microsoft.com/office/drawing/2015/10/21/chartex" xmlns:cx3="http://schemas.microsoft.com/office/drawing/2016/5/9/chartex" xmlns:cx4="http://schemas.microsoft.com/office/drawing/2016/5/10/chartex" xmlns:cx5="http://schemas.microsoft.com/office/drawing/2016/5/11/chartex" xmlns:cx6="http://schemas.microsoft.com/office/drawing/2016/5/12/chartex" xmlns:cx7="http://schemas.microsoft.com/office/drawing/2016/5/13/chartex" xmlns:cx8="http://schemas.microsoft.com/office/drawing/2016/5/14/chartex" xmlns:mc="http://schemas.openxmlformats.org/markup-compatibility/2006" xmlns:aink="http://schemas.microsoft.com/office/drawing/2016/ink" xmlns:am3d="http://schemas.microsoft.com/office/drawing/2017/model3d" xmlns:o="urn:schemas-microsoft-com:office:office" xmlns:r="http://schemas.openxmlformats.org/officeDocument/2006/relationships" xmlns:m="http://schemas.openxmlformats.org/officeDocument/2006/math" xmlns:v="urn:schemas-microsoft-com:vml" xmlns:wp14="http://schemas.microsoft.com/office/word/2010/wordprocessingDrawing" xmlns:wp="http://schemas.openxmlformats.org/drawingml/2006/wordprocessingDrawing" xmlns:w10="urn:schemas-microsoft-com:office:word" xmlns:w="http://schemas.openxmlformats.org/wordprocessingml/2006/main" xmlns:w14="http://schemas.microsoft.com/office/word/2010/wordml" xmlns:w15="http://schemas.microsoft.com/office/word/2012/wordml" xmlns:w16cid="http://schemas.microsoft.com/office/word/2016/wordml/cid" xmlns:w16se="http://schemas.microsoft.com/office/word/2015/wordml/symex" xmlns:wpg="http://schemas.microsoft.com/office/word/2010/wordprocessingGroup" xmlns:wpi="http://schemas.microsoft.com/office/word/2010/wordprocessingInk" xmlns:wne="http://schemas.microsoft.com/office/word/2006/wordml" xmlns:wps="http://schemas.microsoft.com/office/word/2010/wordprocessingShape" mc:Ignorable="w14 w15 w16se w16cid wp14">
   <w:p>
     <w:pPr>
       <w:pStyle w:val="a9"/>
@@ -31341,7 +30877,7 @@
 </file>
 
 <file path=word/footer5.xml><?xml version="1.0" encoding="utf-8"?>
-<w:ftr xmlns:wpc="http://schemas.microsoft.com/office/word/2010/wordprocessingCanvas" xmlns:mc="http://schemas.openxmlformats.org/markup-compatibility/2006" xmlns:o="urn:schemas-microsoft-com:office:office" xmlns:r="http://schemas.openxmlformats.org/officeDocument/2006/relationships" xmlns:m="http://schemas.openxmlformats.org/officeDocument/2006/math" xmlns:v="urn:schemas-microsoft-com:vml" xmlns:wp14="http://schemas.microsoft.com/office/word/2010/wordprocessingDrawing" xmlns:wp="http://schemas.openxmlformats.org/drawingml/2006/wordprocessingDrawing" xmlns:w10="urn:schemas-microsoft-com:office:word" xmlns:w="http://schemas.openxmlformats.org/wordprocessingml/2006/main" xmlns:w14="http://schemas.microsoft.com/office/word/2010/wordml" xmlns:w15="http://schemas.microsoft.com/office/word/2012/wordml" xmlns:wpg="http://schemas.microsoft.com/office/word/2010/wordprocessingGroup" xmlns:wpi="http://schemas.microsoft.com/office/word/2010/wordprocessingInk" xmlns:wne="http://schemas.microsoft.com/office/word/2006/wordml" xmlns:wps="http://schemas.microsoft.com/office/word/2010/wordprocessingShape" mc:Ignorable="w14 w15 wp14">
+<w:ftr xmlns:wpc="http://schemas.microsoft.com/office/word/2010/wordprocessingCanvas" xmlns:cx="http://schemas.microsoft.com/office/drawing/2014/chartex" xmlns:cx1="http://schemas.microsoft.com/office/drawing/2015/9/8/chartex" xmlns:cx2="http://schemas.microsoft.com/office/drawing/2015/10/21/chartex" xmlns:cx3="http://schemas.microsoft.com/office/drawing/2016/5/9/chartex" xmlns:cx4="http://schemas.microsoft.com/office/drawing/2016/5/10/chartex" xmlns:cx5="http://schemas.microsoft.com/office/drawing/2016/5/11/chartex" xmlns:cx6="http://schemas.microsoft.com/office/drawing/2016/5/12/chartex" xmlns:cx7="http://schemas.microsoft.com/office/drawing/2016/5/13/chartex" xmlns:cx8="http://schemas.microsoft.com/office/drawing/2016/5/14/chartex" xmlns:mc="http://schemas.openxmlformats.org/markup-compatibility/2006" xmlns:aink="http://schemas.microsoft.com/office/drawing/2016/ink" xmlns:am3d="http://schemas.microsoft.com/office/drawing/2017/model3d" xmlns:o="urn:schemas-microsoft-com:office:office" xmlns:r="http://schemas.openxmlformats.org/officeDocument/2006/relationships" xmlns:m="http://schemas.openxmlformats.org/officeDocument/2006/math" xmlns:v="urn:schemas-microsoft-com:vml" xmlns:wp14="http://schemas.microsoft.com/office/word/2010/wordprocessingDrawing" xmlns:wp="http://schemas.openxmlformats.org/drawingml/2006/wordprocessingDrawing" xmlns:w10="urn:schemas-microsoft-com:office:word" xmlns:w="http://schemas.openxmlformats.org/wordprocessingml/2006/main" xmlns:w14="http://schemas.microsoft.com/office/word/2010/wordml" xmlns:w15="http://schemas.microsoft.com/office/word/2012/wordml" xmlns:w16cid="http://schemas.microsoft.com/office/word/2016/wordml/cid" xmlns:w16se="http://schemas.microsoft.com/office/word/2015/wordml/symex" xmlns:wpg="http://schemas.microsoft.com/office/word/2010/wordprocessingGroup" xmlns:wpi="http://schemas.microsoft.com/office/word/2010/wordprocessingInk" xmlns:wne="http://schemas.microsoft.com/office/word/2006/wordml" xmlns:wps="http://schemas.microsoft.com/office/word/2010/wordprocessingShape" mc:Ignorable="w14 w15 w16se w16cid wp14">
   <w:p>
     <w:pPr>
       <w:pStyle w:val="a9"/>
@@ -31357,7 +30893,7 @@
 </file>
 
 <file path=word/footnotes.xml><?xml version="1.0" encoding="utf-8"?>
-<w:footnotes xmlns:wpc="http://schemas.microsoft.com/office/word/2010/wordprocessingCanvas" xmlns:mc="http://schemas.openxmlformats.org/markup-compatibility/2006" xmlns:o="urn:schemas-microsoft-com:office:office" xmlns:r="http://schemas.openxmlformats.org/officeDocument/2006/relationships" xmlns:m="http://schemas.openxmlformats.org/officeDocument/2006/math" xmlns:v="urn:schemas-microsoft-com:vml" xmlns:wp14="http://schemas.microsoft.com/office/word/2010/wordprocessingDrawing" xmlns:wp="http://schemas.openxmlformats.org/drawingml/2006/wordprocessingDrawing" xmlns:w10="urn:schemas-microsoft-com:office:word" xmlns:w="http://schemas.openxmlformats.org/wordprocessingml/2006/main" xmlns:w14="http://schemas.microsoft.com/office/word/2010/wordml" xmlns:w15="http://schemas.microsoft.com/office/word/2012/wordml" xmlns:wpg="http://schemas.microsoft.com/office/word/2010/wordprocessingGroup" xmlns:wpi="http://schemas.microsoft.com/office/word/2010/wordprocessingInk" xmlns:wne="http://schemas.microsoft.com/office/word/2006/wordml" xmlns:wps="http://schemas.microsoft.com/office/word/2010/wordprocessingShape" mc:Ignorable="w14 w15 wp14">
+<w:footnotes xmlns:wpc="http://schemas.microsoft.com/office/word/2010/wordprocessingCanvas" xmlns:cx="http://schemas.microsoft.com/office/drawing/2014/chartex" xmlns:cx1="http://schemas.microsoft.com/office/drawing/2015/9/8/chartex" xmlns:cx2="http://schemas.microsoft.com/office/drawing/2015/10/21/chartex" xmlns:cx3="http://schemas.microsoft.com/office/drawing/2016/5/9/chartex" xmlns:cx4="http://schemas.microsoft.com/office/drawing/2016/5/10/chartex" xmlns:cx5="http://schemas.microsoft.com/office/drawing/2016/5/11/chartex" xmlns:cx6="http://schemas.microsoft.com/office/drawing/2016/5/12/chartex" xmlns:cx7="http://schemas.microsoft.com/office/drawing/2016/5/13/chartex" xmlns:cx8="http://schemas.microsoft.com/office/drawing/2016/5/14/chartex" xmlns:mc="http://schemas.openxmlformats.org/markup-compatibility/2006" xmlns:aink="http://schemas.microsoft.com/office/drawing/2016/ink" xmlns:am3d="http://schemas.microsoft.com/office/drawing/2017/model3d" xmlns:o="urn:schemas-microsoft-com:office:office" xmlns:r="http://schemas.openxmlformats.org/officeDocument/2006/relationships" xmlns:m="http://schemas.openxmlformats.org/officeDocument/2006/math" xmlns:v="urn:schemas-microsoft-com:vml" xmlns:wp14="http://schemas.microsoft.com/office/word/2010/wordprocessingDrawing" xmlns:wp="http://schemas.openxmlformats.org/drawingml/2006/wordprocessingDrawing" xmlns:w10="urn:schemas-microsoft-com:office:word" xmlns:w="http://schemas.openxmlformats.org/wordprocessingml/2006/main" xmlns:w14="http://schemas.microsoft.com/office/word/2010/wordml" xmlns:w15="http://schemas.microsoft.com/office/word/2012/wordml" xmlns:w16cid="http://schemas.microsoft.com/office/word/2016/wordml/cid" xmlns:w16se="http://schemas.microsoft.com/office/word/2015/wordml/symex" xmlns:wpg="http://schemas.microsoft.com/office/word/2010/wordprocessingGroup" xmlns:wpi="http://schemas.microsoft.com/office/word/2010/wordprocessingInk" xmlns:wne="http://schemas.microsoft.com/office/word/2006/wordml" xmlns:wps="http://schemas.microsoft.com/office/word/2010/wordprocessingShape" mc:Ignorable="w14 w15 w16se w16cid wp14">
   <w:footnote w:type="separator" w:id="-1">
     <w:p>
       <w:pPr>
@@ -31382,7 +30918,7 @@
 </file>
 
 <file path=word/header1.xml><?xml version="1.0" encoding="utf-8"?>
-<w:hdr xmlns:wpc="http://schemas.microsoft.com/office/word/2010/wordprocessingCanvas" xmlns:mc="http://schemas.openxmlformats.org/markup-compatibility/2006" xmlns:o="urn:schemas-microsoft-com:office:office" xmlns:r="http://schemas.openxmlformats.org/officeDocument/2006/relationships" xmlns:m="http://schemas.openxmlformats.org/officeDocument/2006/math" xmlns:v="urn:schemas-microsoft-com:vml" xmlns:wp14="http://schemas.microsoft.com/office/word/2010/wordprocessingDrawing" xmlns:wp="http://schemas.openxmlformats.org/drawingml/2006/wordprocessingDrawing" xmlns:w10="urn:schemas-microsoft-com:office:word" xmlns:w="http://schemas.openxmlformats.org/wordprocessingml/2006/main" xmlns:w14="http://schemas.microsoft.com/office/word/2010/wordml" xmlns:w15="http://schemas.microsoft.com/office/word/2012/wordml" xmlns:wpg="http://schemas.microsoft.com/office/word/2010/wordprocessingGroup" xmlns:wpi="http://schemas.microsoft.com/office/word/2010/wordprocessingInk" xmlns:wne="http://schemas.microsoft.com/office/word/2006/wordml" xmlns:wps="http://schemas.microsoft.com/office/word/2010/wordprocessingShape" mc:Ignorable="w14 w15 wp14">
+<w:hdr xmlns:wpc="http://schemas.microsoft.com/office/word/2010/wordprocessingCanvas" xmlns:cx="http://schemas.microsoft.com/office/drawing/2014/chartex" xmlns:cx1="http://schemas.microsoft.com/office/drawing/2015/9/8/chartex" xmlns:cx2="http://schemas.microsoft.com/office/drawing/2015/10/21/chartex" xmlns:cx3="http://schemas.microsoft.com/office/drawing/2016/5/9/chartex" xmlns:cx4="http://schemas.microsoft.com/office/drawing/2016/5/10/chartex" xmlns:cx5="http://schemas.microsoft.com/office/drawing/2016/5/11/chartex" xmlns:cx6="http://schemas.microsoft.com/office/drawing/2016/5/12/chartex" xmlns:cx7="http://schemas.microsoft.com/office/drawing/2016/5/13/chartex" xmlns:cx8="http://schemas.microsoft.com/office/drawing/2016/5/14/chartex" xmlns:mc="http://schemas.openxmlformats.org/markup-compatibility/2006" xmlns:aink="http://schemas.microsoft.com/office/drawing/2016/ink" xmlns:am3d="http://schemas.microsoft.com/office/drawing/2017/model3d" xmlns:o="urn:schemas-microsoft-com:office:office" xmlns:r="http://schemas.openxmlformats.org/officeDocument/2006/relationships" xmlns:m="http://schemas.openxmlformats.org/officeDocument/2006/math" xmlns:v="urn:schemas-microsoft-com:vml" xmlns:wp14="http://schemas.microsoft.com/office/word/2010/wordprocessingDrawing" xmlns:wp="http://schemas.openxmlformats.org/drawingml/2006/wordprocessingDrawing" xmlns:w10="urn:schemas-microsoft-com:office:word" xmlns:w="http://schemas.openxmlformats.org/wordprocessingml/2006/main" xmlns:w14="http://schemas.microsoft.com/office/word/2010/wordml" xmlns:w15="http://schemas.microsoft.com/office/word/2012/wordml" xmlns:w16cid="http://schemas.microsoft.com/office/word/2016/wordml/cid" xmlns:w16se="http://schemas.microsoft.com/office/word/2015/wordml/symex" xmlns:wpg="http://schemas.microsoft.com/office/word/2010/wordprocessingGroup" xmlns:wpi="http://schemas.microsoft.com/office/word/2010/wordprocessingInk" xmlns:wne="http://schemas.microsoft.com/office/word/2006/wordml" xmlns:wps="http://schemas.microsoft.com/office/word/2010/wordprocessingShape" mc:Ignorable="w14 w15 w16se w16cid wp14">
   <w:p>
     <w:pPr>
       <w:pStyle w:val="a8"/>
@@ -31401,7 +30937,7 @@
 </file>
 
 <file path=word/header2.xml><?xml version="1.0" encoding="utf-8"?>
-<w:hdr xmlns:wpc="http://schemas.microsoft.com/office/word/2010/wordprocessingCanvas" xmlns:mc="http://schemas.openxmlformats.org/markup-compatibility/2006" xmlns:o="urn:schemas-microsoft-com:office:office" xmlns:r="http://schemas.openxmlformats.org/officeDocument/2006/relationships" xmlns:m="http://schemas.openxmlformats.org/officeDocument/2006/math" xmlns:v="urn:schemas-microsoft-com:vml" xmlns:wp14="http://schemas.microsoft.com/office/word/2010/wordprocessingDrawing" xmlns:wp="http://schemas.openxmlformats.org/drawingml/2006/wordprocessingDrawing" xmlns:w10="urn:schemas-microsoft-com:office:word" xmlns:w="http://schemas.openxmlformats.org/wordprocessingml/2006/main" xmlns:w14="http://schemas.microsoft.com/office/word/2010/wordml" xmlns:w15="http://schemas.microsoft.com/office/word/2012/wordml" xmlns:wpg="http://schemas.microsoft.com/office/word/2010/wordprocessingGroup" xmlns:wpi="http://schemas.microsoft.com/office/word/2010/wordprocessingInk" xmlns:wne="http://schemas.microsoft.com/office/word/2006/wordml" xmlns:wps="http://schemas.microsoft.com/office/word/2010/wordprocessingShape" mc:Ignorable="w14 w15 wp14">
+<w:hdr xmlns:wpc="http://schemas.microsoft.com/office/word/2010/wordprocessingCanvas" xmlns:cx="http://schemas.microsoft.com/office/drawing/2014/chartex" xmlns:cx1="http://schemas.microsoft.com/office/drawing/2015/9/8/chartex" xmlns:cx2="http://schemas.microsoft.com/office/drawing/2015/10/21/chartex" xmlns:cx3="http://schemas.microsoft.com/office/drawing/2016/5/9/chartex" xmlns:cx4="http://schemas.microsoft.com/office/drawing/2016/5/10/chartex" xmlns:cx5="http://schemas.microsoft.com/office/drawing/2016/5/11/chartex" xmlns:cx6="http://schemas.microsoft.com/office/drawing/2016/5/12/chartex" xmlns:cx7="http://schemas.microsoft.com/office/drawing/2016/5/13/chartex" xmlns:cx8="http://schemas.microsoft.com/office/drawing/2016/5/14/chartex" xmlns:mc="http://schemas.openxmlformats.org/markup-compatibility/2006" xmlns:aink="http://schemas.microsoft.com/office/drawing/2016/ink" xmlns:am3d="http://schemas.microsoft.com/office/drawing/2017/model3d" xmlns:o="urn:schemas-microsoft-com:office:office" xmlns:r="http://schemas.openxmlformats.org/officeDocument/2006/relationships" xmlns:m="http://schemas.openxmlformats.org/officeDocument/2006/math" xmlns:v="urn:schemas-microsoft-com:vml" xmlns:wp14="http://schemas.microsoft.com/office/word/2010/wordprocessingDrawing" xmlns:wp="http://schemas.openxmlformats.org/drawingml/2006/wordprocessingDrawing" xmlns:w10="urn:schemas-microsoft-com:office:word" xmlns:w="http://schemas.openxmlformats.org/wordprocessingml/2006/main" xmlns:w14="http://schemas.microsoft.com/office/word/2010/wordml" xmlns:w15="http://schemas.microsoft.com/office/word/2012/wordml" xmlns:w16cid="http://schemas.microsoft.com/office/word/2016/wordml/cid" xmlns:w16se="http://schemas.microsoft.com/office/word/2015/wordml/symex" xmlns:wpg="http://schemas.microsoft.com/office/word/2010/wordprocessingGroup" xmlns:wpi="http://schemas.microsoft.com/office/word/2010/wordprocessingInk" xmlns:wne="http://schemas.microsoft.com/office/word/2006/wordml" xmlns:wps="http://schemas.microsoft.com/office/word/2010/wordprocessingShape" mc:Ignorable="w14 w15 w16se w16cid wp14">
   <w:p>
     <w:pPr>
       <w:pStyle w:val="a8"/>
@@ -31411,7 +30947,7 @@
 </file>
 
 <file path=word/header3.xml><?xml version="1.0" encoding="utf-8"?>
-<w:hdr xmlns:wpc="http://schemas.microsoft.com/office/word/2010/wordprocessingCanvas" xmlns:mc="http://schemas.openxmlformats.org/markup-compatibility/2006" xmlns:o="urn:schemas-microsoft-com:office:office" xmlns:r="http://schemas.openxmlformats.org/officeDocument/2006/relationships" xmlns:m="http://schemas.openxmlformats.org/officeDocument/2006/math" xmlns:v="urn:schemas-microsoft-com:vml" xmlns:wp14="http://schemas.microsoft.com/office/word/2010/wordprocessingDrawing" xmlns:wp="http://schemas.openxmlformats.org/drawingml/2006/wordprocessingDrawing" xmlns:w10="urn:schemas-microsoft-com:office:word" xmlns:w="http://schemas.openxmlformats.org/wordprocessingml/2006/main" xmlns:w14="http://schemas.microsoft.com/office/word/2010/wordml" xmlns:w15="http://schemas.microsoft.com/office/word/2012/wordml" xmlns:wpg="http://schemas.microsoft.com/office/word/2010/wordprocessingGroup" xmlns:wpi="http://schemas.microsoft.com/office/word/2010/wordprocessingInk" xmlns:wne="http://schemas.microsoft.com/office/word/2006/wordml" xmlns:wps="http://schemas.microsoft.com/office/word/2010/wordprocessingShape" mc:Ignorable="w14 w15 wp14">
+<w:hdr xmlns:wpc="http://schemas.microsoft.com/office/word/2010/wordprocessingCanvas" xmlns:cx="http://schemas.microsoft.com/office/drawing/2014/chartex" xmlns:cx1="http://schemas.microsoft.com/office/drawing/2015/9/8/chartex" xmlns:cx2="http://schemas.microsoft.com/office/drawing/2015/10/21/chartex" xmlns:cx3="http://schemas.microsoft.com/office/drawing/2016/5/9/chartex" xmlns:cx4="http://schemas.microsoft.com/office/drawing/2016/5/10/chartex" xmlns:cx5="http://schemas.microsoft.com/office/drawing/2016/5/11/chartex" xmlns:cx6="http://schemas.microsoft.com/office/drawing/2016/5/12/chartex" xmlns:cx7="http://schemas.microsoft.com/office/drawing/2016/5/13/chartex" xmlns:cx8="http://schemas.microsoft.com/office/drawing/2016/5/14/chartex" xmlns:mc="http://schemas.openxmlformats.org/markup-compatibility/2006" xmlns:aink="http://schemas.microsoft.com/office/drawing/2016/ink" xmlns:am3d="http://schemas.microsoft.com/office/drawing/2017/model3d" xmlns:o="urn:schemas-microsoft-com:office:office" xmlns:r="http://schemas.openxmlformats.org/officeDocument/2006/relationships" xmlns:m="http://schemas.openxmlformats.org/officeDocument/2006/math" xmlns:v="urn:schemas-microsoft-com:vml" xmlns:wp14="http://schemas.microsoft.com/office/word/2010/wordprocessingDrawing" xmlns:wp="http://schemas.openxmlformats.org/drawingml/2006/wordprocessingDrawing" xmlns:w10="urn:schemas-microsoft-com:office:word" xmlns:w="http://schemas.openxmlformats.org/wordprocessingml/2006/main" xmlns:w14="http://schemas.microsoft.com/office/word/2010/wordml" xmlns:w15="http://schemas.microsoft.com/office/word/2012/wordml" xmlns:w16cid="http://schemas.microsoft.com/office/word/2016/wordml/cid" xmlns:w16se="http://schemas.microsoft.com/office/word/2015/wordml/symex" xmlns:wpg="http://schemas.microsoft.com/office/word/2010/wordprocessingGroup" xmlns:wpi="http://schemas.microsoft.com/office/word/2010/wordprocessingInk" xmlns:wne="http://schemas.microsoft.com/office/word/2006/wordml" xmlns:wps="http://schemas.microsoft.com/office/word/2010/wordprocessingShape" mc:Ignorable="w14 w15 w16se w16cid wp14">
   <w:p>
     <w:pPr>
       <w:pStyle w:val="a8"/>
@@ -31421,7 +30957,7 @@
 </file>
 
 <file path=word/header4.xml><?xml version="1.0" encoding="utf-8"?>
-<w:hdr xmlns:wpc="http://schemas.microsoft.com/office/word/2010/wordprocessingCanvas" xmlns:mc="http://schemas.openxmlformats.org/markup-compatibility/2006" xmlns:o="urn:schemas-microsoft-com:office:office" xmlns:r="http://schemas.openxmlformats.org/officeDocument/2006/relationships" xmlns:m="http://schemas.openxmlformats.org/officeDocument/2006/math" xmlns:v="urn:schemas-microsoft-com:vml" xmlns:wp14="http://schemas.microsoft.com/office/word/2010/wordprocessingDrawing" xmlns:wp="http://schemas.openxmlformats.org/drawingml/2006/wordprocessingDrawing" xmlns:w10="urn:schemas-microsoft-com:office:word" xmlns:w="http://schemas.openxmlformats.org/wordprocessingml/2006/main" xmlns:w14="http://schemas.microsoft.com/office/word/2010/wordml" xmlns:w15="http://schemas.microsoft.com/office/word/2012/wordml" xmlns:wpg="http://schemas.microsoft.com/office/word/2010/wordprocessingGroup" xmlns:wpi="http://schemas.microsoft.com/office/word/2010/wordprocessingInk" xmlns:wne="http://schemas.microsoft.com/office/word/2006/wordml" xmlns:wps="http://schemas.microsoft.com/office/word/2010/wordprocessingShape" mc:Ignorable="w14 w15 wp14">
+<w:hdr xmlns:wpc="http://schemas.microsoft.com/office/word/2010/wordprocessingCanvas" xmlns:cx="http://schemas.microsoft.com/office/drawing/2014/chartex" xmlns:cx1="http://schemas.microsoft.com/office/drawing/2015/9/8/chartex" xmlns:cx2="http://schemas.microsoft.com/office/drawing/2015/10/21/chartex" xmlns:cx3="http://schemas.microsoft.com/office/drawing/2016/5/9/chartex" xmlns:cx4="http://schemas.microsoft.com/office/drawing/2016/5/10/chartex" xmlns:cx5="http://schemas.microsoft.com/office/drawing/2016/5/11/chartex" xmlns:cx6="http://schemas.microsoft.com/office/drawing/2016/5/12/chartex" xmlns:cx7="http://schemas.microsoft.com/office/drawing/2016/5/13/chartex" xmlns:cx8="http://schemas.microsoft.com/office/drawing/2016/5/14/chartex" xmlns:mc="http://schemas.openxmlformats.org/markup-compatibility/2006" xmlns:aink="http://schemas.microsoft.com/office/drawing/2016/ink" xmlns:am3d="http://schemas.microsoft.com/office/drawing/2017/model3d" xmlns:o="urn:schemas-microsoft-com:office:office" xmlns:r="http://schemas.openxmlformats.org/officeDocument/2006/relationships" xmlns:m="http://schemas.openxmlformats.org/officeDocument/2006/math" xmlns:v="urn:schemas-microsoft-com:vml" xmlns:wp14="http://schemas.microsoft.com/office/word/2010/wordprocessingDrawing" xmlns:wp="http://schemas.openxmlformats.org/drawingml/2006/wordprocessingDrawing" xmlns:w10="urn:schemas-microsoft-com:office:word" xmlns:w="http://schemas.openxmlformats.org/wordprocessingml/2006/main" xmlns:w14="http://schemas.microsoft.com/office/word/2010/wordml" xmlns:w15="http://schemas.microsoft.com/office/word/2012/wordml" xmlns:w16cid="http://schemas.microsoft.com/office/word/2016/wordml/cid" xmlns:w16se="http://schemas.microsoft.com/office/word/2015/wordml/symex" xmlns:wpg="http://schemas.microsoft.com/office/word/2010/wordprocessingGroup" xmlns:wpi="http://schemas.microsoft.com/office/word/2010/wordprocessingInk" xmlns:wne="http://schemas.microsoft.com/office/word/2006/wordml" xmlns:wps="http://schemas.microsoft.com/office/word/2010/wordprocessingShape" mc:Ignorable="w14 w15 w16se w16cid wp14">
   <w:p>
     <w:pPr>
       <w:pStyle w:val="a8"/>
@@ -31431,7 +30967,7 @@
 </file>
 
 <file path=word/numbering.xml><?xml version="1.0" encoding="utf-8"?>
-<w:numbering xmlns:wpc="http://schemas.microsoft.com/office/word/2010/wordprocessingCanvas" xmlns:mc="http://schemas.openxmlformats.org/markup-compatibility/2006" xmlns:o="urn:schemas-microsoft-com:office:office" xmlns:r="http://schemas.openxmlformats.org/officeDocument/2006/relationships" xmlns:m="http://schemas.openxmlformats.org/officeDocument/2006/math" xmlns:v="urn:schemas-microsoft-com:vml" xmlns:wp14="http://schemas.microsoft.com/office/word/2010/wordprocessingDrawing" xmlns:wp="http://schemas.openxmlformats.org/drawingml/2006/wordprocessingDrawing" xmlns:w10="urn:schemas-microsoft-com:office:word" xmlns:w="http://schemas.openxmlformats.org/wordprocessingml/2006/main" xmlns:w14="http://schemas.microsoft.com/office/word/2010/wordml" xmlns:w15="http://schemas.microsoft.com/office/word/2012/wordml" xmlns:wpg="http://schemas.microsoft.com/office/word/2010/wordprocessingGroup" xmlns:wpi="http://schemas.microsoft.com/office/word/2010/wordprocessingInk" xmlns:wne="http://schemas.microsoft.com/office/word/2006/wordml" xmlns:wps="http://schemas.microsoft.com/office/word/2010/wordprocessingShape" mc:Ignorable="w14 w15 wp14">
+<w:numbering xmlns:wpc="http://schemas.microsoft.com/office/word/2010/wordprocessingCanvas" xmlns:cx="http://schemas.microsoft.com/office/drawing/2014/chartex" xmlns:cx1="http://schemas.microsoft.com/office/drawing/2015/9/8/chartex" xmlns:cx2="http://schemas.microsoft.com/office/drawing/2015/10/21/chartex" xmlns:cx3="http://schemas.microsoft.com/office/drawing/2016/5/9/chartex" xmlns:cx4="http://schemas.microsoft.com/office/drawing/2016/5/10/chartex" xmlns:cx5="http://schemas.microsoft.com/office/drawing/2016/5/11/chartex" xmlns:cx6="http://schemas.microsoft.com/office/drawing/2016/5/12/chartex" xmlns:cx7="http://schemas.microsoft.com/office/drawing/2016/5/13/chartex" xmlns:cx8="http://schemas.microsoft.com/office/drawing/2016/5/14/chartex" xmlns:mc="http://schemas.openxmlformats.org/markup-compatibility/2006" xmlns:aink="http://schemas.microsoft.com/office/drawing/2016/ink" xmlns:am3d="http://schemas.microsoft.com/office/drawing/2017/model3d" xmlns:o="urn:schemas-microsoft-com:office:office" xmlns:r="http://schemas.openxmlformats.org/officeDocument/2006/relationships" xmlns:m="http://schemas.openxmlformats.org/officeDocument/2006/math" xmlns:v="urn:schemas-microsoft-com:vml" xmlns:wp14="http://schemas.microsoft.com/office/word/2010/wordprocessingDrawing" xmlns:wp="http://schemas.openxmlformats.org/drawingml/2006/wordprocessingDrawing" xmlns:w10="urn:schemas-microsoft-com:office:word" xmlns:w="http://schemas.openxmlformats.org/wordprocessingml/2006/main" xmlns:w14="http://schemas.microsoft.com/office/word/2010/wordml" xmlns:w15="http://schemas.microsoft.com/office/word/2012/wordml" xmlns:w16cid="http://schemas.microsoft.com/office/word/2016/wordml/cid" xmlns:w16se="http://schemas.microsoft.com/office/word/2015/wordml/symex" xmlns:wpg="http://schemas.microsoft.com/office/word/2010/wordprocessingGroup" xmlns:wpi="http://schemas.microsoft.com/office/word/2010/wordprocessingInk" xmlns:wne="http://schemas.microsoft.com/office/word/2006/wordml" xmlns:wps="http://schemas.microsoft.com/office/word/2010/wordprocessingShape" mc:Ignorable="w14 w15 w16se w16cid wp14">
   <w:numPicBullet w:numPicBulletId="0">
     <w:pict>
       <v:shapetype id="_x0000_t75" coordsize="21600,21600" o:spt="75" o:preferrelative="t" path="m@4@5l@4@11@9@11@9@5xe" filled="f" stroked="f">
@@ -31453,7 +30989,7 @@
         <v:path o:extrusionok="f" gradientshapeok="t" o:connecttype="rect"/>
         <o:lock v:ext="edit" aspectratio="t"/>
       </v:shapetype>
-      <v:shape id="_x0000_i1026" type="#_x0000_t75" alt="BD21312_" style="width:11.85pt;height:11.85pt;visibility:visible;mso-wrap-style:square" o:bullet="t">
+      <v:shape id="_x0000_i1041" type="#_x0000_t75" alt="BD21312_" style="width:12pt;height:12pt;visibility:visible;mso-wrap-style:square" o:bullet="t">
         <v:imagedata r:id="rId1" o:title="BD21312_"/>
       </v:shape>
     </w:pict>
@@ -36289,7 +35825,7 @@
 </file>
 
 <file path=word/styles.xml><?xml version="1.0" encoding="utf-8"?>
-<w:styles xmlns:mc="http://schemas.openxmlformats.org/markup-compatibility/2006" xmlns:r="http://schemas.openxmlformats.org/officeDocument/2006/relationships" xmlns:w="http://schemas.openxmlformats.org/wordprocessingml/2006/main" xmlns:w14="http://schemas.microsoft.com/office/word/2010/wordml" xmlns:w15="http://schemas.microsoft.com/office/word/2012/wordml" mc:Ignorable="w14 w15">
+<w:styles xmlns:mc="http://schemas.openxmlformats.org/markup-compatibility/2006" xmlns:r="http://schemas.openxmlformats.org/officeDocument/2006/relationships" xmlns:w="http://schemas.openxmlformats.org/wordprocessingml/2006/main" xmlns:w14="http://schemas.microsoft.com/office/word/2010/wordml" xmlns:w15="http://schemas.microsoft.com/office/word/2012/wordml" xmlns:w16cid="http://schemas.microsoft.com/office/word/2016/wordml/cid" xmlns:w16se="http://schemas.microsoft.com/office/word/2015/wordml/symex" mc:Ignorable="w14 w15 w16se w16cid">
   <w:docDefaults>
     <w:rPrDefault>
       <w:rPr>
@@ -36306,7 +35842,7 @@
       </w:pPr>
     </w:pPrDefault>
   </w:docDefaults>
-  <w:latentStyles w:defLockedState="0" w:defUIPriority="99" w:defSemiHidden="0" w:defUnhideWhenUsed="0" w:defQFormat="0" w:count="371">
+  <w:latentStyles w:defLockedState="0" w:defUIPriority="99" w:defSemiHidden="0" w:defUnhideWhenUsed="0" w:defQFormat="0" w:count="375">
     <w:lsdException w:name="Normal" w:uiPriority="0" w:qFormat="1"/>
     <w:lsdException w:name="heading 1" w:uiPriority="0" w:qFormat="1"/>
     <w:lsdException w:name="heading 2" w:semiHidden="1" w:uiPriority="9" w:unhideWhenUsed="1" w:qFormat="1"/>
@@ -36678,6 +36214,10 @@
     <w:lsdException w:name="List Table 5 Dark Accent 6" w:uiPriority="50"/>
     <w:lsdException w:name="List Table 6 Colorful Accent 6" w:uiPriority="51"/>
     <w:lsdException w:name="List Table 7 Colorful Accent 6" w:uiPriority="52"/>
+    <w:lsdException w:name="Mention" w:semiHidden="1" w:unhideWhenUsed="1"/>
+    <w:lsdException w:name="Smart Hyperlink" w:semiHidden="1" w:unhideWhenUsed="1"/>
+    <w:lsdException w:name="Hashtag" w:semiHidden="1" w:unhideWhenUsed="1"/>
+    <w:lsdException w:name="Unresolved Mention" w:semiHidden="1" w:unhideWhenUsed="1"/>
   </w:latentStyles>
   <w:style w:type="paragraph" w:default="1" w:styleId="a">
     <w:name w:val="Normal"/>
@@ -37280,7 +36820,7 @@
 </file>
 
 <file path=customXml/itemProps1.xml><?xml version="1.0" encoding="utf-8"?>
-<ds:datastoreItem xmlns:ds="http://schemas.openxmlformats.org/officeDocument/2006/customXml" ds:itemID="{93851D29-2DB9-41B1-AB46-A957C24E15ED}">
+<ds:datastoreItem xmlns:ds="http://schemas.openxmlformats.org/officeDocument/2006/customXml" ds:itemID="{4FC91F02-9E5D-4F58-BC03-CE41DC904AE6}">
   <ds:schemaRefs>
     <ds:schemaRef ds:uri="http://schemas.openxmlformats.org/officeDocument/2006/bibliography"/>
   </ds:schemaRefs>
